--- a/Economics/ПРИ123-ЭКОНОМИКА-#01-Нямаа.docx
+++ b/Economics/ПРИ123-ЭКОНОМИКА-#01-Нямаа.docx
@@ -1408,13 +1408,7 @@
         <w:rPr>
           <w:sz w:val="28"/>
         </w:rPr>
-        <w:t xml:space="preserve">схожее с предыдущим классом, то есть </w:t>
-      </w:r>
-      <w:r>
-        <w:rPr>
-          <w:sz w:val="28"/>
-        </w:rPr>
-        <w:t xml:space="preserve">отрицательное </w:t>
+        <w:t xml:space="preserve">схожее с предыдущим классом, то есть отрицательное </w:t>
       </w:r>
       <w:r>
         <w:rPr>
@@ -1660,6 +1654,33 @@
     </w:p>
     <w:p>
       <w:pPr>
+        <w:pStyle w:val="a6"/>
+        <w:numPr>
+          <w:ilvl w:val="0"/>
+          <w:numId w:val="6"/>
+        </w:numPr>
+        <w:spacing w:line="360" w:lineRule="auto"/>
+        <w:ind w:left="0" w:firstLine="851"/>
+        <w:jc w:val="both"/>
+        <w:rPr>
+          <w:sz w:val="28"/>
+        </w:rPr>
+      </w:pPr>
+      <w:r>
+        <w:rPr>
+          <w:sz w:val="28"/>
+        </w:rPr>
+        <w:t>Меркантилизм</w:t>
+      </w:r>
+      <w:r>
+        <w:rPr>
+          <w:sz w:val="28"/>
+        </w:rPr>
+        <w:t>.</w:t>
+      </w:r>
+    </w:p>
+    <w:p>
+      <w:pPr>
         <w:spacing w:line="360" w:lineRule="auto"/>
         <w:ind w:firstLine="709"/>
         <w:jc w:val="both"/>
@@ -1671,27 +1692,355 @@
         <w:rPr>
           <w:sz w:val="28"/>
         </w:rPr>
-        <w:t>Для выполнение данной работы была выбрана тема «Аренда виртуального сервера (</w:t>
-      </w:r>
-      <w:r>
-        <w:rPr>
-          <w:sz w:val="28"/>
-          <w:lang w:val="en-US"/>
-        </w:rPr>
-        <w:t>VPS</w:t>
-      </w:r>
-      <w:r>
-        <w:rPr>
-          <w:sz w:val="28"/>
-        </w:rPr>
-        <w:t xml:space="preserve">)», использовалась программа </w:t>
-      </w:r>
-      <w:r>
-        <w:rPr>
-          <w:sz w:val="28"/>
-          <w:lang w:val="en-US"/>
-        </w:rPr>
-        <w:t>All</w:t>
+        <w:t>Представители:</w:t>
+      </w:r>
+      <w:r>
+        <w:rPr>
+          <w:sz w:val="28"/>
+        </w:rPr>
+        <w:t xml:space="preserve"> Томас Ман, Уильям Стаффорд, Антуан де </w:t>
+      </w:r>
+      <w:r>
+        <w:rPr>
+          <w:sz w:val="28"/>
+        </w:rPr>
+        <w:t>Монкретьен</w:t>
+      </w:r>
+      <w:r>
+        <w:rPr>
+          <w:sz w:val="28"/>
+        </w:rPr>
+        <w:t xml:space="preserve">, </w:t>
+      </w:r>
+      <w:r>
+        <w:rPr>
+          <w:sz w:val="28"/>
+        </w:rPr>
+        <w:t>Антонио Серра</w:t>
+      </w:r>
+      <w:r>
+        <w:rPr>
+          <w:sz w:val="28"/>
+        </w:rPr>
+        <w:t>.</w:t>
+      </w:r>
+    </w:p>
+    <w:p>
+      <w:pPr>
+        <w:spacing w:line="360" w:lineRule="auto"/>
+        <w:ind w:firstLine="709"/>
+        <w:jc w:val="both"/>
+        <w:rPr>
+          <w:sz w:val="28"/>
+        </w:rPr>
+      </w:pPr>
+      <w:r>
+        <w:rPr>
+          <w:sz w:val="28"/>
+        </w:rPr>
+        <w:t>Сфера исследования:</w:t>
+      </w:r>
+      <w:r>
+        <w:rPr>
+          <w:sz w:val="28"/>
+        </w:rPr>
+        <w:t xml:space="preserve"> создания богатства общества при помощи внешней торговли, накопления драгоценных металлов и поддержки государства.</w:t>
+      </w:r>
+    </w:p>
+    <w:p>
+      <w:pPr>
+        <w:spacing w:line="360" w:lineRule="auto"/>
+        <w:ind w:firstLine="709"/>
+        <w:jc w:val="both"/>
+        <w:rPr>
+          <w:sz w:val="28"/>
+        </w:rPr>
+      </w:pPr>
+      <w:r>
+        <w:rPr>
+          <w:sz w:val="28"/>
+        </w:rPr>
+        <w:lastRenderedPageBreak/>
+        <w:t>Вклад в науку:</w:t>
+      </w:r>
+      <w:r>
+        <w:rPr>
+          <w:sz w:val="28"/>
+        </w:rPr>
+        <w:t xml:space="preserve"> сформирование концепции торгового баланса (экспорт больше импорта), активное привлечение государства в регулирование торговли</w:t>
+      </w:r>
+    </w:p>
+    <w:p>
+      <w:pPr>
+        <w:pStyle w:val="a6"/>
+        <w:numPr>
+          <w:ilvl w:val="0"/>
+          <w:numId w:val="6"/>
+        </w:numPr>
+        <w:spacing w:line="360" w:lineRule="auto"/>
+        <w:ind w:left="0" w:firstLine="851"/>
+        <w:jc w:val="both"/>
+        <w:rPr>
+          <w:sz w:val="28"/>
+        </w:rPr>
+      </w:pPr>
+      <w:r>
+        <w:rPr>
+          <w:sz w:val="28"/>
+        </w:rPr>
+        <w:t>Марксизм</w:t>
+      </w:r>
+      <w:r>
+        <w:rPr>
+          <w:sz w:val="28"/>
+        </w:rPr>
+        <w:t>.</w:t>
+      </w:r>
+    </w:p>
+    <w:p>
+      <w:pPr>
+        <w:spacing w:line="360" w:lineRule="auto"/>
+        <w:ind w:firstLine="709"/>
+        <w:jc w:val="both"/>
+        <w:rPr>
+          <w:sz w:val="28"/>
+        </w:rPr>
+      </w:pPr>
+      <w:r>
+        <w:rPr>
+          <w:sz w:val="28"/>
+        </w:rPr>
+        <w:t>Представители:</w:t>
+      </w:r>
+      <w:r>
+        <w:rPr>
+          <w:sz w:val="28"/>
+        </w:rPr>
+        <w:t xml:space="preserve"> Карл Маркс, Фридрих Энгельс.</w:t>
+      </w:r>
+    </w:p>
+    <w:p>
+      <w:pPr>
+        <w:spacing w:line="360" w:lineRule="auto"/>
+        <w:ind w:firstLine="709"/>
+        <w:jc w:val="both"/>
+        <w:rPr>
+          <w:sz w:val="28"/>
+        </w:rPr>
+      </w:pPr>
+      <w:r>
+        <w:rPr>
+          <w:sz w:val="28"/>
+        </w:rPr>
+        <w:t>Сфера исследования:</w:t>
+      </w:r>
+      <w:r>
+        <w:rPr>
+          <w:sz w:val="28"/>
+        </w:rPr>
+        <w:t xml:space="preserve"> изучение закономерностей капитализма, определение его исторического места, исследование производственных отношений.</w:t>
+      </w:r>
+    </w:p>
+    <w:p>
+      <w:pPr>
+        <w:spacing w:line="360" w:lineRule="auto"/>
+        <w:ind w:firstLine="709"/>
+        <w:jc w:val="both"/>
+        <w:rPr>
+          <w:sz w:val="28"/>
+        </w:rPr>
+      </w:pPr>
+      <w:r>
+        <w:rPr>
+          <w:sz w:val="28"/>
+        </w:rPr>
+        <w:t>Вклад в науку:</w:t>
+      </w:r>
+      <w:r>
+        <w:rPr>
+          <w:sz w:val="28"/>
+        </w:rPr>
+        <w:t xml:space="preserve"> внедрение понятия прибавочной стоимости и расширение теории трудовой стоимости, анализ капиталистической системы.</w:t>
+      </w:r>
+    </w:p>
+    <w:p>
+      <w:pPr>
+        <w:pStyle w:val="a6"/>
+        <w:numPr>
+          <w:ilvl w:val="0"/>
+          <w:numId w:val="6"/>
+        </w:numPr>
+        <w:spacing w:line="360" w:lineRule="auto"/>
+        <w:ind w:left="0" w:firstLine="851"/>
+        <w:jc w:val="both"/>
+        <w:rPr>
+          <w:sz w:val="28"/>
+        </w:rPr>
+      </w:pPr>
+      <w:r>
+        <w:rPr>
+          <w:sz w:val="28"/>
+        </w:rPr>
+        <w:t>Монетаризм.</w:t>
+      </w:r>
+    </w:p>
+    <w:p>
+      <w:pPr>
+        <w:spacing w:line="360" w:lineRule="auto"/>
+        <w:ind w:firstLine="709"/>
+        <w:jc w:val="both"/>
+        <w:rPr>
+          <w:sz w:val="28"/>
+        </w:rPr>
+      </w:pPr>
+      <w:r>
+        <w:rPr>
+          <w:sz w:val="28"/>
+        </w:rPr>
+        <w:t>Представители:</w:t>
+      </w:r>
+      <w:r>
+        <w:rPr>
+          <w:sz w:val="28"/>
+        </w:rPr>
+        <w:t xml:space="preserve"> Милтон Фридман, Карл Бруннер.</w:t>
+      </w:r>
+    </w:p>
+    <w:p>
+      <w:pPr>
+        <w:spacing w:line="360" w:lineRule="auto"/>
+        <w:ind w:firstLine="709"/>
+        <w:jc w:val="both"/>
+        <w:rPr>
+          <w:sz w:val="28"/>
+        </w:rPr>
+      </w:pPr>
+      <w:r>
+        <w:rPr>
+          <w:sz w:val="28"/>
+        </w:rPr>
+        <w:t>Сфера исследования:</w:t>
+      </w:r>
+      <w:r>
+        <w:rPr>
+          <w:sz w:val="28"/>
+        </w:rPr>
+        <w:t xml:space="preserve"> изучение влияния денежной массы на экономику, сосредоточение </w:t>
+      </w:r>
+      <w:r>
+        <w:rPr>
+          <w:sz w:val="28"/>
+        </w:rPr>
+        <w:t>на количестве денег как на главный фактор, определяющий цены.</w:t>
+      </w:r>
+    </w:p>
+    <w:p>
+      <w:pPr>
+        <w:spacing w:line="360" w:lineRule="auto"/>
+        <w:ind w:firstLine="709"/>
+        <w:jc w:val="both"/>
+        <w:rPr>
+          <w:sz w:val="28"/>
+        </w:rPr>
+      </w:pPr>
+      <w:r>
+        <w:rPr>
+          <w:sz w:val="28"/>
+        </w:rPr>
+        <w:t>Вклад в науку:</w:t>
+      </w:r>
+      <w:r>
+        <w:rPr>
+          <w:sz w:val="28"/>
+        </w:rPr>
+        <w:t xml:space="preserve"> утверждение, что денежная масса является ключевым фактором, определяющим экономическое развитие и инфляцию.</w:t>
+      </w:r>
+    </w:p>
+    <w:p>
+      <w:pPr>
+        <w:pStyle w:val="a6"/>
+        <w:numPr>
+          <w:ilvl w:val="0"/>
+          <w:numId w:val="6"/>
+        </w:numPr>
+        <w:spacing w:line="360" w:lineRule="auto"/>
+        <w:ind w:left="0" w:firstLine="851"/>
+        <w:jc w:val="both"/>
+        <w:rPr>
+          <w:sz w:val="28"/>
+        </w:rPr>
+      </w:pPr>
+      <w:r>
+        <w:rPr>
+          <w:sz w:val="28"/>
+        </w:rPr>
+        <w:t>Маржинализм</w:t>
+      </w:r>
+      <w:r>
+        <w:rPr>
+          <w:sz w:val="28"/>
+        </w:rPr>
+        <w:t>.</w:t>
+      </w:r>
+    </w:p>
+    <w:p>
+      <w:pPr>
+        <w:spacing w:line="360" w:lineRule="auto"/>
+        <w:ind w:firstLine="709"/>
+        <w:jc w:val="both"/>
+        <w:rPr>
+          <w:sz w:val="28"/>
+        </w:rPr>
+      </w:pPr>
+      <w:r>
+        <w:rPr>
+          <w:sz w:val="28"/>
+        </w:rPr>
+        <w:t>Представители:</w:t>
+      </w:r>
+      <w:r>
+        <w:rPr>
+          <w:sz w:val="28"/>
+        </w:rPr>
+        <w:t xml:space="preserve"> Джевонс, Менгер, Вальрас, Визер.</w:t>
+      </w:r>
+    </w:p>
+    <w:p>
+      <w:pPr>
+        <w:spacing w:line="360" w:lineRule="auto"/>
+        <w:ind w:firstLine="709"/>
+        <w:jc w:val="both"/>
+        <w:rPr>
+          <w:sz w:val="28"/>
+        </w:rPr>
+      </w:pPr>
+      <w:r>
+        <w:rPr>
+          <w:sz w:val="28"/>
+        </w:rPr>
+        <w:t>Сфера исследования:</w:t>
+      </w:r>
+      <w:r>
+        <w:rPr>
+          <w:sz w:val="28"/>
+        </w:rPr>
+        <w:t xml:space="preserve"> исследование закономерности экономических процессов на основе оперирования «предельными» понятиями, то есть максимизация собственного удовлетворения отдельных хозяйствующих субъектов.</w:t>
+      </w:r>
+    </w:p>
+    <w:p>
+      <w:pPr>
+        <w:spacing w:line="360" w:lineRule="auto"/>
+        <w:ind w:firstLine="709"/>
+        <w:jc w:val="both"/>
+        <w:rPr>
+          <w:sz w:val="28"/>
+        </w:rPr>
+      </w:pPr>
+      <w:r>
+        <w:rPr>
+          <w:sz w:val="28"/>
+        </w:rPr>
+        <w:t>Вклад в науку:</w:t>
       </w:r>
       <w:r>
         <w:rPr>
@@ -1702,28 +2051,188 @@
       <w:r>
         <w:rPr>
           <w:sz w:val="28"/>
-          <w:lang w:val="en-US"/>
-        </w:rPr>
-        <w:t>Fusion</w:t>
-      </w:r>
-      <w:r>
-        <w:rPr>
-          <w:sz w:val="28"/>
+        </w:rPr>
+        <w:t>сформирование теории предельной полезности, сосредоточение на потребителях и составление более точных моделей экономического поведения.</w:t>
+      </w:r>
+    </w:p>
+    <w:p>
+      <w:pPr>
+        <w:pStyle w:val="a6"/>
+        <w:numPr>
+          <w:ilvl w:val="0"/>
+          <w:numId w:val="6"/>
+        </w:numPr>
+        <w:spacing w:line="360" w:lineRule="auto"/>
+        <w:ind w:left="0" w:firstLine="851"/>
+        <w:jc w:val="both"/>
+        <w:rPr>
+          <w:sz w:val="28"/>
+        </w:rPr>
+      </w:pPr>
+      <w:r>
+        <w:rPr>
+          <w:sz w:val="28"/>
+        </w:rPr>
+        <w:t>Институционализм</w:t>
+      </w:r>
+      <w:r>
+        <w:rPr>
+          <w:sz w:val="28"/>
+        </w:rPr>
+        <w:t>.</w:t>
+      </w:r>
+    </w:p>
+    <w:p>
+      <w:pPr>
+        <w:spacing w:line="360" w:lineRule="auto"/>
+        <w:ind w:firstLine="709"/>
+        <w:jc w:val="both"/>
+        <w:rPr>
+          <w:sz w:val="28"/>
+        </w:rPr>
+      </w:pPr>
+      <w:r>
+        <w:rPr>
+          <w:sz w:val="28"/>
+        </w:rPr>
+        <w:t>Представители:</w:t>
+      </w:r>
+      <w:r>
+        <w:rPr>
+          <w:rFonts w:ascii="Arial" w:hAnsi="Arial" w:cs="Arial"/>
+          <w:color w:val="FFFFFF"/>
         </w:rPr>
         <w:t xml:space="preserve"> </w:t>
       </w:r>
       <w:r>
         <w:rPr>
           <w:sz w:val="28"/>
-          <w:lang w:val="en-US"/>
-        </w:rPr>
-        <w:t>PM</w:t>
-      </w:r>
-      <w:r>
-        <w:rPr>
-          <w:sz w:val="28"/>
-        </w:rPr>
-        <w:t xml:space="preserve"> 8</w:t>
+        </w:rPr>
+        <w:t>Торстейн Веблен</w:t>
+      </w:r>
+      <w:r>
+        <w:rPr>
+          <w:sz w:val="28"/>
+        </w:rPr>
+        <w:t xml:space="preserve">, </w:t>
+      </w:r>
+      <w:r>
+        <w:rPr>
+          <w:sz w:val="28"/>
+        </w:rPr>
+        <w:t>Уэсли Клэйр Митчелл</w:t>
+      </w:r>
+      <w:r>
+        <w:rPr>
+          <w:sz w:val="28"/>
+        </w:rPr>
+        <w:t xml:space="preserve">, </w:t>
+      </w:r>
+      <w:r>
+        <w:rPr>
+          <w:sz w:val="28"/>
+        </w:rPr>
+        <w:t>Джон Морис Кларк</w:t>
+      </w:r>
+    </w:p>
+    <w:p>
+      <w:pPr>
+        <w:spacing w:line="360" w:lineRule="auto"/>
+        <w:ind w:firstLine="709"/>
+        <w:jc w:val="both"/>
+        <w:rPr>
+          <w:sz w:val="28"/>
+        </w:rPr>
+      </w:pPr>
+      <w:r>
+        <w:rPr>
+          <w:sz w:val="28"/>
+        </w:rPr>
+        <w:t>Сфера исследования:</w:t>
+      </w:r>
+      <w:r>
+        <w:rPr>
+          <w:sz w:val="28"/>
+        </w:rPr>
+        <w:t xml:space="preserve"> изучение эволюции социальных институтов </w:t>
+      </w:r>
+      <w:r>
+        <w:rPr>
+          <w:sz w:val="28"/>
+        </w:rPr>
+        <w:lastRenderedPageBreak/>
+        <w:t>(традиции, право, мораль, семья и т.д.) и их влияние на формирование экономического поведения.</w:t>
+      </w:r>
+    </w:p>
+    <w:p>
+      <w:pPr>
+        <w:spacing w:line="360" w:lineRule="auto"/>
+        <w:ind w:firstLine="709"/>
+        <w:jc w:val="both"/>
+        <w:rPr>
+          <w:sz w:val="28"/>
+        </w:rPr>
+      </w:pPr>
+      <w:r>
+        <w:rPr>
+          <w:sz w:val="28"/>
+        </w:rPr>
+        <w:t>Вклад в науку:</w:t>
+      </w:r>
+      <w:r>
+        <w:rPr>
+          <w:sz w:val="28"/>
+        </w:rPr>
+        <w:t xml:space="preserve"> внедрение анализа социальных институтов для более точного формирования экономического поведения.</w:t>
+      </w:r>
+    </w:p>
+    <w:p>
+      <w:pPr>
+        <w:spacing w:line="360" w:lineRule="auto"/>
+        <w:jc w:val="center"/>
+        <w:rPr>
+          <w:sz w:val="28"/>
+        </w:rPr>
+      </w:pPr>
+      <w:r>
+        <w:rPr>
+          <w:sz w:val="28"/>
+        </w:rPr>
+        <w:t>ЗАДАНИЕ 5.</w:t>
+      </w:r>
+    </w:p>
+    <w:p>
+      <w:pPr>
+        <w:spacing w:line="360" w:lineRule="auto"/>
+        <w:ind w:firstLine="709"/>
+        <w:jc w:val="both"/>
+        <w:rPr>
+          <w:sz w:val="28"/>
+        </w:rPr>
+      </w:pPr>
+      <w:r>
+        <w:rPr>
+          <w:sz w:val="28"/>
+        </w:rPr>
+        <w:t>Определить</w:t>
+      </w:r>
+      <w:r>
+        <w:rPr>
+          <w:sz w:val="28"/>
+        </w:rPr>
+        <w:t xml:space="preserve">, кто лишний в предложенном перечне имен, где трое из четырех должны быть объединены одной школой или одной концепцией. </w:t>
+      </w:r>
+      <w:r>
+        <w:rPr>
+          <w:sz w:val="28"/>
+        </w:rPr>
+        <w:t>Охарактеризовать</w:t>
+      </w:r>
+      <w:r>
+        <w:rPr>
+          <w:sz w:val="28"/>
+        </w:rPr>
+        <w:t xml:space="preserve"> школы (концепции)</w:t>
       </w:r>
       <w:r>
         <w:rPr>
@@ -1734,29 +2243,463 @@
     </w:p>
     <w:p>
       <w:pPr>
-        <w:pStyle w:val="a8"/>
-        <w:rPr>
-          <w:sz w:val="28"/>
-          <w:szCs w:val="28"/>
-          <w:lang w:val="ru-RU"/>
-        </w:rPr>
-      </w:pPr>
-    </w:p>
-    <w:p>
-      <w:pPr>
         <w:spacing w:line="360" w:lineRule="auto"/>
         <w:jc w:val="center"/>
         <w:rPr>
           <w:sz w:val="28"/>
-          <w:szCs w:val="28"/>
-        </w:rPr>
-      </w:pPr>
-      <w:r>
-        <w:rPr>
-          <w:sz w:val="28"/>
-          <w:szCs w:val="28"/>
-        </w:rPr>
-        <w:t>Рисунок 1. Выполнение операции с отрицательными числами.</w:t>
+        </w:rPr>
+      </w:pPr>
+      <w:r>
+        <w:rPr>
+          <w:sz w:val="28"/>
+        </w:rPr>
+        <w:t>ВЫПОЛНЕНИЕ РАБОТЫ:</w:t>
+      </w:r>
+    </w:p>
+    <w:p>
+      <w:pPr>
+        <w:pStyle w:val="a6"/>
+        <w:numPr>
+          <w:ilvl w:val="0"/>
+          <w:numId w:val="7"/>
+        </w:numPr>
+        <w:spacing w:line="360" w:lineRule="auto"/>
+        <w:ind w:left="0" w:firstLine="851"/>
+        <w:jc w:val="both"/>
+        <w:rPr>
+          <w:sz w:val="28"/>
+          <w:szCs w:val="28"/>
+        </w:rPr>
+      </w:pPr>
+      <w:r>
+        <w:rPr>
+          <w:sz w:val="28"/>
+          <w:szCs w:val="28"/>
+        </w:rPr>
+        <w:t>Лишним является Тюнен, так как остальные (</w:t>
+      </w:r>
+      <w:r>
+        <w:rPr>
+          <w:sz w:val="28"/>
+          <w:szCs w:val="28"/>
+        </w:rPr>
+        <w:t>Менгер</w:t>
+      </w:r>
+      <w:r>
+        <w:rPr>
+          <w:sz w:val="28"/>
+          <w:szCs w:val="28"/>
+        </w:rPr>
+        <w:t xml:space="preserve">, Джевонс, Вальрас) считаются основателями </w:t>
+      </w:r>
+      <w:r>
+        <w:rPr>
+          <w:sz w:val="28"/>
+          <w:szCs w:val="28"/>
+        </w:rPr>
+        <w:t>м</w:t>
+      </w:r>
+      <w:r>
+        <w:rPr>
+          <w:sz w:val="28"/>
+          <w:szCs w:val="28"/>
+        </w:rPr>
+        <w:t>аржинализм</w:t>
+      </w:r>
+      <w:r>
+        <w:rPr>
+          <w:sz w:val="28"/>
+          <w:szCs w:val="28"/>
+        </w:rPr>
+        <w:t>а в то время, как</w:t>
+      </w:r>
+      <w:r>
+        <w:rPr>
+          <w:sz w:val="28"/>
+          <w:szCs w:val="28"/>
+        </w:rPr>
+        <w:t xml:space="preserve"> Тюнен представитель более ранних работ, концепции которых вошли в маржинализм.</w:t>
+      </w:r>
+    </w:p>
+    <w:p>
+      <w:pPr>
+        <w:pStyle w:val="a6"/>
+        <w:numPr>
+          <w:ilvl w:val="0"/>
+          <w:numId w:val="7"/>
+        </w:numPr>
+        <w:spacing w:line="360" w:lineRule="auto"/>
+        <w:ind w:left="0" w:firstLine="851"/>
+        <w:jc w:val="both"/>
+        <w:rPr>
+          <w:sz w:val="28"/>
+          <w:szCs w:val="28"/>
+        </w:rPr>
+      </w:pPr>
+      <w:r>
+        <w:rPr>
+          <w:sz w:val="28"/>
+          <w:szCs w:val="28"/>
+        </w:rPr>
+        <w:t xml:space="preserve">В данной выборке лишним является Шмолляр: представитель «Новой» исторической школы. </w:t>
+      </w:r>
+      <w:r>
+        <w:rPr>
+          <w:sz w:val="28"/>
+          <w:szCs w:val="28"/>
+        </w:rPr>
+        <w:t>Менгер</w:t>
+      </w:r>
+      <w:r>
+        <w:rPr>
+          <w:sz w:val="28"/>
+          <w:szCs w:val="28"/>
+        </w:rPr>
+        <w:t>,</w:t>
+      </w:r>
+      <w:r>
+        <w:rPr>
+          <w:sz w:val="28"/>
+          <w:szCs w:val="28"/>
+        </w:rPr>
+        <w:t xml:space="preserve"> Бем-Баверк</w:t>
+      </w:r>
+      <w:r>
+        <w:rPr>
+          <w:sz w:val="28"/>
+          <w:szCs w:val="28"/>
+        </w:rPr>
+        <w:t xml:space="preserve"> и В</w:t>
+      </w:r>
+      <w:r>
+        <w:rPr>
+          <w:sz w:val="28"/>
+          <w:szCs w:val="28"/>
+        </w:rPr>
+        <w:t>изер</w:t>
+      </w:r>
+      <w:r>
+        <w:rPr>
+          <w:sz w:val="28"/>
+          <w:szCs w:val="28"/>
+        </w:rPr>
+        <w:t xml:space="preserve"> же представители австрийской школы.</w:t>
+      </w:r>
+    </w:p>
+    <w:p>
+      <w:pPr>
+        <w:pStyle w:val="a6"/>
+        <w:numPr>
+          <w:ilvl w:val="0"/>
+          <w:numId w:val="7"/>
+        </w:numPr>
+        <w:spacing w:line="360" w:lineRule="auto"/>
+        <w:ind w:left="0" w:firstLine="851"/>
+        <w:jc w:val="both"/>
+        <w:rPr>
+          <w:sz w:val="28"/>
+          <w:szCs w:val="28"/>
+        </w:rPr>
+      </w:pPr>
+      <w:r>
+        <w:rPr>
+          <w:sz w:val="28"/>
+          <w:szCs w:val="28"/>
+        </w:rPr>
+        <w:t xml:space="preserve">Визер является лишним, так как является представителем австрийской школы, </w:t>
+      </w:r>
+      <w:r>
+        <w:rPr>
+          <w:sz w:val="28"/>
+          <w:szCs w:val="28"/>
+        </w:rPr>
+        <w:t>Джевон</w:t>
+      </w:r>
+      <w:r>
+        <w:rPr>
+          <w:sz w:val="28"/>
+          <w:szCs w:val="28"/>
+        </w:rPr>
+        <w:t xml:space="preserve">с, </w:t>
+      </w:r>
+      <w:r>
+        <w:rPr>
+          <w:sz w:val="28"/>
+          <w:szCs w:val="28"/>
+        </w:rPr>
+        <w:t>Вальрас</w:t>
+      </w:r>
+      <w:r>
+        <w:rPr>
+          <w:sz w:val="28"/>
+          <w:szCs w:val="28"/>
+        </w:rPr>
+        <w:t xml:space="preserve"> и П</w:t>
+      </w:r>
+      <w:r>
+        <w:rPr>
+          <w:sz w:val="28"/>
+          <w:szCs w:val="28"/>
+        </w:rPr>
+        <w:t>арето</w:t>
+      </w:r>
+      <w:r>
+        <w:rPr>
+          <w:sz w:val="28"/>
+          <w:szCs w:val="28"/>
+        </w:rPr>
+        <w:t xml:space="preserve"> – представители м</w:t>
+      </w:r>
+      <w:r>
+        <w:rPr>
+          <w:sz w:val="28"/>
+          <w:szCs w:val="28"/>
+        </w:rPr>
+        <w:t>аржинализм</w:t>
+      </w:r>
+      <w:r>
+        <w:rPr>
+          <w:sz w:val="28"/>
+          <w:szCs w:val="28"/>
+        </w:rPr>
+        <w:t>а.</w:t>
+      </w:r>
+    </w:p>
+    <w:p>
+      <w:pPr>
+        <w:pStyle w:val="a6"/>
+        <w:numPr>
+          <w:ilvl w:val="0"/>
+          <w:numId w:val="7"/>
+        </w:numPr>
+        <w:spacing w:line="360" w:lineRule="auto"/>
+        <w:ind w:left="0" w:firstLine="851"/>
+        <w:jc w:val="both"/>
+        <w:rPr>
+          <w:sz w:val="28"/>
+          <w:szCs w:val="28"/>
+        </w:rPr>
+      </w:pPr>
+      <w:r>
+        <w:rPr>
+          <w:sz w:val="28"/>
+          <w:szCs w:val="28"/>
+        </w:rPr>
+        <w:t>Маршалл, Пигу и Джевонс – представители н</w:t>
+      </w:r>
+      <w:r>
+        <w:rPr>
+          <w:sz w:val="28"/>
+          <w:szCs w:val="28"/>
+        </w:rPr>
+        <w:t>еоклассическ</w:t>
+      </w:r>
+      <w:r>
+        <w:rPr>
+          <w:sz w:val="28"/>
+          <w:szCs w:val="28"/>
+        </w:rPr>
+        <w:t xml:space="preserve">ой </w:t>
+      </w:r>
+      <w:r>
+        <w:rPr>
+          <w:sz w:val="28"/>
+          <w:szCs w:val="28"/>
+        </w:rPr>
+        <w:t>экономическ</w:t>
+      </w:r>
+      <w:r>
+        <w:rPr>
+          <w:sz w:val="28"/>
+          <w:szCs w:val="28"/>
+        </w:rPr>
+        <w:t>ой</w:t>
+      </w:r>
+      <w:r>
+        <w:rPr>
+          <w:sz w:val="28"/>
+          <w:szCs w:val="28"/>
+        </w:rPr>
+        <w:t xml:space="preserve"> теори</w:t>
+      </w:r>
+      <w:r>
+        <w:rPr>
+          <w:sz w:val="28"/>
+          <w:szCs w:val="28"/>
+        </w:rPr>
+        <w:t>и, Парето разработал собственную концепцию «Эффективности по Парето». По этому причине он является лишним в списке.</w:t>
+      </w:r>
+    </w:p>
+    <w:p>
+      <w:pPr>
+        <w:pStyle w:val="a6"/>
+        <w:numPr>
+          <w:ilvl w:val="0"/>
+          <w:numId w:val="7"/>
+        </w:numPr>
+        <w:spacing w:line="360" w:lineRule="auto"/>
+        <w:ind w:left="0" w:firstLine="851"/>
+        <w:jc w:val="both"/>
+        <w:rPr>
+          <w:sz w:val="28"/>
+          <w:szCs w:val="28"/>
+        </w:rPr>
+      </w:pPr>
+      <w:r>
+        <w:rPr>
+          <w:sz w:val="28"/>
+          <w:szCs w:val="28"/>
+        </w:rPr>
+        <w:t>Давидсон</w:t>
+      </w:r>
+      <w:r>
+        <w:rPr>
+          <w:sz w:val="28"/>
+          <w:szCs w:val="28"/>
+        </w:rPr>
+        <w:t xml:space="preserve"> в данной подборке является лишним</w:t>
+      </w:r>
+      <w:r>
+        <w:rPr>
+          <w:sz w:val="28"/>
+          <w:szCs w:val="28"/>
+        </w:rPr>
+        <w:t xml:space="preserve"> - представитель </w:t>
+      </w:r>
+      <w:r>
+        <w:rPr>
+          <w:sz w:val="28"/>
+          <w:szCs w:val="28"/>
+        </w:rPr>
+        <w:t>посткейнсианской экономической школы</w:t>
+      </w:r>
+      <w:r>
+        <w:rPr>
+          <w:sz w:val="28"/>
+          <w:szCs w:val="28"/>
+        </w:rPr>
+        <w:t>. О</w:t>
+      </w:r>
+      <w:r>
+        <w:rPr>
+          <w:sz w:val="28"/>
+          <w:szCs w:val="28"/>
+        </w:rPr>
+        <w:t>стальные</w:t>
+      </w:r>
+      <w:r>
+        <w:rPr>
+          <w:sz w:val="28"/>
+          <w:szCs w:val="28"/>
+        </w:rPr>
+        <w:t xml:space="preserve"> приведенные представители</w:t>
+      </w:r>
+      <w:r>
+        <w:rPr>
+          <w:sz w:val="28"/>
+          <w:szCs w:val="28"/>
+        </w:rPr>
+        <w:t xml:space="preserve"> </w:t>
+      </w:r>
+      <w:r>
+        <w:rPr>
+          <w:sz w:val="28"/>
+          <w:szCs w:val="28"/>
+        </w:rPr>
+        <w:t xml:space="preserve">входят в Шведскую </w:t>
+      </w:r>
+      <w:r>
+        <w:rPr>
+          <w:sz w:val="28"/>
+          <w:szCs w:val="28"/>
+        </w:rPr>
+        <w:t>школ</w:t>
+      </w:r>
+      <w:r>
+        <w:rPr>
+          <w:sz w:val="28"/>
+          <w:szCs w:val="28"/>
+        </w:rPr>
+        <w:t>у</w:t>
+      </w:r>
+      <w:r>
+        <w:rPr>
+          <w:sz w:val="28"/>
+          <w:szCs w:val="28"/>
+        </w:rPr>
+        <w:t xml:space="preserve"> макроэкономики.</w:t>
+      </w:r>
+    </w:p>
+    <w:p>
+      <w:pPr>
+        <w:pStyle w:val="a6"/>
+        <w:numPr>
+          <w:ilvl w:val="0"/>
+          <w:numId w:val="7"/>
+        </w:numPr>
+        <w:spacing w:line="360" w:lineRule="auto"/>
+        <w:ind w:left="0" w:firstLine="851"/>
+        <w:jc w:val="both"/>
+        <w:rPr>
+          <w:sz w:val="28"/>
+          <w:szCs w:val="28"/>
+        </w:rPr>
+      </w:pPr>
+      <w:r>
+        <w:rPr>
+          <w:sz w:val="28"/>
+          <w:szCs w:val="28"/>
+        </w:rPr>
+        <w:t xml:space="preserve">Парето является лишним, так как является итальянским экономистом, </w:t>
+      </w:r>
+      <w:r>
+        <w:rPr>
+          <w:sz w:val="28"/>
+          <w:szCs w:val="28"/>
+        </w:rPr>
+        <w:t>Струве</w:t>
+      </w:r>
+      <w:r>
+        <w:rPr>
+          <w:sz w:val="28"/>
+          <w:szCs w:val="28"/>
+        </w:rPr>
+        <w:t xml:space="preserve">, </w:t>
+      </w:r>
+      <w:r>
+        <w:rPr>
+          <w:sz w:val="28"/>
+          <w:szCs w:val="28"/>
+        </w:rPr>
+        <w:t>Билимович</w:t>
+      </w:r>
+      <w:r>
+        <w:rPr>
+          <w:sz w:val="28"/>
+          <w:szCs w:val="28"/>
+        </w:rPr>
+        <w:t xml:space="preserve"> и</w:t>
+      </w:r>
+      <w:r>
+        <w:rPr>
+          <w:sz w:val="28"/>
+          <w:szCs w:val="28"/>
+        </w:rPr>
+        <w:t xml:space="preserve"> Слуцкий</w:t>
+      </w:r>
+      <w:r>
+        <w:rPr>
+          <w:sz w:val="28"/>
+          <w:szCs w:val="28"/>
+        </w:rPr>
+        <w:t xml:space="preserve"> являются российскими представителями</w:t>
+      </w:r>
+      <w:r>
+        <w:rPr>
+          <w:sz w:val="28"/>
+          <w:szCs w:val="28"/>
+        </w:rPr>
+        <w:t xml:space="preserve"> экономики.</w:t>
       </w:r>
     </w:p>
     <w:p>
@@ -1765,9 +2708,43 @@
         <w:jc w:val="center"/>
         <w:rPr>
           <w:sz w:val="28"/>
-          <w:szCs w:val="28"/>
-        </w:rPr>
-      </w:pPr>
+        </w:rPr>
+      </w:pPr>
+      <w:r>
+        <w:rPr>
+          <w:sz w:val="28"/>
+        </w:rPr>
+        <w:t>ЗАДАНИЕ 6.</w:t>
+      </w:r>
+    </w:p>
+    <w:p>
+      <w:pPr>
+        <w:spacing w:line="360" w:lineRule="auto"/>
+        <w:ind w:firstLine="709"/>
+        <w:jc w:val="both"/>
+        <w:rPr>
+          <w:sz w:val="28"/>
+        </w:rPr>
+      </w:pPr>
+      <w:r>
+        <w:rPr>
+          <w:sz w:val="28"/>
+        </w:rPr>
+        <w:lastRenderedPageBreak/>
+        <w:t>Раскрыть</w:t>
+      </w:r>
+      <w:r>
+        <w:rPr>
+          <w:sz w:val="28"/>
+        </w:rPr>
+        <w:t xml:space="preserve"> содержание методов экономической науки на конкретных примерах</w:t>
+      </w:r>
+      <w:r>
+        <w:rPr>
+          <w:sz w:val="28"/>
+        </w:rPr>
+        <w:t>.</w:t>
+      </w:r>
     </w:p>
     <w:p>
       <w:pPr>
@@ -1781,7 +2758,7 @@
         <w:rPr>
           <w:sz w:val="28"/>
         </w:rPr>
-        <w:t>ЗАДАНИЕ 5.</w:t>
+        <w:t>ВЫПОЛНЕНИЕ РАБОТЫ:</w:t>
       </w:r>
     </w:p>
     <w:p>
@@ -1797,26 +2774,492 @@
         <w:rPr>
           <w:sz w:val="28"/>
         </w:rPr>
+        <w:t>Здесь будет ответ =)</w:t>
+      </w:r>
+    </w:p>
+    <w:p>
+      <w:pPr>
+        <w:spacing w:line="360" w:lineRule="auto"/>
+        <w:jc w:val="center"/>
+        <w:rPr>
+          <w:sz w:val="28"/>
+        </w:rPr>
+      </w:pPr>
+      <w:r>
+        <w:rPr>
+          <w:sz w:val="28"/>
+        </w:rPr>
+        <w:t>ЗАДАНИЕ 7.</w:t>
+      </w:r>
+    </w:p>
+    <w:p>
+      <w:pPr>
+        <w:spacing w:line="360" w:lineRule="auto"/>
+        <w:ind w:firstLine="709"/>
+        <w:jc w:val="both"/>
+        <w:rPr>
+          <w:sz w:val="28"/>
+        </w:rPr>
+      </w:pPr>
+      <w:r>
+        <w:rPr>
+          <w:sz w:val="28"/>
+        </w:rPr>
+        <w:t>Заполнить приведенный</w:t>
+      </w:r>
+      <w:r>
+        <w:rPr>
+          <w:sz w:val="28"/>
+        </w:rPr>
+        <w:t xml:space="preserve"> глоссарий</w:t>
+      </w:r>
+      <w:r>
+        <w:rPr>
+          <w:sz w:val="28"/>
+        </w:rPr>
+        <w:t>.</w:t>
+      </w:r>
+    </w:p>
+    <w:p>
+      <w:pPr>
+        <w:spacing w:line="360" w:lineRule="auto"/>
+        <w:jc w:val="center"/>
+        <w:rPr>
+          <w:sz w:val="28"/>
+        </w:rPr>
+      </w:pPr>
+      <w:r>
+        <w:rPr>
+          <w:sz w:val="28"/>
+        </w:rPr>
+        <w:t>ВЫПОЛНЕНИЕ РАБОТЫ:</w:t>
+      </w:r>
+    </w:p>
+    <w:p>
+      <w:pPr>
+        <w:pStyle w:val="a6"/>
+        <w:numPr>
+          <w:ilvl w:val="0"/>
+          <w:numId w:val="8"/>
+        </w:numPr>
+        <w:spacing w:line="360" w:lineRule="auto"/>
+        <w:ind w:left="0" w:firstLine="851"/>
+        <w:jc w:val="both"/>
+        <w:rPr>
+          <w:sz w:val="28"/>
+        </w:rPr>
+      </w:pPr>
+      <w:r>
+        <w:rPr>
+          <w:sz w:val="28"/>
+        </w:rPr>
+        <w:t>Предмет учебной дисциплины «Экономика»</w:t>
+      </w:r>
+      <w:r>
+        <w:rPr>
+          <w:sz w:val="28"/>
+        </w:rPr>
+        <w:t xml:space="preserve"> - </w:t>
+      </w:r>
+      <w:r>
+        <w:rPr>
+          <w:sz w:val="28"/>
+        </w:rPr>
+        <w:t>проблема</w:t>
+      </w:r>
+      <w:r>
+        <w:rPr>
+          <w:sz w:val="28"/>
+        </w:rPr>
+        <w:t xml:space="preserve"> </w:t>
+      </w:r>
+      <w:r>
+        <w:rPr>
+          <w:sz w:val="28"/>
+        </w:rPr>
+        <w:t xml:space="preserve">удовлетворения потребностей в условиях ограниченности ресурсов. </w:t>
+      </w:r>
+    </w:p>
+    <w:p>
+      <w:pPr>
+        <w:pStyle w:val="a6"/>
+        <w:numPr>
+          <w:ilvl w:val="0"/>
+          <w:numId w:val="8"/>
+        </w:numPr>
+        <w:spacing w:line="360" w:lineRule="auto"/>
+        <w:ind w:left="0" w:firstLine="851"/>
+        <w:jc w:val="both"/>
+        <w:rPr>
+          <w:sz w:val="28"/>
+        </w:rPr>
+      </w:pPr>
+      <w:r>
+        <w:rPr>
+          <w:sz w:val="28"/>
+        </w:rPr>
+        <w:t xml:space="preserve">Меркантилизм </w:t>
+      </w:r>
+      <w:r>
+        <w:rPr>
+          <w:sz w:val="28"/>
+        </w:rPr>
+        <w:t>–</w:t>
+      </w:r>
+      <w:r>
+        <w:rPr>
+          <w:sz w:val="28"/>
+        </w:rPr>
+        <w:t xml:space="preserve"> </w:t>
+      </w:r>
+      <w:r>
+        <w:rPr>
+          <w:sz w:val="28"/>
+        </w:rPr>
+        <w:t>ранняя школа экономики, основанная на идее, согласно которой богатство страны достигается путем внешней торговли, накопления драгоценных металлов и через активной государственное вмешательство.</w:t>
+      </w:r>
+    </w:p>
+    <w:p>
+      <w:pPr>
+        <w:pStyle w:val="a6"/>
+        <w:numPr>
+          <w:ilvl w:val="0"/>
+          <w:numId w:val="8"/>
+        </w:numPr>
+        <w:spacing w:line="360" w:lineRule="auto"/>
+        <w:ind w:left="0" w:firstLine="851"/>
+        <w:jc w:val="both"/>
+        <w:rPr>
+          <w:sz w:val="28"/>
+        </w:rPr>
+      </w:pPr>
+      <w:r>
+        <w:rPr>
+          <w:sz w:val="28"/>
+        </w:rPr>
+        <w:t>Физиократы</w:t>
+      </w:r>
+      <w:r>
+        <w:rPr>
+          <w:sz w:val="28"/>
+        </w:rPr>
+        <w:t xml:space="preserve"> – экономическая школа, согласно которой единственным источником богатства является сельской хозяйство. Остальные сферы жизни деятельности должны получать минимум для проживания.</w:t>
+      </w:r>
+    </w:p>
+    <w:p>
+      <w:pPr>
+        <w:pStyle w:val="a6"/>
+        <w:numPr>
+          <w:ilvl w:val="0"/>
+          <w:numId w:val="8"/>
+        </w:numPr>
+        <w:spacing w:line="360" w:lineRule="auto"/>
+        <w:ind w:left="0" w:firstLine="851"/>
+        <w:jc w:val="both"/>
+        <w:rPr>
+          <w:sz w:val="28"/>
+        </w:rPr>
+      </w:pPr>
+      <w:r>
+        <w:rPr>
+          <w:sz w:val="28"/>
+        </w:rPr>
+        <w:t>Школа классической политической экономики</w:t>
+      </w:r>
+      <w:r>
+        <w:rPr>
+          <w:sz w:val="28"/>
+        </w:rPr>
+        <w:t xml:space="preserve"> </w:t>
+      </w:r>
+      <w:r>
+        <w:rPr>
+          <w:sz w:val="28"/>
+        </w:rPr>
+        <w:t>–</w:t>
+      </w:r>
+      <w:r>
+        <w:rPr>
+          <w:sz w:val="28"/>
+        </w:rPr>
+        <w:t xml:space="preserve"> </w:t>
+      </w:r>
+      <w:r>
+        <w:rPr>
+          <w:sz w:val="28"/>
+        </w:rPr>
+        <w:t>направление экономики, в основу которого были заложены идеи свободного рынка, конкуренции и законы.</w:t>
+      </w:r>
+    </w:p>
+    <w:p>
+      <w:pPr>
+        <w:pStyle w:val="a6"/>
+        <w:numPr>
+          <w:ilvl w:val="0"/>
+          <w:numId w:val="8"/>
+        </w:numPr>
+        <w:spacing w:line="360" w:lineRule="auto"/>
+        <w:ind w:left="0" w:firstLine="851"/>
+        <w:jc w:val="both"/>
+        <w:rPr>
+          <w:sz w:val="28"/>
+        </w:rPr>
+      </w:pPr>
+      <w:r>
+        <w:rPr>
+          <w:sz w:val="28"/>
+        </w:rPr>
+        <w:t>Марксизм</w:t>
+      </w:r>
+      <w:r>
+        <w:rPr>
+          <w:sz w:val="28"/>
+        </w:rPr>
+        <w:t xml:space="preserve"> – комплекс учений, экономическая составляющая которого </w:t>
+      </w:r>
+      <w:r>
+        <w:rPr>
+          <w:sz w:val="28"/>
+        </w:rPr>
+        <w:t>анализирует взаимосвязь между экономикой, классовой структурой и социальными отношениями</w:t>
+      </w:r>
+      <w:r>
+        <w:rPr>
+          <w:sz w:val="28"/>
+        </w:rPr>
+        <w:t>.</w:t>
+      </w:r>
+    </w:p>
+    <w:p>
+      <w:pPr>
+        <w:pStyle w:val="a6"/>
+        <w:numPr>
+          <w:ilvl w:val="0"/>
+          <w:numId w:val="8"/>
+        </w:numPr>
+        <w:spacing w:line="360" w:lineRule="auto"/>
+        <w:ind w:left="0" w:firstLine="851"/>
+        <w:jc w:val="both"/>
+        <w:rPr>
+          <w:sz w:val="28"/>
+        </w:rPr>
+      </w:pPr>
+      <w:r>
+        <w:rPr>
+          <w:sz w:val="28"/>
+        </w:rPr>
+        <w:t>Маржинализм</w:t>
+      </w:r>
+      <w:r>
+        <w:rPr>
+          <w:sz w:val="28"/>
+        </w:rPr>
+        <w:t xml:space="preserve"> </w:t>
+      </w:r>
+      <w:r>
+        <w:rPr>
+          <w:sz w:val="28"/>
+        </w:rPr>
+        <w:t>– это направление в экономической науке, основывающееся на принципе снижающейся предельной полезности. Этот принцип заключается в том, что каждая последующая единица потребляемого блага становится все менее ценной</w:t>
+      </w:r>
+      <w:r>
+        <w:rPr>
+          <w:sz w:val="28"/>
+        </w:rPr>
+        <w:t>.</w:t>
+      </w:r>
+    </w:p>
+    <w:p>
+      <w:pPr>
+        <w:pStyle w:val="a6"/>
+        <w:numPr>
+          <w:ilvl w:val="0"/>
+          <w:numId w:val="8"/>
+        </w:numPr>
+        <w:spacing w:line="360" w:lineRule="auto"/>
+        <w:ind w:left="0" w:firstLine="851"/>
+        <w:jc w:val="both"/>
+        <w:rPr>
+          <w:sz w:val="28"/>
+        </w:rPr>
+      </w:pPr>
+      <w:r>
+        <w:rPr>
+          <w:sz w:val="28"/>
+        </w:rPr>
+        <w:t>Кейнсианство</w:t>
+      </w:r>
+      <w:r>
+        <w:rPr>
+          <w:sz w:val="28"/>
+        </w:rPr>
+        <w:t xml:space="preserve"> – это </w:t>
+      </w:r>
+      <w:r>
+        <w:rPr>
+          <w:sz w:val="28"/>
+        </w:rPr>
+        <w:t>экономическая теория, которая утверждает, что в периоды кризисов государство должно активно вмешиваться в экономику</w:t>
+      </w:r>
+      <w:r>
+        <w:rPr>
+          <w:sz w:val="28"/>
+        </w:rPr>
+        <w:t>:</w:t>
+      </w:r>
+      <w:r>
+        <w:rPr>
+          <w:sz w:val="28"/>
+        </w:rPr>
+        <w:t xml:space="preserve"> увелич</w:t>
+      </w:r>
+      <w:r>
+        <w:rPr>
+          <w:sz w:val="28"/>
+        </w:rPr>
+        <w:t>ивать</w:t>
+      </w:r>
+      <w:r>
+        <w:rPr>
+          <w:sz w:val="28"/>
+        </w:rPr>
+        <w:t xml:space="preserve"> государственны</w:t>
+      </w:r>
+      <w:r>
+        <w:rPr>
+          <w:sz w:val="28"/>
+        </w:rPr>
+        <w:t>е</w:t>
+      </w:r>
+      <w:r>
+        <w:rPr>
+          <w:sz w:val="28"/>
+        </w:rPr>
+        <w:t xml:space="preserve"> расход</w:t>
+      </w:r>
+      <w:r>
+        <w:rPr>
+          <w:sz w:val="28"/>
+        </w:rPr>
+        <w:t>ы</w:t>
+      </w:r>
+      <w:r>
+        <w:rPr>
+          <w:sz w:val="28"/>
+        </w:rPr>
+        <w:t>, расшир</w:t>
+      </w:r>
+      <w:r>
+        <w:rPr>
+          <w:sz w:val="28"/>
+        </w:rPr>
+        <w:t>ять</w:t>
+      </w:r>
+      <w:r>
+        <w:rPr>
+          <w:sz w:val="28"/>
+        </w:rPr>
+        <w:t xml:space="preserve"> общественны</w:t>
+      </w:r>
+      <w:r>
+        <w:rPr>
+          <w:sz w:val="28"/>
+        </w:rPr>
+        <w:t>е</w:t>
+      </w:r>
+      <w:r>
+        <w:rPr>
+          <w:sz w:val="28"/>
+        </w:rPr>
+        <w:t xml:space="preserve"> </w:t>
+      </w:r>
+      <w:r>
+        <w:rPr>
+          <w:sz w:val="28"/>
+        </w:rPr>
         <w:lastRenderedPageBreak/>
-        <w:t>Определить</w:t>
-      </w:r>
-      <w:r>
-        <w:rPr>
-          <w:sz w:val="28"/>
-        </w:rPr>
-        <w:t xml:space="preserve">, кто лишний в предложенном перечне имен, где трое из четырех должны быть объединены одной школой или одной концепцией. </w:t>
-      </w:r>
-      <w:r>
-        <w:rPr>
-          <w:sz w:val="28"/>
-        </w:rPr>
-        <w:t>Охарактеризовать</w:t>
-      </w:r>
-      <w:r>
-        <w:rPr>
-          <w:sz w:val="28"/>
-        </w:rPr>
-        <w:t xml:space="preserve"> школы (концепции)</w:t>
+        <w:t>работ</w:t>
+      </w:r>
+      <w:r>
+        <w:rPr>
+          <w:sz w:val="28"/>
+        </w:rPr>
+        <w:t>ы</w:t>
+      </w:r>
+      <w:r>
+        <w:rPr>
+          <w:sz w:val="28"/>
+        </w:rPr>
+        <w:t xml:space="preserve"> и поддерж</w:t>
+      </w:r>
+      <w:r>
+        <w:rPr>
+          <w:sz w:val="28"/>
+        </w:rPr>
+        <w:t>ивать</w:t>
+      </w:r>
+      <w:r>
+        <w:rPr>
+          <w:sz w:val="28"/>
+        </w:rPr>
+        <w:t xml:space="preserve"> покупательн</w:t>
+      </w:r>
+      <w:r>
+        <w:rPr>
+          <w:sz w:val="28"/>
+        </w:rPr>
+        <w:t>ую</w:t>
+      </w:r>
+      <w:r>
+        <w:rPr>
+          <w:sz w:val="28"/>
+        </w:rPr>
+        <w:t xml:space="preserve"> способност</w:t>
+      </w:r>
+      <w:r>
+        <w:rPr>
+          <w:sz w:val="28"/>
+        </w:rPr>
+        <w:t>ь</w:t>
+      </w:r>
+      <w:r>
+        <w:rPr>
+          <w:sz w:val="28"/>
+        </w:rPr>
+        <w:t xml:space="preserve"> населения. </w:t>
+      </w:r>
+    </w:p>
+    <w:p>
+      <w:pPr>
+        <w:pStyle w:val="a6"/>
+        <w:numPr>
+          <w:ilvl w:val="0"/>
+          <w:numId w:val="8"/>
+        </w:numPr>
+        <w:spacing w:line="360" w:lineRule="auto"/>
+        <w:ind w:left="0" w:firstLine="851"/>
+        <w:jc w:val="both"/>
+        <w:rPr>
+          <w:sz w:val="28"/>
+        </w:rPr>
+      </w:pPr>
+      <w:r>
+        <w:rPr>
+          <w:sz w:val="28"/>
+        </w:rPr>
+        <w:t>Монетаризм</w:t>
+      </w:r>
+      <w:r>
+        <w:rPr>
+          <w:sz w:val="28"/>
+        </w:rPr>
+        <w:t xml:space="preserve"> – макроэкономическая теория, </w:t>
+      </w:r>
+      <w:r>
+        <w:rPr>
+          <w:sz w:val="28"/>
+        </w:rPr>
+        <w:t>согласно которой количество денег в обращении является определяющим фактором развития экономики</w:t>
       </w:r>
       <w:r>
         <w:rPr>
@@ -1827,17 +3270,308 @@
     </w:p>
     <w:p>
       <w:pPr>
+        <w:pStyle w:val="a6"/>
+        <w:numPr>
+          <w:ilvl w:val="0"/>
+          <w:numId w:val="8"/>
+        </w:numPr>
+        <w:spacing w:line="360" w:lineRule="auto"/>
+        <w:ind w:left="0" w:firstLine="851"/>
+        <w:jc w:val="both"/>
+        <w:rPr>
+          <w:sz w:val="28"/>
+        </w:rPr>
+      </w:pPr>
+      <w:r>
+        <w:rPr>
+          <w:sz w:val="28"/>
+        </w:rPr>
+        <w:t>Микроэкономика</w:t>
+      </w:r>
+      <w:r>
+        <w:rPr>
+          <w:sz w:val="28"/>
+        </w:rPr>
+        <w:t xml:space="preserve"> –</w:t>
+      </w:r>
+      <w:r>
+        <w:rPr>
+          <w:sz w:val="28"/>
+        </w:rPr>
+        <w:t> </w:t>
+      </w:r>
+      <w:r>
+        <w:rPr>
+          <w:sz w:val="28"/>
+        </w:rPr>
+        <w:t xml:space="preserve">это </w:t>
+      </w:r>
+      <w:r>
+        <w:rPr>
+          <w:sz w:val="28"/>
+        </w:rPr>
+        <w:t>направление экономической науки, в рамках которого исследуются взаимоотношения между рыночными секторами, хозяйствующими субъектами и потребителями</w:t>
+      </w:r>
+    </w:p>
+    <w:p>
+      <w:pPr>
+        <w:pStyle w:val="a6"/>
+        <w:numPr>
+          <w:ilvl w:val="0"/>
+          <w:numId w:val="8"/>
+        </w:numPr>
+        <w:spacing w:line="360" w:lineRule="auto"/>
+        <w:ind w:left="0" w:firstLine="851"/>
+        <w:jc w:val="both"/>
+        <w:rPr>
+          <w:sz w:val="28"/>
+        </w:rPr>
+      </w:pPr>
+      <w:r>
+        <w:rPr>
+          <w:sz w:val="28"/>
+        </w:rPr>
+        <w:t>Макроэкономика</w:t>
+      </w:r>
+      <w:r>
+        <w:rPr>
+          <w:sz w:val="28"/>
+        </w:rPr>
+        <w:t xml:space="preserve"> – это раздел </w:t>
+      </w:r>
+      <w:r>
+        <w:rPr>
+          <w:sz w:val="28"/>
+        </w:rPr>
+        <w:t xml:space="preserve">экономической науки, изучающий экономику в целом, как единое целое, на уровне государства </w:t>
+      </w:r>
+      <w:r>
+        <w:rPr>
+          <w:sz w:val="28"/>
+        </w:rPr>
+        <w:t>или всего мира.</w:t>
+      </w:r>
+      <w:r>
+        <w:rPr>
+          <w:sz w:val="28"/>
+        </w:rPr>
+        <w:t> </w:t>
+      </w:r>
+    </w:p>
+    <w:p>
+      <w:pPr>
+        <w:pStyle w:val="a6"/>
+        <w:numPr>
+          <w:ilvl w:val="0"/>
+          <w:numId w:val="8"/>
+        </w:numPr>
+        <w:spacing w:line="360" w:lineRule="auto"/>
+        <w:ind w:left="0" w:firstLine="851"/>
+        <w:jc w:val="both"/>
+        <w:rPr>
+          <w:sz w:val="28"/>
+        </w:rPr>
+      </w:pPr>
+      <w:r>
+        <w:rPr>
+          <w:sz w:val="28"/>
+        </w:rPr>
+        <w:t>Политическая экономика</w:t>
+      </w:r>
+      <w:r>
+        <w:rPr>
+          <w:sz w:val="28"/>
+        </w:rPr>
+        <w:t xml:space="preserve"> – это </w:t>
+      </w:r>
+      <w:r>
+        <w:rPr>
+          <w:sz w:val="28"/>
+        </w:rPr>
+        <w:t>одна из </w:t>
+      </w:r>
+      <w:hyperlink r:id="rId7" w:tooltip="Общественные науки" w:history="1">
+        <w:r>
+          <w:rPr>
+            <w:sz w:val="28"/>
+          </w:rPr>
+          <w:t>общественных наук</w:t>
+        </w:r>
+      </w:hyperlink>
+      <w:r>
+        <w:rPr>
+          <w:sz w:val="28"/>
+        </w:rPr>
+        <w:t>, предметом исследования которой являются отношения между </w:t>
+      </w:r>
+      <w:hyperlink r:id="rId8" w:tooltip="Рынок" w:history="1">
+        <w:r>
+          <w:rPr>
+            <w:sz w:val="28"/>
+          </w:rPr>
+          <w:t>рынком</w:t>
+        </w:r>
+      </w:hyperlink>
+      <w:r>
+        <w:rPr>
+          <w:sz w:val="28"/>
+        </w:rPr>
+        <w:t> и </w:t>
+      </w:r>
+      <w:hyperlink r:id="rId9" w:tooltip="Государство" w:history="1">
+        <w:r>
+          <w:rPr>
+            <w:sz w:val="28"/>
+          </w:rPr>
+          <w:t>государством</w:t>
+        </w:r>
+      </w:hyperlink>
+      <w:r>
+        <w:rPr>
+          <w:sz w:val="28"/>
+        </w:rPr>
+        <w:t>, </w:t>
+      </w:r>
+      <w:hyperlink r:id="rId10" w:tooltip="Индивид" w:history="1">
+        <w:r>
+          <w:rPr>
+            <w:sz w:val="28"/>
+          </w:rPr>
+          <w:t>индивидом</w:t>
+        </w:r>
+      </w:hyperlink>
+      <w:r>
+        <w:rPr>
+          <w:sz w:val="28"/>
+        </w:rPr>
+        <w:t> и </w:t>
+      </w:r>
+      <w:hyperlink r:id="rId11" w:tooltip="Общество" w:history="1">
+        <w:r>
+          <w:rPr>
+            <w:sz w:val="28"/>
+          </w:rPr>
+          <w:t>обществом</w:t>
+        </w:r>
+      </w:hyperlink>
+      <w:r>
+        <w:rPr>
+          <w:sz w:val="28"/>
+        </w:rPr>
+        <w:t>.</w:t>
+      </w:r>
+    </w:p>
+    <w:p>
+      <w:pPr>
+        <w:pStyle w:val="a6"/>
+        <w:numPr>
+          <w:ilvl w:val="0"/>
+          <w:numId w:val="8"/>
+        </w:numPr>
+        <w:spacing w:line="360" w:lineRule="auto"/>
+        <w:ind w:left="0" w:firstLine="851"/>
+        <w:jc w:val="both"/>
+        <w:rPr>
+          <w:sz w:val="28"/>
+        </w:rPr>
+      </w:pPr>
+      <w:r>
+        <w:rPr>
+          <w:sz w:val="28"/>
+        </w:rPr>
+        <w:t>Экономические законы</w:t>
+      </w:r>
+      <w:r>
+        <w:rPr>
+          <w:sz w:val="28"/>
+        </w:rPr>
+        <w:t xml:space="preserve"> – </w:t>
+      </w:r>
+      <w:r>
+        <w:rPr>
+          <w:sz w:val="28"/>
+        </w:rPr>
+        <w:t>это существенное, необходимое, устойчивое отношение в экономических явлениях и процессах, определяющее их развитие.</w:t>
+      </w:r>
+    </w:p>
+    <w:p>
+      <w:pPr>
+        <w:pStyle w:val="a6"/>
+        <w:numPr>
+          <w:ilvl w:val="0"/>
+          <w:numId w:val="8"/>
+        </w:numPr>
+        <w:spacing w:line="360" w:lineRule="auto"/>
+        <w:ind w:left="0" w:firstLine="851"/>
+        <w:jc w:val="both"/>
+        <w:rPr>
+          <w:sz w:val="28"/>
+        </w:rPr>
+      </w:pPr>
+      <w:r>
+        <w:rPr>
+          <w:sz w:val="28"/>
+        </w:rPr>
+        <w:t>Методы экономической науки</w:t>
+      </w:r>
+      <w:r>
+        <w:rPr>
+          <w:sz w:val="28"/>
+        </w:rPr>
+        <w:t xml:space="preserve"> – э</w:t>
+      </w:r>
+      <w:r>
+        <w:rPr>
+          <w:sz w:val="28"/>
+        </w:rPr>
+        <w:t>то</w:t>
+      </w:r>
+      <w:r>
+        <w:rPr>
+          <w:sz w:val="28"/>
+        </w:rPr>
+        <w:t xml:space="preserve"> </w:t>
+      </w:r>
+      <w:r>
+        <w:rPr>
+          <w:sz w:val="28"/>
+        </w:rPr>
+        <w:t>наука о методах</w:t>
+      </w:r>
+      <w:r>
+        <w:rPr>
+          <w:sz w:val="28"/>
+        </w:rPr>
+        <w:t xml:space="preserve"> или их совокупности</w:t>
+      </w:r>
+      <w:r>
+        <w:rPr>
+          <w:sz w:val="28"/>
+        </w:rPr>
+        <w:t xml:space="preserve"> исследования экономических явлени</w:t>
+      </w:r>
+      <w:r>
+        <w:rPr>
+          <w:sz w:val="28"/>
+        </w:rPr>
+        <w:t>й.</w:t>
+      </w:r>
+    </w:p>
+    <w:p>
+      <w:pPr>
         <w:spacing w:line="360" w:lineRule="auto"/>
         <w:jc w:val="center"/>
         <w:rPr>
           <w:sz w:val="28"/>
-        </w:rPr>
-      </w:pPr>
-      <w:r>
-        <w:rPr>
-          <w:sz w:val="28"/>
-        </w:rPr>
-        <w:t>ВЫПОЛНЕНИЕ РАБОТЫ:</w:t>
+          <w:szCs w:val="28"/>
+        </w:rPr>
+      </w:pPr>
+      <w:r>
+        <w:rPr>
+          <w:sz w:val="28"/>
+          <w:szCs w:val="28"/>
+        </w:rPr>
+        <w:t>ВЫВОД К РАБОТЕ:</w:t>
       </w:r>
     </w:p>
     <w:p>
@@ -1853,59 +3587,25 @@
         <w:rPr>
           <w:sz w:val="28"/>
         </w:rPr>
-        <w:t>Для выполнение данной работы была выбрана тема «Аренда виртуального сервера (</w:t>
-      </w:r>
-      <w:r>
-        <w:rPr>
-          <w:sz w:val="28"/>
-          <w:lang w:val="en-US"/>
-        </w:rPr>
-        <w:t>VPS</w:t>
-      </w:r>
-      <w:r>
-        <w:rPr>
-          <w:sz w:val="28"/>
-        </w:rPr>
-        <w:t xml:space="preserve">)», использовалась программа </w:t>
-      </w:r>
-      <w:r>
-        <w:rPr>
-          <w:sz w:val="28"/>
-          <w:lang w:val="en-US"/>
-        </w:rPr>
-        <w:t>All</w:t>
-      </w:r>
-      <w:r>
-        <w:rPr>
-          <w:sz w:val="28"/>
-        </w:rPr>
-        <w:t xml:space="preserve"> </w:t>
-      </w:r>
-      <w:r>
-        <w:rPr>
-          <w:sz w:val="28"/>
-          <w:lang w:val="en-US"/>
-        </w:rPr>
-        <w:t>Fusion</w:t>
-      </w:r>
-      <w:r>
-        <w:rPr>
-          <w:sz w:val="28"/>
-        </w:rPr>
-        <w:t xml:space="preserve"> </w:t>
-      </w:r>
-      <w:r>
-        <w:rPr>
-          <w:sz w:val="28"/>
-          <w:lang w:val="en-US"/>
-        </w:rPr>
-        <w:t>PM</w:t>
-      </w:r>
-      <w:r>
-        <w:rPr>
-          <w:sz w:val="28"/>
-        </w:rPr>
-        <w:t xml:space="preserve"> 8</w:t>
+        <w:t>Я изучил и узнал и</w:t>
+      </w:r>
+      <w:r>
+        <w:rPr>
+          <w:sz w:val="28"/>
+        </w:rPr>
+        <w:t>стори</w:t>
+      </w:r>
+      <w:r>
+        <w:rPr>
+          <w:sz w:val="28"/>
+        </w:rPr>
+        <w:t>ю</w:t>
+      </w:r>
+      <w:r>
+        <w:rPr>
+          <w:sz w:val="28"/>
+        </w:rPr>
+        <w:t xml:space="preserve"> возникновения, предмет и методы экономической науки</w:t>
       </w:r>
       <w:r>
         <w:rPr>
@@ -1914,452 +3614,10 @@
         <w:t>.</w:t>
       </w:r>
     </w:p>
-    <w:p>
-      <w:pPr>
-        <w:pStyle w:val="a8"/>
-        <w:rPr>
-          <w:sz w:val="28"/>
-          <w:szCs w:val="28"/>
-          <w:lang w:val="ru-RU"/>
-        </w:rPr>
-      </w:pPr>
-    </w:p>
-    <w:p>
-      <w:pPr>
-        <w:spacing w:line="360" w:lineRule="auto"/>
-        <w:jc w:val="center"/>
-        <w:rPr>
-          <w:sz w:val="28"/>
-          <w:szCs w:val="28"/>
-        </w:rPr>
-      </w:pPr>
-      <w:r>
-        <w:rPr>
-          <w:sz w:val="28"/>
-          <w:szCs w:val="28"/>
-        </w:rPr>
-        <w:t>Рисунок 1. Выполнение операции с отрицательными числами.</w:t>
-      </w:r>
-    </w:p>
-    <w:p>
-      <w:pPr>
-        <w:spacing w:line="360" w:lineRule="auto"/>
-        <w:jc w:val="center"/>
-        <w:rPr>
-          <w:sz w:val="28"/>
-          <w:szCs w:val="28"/>
-        </w:rPr>
-      </w:pPr>
-    </w:p>
-    <w:p>
-      <w:pPr>
-        <w:spacing w:line="360" w:lineRule="auto"/>
-        <w:jc w:val="center"/>
-        <w:rPr>
-          <w:sz w:val="28"/>
-        </w:rPr>
-      </w:pPr>
-      <w:r>
-        <w:rPr>
-          <w:sz w:val="28"/>
-        </w:rPr>
-        <w:t>ЗАДАНИЕ 6.</w:t>
-      </w:r>
-    </w:p>
-    <w:p>
-      <w:pPr>
-        <w:spacing w:line="360" w:lineRule="auto"/>
-        <w:ind w:firstLine="709"/>
-        <w:jc w:val="both"/>
-        <w:rPr>
-          <w:sz w:val="28"/>
-        </w:rPr>
-      </w:pPr>
-      <w:r>
-        <w:rPr>
-          <w:sz w:val="28"/>
-        </w:rPr>
-        <w:t>Раскрыть</w:t>
-      </w:r>
-      <w:r>
-        <w:rPr>
-          <w:sz w:val="28"/>
-        </w:rPr>
-        <w:t xml:space="preserve"> содержание методов экономической науки на конкретных примерах</w:t>
-      </w:r>
-      <w:r>
-        <w:rPr>
-          <w:sz w:val="28"/>
-        </w:rPr>
-        <w:t>.</w:t>
-      </w:r>
-    </w:p>
-    <w:p>
-      <w:pPr>
-        <w:spacing w:line="360" w:lineRule="auto"/>
-        <w:jc w:val="center"/>
-        <w:rPr>
-          <w:sz w:val="28"/>
-        </w:rPr>
-      </w:pPr>
-      <w:r>
-        <w:rPr>
-          <w:sz w:val="28"/>
-        </w:rPr>
-        <w:t>ВЫПОЛНЕНИЕ РАБОТЫ:</w:t>
-      </w:r>
-    </w:p>
-    <w:p>
-      <w:pPr>
-        <w:spacing w:line="360" w:lineRule="auto"/>
-        <w:ind w:firstLine="709"/>
-        <w:jc w:val="both"/>
-        <w:rPr>
-          <w:sz w:val="28"/>
-        </w:rPr>
-      </w:pPr>
-      <w:r>
-        <w:rPr>
-          <w:sz w:val="28"/>
-        </w:rPr>
-        <w:t>Для выполнение данной работы была выбрана тема «Аренда виртуального сервера (</w:t>
-      </w:r>
-      <w:r>
-        <w:rPr>
-          <w:sz w:val="28"/>
-          <w:lang w:val="en-US"/>
-        </w:rPr>
-        <w:t>VPS</w:t>
-      </w:r>
-      <w:r>
-        <w:rPr>
-          <w:sz w:val="28"/>
-        </w:rPr>
-        <w:t xml:space="preserve">)», использовалась программа </w:t>
-      </w:r>
-      <w:r>
-        <w:rPr>
-          <w:sz w:val="28"/>
-          <w:lang w:val="en-US"/>
-        </w:rPr>
-        <w:t>All</w:t>
-      </w:r>
-      <w:r>
-        <w:rPr>
-          <w:sz w:val="28"/>
-        </w:rPr>
-        <w:t xml:space="preserve"> </w:t>
-      </w:r>
-      <w:r>
-        <w:rPr>
-          <w:sz w:val="28"/>
-          <w:lang w:val="en-US"/>
-        </w:rPr>
-        <w:t>Fusion</w:t>
-      </w:r>
-      <w:r>
-        <w:rPr>
-          <w:sz w:val="28"/>
-        </w:rPr>
-        <w:t xml:space="preserve"> </w:t>
-      </w:r>
-      <w:r>
-        <w:rPr>
-          <w:sz w:val="28"/>
-          <w:lang w:val="en-US"/>
-        </w:rPr>
-        <w:t>PM</w:t>
-      </w:r>
-      <w:r>
-        <w:rPr>
-          <w:sz w:val="28"/>
-        </w:rPr>
-        <w:t xml:space="preserve"> 8</w:t>
-      </w:r>
-      <w:r>
-        <w:rPr>
-          <w:sz w:val="28"/>
-        </w:rPr>
-        <w:t>.</w:t>
-      </w:r>
-    </w:p>
-    <w:p>
-      <w:pPr>
-        <w:pStyle w:val="a8"/>
-        <w:rPr>
-          <w:sz w:val="28"/>
-          <w:szCs w:val="28"/>
-          <w:lang w:val="ru-RU"/>
-        </w:rPr>
-      </w:pPr>
-    </w:p>
-    <w:p>
-      <w:pPr>
-        <w:spacing w:line="360" w:lineRule="auto"/>
-        <w:jc w:val="center"/>
-        <w:rPr>
-          <w:sz w:val="28"/>
-          <w:szCs w:val="28"/>
-        </w:rPr>
-      </w:pPr>
-      <w:r>
-        <w:rPr>
-          <w:sz w:val="28"/>
-          <w:szCs w:val="28"/>
-        </w:rPr>
-        <w:t>Рисунок 1. Выполнение операции с отрицательными числами.</w:t>
-      </w:r>
-    </w:p>
-    <w:p>
-      <w:pPr>
-        <w:spacing w:line="360" w:lineRule="auto"/>
-        <w:jc w:val="center"/>
-        <w:rPr>
-          <w:sz w:val="28"/>
-          <w:szCs w:val="28"/>
-        </w:rPr>
-      </w:pPr>
-    </w:p>
-    <w:p>
-      <w:pPr>
-        <w:spacing w:line="360" w:lineRule="auto"/>
-        <w:jc w:val="center"/>
-        <w:rPr>
-          <w:sz w:val="28"/>
-        </w:rPr>
-      </w:pPr>
-      <w:r>
-        <w:rPr>
-          <w:sz w:val="28"/>
-        </w:rPr>
-        <w:t>ЗАДАНИЕ 7.</w:t>
-      </w:r>
-    </w:p>
-    <w:p>
-      <w:pPr>
-        <w:spacing w:line="360" w:lineRule="auto"/>
-        <w:ind w:firstLine="709"/>
-        <w:jc w:val="both"/>
-        <w:rPr>
-          <w:sz w:val="28"/>
-        </w:rPr>
-      </w:pPr>
-      <w:r>
-        <w:rPr>
-          <w:sz w:val="28"/>
-        </w:rPr>
-        <w:t>Заполнить приведенный</w:t>
-      </w:r>
-      <w:r>
-        <w:rPr>
-          <w:sz w:val="28"/>
-        </w:rPr>
-        <w:t xml:space="preserve"> глоссарий</w:t>
-      </w:r>
-      <w:r>
-        <w:rPr>
-          <w:sz w:val="28"/>
-        </w:rPr>
-        <w:t>.</w:t>
-      </w:r>
-    </w:p>
-    <w:p>
-      <w:pPr>
-        <w:spacing w:line="360" w:lineRule="auto"/>
-        <w:jc w:val="center"/>
-        <w:rPr>
-          <w:sz w:val="28"/>
-        </w:rPr>
-      </w:pPr>
-      <w:r>
-        <w:rPr>
-          <w:sz w:val="28"/>
-        </w:rPr>
-        <w:t>ВЫПОЛНЕНИЕ РАБОТЫ:</w:t>
-      </w:r>
-    </w:p>
-    <w:p>
-      <w:pPr>
-        <w:spacing w:line="360" w:lineRule="auto"/>
-        <w:ind w:firstLine="709"/>
-        <w:jc w:val="both"/>
-        <w:rPr>
-          <w:sz w:val="28"/>
-        </w:rPr>
-      </w:pPr>
-      <w:r>
-        <w:rPr>
-          <w:sz w:val="28"/>
-        </w:rPr>
-        <w:t>Для выполнение данной работы была выбрана тема «Аренда виртуального сервера (</w:t>
-      </w:r>
-      <w:r>
-        <w:rPr>
-          <w:sz w:val="28"/>
-          <w:lang w:val="en-US"/>
-        </w:rPr>
-        <w:t>VPS</w:t>
-      </w:r>
-      <w:r>
-        <w:rPr>
-          <w:sz w:val="28"/>
-        </w:rPr>
-        <w:t xml:space="preserve">)», использовалась программа </w:t>
-      </w:r>
-      <w:r>
-        <w:rPr>
-          <w:sz w:val="28"/>
-          <w:lang w:val="en-US"/>
-        </w:rPr>
-        <w:t>All</w:t>
-      </w:r>
-      <w:r>
-        <w:rPr>
-          <w:sz w:val="28"/>
-        </w:rPr>
-        <w:t xml:space="preserve"> </w:t>
-      </w:r>
-      <w:r>
-        <w:rPr>
-          <w:sz w:val="28"/>
-          <w:lang w:val="en-US"/>
-        </w:rPr>
-        <w:t>Fusion</w:t>
-      </w:r>
-      <w:r>
-        <w:rPr>
-          <w:sz w:val="28"/>
-        </w:rPr>
-        <w:t xml:space="preserve"> </w:t>
-      </w:r>
-      <w:r>
-        <w:rPr>
-          <w:sz w:val="28"/>
-          <w:lang w:val="en-US"/>
-        </w:rPr>
-        <w:t>PM</w:t>
-      </w:r>
-      <w:r>
-        <w:rPr>
-          <w:sz w:val="28"/>
-        </w:rPr>
-        <w:t xml:space="preserve"> 8</w:t>
-      </w:r>
-      <w:r>
-        <w:rPr>
-          <w:sz w:val="28"/>
-        </w:rPr>
-        <w:t>.</w:t>
-      </w:r>
-    </w:p>
-    <w:p>
-      <w:pPr>
-        <w:pStyle w:val="a8"/>
-        <w:rPr>
-          <w:sz w:val="28"/>
-          <w:szCs w:val="28"/>
-          <w:lang w:val="ru-RU"/>
-        </w:rPr>
-      </w:pPr>
-    </w:p>
-    <w:p>
-      <w:pPr>
-        <w:spacing w:line="360" w:lineRule="auto"/>
-        <w:jc w:val="center"/>
-        <w:rPr>
-          <w:sz w:val="28"/>
-          <w:szCs w:val="28"/>
-        </w:rPr>
-      </w:pPr>
-      <w:r>
-        <w:rPr>
-          <w:sz w:val="28"/>
-          <w:szCs w:val="28"/>
-        </w:rPr>
-        <w:t>Рисунок 1. Выполнение операции с отрицательными числами.</w:t>
-      </w:r>
-    </w:p>
-    <w:p>
-      <w:pPr>
-        <w:spacing w:line="360" w:lineRule="auto"/>
-        <w:jc w:val="center"/>
-        <w:rPr>
-          <w:sz w:val="28"/>
-          <w:szCs w:val="28"/>
-        </w:rPr>
-      </w:pPr>
-    </w:p>
-    <w:p>
-      <w:pPr>
-        <w:spacing w:line="360" w:lineRule="auto"/>
-        <w:jc w:val="center"/>
-        <w:rPr>
-          <w:sz w:val="28"/>
-          <w:szCs w:val="28"/>
-        </w:rPr>
-      </w:pPr>
-    </w:p>
-    <w:p>
-      <w:pPr>
-        <w:spacing w:line="360" w:lineRule="auto"/>
-        <w:jc w:val="center"/>
-        <w:rPr>
-          <w:sz w:val="28"/>
-          <w:szCs w:val="28"/>
-        </w:rPr>
-      </w:pPr>
-      <w:r>
-        <w:rPr>
-          <w:sz w:val="28"/>
-          <w:szCs w:val="28"/>
-        </w:rPr>
-        <w:t>ВЫВОД К РАБОТЕ:</w:t>
-      </w:r>
-    </w:p>
-    <w:p>
-      <w:pPr>
-        <w:spacing w:line="360" w:lineRule="auto"/>
-        <w:ind w:firstLine="709"/>
-        <w:jc w:val="both"/>
-        <w:rPr>
-          <w:sz w:val="28"/>
-        </w:rPr>
-      </w:pPr>
-      <w:r>
-        <w:rPr>
-          <w:sz w:val="28"/>
-        </w:rPr>
-        <w:t>Я изучил и узнал и</w:t>
-      </w:r>
-      <w:r>
-        <w:rPr>
-          <w:sz w:val="28"/>
-        </w:rPr>
-        <w:t>стори</w:t>
-      </w:r>
-      <w:r>
-        <w:rPr>
-          <w:sz w:val="28"/>
-        </w:rPr>
-        <w:t>ю</w:t>
-      </w:r>
-      <w:r>
-        <w:rPr>
-          <w:sz w:val="28"/>
-        </w:rPr>
-        <w:t xml:space="preserve"> возникновения, предмет и методы экономической науки</w:t>
-      </w:r>
-      <w:r>
-        <w:rPr>
-          <w:sz w:val="28"/>
-        </w:rPr>
-        <w:t>.</w:t>
-      </w:r>
-    </w:p>
     <w:sectPr>
-      <w:footerReference w:type="even" r:id="rId7"/>
-      <w:footerReference w:type="default" r:id="rId8"/>
-      <w:footerReference w:type="first" r:id="rId9"/>
+      <w:footerReference w:type="even" r:id="rId12"/>
+      <w:footerReference w:type="default" r:id="rId13"/>
+      <w:footerReference w:type="first" r:id="rId14"/>
       <w:pgSz w:w="11906" w:h="16838"/>
       <w:pgMar w:top="1134" w:right="850" w:bottom="1134" w:left="1701" w:header="0" w:footer="708" w:gutter="0"/>
       <w:cols w:space="720"/>
@@ -2563,6 +3821,95 @@
     </w:lvl>
   </w:abstractNum>
   <w:abstractNum w:abstractNumId="1" w15:restartNumberingAfterBreak="0">
+    <w:nsid w:val="1E846636"/>
+    <w:multiLevelType w:val="hybridMultilevel"/>
+    <w:tmpl w:val="E7A8A190"/>
+    <w:lvl w:ilvl="0" w:tplc="0419000F">
+      <w:start w:val="1"/>
+      <w:numFmt w:val="decimal"/>
+      <w:lvlText w:val="%1."/>
+      <w:lvlJc w:val="left"/>
+      <w:pPr>
+        <w:ind w:left="720" w:hanging="360"/>
+      </w:pPr>
+      <w:rPr>
+        <w:rFonts w:hint="default"/>
+      </w:rPr>
+    </w:lvl>
+    <w:lvl w:ilvl="1" w:tplc="04190019" w:tentative="1">
+      <w:start w:val="1"/>
+      <w:numFmt w:val="lowerLetter"/>
+      <w:lvlText w:val="%2."/>
+      <w:lvlJc w:val="left"/>
+      <w:pPr>
+        <w:ind w:left="1440" w:hanging="360"/>
+      </w:pPr>
+    </w:lvl>
+    <w:lvl w:ilvl="2" w:tplc="0419001B" w:tentative="1">
+      <w:start w:val="1"/>
+      <w:numFmt w:val="lowerRoman"/>
+      <w:lvlText w:val="%3."/>
+      <w:lvlJc w:val="right"/>
+      <w:pPr>
+        <w:ind w:left="2160" w:hanging="180"/>
+      </w:pPr>
+    </w:lvl>
+    <w:lvl w:ilvl="3" w:tplc="0419000F" w:tentative="1">
+      <w:start w:val="1"/>
+      <w:numFmt w:val="decimal"/>
+      <w:lvlText w:val="%4."/>
+      <w:lvlJc w:val="left"/>
+      <w:pPr>
+        <w:ind w:left="2880" w:hanging="360"/>
+      </w:pPr>
+    </w:lvl>
+    <w:lvl w:ilvl="4" w:tplc="04190019" w:tentative="1">
+      <w:start w:val="1"/>
+      <w:numFmt w:val="lowerLetter"/>
+      <w:lvlText w:val="%5."/>
+      <w:lvlJc w:val="left"/>
+      <w:pPr>
+        <w:ind w:left="3600" w:hanging="360"/>
+      </w:pPr>
+    </w:lvl>
+    <w:lvl w:ilvl="5" w:tplc="0419001B" w:tentative="1">
+      <w:start w:val="1"/>
+      <w:numFmt w:val="lowerRoman"/>
+      <w:lvlText w:val="%6."/>
+      <w:lvlJc w:val="right"/>
+      <w:pPr>
+        <w:ind w:left="4320" w:hanging="180"/>
+      </w:pPr>
+    </w:lvl>
+    <w:lvl w:ilvl="6" w:tplc="0419000F" w:tentative="1">
+      <w:start w:val="1"/>
+      <w:numFmt w:val="decimal"/>
+      <w:lvlText w:val="%7."/>
+      <w:lvlJc w:val="left"/>
+      <w:pPr>
+        <w:ind w:left="5040" w:hanging="360"/>
+      </w:pPr>
+    </w:lvl>
+    <w:lvl w:ilvl="7" w:tplc="04190019" w:tentative="1">
+      <w:start w:val="1"/>
+      <w:numFmt w:val="lowerLetter"/>
+      <w:lvlText w:val="%8."/>
+      <w:lvlJc w:val="left"/>
+      <w:pPr>
+        <w:ind w:left="5760" w:hanging="360"/>
+      </w:pPr>
+    </w:lvl>
+    <w:lvl w:ilvl="8" w:tplc="0419001B" w:tentative="1">
+      <w:start w:val="1"/>
+      <w:numFmt w:val="lowerRoman"/>
+      <w:lvlText w:val="%9."/>
+      <w:lvlJc w:val="right"/>
+      <w:pPr>
+        <w:ind w:left="6480" w:hanging="180"/>
+      </w:pPr>
+    </w:lvl>
+  </w:abstractNum>
+  <w:abstractNum w:abstractNumId="2" w15:restartNumberingAfterBreak="0">
     <w:nsid w:val="216C65F1"/>
     <w:multiLevelType w:val="hybridMultilevel"/>
     <w:tmpl w:val="D3305AE8"/>
@@ -2648,6 +3995,451 @@
       <w:lvlJc w:val="right"/>
       <w:pPr>
         <w:ind w:left="6829" w:hanging="180"/>
+      </w:pPr>
+    </w:lvl>
+  </w:abstractNum>
+  <w:abstractNum w:abstractNumId="3" w15:restartNumberingAfterBreak="0">
+    <w:nsid w:val="225D7C9B"/>
+    <w:multiLevelType w:val="hybridMultilevel"/>
+    <w:tmpl w:val="340E4314"/>
+    <w:lvl w:ilvl="0" w:tplc="BDCCD614">
+      <w:start w:val="1"/>
+      <w:numFmt w:val="decimal"/>
+      <w:lvlText w:val="%1."/>
+      <w:lvlJc w:val="left"/>
+      <w:pPr>
+        <w:ind w:left="1211" w:hanging="360"/>
+      </w:pPr>
+      <w:rPr>
+        <w:rFonts w:hint="default"/>
+      </w:rPr>
+    </w:lvl>
+    <w:lvl w:ilvl="1" w:tplc="04190019" w:tentative="1">
+      <w:start w:val="1"/>
+      <w:numFmt w:val="lowerLetter"/>
+      <w:lvlText w:val="%2."/>
+      <w:lvlJc w:val="left"/>
+      <w:pPr>
+        <w:ind w:left="1931" w:hanging="360"/>
+      </w:pPr>
+    </w:lvl>
+    <w:lvl w:ilvl="2" w:tplc="0419001B" w:tentative="1">
+      <w:start w:val="1"/>
+      <w:numFmt w:val="lowerRoman"/>
+      <w:lvlText w:val="%3."/>
+      <w:lvlJc w:val="right"/>
+      <w:pPr>
+        <w:ind w:left="2651" w:hanging="180"/>
+      </w:pPr>
+    </w:lvl>
+    <w:lvl w:ilvl="3" w:tplc="0419000F" w:tentative="1">
+      <w:start w:val="1"/>
+      <w:numFmt w:val="decimal"/>
+      <w:lvlText w:val="%4."/>
+      <w:lvlJc w:val="left"/>
+      <w:pPr>
+        <w:ind w:left="3371" w:hanging="360"/>
+      </w:pPr>
+    </w:lvl>
+    <w:lvl w:ilvl="4" w:tplc="04190019" w:tentative="1">
+      <w:start w:val="1"/>
+      <w:numFmt w:val="lowerLetter"/>
+      <w:lvlText w:val="%5."/>
+      <w:lvlJc w:val="left"/>
+      <w:pPr>
+        <w:ind w:left="4091" w:hanging="360"/>
+      </w:pPr>
+    </w:lvl>
+    <w:lvl w:ilvl="5" w:tplc="0419001B" w:tentative="1">
+      <w:start w:val="1"/>
+      <w:numFmt w:val="lowerRoman"/>
+      <w:lvlText w:val="%6."/>
+      <w:lvlJc w:val="right"/>
+      <w:pPr>
+        <w:ind w:left="4811" w:hanging="180"/>
+      </w:pPr>
+    </w:lvl>
+    <w:lvl w:ilvl="6" w:tplc="0419000F" w:tentative="1">
+      <w:start w:val="1"/>
+      <w:numFmt w:val="decimal"/>
+      <w:lvlText w:val="%7."/>
+      <w:lvlJc w:val="left"/>
+      <w:pPr>
+        <w:ind w:left="5531" w:hanging="360"/>
+      </w:pPr>
+    </w:lvl>
+    <w:lvl w:ilvl="7" w:tplc="04190019" w:tentative="1">
+      <w:start w:val="1"/>
+      <w:numFmt w:val="lowerLetter"/>
+      <w:lvlText w:val="%8."/>
+      <w:lvlJc w:val="left"/>
+      <w:pPr>
+        <w:ind w:left="6251" w:hanging="360"/>
+      </w:pPr>
+    </w:lvl>
+    <w:lvl w:ilvl="8" w:tplc="0419001B" w:tentative="1">
+      <w:start w:val="1"/>
+      <w:numFmt w:val="lowerRoman"/>
+      <w:lvlText w:val="%9."/>
+      <w:lvlJc w:val="right"/>
+      <w:pPr>
+        <w:ind w:left="6971" w:hanging="180"/>
+      </w:pPr>
+    </w:lvl>
+  </w:abstractNum>
+  <w:abstractNum w:abstractNumId="4" w15:restartNumberingAfterBreak="0">
+    <w:nsid w:val="2E314950"/>
+    <w:multiLevelType w:val="hybridMultilevel"/>
+    <w:tmpl w:val="76BEC9DE"/>
+    <w:lvl w:ilvl="0" w:tplc="0419000F">
+      <w:start w:val="1"/>
+      <w:numFmt w:val="decimal"/>
+      <w:lvlText w:val="%1."/>
+      <w:lvlJc w:val="left"/>
+      <w:pPr>
+        <w:ind w:left="720" w:hanging="360"/>
+      </w:pPr>
+      <w:rPr>
+        <w:rFonts w:hint="default"/>
+      </w:rPr>
+    </w:lvl>
+    <w:lvl w:ilvl="1" w:tplc="04190019" w:tentative="1">
+      <w:start w:val="1"/>
+      <w:numFmt w:val="lowerLetter"/>
+      <w:lvlText w:val="%2."/>
+      <w:lvlJc w:val="left"/>
+      <w:pPr>
+        <w:ind w:left="1440" w:hanging="360"/>
+      </w:pPr>
+    </w:lvl>
+    <w:lvl w:ilvl="2" w:tplc="0419001B" w:tentative="1">
+      <w:start w:val="1"/>
+      <w:numFmt w:val="lowerRoman"/>
+      <w:lvlText w:val="%3."/>
+      <w:lvlJc w:val="right"/>
+      <w:pPr>
+        <w:ind w:left="2160" w:hanging="180"/>
+      </w:pPr>
+    </w:lvl>
+    <w:lvl w:ilvl="3" w:tplc="0419000F" w:tentative="1">
+      <w:start w:val="1"/>
+      <w:numFmt w:val="decimal"/>
+      <w:lvlText w:val="%4."/>
+      <w:lvlJc w:val="left"/>
+      <w:pPr>
+        <w:ind w:left="2880" w:hanging="360"/>
+      </w:pPr>
+    </w:lvl>
+    <w:lvl w:ilvl="4" w:tplc="04190019" w:tentative="1">
+      <w:start w:val="1"/>
+      <w:numFmt w:val="lowerLetter"/>
+      <w:lvlText w:val="%5."/>
+      <w:lvlJc w:val="left"/>
+      <w:pPr>
+        <w:ind w:left="3600" w:hanging="360"/>
+      </w:pPr>
+    </w:lvl>
+    <w:lvl w:ilvl="5" w:tplc="0419001B" w:tentative="1">
+      <w:start w:val="1"/>
+      <w:numFmt w:val="lowerRoman"/>
+      <w:lvlText w:val="%6."/>
+      <w:lvlJc w:val="right"/>
+      <w:pPr>
+        <w:ind w:left="4320" w:hanging="180"/>
+      </w:pPr>
+    </w:lvl>
+    <w:lvl w:ilvl="6" w:tplc="0419000F" w:tentative="1">
+      <w:start w:val="1"/>
+      <w:numFmt w:val="decimal"/>
+      <w:lvlText w:val="%7."/>
+      <w:lvlJc w:val="left"/>
+      <w:pPr>
+        <w:ind w:left="5040" w:hanging="360"/>
+      </w:pPr>
+    </w:lvl>
+    <w:lvl w:ilvl="7" w:tplc="04190019" w:tentative="1">
+      <w:start w:val="1"/>
+      <w:numFmt w:val="lowerLetter"/>
+      <w:lvlText w:val="%8."/>
+      <w:lvlJc w:val="left"/>
+      <w:pPr>
+        <w:ind w:left="5760" w:hanging="360"/>
+      </w:pPr>
+    </w:lvl>
+    <w:lvl w:ilvl="8" w:tplc="0419001B" w:tentative="1">
+      <w:start w:val="1"/>
+      <w:numFmt w:val="lowerRoman"/>
+      <w:lvlText w:val="%9."/>
+      <w:lvlJc w:val="right"/>
+      <w:pPr>
+        <w:ind w:left="6480" w:hanging="180"/>
+      </w:pPr>
+    </w:lvl>
+  </w:abstractNum>
+  <w:abstractNum w:abstractNumId="5" w15:restartNumberingAfterBreak="0">
+    <w:nsid w:val="55F43C2C"/>
+    <w:multiLevelType w:val="hybridMultilevel"/>
+    <w:tmpl w:val="517672B6"/>
+    <w:lvl w:ilvl="0" w:tplc="D7BCCED4">
+      <w:start w:val="1"/>
+      <w:numFmt w:val="decimal"/>
+      <w:lvlText w:val="%1."/>
+      <w:lvlJc w:val="left"/>
+      <w:pPr>
+        <w:ind w:left="1069" w:hanging="360"/>
+      </w:pPr>
+      <w:rPr>
+        <w:rFonts w:hint="default"/>
+      </w:rPr>
+    </w:lvl>
+    <w:lvl w:ilvl="1" w:tplc="04190019" w:tentative="1">
+      <w:start w:val="1"/>
+      <w:numFmt w:val="lowerLetter"/>
+      <w:lvlText w:val="%2."/>
+      <w:lvlJc w:val="left"/>
+      <w:pPr>
+        <w:ind w:left="1789" w:hanging="360"/>
+      </w:pPr>
+    </w:lvl>
+    <w:lvl w:ilvl="2" w:tplc="0419001B" w:tentative="1">
+      <w:start w:val="1"/>
+      <w:numFmt w:val="lowerRoman"/>
+      <w:lvlText w:val="%3."/>
+      <w:lvlJc w:val="right"/>
+      <w:pPr>
+        <w:ind w:left="2509" w:hanging="180"/>
+      </w:pPr>
+    </w:lvl>
+    <w:lvl w:ilvl="3" w:tplc="0419000F" w:tentative="1">
+      <w:start w:val="1"/>
+      <w:numFmt w:val="decimal"/>
+      <w:lvlText w:val="%4."/>
+      <w:lvlJc w:val="left"/>
+      <w:pPr>
+        <w:ind w:left="3229" w:hanging="360"/>
+      </w:pPr>
+    </w:lvl>
+    <w:lvl w:ilvl="4" w:tplc="04190019" w:tentative="1">
+      <w:start w:val="1"/>
+      <w:numFmt w:val="lowerLetter"/>
+      <w:lvlText w:val="%5."/>
+      <w:lvlJc w:val="left"/>
+      <w:pPr>
+        <w:ind w:left="3949" w:hanging="360"/>
+      </w:pPr>
+    </w:lvl>
+    <w:lvl w:ilvl="5" w:tplc="0419001B" w:tentative="1">
+      <w:start w:val="1"/>
+      <w:numFmt w:val="lowerRoman"/>
+      <w:lvlText w:val="%6."/>
+      <w:lvlJc w:val="right"/>
+      <w:pPr>
+        <w:ind w:left="4669" w:hanging="180"/>
+      </w:pPr>
+    </w:lvl>
+    <w:lvl w:ilvl="6" w:tplc="0419000F" w:tentative="1">
+      <w:start w:val="1"/>
+      <w:numFmt w:val="decimal"/>
+      <w:lvlText w:val="%7."/>
+      <w:lvlJc w:val="left"/>
+      <w:pPr>
+        <w:ind w:left="5389" w:hanging="360"/>
+      </w:pPr>
+    </w:lvl>
+    <w:lvl w:ilvl="7" w:tplc="04190019" w:tentative="1">
+      <w:start w:val="1"/>
+      <w:numFmt w:val="lowerLetter"/>
+      <w:lvlText w:val="%8."/>
+      <w:lvlJc w:val="left"/>
+      <w:pPr>
+        <w:ind w:left="6109" w:hanging="360"/>
+      </w:pPr>
+    </w:lvl>
+    <w:lvl w:ilvl="8" w:tplc="0419001B" w:tentative="1">
+      <w:start w:val="1"/>
+      <w:numFmt w:val="lowerRoman"/>
+      <w:lvlText w:val="%9."/>
+      <w:lvlJc w:val="right"/>
+      <w:pPr>
+        <w:ind w:left="6829" w:hanging="180"/>
+      </w:pPr>
+    </w:lvl>
+  </w:abstractNum>
+  <w:abstractNum w:abstractNumId="6" w15:restartNumberingAfterBreak="0">
+    <w:nsid w:val="564429E2"/>
+    <w:multiLevelType w:val="hybridMultilevel"/>
+    <w:tmpl w:val="CE087F58"/>
+    <w:lvl w:ilvl="0" w:tplc="0419000F">
+      <w:start w:val="1"/>
+      <w:numFmt w:val="decimal"/>
+      <w:lvlText w:val="%1."/>
+      <w:lvlJc w:val="left"/>
+      <w:pPr>
+        <w:ind w:left="720" w:hanging="360"/>
+      </w:pPr>
+      <w:rPr>
+        <w:rFonts w:hint="default"/>
+      </w:rPr>
+    </w:lvl>
+    <w:lvl w:ilvl="1" w:tplc="04190019" w:tentative="1">
+      <w:start w:val="1"/>
+      <w:numFmt w:val="lowerLetter"/>
+      <w:lvlText w:val="%2."/>
+      <w:lvlJc w:val="left"/>
+      <w:pPr>
+        <w:ind w:left="1440" w:hanging="360"/>
+      </w:pPr>
+    </w:lvl>
+    <w:lvl w:ilvl="2" w:tplc="0419001B" w:tentative="1">
+      <w:start w:val="1"/>
+      <w:numFmt w:val="lowerRoman"/>
+      <w:lvlText w:val="%3."/>
+      <w:lvlJc w:val="right"/>
+      <w:pPr>
+        <w:ind w:left="2160" w:hanging="180"/>
+      </w:pPr>
+    </w:lvl>
+    <w:lvl w:ilvl="3" w:tplc="0419000F" w:tentative="1">
+      <w:start w:val="1"/>
+      <w:numFmt w:val="decimal"/>
+      <w:lvlText w:val="%4."/>
+      <w:lvlJc w:val="left"/>
+      <w:pPr>
+        <w:ind w:left="2880" w:hanging="360"/>
+      </w:pPr>
+    </w:lvl>
+    <w:lvl w:ilvl="4" w:tplc="04190019" w:tentative="1">
+      <w:start w:val="1"/>
+      <w:numFmt w:val="lowerLetter"/>
+      <w:lvlText w:val="%5."/>
+      <w:lvlJc w:val="left"/>
+      <w:pPr>
+        <w:ind w:left="3600" w:hanging="360"/>
+      </w:pPr>
+    </w:lvl>
+    <w:lvl w:ilvl="5" w:tplc="0419001B" w:tentative="1">
+      <w:start w:val="1"/>
+      <w:numFmt w:val="lowerRoman"/>
+      <w:lvlText w:val="%6."/>
+      <w:lvlJc w:val="right"/>
+      <w:pPr>
+        <w:ind w:left="4320" w:hanging="180"/>
+      </w:pPr>
+    </w:lvl>
+    <w:lvl w:ilvl="6" w:tplc="0419000F" w:tentative="1">
+      <w:start w:val="1"/>
+      <w:numFmt w:val="decimal"/>
+      <w:lvlText w:val="%7."/>
+      <w:lvlJc w:val="left"/>
+      <w:pPr>
+        <w:ind w:left="5040" w:hanging="360"/>
+      </w:pPr>
+    </w:lvl>
+    <w:lvl w:ilvl="7" w:tplc="04190019" w:tentative="1">
+      <w:start w:val="1"/>
+      <w:numFmt w:val="lowerLetter"/>
+      <w:lvlText w:val="%8."/>
+      <w:lvlJc w:val="left"/>
+      <w:pPr>
+        <w:ind w:left="5760" w:hanging="360"/>
+      </w:pPr>
+    </w:lvl>
+    <w:lvl w:ilvl="8" w:tplc="0419001B" w:tentative="1">
+      <w:start w:val="1"/>
+      <w:numFmt w:val="lowerRoman"/>
+      <w:lvlText w:val="%9."/>
+      <w:lvlJc w:val="right"/>
+      <w:pPr>
+        <w:ind w:left="6480" w:hanging="180"/>
+      </w:pPr>
+    </w:lvl>
+  </w:abstractNum>
+  <w:abstractNum w:abstractNumId="7" w15:restartNumberingAfterBreak="0">
+    <w:nsid w:val="5F465DFE"/>
+    <w:multiLevelType w:val="hybridMultilevel"/>
+    <w:tmpl w:val="6D9EBB94"/>
+    <w:lvl w:ilvl="0" w:tplc="0419000F">
+      <w:start w:val="1"/>
+      <w:numFmt w:val="decimal"/>
+      <w:lvlText w:val="%1."/>
+      <w:lvlJc w:val="left"/>
+      <w:pPr>
+        <w:ind w:left="720" w:hanging="360"/>
+      </w:pPr>
+      <w:rPr>
+        <w:rFonts w:hint="default"/>
+      </w:rPr>
+    </w:lvl>
+    <w:lvl w:ilvl="1" w:tplc="04190019" w:tentative="1">
+      <w:start w:val="1"/>
+      <w:numFmt w:val="lowerLetter"/>
+      <w:lvlText w:val="%2."/>
+      <w:lvlJc w:val="left"/>
+      <w:pPr>
+        <w:ind w:left="1440" w:hanging="360"/>
+      </w:pPr>
+    </w:lvl>
+    <w:lvl w:ilvl="2" w:tplc="0419001B" w:tentative="1">
+      <w:start w:val="1"/>
+      <w:numFmt w:val="lowerRoman"/>
+      <w:lvlText w:val="%3."/>
+      <w:lvlJc w:val="right"/>
+      <w:pPr>
+        <w:ind w:left="2160" w:hanging="180"/>
+      </w:pPr>
+    </w:lvl>
+    <w:lvl w:ilvl="3" w:tplc="0419000F" w:tentative="1">
+      <w:start w:val="1"/>
+      <w:numFmt w:val="decimal"/>
+      <w:lvlText w:val="%4."/>
+      <w:lvlJc w:val="left"/>
+      <w:pPr>
+        <w:ind w:left="2880" w:hanging="360"/>
+      </w:pPr>
+    </w:lvl>
+    <w:lvl w:ilvl="4" w:tplc="04190019" w:tentative="1">
+      <w:start w:val="1"/>
+      <w:numFmt w:val="lowerLetter"/>
+      <w:lvlText w:val="%5."/>
+      <w:lvlJc w:val="left"/>
+      <w:pPr>
+        <w:ind w:left="3600" w:hanging="360"/>
+      </w:pPr>
+    </w:lvl>
+    <w:lvl w:ilvl="5" w:tplc="0419001B" w:tentative="1">
+      <w:start w:val="1"/>
+      <w:numFmt w:val="lowerRoman"/>
+      <w:lvlText w:val="%6."/>
+      <w:lvlJc w:val="right"/>
+      <w:pPr>
+        <w:ind w:left="4320" w:hanging="180"/>
+      </w:pPr>
+    </w:lvl>
+    <w:lvl w:ilvl="6" w:tplc="0419000F" w:tentative="1">
+      <w:start w:val="1"/>
+      <w:numFmt w:val="decimal"/>
+      <w:lvlText w:val="%7."/>
+      <w:lvlJc w:val="left"/>
+      <w:pPr>
+        <w:ind w:left="5040" w:hanging="360"/>
+      </w:pPr>
+    </w:lvl>
+    <w:lvl w:ilvl="7" w:tplc="04190019" w:tentative="1">
+      <w:start w:val="1"/>
+      <w:numFmt w:val="lowerLetter"/>
+      <w:lvlText w:val="%8."/>
+      <w:lvlJc w:val="left"/>
+      <w:pPr>
+        <w:ind w:left="5760" w:hanging="360"/>
+      </w:pPr>
+    </w:lvl>
+    <w:lvl w:ilvl="8" w:tplc="0419001B" w:tentative="1">
+      <w:start w:val="1"/>
+      <w:numFmt w:val="lowerRoman"/>
+      <w:lvlText w:val="%9."/>
+      <w:lvlJc w:val="right"/>
+      <w:pPr>
+        <w:ind w:left="6480" w:hanging="180"/>
       </w:pPr>
     </w:lvl>
   </w:abstractNum>
@@ -2655,7 +4447,25 @@
     <w:abstractNumId w:val="0"/>
   </w:num>
   <w:num w:numId="2" w16cid:durableId="1782723612">
+    <w:abstractNumId w:val="2"/>
+  </w:num>
+  <w:num w:numId="3" w16cid:durableId="86272686">
     <w:abstractNumId w:val="1"/>
+  </w:num>
+  <w:num w:numId="4" w16cid:durableId="231277659">
+    <w:abstractNumId w:val="4"/>
+  </w:num>
+  <w:num w:numId="5" w16cid:durableId="1891450912">
+    <w:abstractNumId w:val="3"/>
+  </w:num>
+  <w:num w:numId="6" w16cid:durableId="1936554720">
+    <w:abstractNumId w:val="7"/>
+  </w:num>
+  <w:num w:numId="7" w16cid:durableId="2097045979">
+    <w:abstractNumId w:val="6"/>
+  </w:num>
+  <w:num w:numId="8" w16cid:durableId="252473957">
+    <w:abstractNumId w:val="5"/>
   </w:num>
 </w:numbering>
 </file>
@@ -3058,7 +4868,7 @@
   <w:style w:type="paragraph" w:default="1" w:styleId="a">
     <w:name w:val="Normal"/>
     <w:qFormat/>
-    <w:rsid w:val="004B6397"/>
+    <w:rsid w:val="00E616CA"/>
     <w:pPr>
       <w:widowControl w:val="0"/>
     </w:pPr>
@@ -3093,6 +4903,7 @@
   <w:style w:type="character" w:default="1" w:styleId="a0">
     <w:name w:val="Default Paragraph Font"/>
     <w:uiPriority w:val="1"/>
+    <w:semiHidden/>
     <w:unhideWhenUsed/>
   </w:style>
   <w:style w:type="table" w:default="1" w:styleId="a1">
@@ -3410,6 +5221,29 @@
       </w:tblBorders>
     </w:tblPr>
   </w:style>
+  <w:style w:type="character" w:styleId="af5">
+    <w:name w:val="Hyperlink"/>
+    <w:basedOn w:val="a0"/>
+    <w:uiPriority w:val="99"/>
+    <w:unhideWhenUsed/>
+    <w:rsid w:val="00231ED9"/>
+    <w:rPr>
+      <w:color w:val="0563C1" w:themeColor="hyperlink"/>
+      <w:u w:val="single"/>
+    </w:rPr>
+  </w:style>
+  <w:style w:type="character" w:styleId="af6">
+    <w:name w:val="Unresolved Mention"/>
+    <w:basedOn w:val="a0"/>
+    <w:uiPriority w:val="99"/>
+    <w:semiHidden/>
+    <w:unhideWhenUsed/>
+    <w:rsid w:val="00231ED9"/>
+    <w:rPr>
+      <w:color w:val="605E5C"/>
+      <w:shd w:val="clear" w:color="auto" w:fill="E1DFDD"/>
+    </w:rPr>
+  </w:style>
 </w:styles>
 </file>
 

--- a/Economics/ПРИ123-ЭКОНОМИКА-#01-Нямаа.docx
+++ b/Economics/ПРИ123-ЭКОНОМИКА-#01-Нямаа.docx
@@ -2162,6 +2162,25 @@
           <w:szCs w:val="28"/>
         </w:rPr>
         <w:t>Парето является лишним, так как является итальянским экономистом, Струве, Билимович и Слуцкий являются российскими представителями экономики.</w:t>
+      </w:r>
+    </w:p>
+    <w:p>
+      <w:pPr>
+        <w:pStyle w:val="ListParagraph"/>
+        <w:numPr>
+          <w:ilvl w:val="0"/>
+          <w:numId w:val="0"/>
+        </w:numPr>
+        <w:spacing w:lineRule="auto" w:line="360"/>
+        <w:ind w:hanging="0" w:left="0"/>
+        <w:jc w:val="both"/>
+        <w:rPr>
+          <w:sz w:val="28"/>
+          <w:szCs w:val="28"/>
+        </w:rPr>
+      </w:pPr>
+      <w:r>
+        <w:rPr/>
       </w:r>
     </w:p>
     <w:p>
@@ -2821,20 +2840,27 @@
     <w:p>
       <w:pPr>
         <w:pStyle w:val="ListParagraph"/>
+        <w:widowControl w:val="false"/>
         <w:numPr>
           <w:ilvl w:val="0"/>
           <w:numId w:val="4"/>
         </w:numPr>
-        <w:spacing w:lineRule="auto" w:line="360"/>
-        <w:ind w:firstLine="851" w:left="0"/>
-        <w:jc w:val="both"/>
-        <w:rPr>
-          <w:sz w:val="28"/>
-        </w:rPr>
-      </w:pPr>
-      <w:r>
-        <w:rPr>
-          <w:sz w:val="28"/>
+        <w:suppressAutoHyphens w:val="true"/>
+        <w:bidi w:val="0"/>
+        <w:spacing w:lineRule="auto" w:line="360" w:before="0" w:after="0"/>
+        <w:ind w:firstLine="989" w:left="0" w:right="0"/>
+        <w:contextualSpacing w:val="false"/>
+        <w:jc w:val="both"/>
+        <w:rPr>
+          <w:sz w:val="28"/>
+        </w:rPr>
+      </w:pPr>
+      <w:r>
+        <w:rPr>
+          <w:i w:val="false"/>
+          <w:iCs w:val="false"/>
+          <w:sz w:val="28"/>
+          <w:szCs w:val="24"/>
         </w:rPr>
         <w:t>Монетаризм – макроэкономическая теория, согласно которой количество денег в обращении является определяющим фактором развития экономики.</w:t>
       </w:r>
@@ -3052,6 +3078,186 @@
           <w:sz w:val="28"/>
         </w:rPr>
         <w:t>Я изучил и узнал историю возникновения, предмет и методы экономической науки.</w:t>
+      </w:r>
+    </w:p>
+    <w:p>
+      <w:pPr>
+        <w:pStyle w:val="Normal"/>
+        <w:spacing w:lineRule="auto" w:line="360"/>
+        <w:ind w:firstLine="709"/>
+        <w:jc w:val="both"/>
+        <w:rPr>
+          <w:sz w:val="28"/>
+        </w:rPr>
+      </w:pPr>
+      <w:r>
+        <w:rPr/>
+      </w:r>
+      <w:r>
+        <w:br w:type="page"/>
+      </w:r>
+    </w:p>
+    <w:p>
+      <w:pPr>
+        <w:pStyle w:val="Normal"/>
+        <w:spacing w:lineRule="auto" w:line="360"/>
+        <w:jc w:val="center"/>
+        <w:rPr>
+          <w:sz w:val="28"/>
+          <w:szCs w:val="28"/>
+        </w:rPr>
+      </w:pPr>
+      <w:r>
+        <w:rPr>
+          <w:sz w:val="28"/>
+          <w:szCs w:val="28"/>
+        </w:rPr>
+        <w:t>ПРИЛОЖЕНИЕ 1</w:t>
+      </w:r>
+      <w:r>
+        <w:rPr>
+          <w:sz w:val="28"/>
+          <w:szCs w:val="28"/>
+        </w:rPr>
+        <w:t>:</w:t>
+      </w:r>
+    </w:p>
+    <w:p>
+      <w:pPr>
+        <w:pStyle w:val="Normal"/>
+        <w:spacing w:lineRule="auto" w:line="360"/>
+        <w:jc w:val="center"/>
+        <w:rPr>
+          <w:i/>
+          <w:i/>
+          <w:iCs/>
+        </w:rPr>
+      </w:pPr>
+      <w:r>
+        <w:rPr>
+          <w:i/>
+          <w:iCs/>
+          <w:sz w:val="28"/>
+          <w:szCs w:val="28"/>
+        </w:rPr>
+        <w:t>Должно ли государство поддерживать отечественных производителей?</w:t>
+      </w:r>
+    </w:p>
+    <w:p>
+      <w:pPr>
+        <w:pStyle w:val="Normal"/>
+        <w:widowControl w:val="false"/>
+        <w:suppressAutoHyphens w:val="true"/>
+        <w:bidi w:val="0"/>
+        <w:spacing w:lineRule="auto" w:line="360" w:before="0" w:after="0"/>
+        <w:ind w:firstLine="989" w:left="0" w:right="0"/>
+        <w:jc w:val="both"/>
+        <w:rPr>
+          <w:i w:val="false"/>
+          <w:i w:val="false"/>
+          <w:iCs w:val="false"/>
+          <w:sz w:val="24"/>
+          <w:szCs w:val="24"/>
+        </w:rPr>
+      </w:pPr>
+      <w:r>
+        <w:rPr>
+          <w:i w:val="false"/>
+          <w:iCs w:val="false"/>
+          <w:sz w:val="24"/>
+          <w:szCs w:val="24"/>
+        </w:rPr>
+        <w:t>Введение</w:t>
+      </w:r>
+    </w:p>
+    <w:p>
+      <w:pPr>
+        <w:pStyle w:val="Normal"/>
+        <w:rPr/>
+      </w:pPr>
+      <w:r>
+        <w:rPr/>
+      </w:r>
+    </w:p>
+    <w:p>
+      <w:pPr>
+        <w:pStyle w:val="Normal"/>
+        <w:widowControl w:val="false"/>
+        <w:suppressAutoHyphens w:val="true"/>
+        <w:bidi w:val="0"/>
+        <w:spacing w:lineRule="auto" w:line="360" w:before="0" w:after="0"/>
+        <w:ind w:firstLine="989" w:left="0" w:right="0"/>
+        <w:jc w:val="both"/>
+        <w:rPr>
+          <w:i w:val="false"/>
+          <w:i w:val="false"/>
+          <w:iCs w:val="false"/>
+          <w:sz w:val="24"/>
+          <w:szCs w:val="24"/>
+        </w:rPr>
+      </w:pPr>
+      <w:r>
+        <w:rPr>
+          <w:i w:val="false"/>
+          <w:iCs w:val="false"/>
+          <w:sz w:val="24"/>
+          <w:szCs w:val="24"/>
+        </w:rPr>
+        <w:t>Основная часть</w:t>
+      </w:r>
+    </w:p>
+    <w:p>
+      <w:pPr>
+        <w:pStyle w:val="Normal"/>
+        <w:widowControl w:val="false"/>
+        <w:suppressAutoHyphens w:val="true"/>
+        <w:bidi w:val="0"/>
+        <w:spacing w:lineRule="auto" w:line="360" w:before="0" w:after="0"/>
+        <w:ind w:firstLine="989" w:left="0" w:right="0"/>
+        <w:jc w:val="both"/>
+        <w:rPr>
+          <w:i w:val="false"/>
+          <w:i w:val="false"/>
+          <w:iCs w:val="false"/>
+          <w:sz w:val="24"/>
+          <w:szCs w:val="24"/>
+        </w:rPr>
+      </w:pPr>
+      <w:r>
+        <w:rPr>
+          <w:i w:val="false"/>
+          <w:iCs w:val="false"/>
+          <w:sz w:val="24"/>
+          <w:szCs w:val="24"/>
+        </w:rPr>
+        <w:t>Краткие выводы</w:t>
+      </w:r>
+    </w:p>
+    <w:p>
+      <w:pPr>
+        <w:pStyle w:val="Normal"/>
+        <w:widowControl w:val="false"/>
+        <w:suppressAutoHyphens w:val="true"/>
+        <w:bidi w:val="0"/>
+        <w:spacing w:lineRule="auto" w:line="360" w:before="0" w:after="0"/>
+        <w:ind w:firstLine="989" w:left="0" w:right="0"/>
+        <w:jc w:val="both"/>
+        <w:rPr>
+          <w:i w:val="false"/>
+          <w:i w:val="false"/>
+          <w:iCs w:val="false"/>
+          <w:sz w:val="24"/>
+          <w:szCs w:val="24"/>
+        </w:rPr>
+      </w:pPr>
+      <w:r>
+        <w:rPr>
+          <w:i w:val="false"/>
+          <w:iCs w:val="false"/>
+          <w:sz w:val="24"/>
+          <w:szCs w:val="24"/>
+        </w:rPr>
+        <w:t>Список используемое литературы</w:t>
       </w:r>
     </w:p>
     <w:sectPr>
@@ -3116,7 +3322,7 @@
         </w:r>
         <w:r>
           <w:rPr/>
-          <w:t>8</w:t>
+          <w:t>9</w:t>
         </w:r>
         <w:r>
           <w:rPr/>
@@ -4350,6 +4556,19 @@
       <w:shd w:fill="E1DFDD" w:val="clear"/>
     </w:rPr>
   </w:style>
+  <w:style w:type="character" w:styleId="Strong">
+    <w:name w:val="Strong"/>
+    <w:qFormat/>
+    <w:rPr>
+      <w:b/>
+      <w:bCs/>
+    </w:rPr>
+  </w:style>
+  <w:style w:type="character" w:styleId="NumberingSymbols">
+    <w:name w:val="Numbering Symbols"/>
+    <w:qFormat/>
+    <w:rPr/>
+  </w:style>
   <w:style w:type="paragraph" w:styleId="Heading" w:customStyle="1">
     <w:name w:val="Heading"/>
     <w:basedOn w:val="Normal"/>

--- a/Economics/ПРИ123-ЭКОНОМИКА-#01-Нямаа.docx
+++ b/Economics/ПРИ123-ЭКОНОМИКА-#01-Нямаа.docx
@@ -1,10 +1,9 @@
 
 <file path=word/document.xml><?xml version="1.0" encoding="utf-8"?>
-<w:document xmlns:o="urn:schemas-microsoft-com:office:office" xmlns:r="http://schemas.openxmlformats.org/officeDocument/2006/relationships" xmlns:v="urn:schemas-microsoft-com:vml" xmlns:w="http://schemas.openxmlformats.org/wordprocessingml/2006/main" xmlns:w10="urn:schemas-microsoft-com:office:word" xmlns:wp="http://schemas.openxmlformats.org/drawingml/2006/wordprocessingDrawing" xmlns:wps="http://schemas.microsoft.com/office/word/2010/wordprocessingShape" xmlns:wpg="http://schemas.microsoft.com/office/word/2010/wordprocessingGroup" xmlns:mc="http://schemas.openxmlformats.org/markup-compatibility/2006" xmlns:wp14="http://schemas.microsoft.com/office/word/2010/wordprocessingDrawing" xmlns:w14="http://schemas.microsoft.com/office/word/2010/wordml" xmlns:w15="http://schemas.microsoft.com/office/word/2012/wordml" mc:Ignorable="w14 wp14 w15">
+<w:document xmlns:wpc="http://schemas.microsoft.com/office/word/2010/wordprocessingCanvas" xmlns:cx="http://schemas.microsoft.com/office/drawing/2014/chartex" xmlns:cx1="http://schemas.microsoft.com/office/drawing/2015/9/8/chartex" xmlns:cx2="http://schemas.microsoft.com/office/drawing/2015/10/21/chartex" xmlns:cx3="http://schemas.microsoft.com/office/drawing/2016/5/9/chartex" xmlns:cx4="http://schemas.microsoft.com/office/drawing/2016/5/10/chartex" xmlns:cx5="http://schemas.microsoft.com/office/drawing/2016/5/11/chartex" xmlns:cx6="http://schemas.microsoft.com/office/drawing/2016/5/12/chartex" xmlns:cx7="http://schemas.microsoft.com/office/drawing/2016/5/13/chartex" xmlns:cx8="http://schemas.microsoft.com/office/drawing/2016/5/14/chartex" xmlns:mc="http://schemas.openxmlformats.org/markup-compatibility/2006" xmlns:aink="http://schemas.microsoft.com/office/drawing/2016/ink" xmlns:am3d="http://schemas.microsoft.com/office/drawing/2017/model3d" xmlns:o="urn:schemas-microsoft-com:office:office" xmlns:oel="http://schemas.microsoft.com/office/2019/extlst" xmlns:r="http://schemas.openxmlformats.org/officeDocument/2006/relationships" xmlns:m="http://schemas.openxmlformats.org/officeDocument/2006/math" xmlns:v="urn:schemas-microsoft-com:vml" xmlns:wp14="http://schemas.microsoft.com/office/word/2010/wordprocessingDrawing" xmlns:wp="http://schemas.openxmlformats.org/drawingml/2006/wordprocessingDrawing" xmlns:w10="urn:schemas-microsoft-com:office:word" xmlns:w="http://schemas.openxmlformats.org/wordprocessingml/2006/main" xmlns:w14="http://schemas.microsoft.com/office/word/2010/wordml" xmlns:w15="http://schemas.microsoft.com/office/word/2012/wordml" xmlns:w16cex="http://schemas.microsoft.com/office/word/2018/wordml/cex" xmlns:w16cid="http://schemas.microsoft.com/office/word/2016/wordml/cid" xmlns:w16="http://schemas.microsoft.com/office/word/2018/wordml" xmlns:w16sdtdh="http://schemas.microsoft.com/office/word/2020/wordml/sdtdatahash" xmlns:w16se="http://schemas.microsoft.com/office/word/2015/wordml/symex" xmlns:wpg="http://schemas.microsoft.com/office/word/2010/wordprocessingGroup" xmlns:wpi="http://schemas.microsoft.com/office/word/2010/wordprocessingInk" xmlns:wne="http://schemas.microsoft.com/office/word/2006/wordml" xmlns:wps="http://schemas.microsoft.com/office/word/2010/wordprocessingShape" mc:Ignorable="w14 w15 w16se w16cid w16 w16cex w16sdtdh wp14">
   <w:body>
     <w:p>
       <w:pPr>
-        <w:pStyle w:val="Normal"/>
         <w:ind w:right="-1"/>
         <w:jc w:val="center"/>
         <w:rPr>
@@ -68,7 +67,6 @@
     </w:p>
     <w:p>
       <w:pPr>
-        <w:pStyle w:val="Normal"/>
         <w:ind w:right="-1"/>
         <w:jc w:val="center"/>
         <w:rPr>
@@ -190,7 +188,6 @@
     </w:p>
     <w:p>
       <w:pPr>
-        <w:pStyle w:val="Normal"/>
         <w:ind w:right="-1"/>
         <w:jc w:val="center"/>
         <w:rPr>
@@ -238,7 +235,6 @@
     </w:p>
     <w:p>
       <w:pPr>
-        <w:pStyle w:val="Normal"/>
         <w:ind w:right="-1"/>
         <w:jc w:val="center"/>
         <w:rPr>
@@ -347,7 +343,6 @@
     </w:p>
     <w:p>
       <w:pPr>
-        <w:pStyle w:val="Normal"/>
         <w:ind w:right="-1"/>
         <w:jc w:val="center"/>
         <w:rPr>
@@ -361,12 +356,29 @@
           <w:sz w:val="24"/>
           <w:szCs w:val="24"/>
         </w:rPr>
-        <w:t>(ВлГУ)</w:t>
-      </w:r>
-    </w:p>
-    <w:p>
-      <w:pPr>
-        <w:pStyle w:val="Normal"/>
+        <w:t>(</w:t>
+      </w:r>
+      <w:proofErr w:type="spellStart"/>
+      <w:r>
+        <w:rPr>
+          <w:b/>
+          <w:sz w:val="24"/>
+          <w:szCs w:val="24"/>
+        </w:rPr>
+        <w:t>ВлГУ</w:t>
+      </w:r>
+      <w:proofErr w:type="spellEnd"/>
+      <w:r>
+        <w:rPr>
+          <w:b/>
+          <w:sz w:val="24"/>
+          <w:szCs w:val="24"/>
+        </w:rPr>
+        <w:t>)</w:t>
+      </w:r>
+    </w:p>
+    <w:p>
+      <w:pPr>
         <w:ind w:right="-1"/>
         <w:jc w:val="center"/>
         <w:rPr>
@@ -375,17 +387,9 @@
           <w:szCs w:val="24"/>
         </w:rPr>
       </w:pPr>
-      <w:r>
-        <w:rPr>
-          <w:b/>
-          <w:sz w:val="24"/>
-          <w:szCs w:val="24"/>
-        </w:rPr>
-      </w:r>
-    </w:p>
-    <w:p>
-      <w:pPr>
-        <w:pStyle w:val="Normal"/>
+    </w:p>
+    <w:p>
+      <w:pPr>
         <w:ind w:right="-1"/>
         <w:jc w:val="center"/>
         <w:rPr>
@@ -490,160 +494,96 @@
     </w:p>
     <w:p>
       <w:pPr>
-        <w:pStyle w:val="PlainText"/>
+        <w:pStyle w:val="a4"/>
         <w:rPr>
           <w:rFonts w:ascii="Times New Roman" w:hAnsi="Times New Roman"/>
           <w:sz w:val="28"/>
           <w:szCs w:val="28"/>
         </w:rPr>
       </w:pPr>
-      <w:r>
+    </w:p>
+    <w:p>
+      <w:pPr>
+        <w:pStyle w:val="a4"/>
         <w:rPr>
           <w:rFonts w:ascii="Times New Roman" w:hAnsi="Times New Roman"/>
           <w:sz w:val="28"/>
           <w:szCs w:val="28"/>
         </w:rPr>
-      </w:r>
-    </w:p>
-    <w:p>
-      <w:pPr>
-        <w:pStyle w:val="PlainText"/>
+      </w:pPr>
+    </w:p>
+    <w:p>
+      <w:pPr>
+        <w:pStyle w:val="a4"/>
         <w:rPr>
           <w:rFonts w:ascii="Times New Roman" w:hAnsi="Times New Roman"/>
           <w:sz w:val="28"/>
           <w:szCs w:val="28"/>
         </w:rPr>
       </w:pPr>
-      <w:r>
+    </w:p>
+    <w:p>
+      <w:pPr>
+        <w:pStyle w:val="a4"/>
         <w:rPr>
           <w:rFonts w:ascii="Times New Roman" w:hAnsi="Times New Roman"/>
           <w:sz w:val="28"/>
           <w:szCs w:val="28"/>
         </w:rPr>
-      </w:r>
-    </w:p>
-    <w:p>
-      <w:pPr>
-        <w:pStyle w:val="PlainText"/>
+      </w:pPr>
+    </w:p>
+    <w:p>
+      <w:pPr>
+        <w:pStyle w:val="a4"/>
         <w:rPr>
           <w:rFonts w:ascii="Times New Roman" w:hAnsi="Times New Roman"/>
           <w:sz w:val="28"/>
           <w:szCs w:val="28"/>
         </w:rPr>
       </w:pPr>
-      <w:r>
+    </w:p>
+    <w:p>
+      <w:pPr>
+        <w:pStyle w:val="a4"/>
         <w:rPr>
           <w:rFonts w:ascii="Times New Roman" w:hAnsi="Times New Roman"/>
           <w:sz w:val="28"/>
           <w:szCs w:val="28"/>
         </w:rPr>
-      </w:r>
-    </w:p>
-    <w:p>
-      <w:pPr>
-        <w:pStyle w:val="PlainText"/>
+      </w:pPr>
+    </w:p>
+    <w:p>
+      <w:pPr>
+        <w:pStyle w:val="a4"/>
         <w:rPr>
           <w:rFonts w:ascii="Times New Roman" w:hAnsi="Times New Roman"/>
           <w:sz w:val="28"/>
           <w:szCs w:val="28"/>
         </w:rPr>
       </w:pPr>
-      <w:r>
+    </w:p>
+    <w:p>
+      <w:pPr>
+        <w:pStyle w:val="a4"/>
         <w:rPr>
           <w:rFonts w:ascii="Times New Roman" w:hAnsi="Times New Roman"/>
           <w:sz w:val="28"/>
           <w:szCs w:val="28"/>
         </w:rPr>
-      </w:r>
-    </w:p>
-    <w:p>
-      <w:pPr>
-        <w:pStyle w:val="PlainText"/>
+      </w:pPr>
+    </w:p>
+    <w:p>
+      <w:pPr>
+        <w:pStyle w:val="a4"/>
         <w:rPr>
           <w:rFonts w:ascii="Times New Roman" w:hAnsi="Times New Roman"/>
           <w:sz w:val="28"/>
           <w:szCs w:val="28"/>
         </w:rPr>
       </w:pPr>
-      <w:r>
-        <w:rPr>
-          <w:rFonts w:ascii="Times New Roman" w:hAnsi="Times New Roman"/>
-          <w:sz w:val="28"/>
-          <w:szCs w:val="28"/>
-        </w:rPr>
-      </w:r>
-    </w:p>
-    <w:p>
-      <w:pPr>
-        <w:pStyle w:val="PlainText"/>
-        <w:rPr>
-          <w:rFonts w:ascii="Times New Roman" w:hAnsi="Times New Roman"/>
-          <w:sz w:val="28"/>
-          <w:szCs w:val="28"/>
-        </w:rPr>
-      </w:pPr>
-      <w:r>
-        <w:rPr>
-          <w:rFonts w:ascii="Times New Roman" w:hAnsi="Times New Roman"/>
-          <w:sz w:val="28"/>
-          <w:szCs w:val="28"/>
-        </w:rPr>
-      </w:r>
-    </w:p>
-    <w:p>
-      <w:pPr>
-        <w:pStyle w:val="PlainText"/>
-        <w:rPr>
-          <w:rFonts w:ascii="Times New Roman" w:hAnsi="Times New Roman"/>
-          <w:sz w:val="28"/>
-          <w:szCs w:val="28"/>
-        </w:rPr>
-      </w:pPr>
-      <w:r>
-        <w:rPr>
-          <w:rFonts w:ascii="Times New Roman" w:hAnsi="Times New Roman"/>
-          <w:sz w:val="28"/>
-          <w:szCs w:val="28"/>
-        </w:rPr>
-      </w:r>
-    </w:p>
-    <w:p>
-      <w:pPr>
-        <w:pStyle w:val="PlainText"/>
-        <w:rPr>
-          <w:rFonts w:ascii="Times New Roman" w:hAnsi="Times New Roman"/>
-          <w:sz w:val="28"/>
-          <w:szCs w:val="28"/>
-        </w:rPr>
-      </w:pPr>
-      <w:r>
-        <w:rPr>
-          <w:rFonts w:ascii="Times New Roman" w:hAnsi="Times New Roman"/>
-          <w:sz w:val="28"/>
-          <w:szCs w:val="28"/>
-        </w:rPr>
-      </w:r>
-    </w:p>
-    <w:p>
-      <w:pPr>
-        <w:pStyle w:val="PlainText"/>
-        <w:rPr>
-          <w:rFonts w:ascii="Times New Roman" w:hAnsi="Times New Roman"/>
-          <w:sz w:val="28"/>
-          <w:szCs w:val="28"/>
-        </w:rPr>
-      </w:pPr>
-      <w:r>
-        <w:rPr>
-          <w:rFonts w:ascii="Times New Roman" w:hAnsi="Times New Roman"/>
-          <w:sz w:val="28"/>
-          <w:szCs w:val="28"/>
-        </w:rPr>
-      </w:r>
-    </w:p>
-    <w:p>
-      <w:pPr>
-        <w:pStyle w:val="Normal"/>
+    </w:p>
+    <w:p>
+      <w:pPr>
         <w:jc w:val="center"/>
         <w:rPr>
           <w:sz w:val="44"/>
@@ -660,7 +600,6 @@
     </w:p>
     <w:p>
       <w:pPr>
-        <w:pStyle w:val="Normal"/>
         <w:jc w:val="center"/>
         <w:rPr>
           <w:sz w:val="44"/>
@@ -677,37 +616,22 @@
     </w:p>
     <w:p>
       <w:pPr>
-        <w:pStyle w:val="Normal"/>
         <w:rPr>
           <w:sz w:val="44"/>
           <w:szCs w:val="28"/>
         </w:rPr>
       </w:pPr>
-      <w:r>
-        <w:rPr>
-          <w:sz w:val="44"/>
-          <w:szCs w:val="28"/>
-        </w:rPr>
-      </w:r>
-    </w:p>
-    <w:p>
-      <w:pPr>
-        <w:pStyle w:val="Normal"/>
-        <w:rPr>
-          <w:sz w:val="28"/>
-          <w:szCs w:val="28"/>
-        </w:rPr>
-      </w:pPr>
-      <w:r>
-        <w:rPr>
-          <w:sz w:val="28"/>
-          <w:szCs w:val="28"/>
-        </w:rPr>
-      </w:r>
-    </w:p>
-    <w:p>
-      <w:pPr>
-        <w:pStyle w:val="Normal"/>
+    </w:p>
+    <w:p>
+      <w:pPr>
+        <w:rPr>
+          <w:sz w:val="28"/>
+          <w:szCs w:val="28"/>
+        </w:rPr>
+      </w:pPr>
+    </w:p>
+    <w:p>
+      <w:pPr>
         <w:jc w:val="center"/>
         <w:rPr>
           <w:sz w:val="36"/>
@@ -738,100 +662,57 @@
     </w:p>
     <w:p>
       <w:pPr>
-        <w:pStyle w:val="Normal"/>
         <w:jc w:val="right"/>
         <w:rPr>
           <w:sz w:val="28"/>
           <w:szCs w:val="28"/>
         </w:rPr>
       </w:pPr>
-      <w:r>
-        <w:rPr>
-          <w:sz w:val="28"/>
-          <w:szCs w:val="28"/>
-        </w:rPr>
-      </w:r>
-    </w:p>
-    <w:p>
-      <w:pPr>
-        <w:pStyle w:val="Normal"/>
+    </w:p>
+    <w:p>
+      <w:pPr>
         <w:jc w:val="right"/>
         <w:rPr>
           <w:sz w:val="28"/>
           <w:szCs w:val="28"/>
         </w:rPr>
       </w:pPr>
-      <w:r>
-        <w:rPr>
-          <w:sz w:val="28"/>
-          <w:szCs w:val="28"/>
-        </w:rPr>
-      </w:r>
-    </w:p>
-    <w:p>
-      <w:pPr>
-        <w:pStyle w:val="Normal"/>
-        <w:rPr>
-          <w:sz w:val="28"/>
-          <w:szCs w:val="28"/>
-        </w:rPr>
-      </w:pPr>
-      <w:r>
-        <w:rPr>
-          <w:sz w:val="28"/>
-          <w:szCs w:val="28"/>
-        </w:rPr>
-      </w:r>
-    </w:p>
-    <w:p>
-      <w:pPr>
-        <w:pStyle w:val="Normal"/>
-        <w:rPr>
-          <w:sz w:val="28"/>
-          <w:szCs w:val="28"/>
-        </w:rPr>
-      </w:pPr>
-      <w:r>
-        <w:rPr>
-          <w:sz w:val="28"/>
-          <w:szCs w:val="28"/>
-        </w:rPr>
-      </w:r>
-    </w:p>
-    <w:p>
-      <w:pPr>
-        <w:pStyle w:val="Normal"/>
-        <w:rPr>
-          <w:sz w:val="28"/>
-          <w:szCs w:val="28"/>
-        </w:rPr>
-      </w:pPr>
-      <w:r>
-        <w:rPr>
-          <w:sz w:val="28"/>
-          <w:szCs w:val="28"/>
-        </w:rPr>
-      </w:r>
-    </w:p>
-    <w:p>
-      <w:pPr>
-        <w:pStyle w:val="Normal"/>
-        <w:rPr>
-          <w:sz w:val="28"/>
-          <w:szCs w:val="28"/>
-        </w:rPr>
-      </w:pPr>
-      <w:r>
-        <w:rPr>
-          <w:sz w:val="28"/>
-          <w:szCs w:val="28"/>
-        </w:rPr>
-      </w:r>
-    </w:p>
-    <w:p>
-      <w:pPr>
-        <w:pStyle w:val="Normal"/>
-        <w:ind w:hanging="284" w:left="6663"/>
+    </w:p>
+    <w:p>
+      <w:pPr>
+        <w:rPr>
+          <w:sz w:val="28"/>
+          <w:szCs w:val="28"/>
+        </w:rPr>
+      </w:pPr>
+    </w:p>
+    <w:p>
+      <w:pPr>
+        <w:rPr>
+          <w:sz w:val="28"/>
+          <w:szCs w:val="28"/>
+        </w:rPr>
+      </w:pPr>
+    </w:p>
+    <w:p>
+      <w:pPr>
+        <w:rPr>
+          <w:sz w:val="28"/>
+          <w:szCs w:val="28"/>
+        </w:rPr>
+      </w:pPr>
+    </w:p>
+    <w:p>
+      <w:pPr>
+        <w:rPr>
+          <w:sz w:val="28"/>
+          <w:szCs w:val="28"/>
+        </w:rPr>
+      </w:pPr>
+    </w:p>
+    <w:p>
+      <w:pPr>
+        <w:ind w:left="6663" w:hanging="284"/>
         <w:rPr>
           <w:sz w:val="28"/>
           <w:szCs w:val="28"/>
@@ -847,8 +728,7 @@
     </w:p>
     <w:p>
       <w:pPr>
-        <w:pStyle w:val="Normal"/>
-        <w:ind w:hanging="284" w:left="6663"/>
+        <w:ind w:left="6663" w:hanging="284"/>
         <w:rPr>
           <w:sz w:val="28"/>
           <w:szCs w:val="28"/>
@@ -864,43 +744,44 @@
     </w:p>
     <w:p>
       <w:pPr>
-        <w:pStyle w:val="Normal"/>
-        <w:ind w:hanging="284" w:left="6663"/>
-        <w:rPr>
-          <w:color w:themeColor="text1" w:val="000000"/>
-          <w:sz w:val="28"/>
-          <w:szCs w:val="28"/>
-        </w:rPr>
-      </w:pPr>
-      <w:r>
-        <w:rPr>
-          <w:color w:themeColor="text1" w:val="000000"/>
-          <w:sz w:val="28"/>
-          <w:szCs w:val="28"/>
-        </w:rPr>
-        <w:t>А.Ц. Нямаа</w:t>
-      </w:r>
-    </w:p>
-    <w:p>
-      <w:pPr>
-        <w:pStyle w:val="Normal"/>
+        <w:ind w:left="6663" w:hanging="284"/>
+        <w:rPr>
+          <w:color w:val="000000" w:themeColor="text1"/>
+          <w:sz w:val="28"/>
+          <w:szCs w:val="28"/>
+        </w:rPr>
+      </w:pPr>
+      <w:r>
+        <w:rPr>
+          <w:color w:val="000000" w:themeColor="text1"/>
+          <w:sz w:val="28"/>
+          <w:szCs w:val="28"/>
+        </w:rPr>
+        <w:t xml:space="preserve">А.Ц. </w:t>
+      </w:r>
+      <w:proofErr w:type="spellStart"/>
+      <w:r>
+        <w:rPr>
+          <w:color w:val="000000" w:themeColor="text1"/>
+          <w:sz w:val="28"/>
+          <w:szCs w:val="28"/>
+        </w:rPr>
+        <w:t>Нямаа</w:t>
+      </w:r>
+      <w:proofErr w:type="spellEnd"/>
+    </w:p>
+    <w:p>
+      <w:pPr>
         <w:jc w:val="right"/>
         <w:rPr>
           <w:sz w:val="28"/>
           <w:szCs w:val="28"/>
         </w:rPr>
       </w:pPr>
-      <w:r>
-        <w:rPr>
-          <w:sz w:val="28"/>
-          <w:szCs w:val="28"/>
-        </w:rPr>
-      </w:r>
-    </w:p>
-    <w:p>
-      <w:pPr>
-        <w:pStyle w:val="Normal"/>
-        <w:ind w:hanging="284" w:left="6663"/>
+    </w:p>
+    <w:p>
+      <w:pPr>
+        <w:ind w:left="6663" w:hanging="284"/>
         <w:rPr>
           <w:sz w:val="28"/>
           <w:szCs w:val="28"/>
@@ -916,8 +797,7 @@
     </w:p>
     <w:p>
       <w:pPr>
-        <w:pStyle w:val="Normal"/>
-        <w:ind w:hanging="284" w:left="6663"/>
+        <w:ind w:left="6663" w:hanging="284"/>
         <w:rPr>
           <w:sz w:val="28"/>
           <w:szCs w:val="28"/>
@@ -933,10 +813,9 @@
     </w:p>
     <w:p>
       <w:pPr>
-        <w:pStyle w:val="Normal"/>
-        <w:ind w:hanging="284" w:left="6663"/>
-        <w:rPr>
-          <w:color w:themeColor="text1" w:val="000000"/>
+        <w:ind w:left="6663" w:hanging="284"/>
+        <w:rPr>
+          <w:color w:val="000000" w:themeColor="text1"/>
           <w:sz w:val="28"/>
           <w:szCs w:val="28"/>
         </w:rPr>
@@ -951,58 +830,69 @@
     </w:p>
     <w:p>
       <w:pPr>
-        <w:pStyle w:val="PlainText"/>
+        <w:pStyle w:val="a4"/>
         <w:rPr>
           <w:rFonts w:ascii="Times New Roman" w:hAnsi="Times New Roman"/>
           <w:sz w:val="28"/>
           <w:szCs w:val="28"/>
         </w:rPr>
       </w:pPr>
-      <w:r>
+    </w:p>
+    <w:p>
+      <w:pPr>
+        <w:pStyle w:val="a4"/>
         <w:rPr>
           <w:rFonts w:ascii="Times New Roman" w:hAnsi="Times New Roman"/>
           <w:sz w:val="28"/>
           <w:szCs w:val="28"/>
         </w:rPr>
-      </w:r>
-    </w:p>
-    <w:p>
-      <w:pPr>
-        <w:pStyle w:val="PlainText"/>
+      </w:pPr>
+    </w:p>
+    <w:p>
+      <w:pPr>
+        <w:pStyle w:val="a4"/>
         <w:rPr>
           <w:rFonts w:ascii="Times New Roman" w:hAnsi="Times New Roman"/>
           <w:sz w:val="28"/>
           <w:szCs w:val="28"/>
         </w:rPr>
       </w:pPr>
-      <w:r>
+    </w:p>
+    <w:p>
+      <w:pPr>
+        <w:pStyle w:val="a4"/>
         <w:rPr>
           <w:rFonts w:ascii="Times New Roman" w:hAnsi="Times New Roman"/>
           <w:sz w:val="28"/>
           <w:szCs w:val="28"/>
         </w:rPr>
-      </w:r>
-    </w:p>
-    <w:p>
-      <w:pPr>
-        <w:pStyle w:val="PlainText"/>
+      </w:pPr>
+    </w:p>
+    <w:p>
+      <w:pPr>
+        <w:pStyle w:val="a4"/>
         <w:rPr>
           <w:rFonts w:ascii="Times New Roman" w:hAnsi="Times New Roman"/>
           <w:sz w:val="28"/>
           <w:szCs w:val="28"/>
         </w:rPr>
       </w:pPr>
-      <w:r>
+    </w:p>
+    <w:p>
+      <w:pPr>
+        <w:pStyle w:val="a4"/>
+        <w:jc w:val="center"/>
         <w:rPr>
           <w:rFonts w:ascii="Times New Roman" w:hAnsi="Times New Roman"/>
           <w:sz w:val="28"/>
           <w:szCs w:val="28"/>
         </w:rPr>
-      </w:r>
-    </w:p>
-    <w:p>
-      <w:pPr>
-        <w:pStyle w:val="PlainText"/>
+      </w:pPr>
+    </w:p>
+    <w:p>
+      <w:pPr>
+        <w:pStyle w:val="a4"/>
+        <w:jc w:val="center"/>
         <w:rPr>
           <w:rFonts w:ascii="Times New Roman" w:hAnsi="Times New Roman"/>
           <w:sz w:val="28"/>
@@ -1015,140 +905,83 @@
           <w:sz w:val="28"/>
           <w:szCs w:val="28"/>
         </w:rPr>
-      </w:r>
-    </w:p>
-    <w:p>
-      <w:pPr>
-        <w:pStyle w:val="PlainText"/>
-        <w:rPr>
-          <w:rFonts w:ascii="Times New Roman" w:hAnsi="Times New Roman"/>
-          <w:sz w:val="28"/>
-          <w:szCs w:val="28"/>
-        </w:rPr>
-      </w:pPr>
-      <w:r>
-        <w:rPr>
-          <w:rFonts w:ascii="Times New Roman" w:hAnsi="Times New Roman"/>
-          <w:sz w:val="28"/>
-          <w:szCs w:val="28"/>
-        </w:rPr>
-      </w:r>
-    </w:p>
-    <w:p>
-      <w:pPr>
-        <w:pStyle w:val="PlainText"/>
+        <w:t>Владимир, 2025 г.</w:t>
+      </w:r>
+      <w:r>
+        <w:br w:type="page"/>
+      </w:r>
+    </w:p>
+    <w:p>
+      <w:pPr>
+        <w:spacing w:line="360" w:lineRule="auto"/>
         <w:jc w:val="center"/>
         <w:rPr>
-          <w:rFonts w:ascii="Times New Roman" w:hAnsi="Times New Roman"/>
-          <w:sz w:val="28"/>
-          <w:szCs w:val="28"/>
-        </w:rPr>
-      </w:pPr>
-      <w:r>
-        <w:rPr>
-          <w:rFonts w:ascii="Times New Roman" w:hAnsi="Times New Roman"/>
-          <w:sz w:val="28"/>
-          <w:szCs w:val="28"/>
-        </w:rPr>
-      </w:r>
-    </w:p>
-    <w:p>
-      <w:pPr>
-        <w:pStyle w:val="PlainText"/>
+          <w:sz w:val="28"/>
+          <w:szCs w:val="28"/>
+        </w:rPr>
+      </w:pPr>
+      <w:r>
+        <w:rPr>
+          <w:sz w:val="28"/>
+          <w:szCs w:val="28"/>
+        </w:rPr>
+        <w:lastRenderedPageBreak/>
+        <w:t>ЦЕЛЬ РАБОТЫ:</w:t>
+      </w:r>
+    </w:p>
+    <w:p>
+      <w:pPr>
+        <w:spacing w:line="360" w:lineRule="auto"/>
+        <w:ind w:firstLine="709"/>
+        <w:jc w:val="both"/>
+        <w:rPr>
+          <w:sz w:val="28"/>
+        </w:rPr>
+      </w:pPr>
+      <w:r>
+        <w:rPr>
+          <w:sz w:val="28"/>
+        </w:rPr>
+        <w:t>Изучить и узнать историю возникновения, предмет и методы экономической науки.</w:t>
+      </w:r>
+    </w:p>
+    <w:p>
+      <w:pPr>
+        <w:spacing w:line="360" w:lineRule="auto"/>
         <w:jc w:val="center"/>
         <w:rPr>
-          <w:rFonts w:ascii="Times New Roman" w:hAnsi="Times New Roman"/>
-          <w:sz w:val="28"/>
-          <w:szCs w:val="28"/>
-        </w:rPr>
-      </w:pPr>
-      <w:r>
-        <w:rPr>
-          <w:rFonts w:ascii="Times New Roman" w:hAnsi="Times New Roman"/>
-          <w:sz w:val="28"/>
-          <w:szCs w:val="28"/>
-        </w:rPr>
-        <w:t>Владимир, 2025 г.</w:t>
-      </w:r>
-      <w:r>
-        <w:br w:type="page"/>
-      </w:r>
-    </w:p>
-    <w:p>
-      <w:pPr>
-        <w:pStyle w:val="Normal"/>
-        <w:spacing w:lineRule="auto" w:line="360" w:before="0" w:after="0"/>
+          <w:sz w:val="28"/>
+        </w:rPr>
+      </w:pPr>
+      <w:r>
+        <w:rPr>
+          <w:sz w:val="28"/>
+        </w:rPr>
+        <w:t>ЗАДАНИЕ 2.</w:t>
+      </w:r>
+    </w:p>
+    <w:p>
+      <w:pPr>
+        <w:spacing w:line="360" w:lineRule="auto"/>
+        <w:ind w:firstLine="709"/>
+        <w:jc w:val="both"/>
+        <w:rPr>
+          <w:sz w:val="28"/>
+        </w:rPr>
+      </w:pPr>
+      <w:r>
+        <w:rPr>
+          <w:sz w:val="28"/>
+        </w:rPr>
+        <w:t>Составить сравнительную характеристику взглядов меркантилистов и физиократов на развитие экономики. Объяснить причины расхождения во взглядах между меркантилистами и физиократами.</w:t>
+      </w:r>
+    </w:p>
+    <w:p>
+      <w:pPr>
+        <w:spacing w:line="360" w:lineRule="auto"/>
         <w:jc w:val="center"/>
         <w:rPr>
           <w:sz w:val="28"/>
-          <w:szCs w:val="28"/>
-        </w:rPr>
-      </w:pPr>
-      <w:r>
-        <w:rPr>
-          <w:sz w:val="28"/>
-          <w:szCs w:val="28"/>
-        </w:rPr>
-        <w:t>ЦЕЛЬ РАБОТЫ:</w:t>
-      </w:r>
-    </w:p>
-    <w:p>
-      <w:pPr>
-        <w:pStyle w:val="Normal"/>
-        <w:spacing w:lineRule="auto" w:line="360"/>
-        <w:ind w:firstLine="709"/>
-        <w:jc w:val="both"/>
-        <w:rPr>
-          <w:sz w:val="28"/>
-        </w:rPr>
-      </w:pPr>
-      <w:r>
-        <w:rPr>
-          <w:sz w:val="28"/>
-        </w:rPr>
-        <w:t>Изучить и узнать историю возникновения, предмет и методы экономической науки.</w:t>
-      </w:r>
-    </w:p>
-    <w:p>
-      <w:pPr>
-        <w:pStyle w:val="Normal"/>
-        <w:spacing w:lineRule="auto" w:line="360"/>
-        <w:jc w:val="center"/>
-        <w:rPr>
-          <w:sz w:val="28"/>
-        </w:rPr>
-      </w:pPr>
-      <w:r>
-        <w:rPr>
-          <w:sz w:val="28"/>
-        </w:rPr>
-        <w:t>ЗАДАНИЕ 2.</w:t>
-      </w:r>
-    </w:p>
-    <w:p>
-      <w:pPr>
-        <w:pStyle w:val="Normal"/>
-        <w:spacing w:lineRule="auto" w:line="360"/>
-        <w:ind w:firstLine="709"/>
-        <w:jc w:val="both"/>
-        <w:rPr>
-          <w:sz w:val="28"/>
-        </w:rPr>
-      </w:pPr>
-      <w:r>
-        <w:rPr>
-          <w:sz w:val="28"/>
-        </w:rPr>
-        <w:t>Составить сравнительную характеристику взглядов меркантилистов и физиократов на развитие экономики. Объяснить причины расхождения во взглядах между меркантилистами и физиократами.</w:t>
-      </w:r>
-    </w:p>
-    <w:p>
-      <w:pPr>
-        <w:pStyle w:val="Normal"/>
-        <w:spacing w:lineRule="auto" w:line="360"/>
-        <w:jc w:val="center"/>
-        <w:rPr>
-          <w:sz w:val="28"/>
         </w:rPr>
       </w:pPr>
       <w:r>
@@ -1160,13 +993,13 @@
     </w:p>
     <w:p>
       <w:pPr>
-        <w:pStyle w:val="ListParagraph"/>
+        <w:pStyle w:val="a6"/>
         <w:numPr>
           <w:ilvl w:val="0"/>
           <w:numId w:val="1"/>
         </w:numPr>
-        <w:spacing w:lineRule="auto" w:line="360"/>
-        <w:ind w:firstLine="851" w:left="0"/>
+        <w:spacing w:line="360" w:lineRule="auto"/>
+        <w:ind w:left="0" w:firstLine="851"/>
         <w:jc w:val="both"/>
         <w:rPr>
           <w:sz w:val="28"/>
@@ -1181,8 +1014,7 @@
     </w:p>
     <w:p>
       <w:pPr>
-        <w:pStyle w:val="Normal"/>
-        <w:spacing w:lineRule="auto" w:line="360"/>
+        <w:spacing w:line="360" w:lineRule="auto"/>
         <w:ind w:firstLine="709"/>
         <w:jc w:val="both"/>
         <w:rPr>
@@ -1198,8 +1030,7 @@
     </w:p>
     <w:p>
       <w:pPr>
-        <w:pStyle w:val="Normal"/>
-        <w:spacing w:lineRule="auto" w:line="360"/>
+        <w:spacing w:line="360" w:lineRule="auto"/>
         <w:ind w:firstLine="709"/>
         <w:jc w:val="both"/>
         <w:rPr>
@@ -1215,13 +1046,13 @@
     </w:p>
     <w:p>
       <w:pPr>
-        <w:pStyle w:val="ListParagraph"/>
+        <w:pStyle w:val="a6"/>
         <w:numPr>
           <w:ilvl w:val="0"/>
           <w:numId w:val="1"/>
         </w:numPr>
-        <w:spacing w:lineRule="auto" w:line="360"/>
-        <w:ind w:firstLine="851" w:left="0"/>
+        <w:spacing w:line="360" w:lineRule="auto"/>
+        <w:ind w:left="0" w:firstLine="851"/>
         <w:jc w:val="both"/>
         <w:rPr>
           <w:sz w:val="28"/>
@@ -1236,8 +1067,7 @@
     </w:p>
     <w:p>
       <w:pPr>
-        <w:pStyle w:val="Normal"/>
-        <w:spacing w:lineRule="auto" w:line="360"/>
+        <w:spacing w:line="360" w:lineRule="auto"/>
         <w:ind w:firstLine="709"/>
         <w:jc w:val="both"/>
         <w:rPr>
@@ -1253,8 +1083,7 @@
     </w:p>
     <w:p>
       <w:pPr>
-        <w:pStyle w:val="Normal"/>
-        <w:spacing w:lineRule="auto" w:line="360"/>
+        <w:spacing w:line="360" w:lineRule="auto"/>
         <w:ind w:firstLine="709"/>
         <w:jc w:val="both"/>
         <w:rPr>
@@ -1270,13 +1099,13 @@
     </w:p>
     <w:p>
       <w:pPr>
-        <w:pStyle w:val="ListParagraph"/>
+        <w:pStyle w:val="a6"/>
         <w:numPr>
           <w:ilvl w:val="0"/>
           <w:numId w:val="1"/>
         </w:numPr>
-        <w:spacing w:lineRule="auto" w:line="360"/>
-        <w:ind w:firstLine="851" w:left="0"/>
+        <w:spacing w:line="360" w:lineRule="auto"/>
+        <w:ind w:left="0" w:firstLine="851"/>
         <w:jc w:val="both"/>
         <w:rPr>
           <w:sz w:val="28"/>
@@ -1291,8 +1120,7 @@
     </w:p>
     <w:p>
       <w:pPr>
-        <w:pStyle w:val="Normal"/>
-        <w:spacing w:lineRule="auto" w:line="360"/>
+        <w:spacing w:line="360" w:lineRule="auto"/>
         <w:ind w:firstLine="709"/>
         <w:jc w:val="both"/>
         <w:rPr>
@@ -1308,8 +1136,7 @@
     </w:p>
     <w:p>
       <w:pPr>
-        <w:pStyle w:val="Normal"/>
-        <w:spacing w:lineRule="auto" w:line="360"/>
+        <w:spacing w:line="360" w:lineRule="auto"/>
         <w:ind w:firstLine="709"/>
         <w:jc w:val="both"/>
         <w:rPr>
@@ -1325,13 +1152,13 @@
     </w:p>
     <w:p>
       <w:pPr>
-        <w:pStyle w:val="ListParagraph"/>
+        <w:pStyle w:val="a6"/>
         <w:numPr>
           <w:ilvl w:val="0"/>
           <w:numId w:val="1"/>
         </w:numPr>
-        <w:spacing w:lineRule="auto" w:line="360"/>
-        <w:ind w:firstLine="851" w:left="0"/>
+        <w:spacing w:line="360" w:lineRule="auto"/>
+        <w:ind w:left="0" w:firstLine="851"/>
         <w:jc w:val="both"/>
         <w:rPr>
           <w:sz w:val="28"/>
@@ -1346,8 +1173,7 @@
     </w:p>
     <w:p>
       <w:pPr>
-        <w:pStyle w:val="Normal"/>
-        <w:spacing w:lineRule="auto" w:line="360"/>
+        <w:spacing w:line="360" w:lineRule="auto"/>
         <w:ind w:firstLine="709"/>
         <w:jc w:val="both"/>
         <w:rPr>
@@ -1363,8 +1189,7 @@
     </w:p>
     <w:p>
       <w:pPr>
-        <w:pStyle w:val="Normal"/>
-        <w:spacing w:lineRule="auto" w:line="360"/>
+        <w:spacing w:line="360" w:lineRule="auto"/>
         <w:ind w:firstLine="709"/>
         <w:jc w:val="both"/>
         <w:rPr>
@@ -1380,13 +1205,13 @@
     </w:p>
     <w:p>
       <w:pPr>
-        <w:pStyle w:val="ListParagraph"/>
+        <w:pStyle w:val="a6"/>
         <w:numPr>
           <w:ilvl w:val="0"/>
           <w:numId w:val="1"/>
         </w:numPr>
-        <w:spacing w:lineRule="auto" w:line="360"/>
-        <w:ind w:firstLine="851" w:left="0"/>
+        <w:spacing w:line="360" w:lineRule="auto"/>
+        <w:ind w:left="0" w:firstLine="851"/>
         <w:jc w:val="both"/>
         <w:rPr>
           <w:sz w:val="28"/>
@@ -1401,8 +1226,7 @@
     </w:p>
     <w:p>
       <w:pPr>
-        <w:pStyle w:val="Normal"/>
-        <w:spacing w:lineRule="auto" w:line="360"/>
+        <w:spacing w:line="360" w:lineRule="auto"/>
         <w:ind w:firstLine="709"/>
         <w:jc w:val="both"/>
         <w:rPr>
@@ -1418,8 +1242,7 @@
     </w:p>
     <w:p>
       <w:pPr>
-        <w:pStyle w:val="Normal"/>
-        <w:spacing w:lineRule="auto" w:line="360"/>
+        <w:spacing w:line="360" w:lineRule="auto"/>
         <w:ind w:firstLine="709"/>
         <w:jc w:val="both"/>
         <w:rPr>
@@ -1430,18 +1253,25 @@
         <w:rPr>
           <w:sz w:val="28"/>
         </w:rPr>
-        <w:t>Физиократы: схожее с предыдущим классом, то есть отрицательное отношение, должны проживать на необходимый минимум средств для существования.</w:t>
-      </w:r>
-    </w:p>
-    <w:p>
-      <w:pPr>
-        <w:pStyle w:val="ListParagraph"/>
+        <w:t xml:space="preserve">Физиократы: схожее с предыдущим классом, то есть отрицательное </w:t>
+      </w:r>
+      <w:r>
+        <w:rPr>
+          <w:sz w:val="28"/>
+        </w:rPr>
+        <w:lastRenderedPageBreak/>
+        <w:t>отношение, должны проживать на необходимый минимум средств для существования.</w:t>
+      </w:r>
+    </w:p>
+    <w:p>
+      <w:pPr>
+        <w:pStyle w:val="a6"/>
         <w:numPr>
           <w:ilvl w:val="0"/>
           <w:numId w:val="1"/>
         </w:numPr>
-        <w:spacing w:lineRule="auto" w:line="360"/>
-        <w:ind w:firstLine="851" w:left="0"/>
+        <w:spacing w:line="360" w:lineRule="auto"/>
+        <w:ind w:left="0" w:firstLine="851"/>
         <w:jc w:val="both"/>
         <w:rPr>
           <w:sz w:val="28"/>
@@ -1456,8 +1286,7 @@
     </w:p>
     <w:p>
       <w:pPr>
-        <w:pStyle w:val="Normal"/>
-        <w:spacing w:lineRule="auto" w:line="360"/>
+        <w:spacing w:line="360" w:lineRule="auto"/>
         <w:ind w:firstLine="709"/>
         <w:jc w:val="both"/>
         <w:rPr>
@@ -1473,8 +1302,7 @@
     </w:p>
     <w:p>
       <w:pPr>
-        <w:pStyle w:val="Normal"/>
-        <w:spacing w:lineRule="auto" w:line="360"/>
+        <w:spacing w:line="360" w:lineRule="auto"/>
         <w:ind w:firstLine="709"/>
         <w:jc w:val="both"/>
         <w:rPr>
@@ -1490,8 +1318,7 @@
     </w:p>
     <w:p>
       <w:pPr>
-        <w:pStyle w:val="Normal"/>
-        <w:spacing w:lineRule="auto" w:line="360"/>
+        <w:spacing w:line="360" w:lineRule="auto"/>
         <w:jc w:val="center"/>
         <w:rPr>
           <w:sz w:val="28"/>
@@ -1506,8 +1333,7 @@
     </w:p>
     <w:p>
       <w:pPr>
-        <w:pStyle w:val="Normal"/>
-        <w:spacing w:lineRule="auto" w:line="360"/>
+        <w:spacing w:line="360" w:lineRule="auto"/>
         <w:ind w:firstLine="709"/>
         <w:jc w:val="both"/>
         <w:rPr>
@@ -1523,8 +1349,7 @@
     </w:p>
     <w:p>
       <w:pPr>
-        <w:pStyle w:val="Normal"/>
-        <w:spacing w:lineRule="auto" w:line="360"/>
+        <w:spacing w:line="360" w:lineRule="auto"/>
         <w:jc w:val="center"/>
         <w:rPr>
           <w:sz w:val="28"/>
@@ -1539,8 +1364,7 @@
     </w:p>
     <w:p>
       <w:pPr>
-        <w:pStyle w:val="Normal"/>
-        <w:spacing w:lineRule="auto" w:line="360"/>
+        <w:spacing w:line="360" w:lineRule="auto"/>
         <w:ind w:firstLine="709"/>
         <w:jc w:val="both"/>
         <w:rPr>
@@ -1557,8 +1381,7 @@
     </w:p>
     <w:p>
       <w:pPr>
-        <w:pStyle w:val="Normal"/>
-        <w:spacing w:lineRule="auto" w:line="360"/>
+        <w:spacing w:line="360" w:lineRule="auto"/>
         <w:jc w:val="center"/>
         <w:rPr>
           <w:sz w:val="28"/>
@@ -1573,8 +1396,7 @@
     </w:p>
     <w:p>
       <w:pPr>
-        <w:pStyle w:val="Normal"/>
-        <w:spacing w:lineRule="auto" w:line="360"/>
+        <w:spacing w:line="360" w:lineRule="auto"/>
         <w:ind w:firstLine="709"/>
         <w:jc w:val="both"/>
         <w:rPr>
@@ -1590,8 +1412,7 @@
     </w:p>
     <w:p>
       <w:pPr>
-        <w:pStyle w:val="Normal"/>
-        <w:spacing w:lineRule="auto" w:line="360"/>
+        <w:spacing w:line="360" w:lineRule="auto"/>
         <w:jc w:val="center"/>
         <w:rPr>
           <w:sz w:val="28"/>
@@ -1606,13 +1427,13 @@
     </w:p>
     <w:p>
       <w:pPr>
-        <w:pStyle w:val="ListParagraph"/>
+        <w:pStyle w:val="a6"/>
         <w:numPr>
           <w:ilvl w:val="0"/>
           <w:numId w:val="2"/>
         </w:numPr>
-        <w:spacing w:lineRule="auto" w:line="360"/>
-        <w:ind w:firstLine="851" w:left="0"/>
+        <w:spacing w:line="360" w:lineRule="auto"/>
+        <w:ind w:left="0" w:firstLine="851"/>
         <w:jc w:val="both"/>
         <w:rPr>
           <w:sz w:val="28"/>
@@ -1627,8 +1448,7 @@
     </w:p>
     <w:p>
       <w:pPr>
-        <w:pStyle w:val="Normal"/>
-        <w:spacing w:lineRule="auto" w:line="360"/>
+        <w:spacing w:line="360" w:lineRule="auto"/>
         <w:ind w:firstLine="709"/>
         <w:jc w:val="both"/>
         <w:rPr>
@@ -1639,13 +1459,26 @@
         <w:rPr>
           <w:sz w:val="28"/>
         </w:rPr>
-        <w:t>Представители: Томас Ман, Уильям Стаффорд, Антуан де Монкретьен, Антонио Серра.</w:t>
-      </w:r>
-    </w:p>
-    <w:p>
-      <w:pPr>
-        <w:pStyle w:val="Normal"/>
-        <w:spacing w:lineRule="auto" w:line="360"/>
+        <w:t xml:space="preserve">Представители: Томас Ман, Уильям Стаффорд, Антуан де </w:t>
+      </w:r>
+      <w:proofErr w:type="spellStart"/>
+      <w:r>
+        <w:rPr>
+          <w:sz w:val="28"/>
+        </w:rPr>
+        <w:t>Монкретьен</w:t>
+      </w:r>
+      <w:proofErr w:type="spellEnd"/>
+      <w:r>
+        <w:rPr>
+          <w:sz w:val="28"/>
+        </w:rPr>
+        <w:t>, Антонио Серра.</w:t>
+      </w:r>
+    </w:p>
+    <w:p>
+      <w:pPr>
+        <w:spacing w:line="360" w:lineRule="auto"/>
         <w:ind w:firstLine="709"/>
         <w:jc w:val="both"/>
         <w:rPr>
@@ -1661,8 +1494,7 @@
     </w:p>
     <w:p>
       <w:pPr>
-        <w:pStyle w:val="Normal"/>
-        <w:spacing w:lineRule="auto" w:line="360"/>
+        <w:spacing w:line="360" w:lineRule="auto"/>
         <w:ind w:firstLine="709"/>
         <w:jc w:val="both"/>
         <w:rPr>
@@ -1673,18 +1505,19 @@
         <w:rPr>
           <w:sz w:val="28"/>
         </w:rPr>
+        <w:lastRenderedPageBreak/>
         <w:t>Вклад в науку: сформирование концепции торгового баланса (экспорт больше импорта), активное привлечение государства в регулирование торговли</w:t>
       </w:r>
     </w:p>
     <w:p>
       <w:pPr>
-        <w:pStyle w:val="ListParagraph"/>
+        <w:pStyle w:val="a6"/>
         <w:numPr>
           <w:ilvl w:val="0"/>
           <w:numId w:val="2"/>
         </w:numPr>
-        <w:spacing w:lineRule="auto" w:line="360"/>
-        <w:ind w:firstLine="851" w:left="0"/>
+        <w:spacing w:line="360" w:lineRule="auto"/>
+        <w:ind w:left="0" w:firstLine="851"/>
         <w:jc w:val="both"/>
         <w:rPr>
           <w:sz w:val="28"/>
@@ -1699,8 +1532,7 @@
     </w:p>
     <w:p>
       <w:pPr>
-        <w:pStyle w:val="Normal"/>
-        <w:spacing w:lineRule="auto" w:line="360"/>
+        <w:spacing w:line="360" w:lineRule="auto"/>
         <w:ind w:firstLine="709"/>
         <w:jc w:val="both"/>
         <w:rPr>
@@ -1716,8 +1548,7 @@
     </w:p>
     <w:p>
       <w:pPr>
-        <w:pStyle w:val="Normal"/>
-        <w:spacing w:lineRule="auto" w:line="360"/>
+        <w:spacing w:line="360" w:lineRule="auto"/>
         <w:ind w:firstLine="709"/>
         <w:jc w:val="both"/>
         <w:rPr>
@@ -1733,8 +1564,7 @@
     </w:p>
     <w:p>
       <w:pPr>
-        <w:pStyle w:val="Normal"/>
-        <w:spacing w:lineRule="auto" w:line="360"/>
+        <w:spacing w:line="360" w:lineRule="auto"/>
         <w:ind w:firstLine="709"/>
         <w:jc w:val="both"/>
         <w:rPr>
@@ -1750,13 +1580,13 @@
     </w:p>
     <w:p>
       <w:pPr>
-        <w:pStyle w:val="ListParagraph"/>
+        <w:pStyle w:val="a6"/>
         <w:numPr>
           <w:ilvl w:val="0"/>
           <w:numId w:val="2"/>
         </w:numPr>
-        <w:spacing w:lineRule="auto" w:line="360"/>
-        <w:ind w:firstLine="851" w:left="0"/>
+        <w:spacing w:line="360" w:lineRule="auto"/>
+        <w:ind w:left="0" w:firstLine="851"/>
         <w:jc w:val="both"/>
         <w:rPr>
           <w:sz w:val="28"/>
@@ -1771,8 +1601,7 @@
     </w:p>
     <w:p>
       <w:pPr>
-        <w:pStyle w:val="Normal"/>
-        <w:spacing w:lineRule="auto" w:line="360"/>
+        <w:spacing w:line="360" w:lineRule="auto"/>
         <w:ind w:firstLine="709"/>
         <w:jc w:val="both"/>
         <w:rPr>
@@ -1788,8 +1617,7 @@
     </w:p>
     <w:p>
       <w:pPr>
-        <w:pStyle w:val="Normal"/>
-        <w:spacing w:lineRule="auto" w:line="360"/>
+        <w:spacing w:line="360" w:lineRule="auto"/>
         <w:ind w:firstLine="709"/>
         <w:jc w:val="both"/>
         <w:rPr>
@@ -1805,8 +1633,7 @@
     </w:p>
     <w:p>
       <w:pPr>
-        <w:pStyle w:val="Normal"/>
-        <w:spacing w:lineRule="auto" w:line="360"/>
+        <w:spacing w:line="360" w:lineRule="auto"/>
         <w:ind w:firstLine="709"/>
         <w:jc w:val="both"/>
         <w:rPr>
@@ -1822,13 +1649,13 @@
     </w:p>
     <w:p>
       <w:pPr>
-        <w:pStyle w:val="ListParagraph"/>
+        <w:pStyle w:val="a6"/>
         <w:numPr>
           <w:ilvl w:val="0"/>
           <w:numId w:val="2"/>
         </w:numPr>
-        <w:spacing w:lineRule="auto" w:line="360"/>
-        <w:ind w:firstLine="851" w:left="0"/>
+        <w:spacing w:line="360" w:lineRule="auto"/>
+        <w:ind w:left="0" w:firstLine="851"/>
         <w:jc w:val="both"/>
         <w:rPr>
           <w:sz w:val="28"/>
@@ -1843,8 +1670,7 @@
     </w:p>
     <w:p>
       <w:pPr>
-        <w:pStyle w:val="Normal"/>
-        <w:spacing w:lineRule="auto" w:line="360"/>
+        <w:spacing w:line="360" w:lineRule="auto"/>
         <w:ind w:firstLine="709"/>
         <w:jc w:val="both"/>
         <w:rPr>
@@ -1855,13 +1681,54 @@
         <w:rPr>
           <w:sz w:val="28"/>
         </w:rPr>
-        <w:t>Представители: Джевонс, Менгер, Вальрас, Визер.</w:t>
-      </w:r>
-    </w:p>
-    <w:p>
-      <w:pPr>
-        <w:pStyle w:val="Normal"/>
-        <w:spacing w:lineRule="auto" w:line="360"/>
+        <w:t xml:space="preserve">Представители: </w:t>
+      </w:r>
+      <w:proofErr w:type="spellStart"/>
+      <w:r>
+        <w:rPr>
+          <w:sz w:val="28"/>
+        </w:rPr>
+        <w:t>Джевонс</w:t>
+      </w:r>
+      <w:proofErr w:type="spellEnd"/>
+      <w:r>
+        <w:rPr>
+          <w:sz w:val="28"/>
+        </w:rPr>
+        <w:t xml:space="preserve">, </w:t>
+      </w:r>
+      <w:proofErr w:type="spellStart"/>
+      <w:r>
+        <w:rPr>
+          <w:sz w:val="28"/>
+        </w:rPr>
+        <w:t>Менгер</w:t>
+      </w:r>
+      <w:proofErr w:type="spellEnd"/>
+      <w:r>
+        <w:rPr>
+          <w:sz w:val="28"/>
+        </w:rPr>
+        <w:t xml:space="preserve">, Вальрас, </w:t>
+      </w:r>
+      <w:proofErr w:type="spellStart"/>
+      <w:r>
+        <w:rPr>
+          <w:sz w:val="28"/>
+        </w:rPr>
+        <w:t>Визер</w:t>
+      </w:r>
+      <w:proofErr w:type="spellEnd"/>
+      <w:r>
+        <w:rPr>
+          <w:sz w:val="28"/>
+        </w:rPr>
+        <w:t>.</w:t>
+      </w:r>
+    </w:p>
+    <w:p>
+      <w:pPr>
+        <w:spacing w:line="360" w:lineRule="auto"/>
         <w:ind w:firstLine="709"/>
         <w:jc w:val="both"/>
         <w:rPr>
@@ -1877,8 +1744,7 @@
     </w:p>
     <w:p>
       <w:pPr>
-        <w:pStyle w:val="Normal"/>
-        <w:spacing w:lineRule="auto" w:line="360"/>
+        <w:spacing w:line="360" w:lineRule="auto"/>
         <w:ind w:firstLine="709"/>
         <w:jc w:val="both"/>
         <w:rPr>
@@ -1894,13 +1760,13 @@
     </w:p>
     <w:p>
       <w:pPr>
-        <w:pStyle w:val="ListParagraph"/>
+        <w:pStyle w:val="a6"/>
         <w:numPr>
           <w:ilvl w:val="0"/>
           <w:numId w:val="2"/>
         </w:numPr>
-        <w:spacing w:lineRule="auto" w:line="360"/>
-        <w:ind w:firstLine="851" w:left="0"/>
+        <w:spacing w:line="360" w:lineRule="auto"/>
+        <w:ind w:left="0" w:firstLine="851"/>
         <w:jc w:val="both"/>
         <w:rPr>
           <w:sz w:val="28"/>
@@ -1915,8 +1781,7 @@
     </w:p>
     <w:p>
       <w:pPr>
-        <w:pStyle w:val="Normal"/>
-        <w:spacing w:lineRule="auto" w:line="360"/>
+        <w:spacing w:line="360" w:lineRule="auto"/>
         <w:ind w:firstLine="709"/>
         <w:jc w:val="both"/>
         <w:rPr>
@@ -1931,22 +1796,57 @@
       </w:r>
       <w:r>
         <w:rPr>
-          <w:rFonts w:cs="Arial" w:ascii="Arial" w:hAnsi="Arial"/>
+          <w:rFonts w:ascii="Arial" w:hAnsi="Arial" w:cs="Arial"/>
           <w:color w:val="FFFFFF"/>
         </w:rPr>
         <w:t xml:space="preserve"> </w:t>
       </w:r>
-      <w:r>
-        <w:rPr>
-          <w:sz w:val="28"/>
-        </w:rPr>
-        <w:t>Торстейн Веблен, Уэсли Клэйр Митчелл, Джон Морис Кларк</w:t>
-      </w:r>
-    </w:p>
-    <w:p>
-      <w:pPr>
-        <w:pStyle w:val="Normal"/>
-        <w:spacing w:lineRule="auto" w:line="360"/>
+      <w:proofErr w:type="spellStart"/>
+      <w:r>
+        <w:rPr>
+          <w:sz w:val="28"/>
+        </w:rPr>
+        <w:t>Торстейн</w:t>
+      </w:r>
+      <w:proofErr w:type="spellEnd"/>
+      <w:r>
+        <w:rPr>
+          <w:sz w:val="28"/>
+        </w:rPr>
+        <w:t xml:space="preserve"> </w:t>
+      </w:r>
+      <w:proofErr w:type="spellStart"/>
+      <w:r>
+        <w:rPr>
+          <w:sz w:val="28"/>
+        </w:rPr>
+        <w:t>Веблен</w:t>
+      </w:r>
+      <w:proofErr w:type="spellEnd"/>
+      <w:r>
+        <w:rPr>
+          <w:sz w:val="28"/>
+        </w:rPr>
+        <w:t xml:space="preserve">, Уэсли </w:t>
+      </w:r>
+      <w:proofErr w:type="spellStart"/>
+      <w:r>
+        <w:rPr>
+          <w:sz w:val="28"/>
+        </w:rPr>
+        <w:t>Клэйр</w:t>
+      </w:r>
+      <w:proofErr w:type="spellEnd"/>
+      <w:r>
+        <w:rPr>
+          <w:sz w:val="28"/>
+        </w:rPr>
+        <w:t xml:space="preserve"> Митчелл, Джон Морис Кларк</w:t>
+      </w:r>
+    </w:p>
+    <w:p>
+      <w:pPr>
+        <w:spacing w:line="360" w:lineRule="auto"/>
         <w:ind w:firstLine="709"/>
         <w:jc w:val="both"/>
         <w:rPr>
@@ -1957,13 +1857,19 @@
         <w:rPr>
           <w:sz w:val="28"/>
         </w:rPr>
-        <w:t>Сфера исследования: изучение эволюции социальных институтов (традиции, право, мораль, семья и т.д.) и их влияние на формирование экономического поведения.</w:t>
-      </w:r>
-    </w:p>
-    <w:p>
-      <w:pPr>
-        <w:pStyle w:val="Normal"/>
-        <w:spacing w:lineRule="auto" w:line="360"/>
+        <w:t xml:space="preserve">Сфера исследования: изучение эволюции социальных институтов </w:t>
+      </w:r>
+      <w:r>
+        <w:rPr>
+          <w:sz w:val="28"/>
+        </w:rPr>
+        <w:lastRenderedPageBreak/>
+        <w:t>(традиции, право, мораль, семья и т.д.) и их влияние на формирование экономического поведения.</w:t>
+      </w:r>
+    </w:p>
+    <w:p>
+      <w:pPr>
+        <w:spacing w:line="360" w:lineRule="auto"/>
         <w:ind w:firstLine="709"/>
         <w:jc w:val="both"/>
         <w:rPr>
@@ -1979,8 +1885,7 @@
     </w:p>
     <w:p>
       <w:pPr>
-        <w:pStyle w:val="Normal"/>
-        <w:spacing w:lineRule="auto" w:line="360"/>
+        <w:spacing w:line="360" w:lineRule="auto"/>
         <w:jc w:val="center"/>
         <w:rPr>
           <w:sz w:val="28"/>
@@ -1995,8 +1900,7 @@
     </w:p>
     <w:p>
       <w:pPr>
-        <w:pStyle w:val="Normal"/>
-        <w:spacing w:lineRule="auto" w:line="360"/>
+        <w:spacing w:line="360" w:lineRule="auto"/>
         <w:ind w:firstLine="709"/>
         <w:jc w:val="both"/>
         <w:rPr>
@@ -2012,8 +1916,7 @@
     </w:p>
     <w:p>
       <w:pPr>
-        <w:pStyle w:val="Normal"/>
-        <w:spacing w:lineRule="auto" w:line="360"/>
+        <w:spacing w:line="360" w:lineRule="auto"/>
         <w:jc w:val="center"/>
         <w:rPr>
           <w:sz w:val="28"/>
@@ -2028,165 +1931,367 @@
     </w:p>
     <w:p>
       <w:pPr>
-        <w:pStyle w:val="ListParagraph"/>
+        <w:pStyle w:val="a6"/>
         <w:numPr>
           <w:ilvl w:val="0"/>
           <w:numId w:val="3"/>
         </w:numPr>
-        <w:spacing w:lineRule="auto" w:line="360"/>
-        <w:ind w:firstLine="851" w:left="0"/>
-        <w:jc w:val="both"/>
-        <w:rPr>
-          <w:sz w:val="28"/>
-          <w:szCs w:val="28"/>
-        </w:rPr>
-      </w:pPr>
-      <w:r>
-        <w:rPr>
-          <w:sz w:val="28"/>
-          <w:szCs w:val="28"/>
-        </w:rPr>
-        <w:t>Лишним является Тюнен, так как остальные (Менгер, Джевонс, Вальрас) считаются основателями маржинализма в то время, как Тюнен представитель более ранних работ, концепции которых вошли в маржинализм.</w:t>
-      </w:r>
-    </w:p>
-    <w:p>
-      <w:pPr>
-        <w:pStyle w:val="ListParagraph"/>
+        <w:spacing w:line="360" w:lineRule="auto"/>
+        <w:ind w:left="0" w:firstLine="851"/>
+        <w:jc w:val="both"/>
+        <w:rPr>
+          <w:sz w:val="28"/>
+          <w:szCs w:val="28"/>
+        </w:rPr>
+      </w:pPr>
+      <w:r>
+        <w:rPr>
+          <w:sz w:val="28"/>
+          <w:szCs w:val="28"/>
+        </w:rPr>
+        <w:t xml:space="preserve">Лишним является </w:t>
+      </w:r>
+      <w:proofErr w:type="spellStart"/>
+      <w:r>
+        <w:rPr>
+          <w:sz w:val="28"/>
+          <w:szCs w:val="28"/>
+        </w:rPr>
+        <w:t>Тюнен</w:t>
+      </w:r>
+      <w:proofErr w:type="spellEnd"/>
+      <w:r>
+        <w:rPr>
+          <w:sz w:val="28"/>
+          <w:szCs w:val="28"/>
+        </w:rPr>
+        <w:t>, так как остальные (</w:t>
+      </w:r>
+      <w:proofErr w:type="spellStart"/>
+      <w:r>
+        <w:rPr>
+          <w:sz w:val="28"/>
+          <w:szCs w:val="28"/>
+        </w:rPr>
+        <w:t>Менгер</w:t>
+      </w:r>
+      <w:proofErr w:type="spellEnd"/>
+      <w:r>
+        <w:rPr>
+          <w:sz w:val="28"/>
+          <w:szCs w:val="28"/>
+        </w:rPr>
+        <w:t xml:space="preserve">, </w:t>
+      </w:r>
+      <w:proofErr w:type="spellStart"/>
+      <w:r>
+        <w:rPr>
+          <w:sz w:val="28"/>
+          <w:szCs w:val="28"/>
+        </w:rPr>
+        <w:t>Джевонс</w:t>
+      </w:r>
+      <w:proofErr w:type="spellEnd"/>
+      <w:r>
+        <w:rPr>
+          <w:sz w:val="28"/>
+          <w:szCs w:val="28"/>
+        </w:rPr>
+        <w:t xml:space="preserve">, Вальрас) считаются основателями маржинализма в то время, как </w:t>
+      </w:r>
+      <w:proofErr w:type="spellStart"/>
+      <w:r>
+        <w:rPr>
+          <w:sz w:val="28"/>
+          <w:szCs w:val="28"/>
+        </w:rPr>
+        <w:t>Тюнен</w:t>
+      </w:r>
+      <w:proofErr w:type="spellEnd"/>
+      <w:r>
+        <w:rPr>
+          <w:sz w:val="28"/>
+          <w:szCs w:val="28"/>
+        </w:rPr>
+        <w:t xml:space="preserve"> представитель более ранних работ, концепции которых вошли в маржинализм.</w:t>
+      </w:r>
+    </w:p>
+    <w:p>
+      <w:pPr>
+        <w:pStyle w:val="a6"/>
         <w:numPr>
           <w:ilvl w:val="0"/>
           <w:numId w:val="3"/>
         </w:numPr>
-        <w:spacing w:lineRule="auto" w:line="360"/>
-        <w:ind w:firstLine="851" w:left="0"/>
-        <w:jc w:val="both"/>
-        <w:rPr>
-          <w:sz w:val="28"/>
-          <w:szCs w:val="28"/>
-        </w:rPr>
-      </w:pPr>
-      <w:r>
-        <w:rPr>
-          <w:sz w:val="28"/>
-          <w:szCs w:val="28"/>
-        </w:rPr>
-        <w:t>В данной выборке лишним является Шмолляр: представитель «Новой» исторической школы. Менгер, Бем-Баверк и Визер же представители австрийской школы.</w:t>
-      </w:r>
-    </w:p>
-    <w:p>
-      <w:pPr>
-        <w:pStyle w:val="ListParagraph"/>
+        <w:spacing w:line="360" w:lineRule="auto"/>
+        <w:ind w:left="0" w:firstLine="851"/>
+        <w:jc w:val="both"/>
+        <w:rPr>
+          <w:sz w:val="28"/>
+          <w:szCs w:val="28"/>
+        </w:rPr>
+      </w:pPr>
+      <w:r>
+        <w:rPr>
+          <w:sz w:val="28"/>
+          <w:szCs w:val="28"/>
+        </w:rPr>
+        <w:t xml:space="preserve">В данной выборке лишним является </w:t>
+      </w:r>
+      <w:proofErr w:type="spellStart"/>
+      <w:r>
+        <w:rPr>
+          <w:sz w:val="28"/>
+          <w:szCs w:val="28"/>
+        </w:rPr>
+        <w:t>Шмолляр</w:t>
+      </w:r>
+      <w:proofErr w:type="spellEnd"/>
+      <w:r>
+        <w:rPr>
+          <w:sz w:val="28"/>
+          <w:szCs w:val="28"/>
+        </w:rPr>
+        <w:t xml:space="preserve">: представитель «Новой» исторической школы. </w:t>
+      </w:r>
+      <w:proofErr w:type="spellStart"/>
+      <w:r>
+        <w:rPr>
+          <w:sz w:val="28"/>
+          <w:szCs w:val="28"/>
+        </w:rPr>
+        <w:t>Менгер</w:t>
+      </w:r>
+      <w:proofErr w:type="spellEnd"/>
+      <w:r>
+        <w:rPr>
+          <w:sz w:val="28"/>
+          <w:szCs w:val="28"/>
+        </w:rPr>
+        <w:t>, Бем-</w:t>
+      </w:r>
+      <w:proofErr w:type="spellStart"/>
+      <w:r>
+        <w:rPr>
+          <w:sz w:val="28"/>
+          <w:szCs w:val="28"/>
+        </w:rPr>
+        <w:t>Баверк</w:t>
+      </w:r>
+      <w:proofErr w:type="spellEnd"/>
+      <w:r>
+        <w:rPr>
+          <w:sz w:val="28"/>
+          <w:szCs w:val="28"/>
+        </w:rPr>
+        <w:t xml:space="preserve"> и </w:t>
+      </w:r>
+      <w:proofErr w:type="spellStart"/>
+      <w:r>
+        <w:rPr>
+          <w:sz w:val="28"/>
+          <w:szCs w:val="28"/>
+        </w:rPr>
+        <w:t>Визер</w:t>
+      </w:r>
+      <w:proofErr w:type="spellEnd"/>
+      <w:r>
+        <w:rPr>
+          <w:sz w:val="28"/>
+          <w:szCs w:val="28"/>
+        </w:rPr>
+        <w:t xml:space="preserve"> же представители австрийской школы.</w:t>
+      </w:r>
+    </w:p>
+    <w:p>
+      <w:pPr>
+        <w:pStyle w:val="a6"/>
         <w:numPr>
           <w:ilvl w:val="0"/>
           <w:numId w:val="3"/>
         </w:numPr>
-        <w:spacing w:lineRule="auto" w:line="360"/>
-        <w:ind w:firstLine="851" w:left="0"/>
-        <w:jc w:val="both"/>
-        <w:rPr>
-          <w:sz w:val="28"/>
-          <w:szCs w:val="28"/>
-        </w:rPr>
-      </w:pPr>
-      <w:r>
-        <w:rPr>
-          <w:sz w:val="28"/>
-          <w:szCs w:val="28"/>
-        </w:rPr>
-        <w:t>Визер является лишним, так как является представителем австрийской школы, Джевонс, Вальрас и Парето – представители маржинализма.</w:t>
-      </w:r>
-    </w:p>
-    <w:p>
-      <w:pPr>
-        <w:pStyle w:val="ListParagraph"/>
+        <w:spacing w:line="360" w:lineRule="auto"/>
+        <w:ind w:left="0" w:firstLine="851"/>
+        <w:jc w:val="both"/>
+        <w:rPr>
+          <w:sz w:val="28"/>
+          <w:szCs w:val="28"/>
+        </w:rPr>
+      </w:pPr>
+      <w:proofErr w:type="spellStart"/>
+      <w:r>
+        <w:rPr>
+          <w:sz w:val="28"/>
+          <w:szCs w:val="28"/>
+        </w:rPr>
+        <w:t>Визер</w:t>
+      </w:r>
+      <w:proofErr w:type="spellEnd"/>
+      <w:r>
+        <w:rPr>
+          <w:sz w:val="28"/>
+          <w:szCs w:val="28"/>
+        </w:rPr>
+        <w:t xml:space="preserve"> является лишним, так как является представителем австрийской школы, </w:t>
+      </w:r>
+      <w:proofErr w:type="spellStart"/>
+      <w:r>
+        <w:rPr>
+          <w:sz w:val="28"/>
+          <w:szCs w:val="28"/>
+        </w:rPr>
+        <w:t>Джевонс</w:t>
+      </w:r>
+      <w:proofErr w:type="spellEnd"/>
+      <w:r>
+        <w:rPr>
+          <w:sz w:val="28"/>
+          <w:szCs w:val="28"/>
+        </w:rPr>
+        <w:t>, Вальрас и Парето – представители маржинализма.</w:t>
+      </w:r>
+    </w:p>
+    <w:p>
+      <w:pPr>
+        <w:pStyle w:val="a6"/>
         <w:numPr>
           <w:ilvl w:val="0"/>
           <w:numId w:val="3"/>
         </w:numPr>
-        <w:spacing w:lineRule="auto" w:line="360"/>
-        <w:ind w:firstLine="851" w:left="0"/>
-        <w:jc w:val="both"/>
-        <w:rPr>
-          <w:sz w:val="28"/>
-          <w:szCs w:val="28"/>
-        </w:rPr>
-      </w:pPr>
-      <w:r>
-        <w:rPr>
-          <w:sz w:val="28"/>
-          <w:szCs w:val="28"/>
-        </w:rPr>
-        <w:t>Маршалл, Пигу и Джевонс – представители неоклассической экономической теории, Парето разработал собственную концепцию «Эффективности по Парето». По этому причине он является лишним в списке.</w:t>
-      </w:r>
-    </w:p>
-    <w:p>
-      <w:pPr>
-        <w:pStyle w:val="ListParagraph"/>
+        <w:spacing w:line="360" w:lineRule="auto"/>
+        <w:ind w:left="0" w:firstLine="851"/>
+        <w:jc w:val="both"/>
+        <w:rPr>
+          <w:sz w:val="28"/>
+          <w:szCs w:val="28"/>
+        </w:rPr>
+      </w:pPr>
+      <w:r>
+        <w:rPr>
+          <w:sz w:val="28"/>
+          <w:szCs w:val="28"/>
+        </w:rPr>
+        <w:t xml:space="preserve">Маршалл, Пигу и </w:t>
+      </w:r>
+      <w:proofErr w:type="spellStart"/>
+      <w:r>
+        <w:rPr>
+          <w:sz w:val="28"/>
+          <w:szCs w:val="28"/>
+        </w:rPr>
+        <w:t>Джевонс</w:t>
+      </w:r>
+      <w:proofErr w:type="spellEnd"/>
+      <w:r>
+        <w:rPr>
+          <w:sz w:val="28"/>
+          <w:szCs w:val="28"/>
+        </w:rPr>
+        <w:t xml:space="preserve"> – представители неоклассической экономической теории, Парето разработал собственную концепцию «Эффективности по Парето». По этому причине он является лишним в списке.</w:t>
+      </w:r>
+    </w:p>
+    <w:p>
+      <w:pPr>
+        <w:pStyle w:val="a6"/>
         <w:numPr>
           <w:ilvl w:val="0"/>
           <w:numId w:val="3"/>
         </w:numPr>
-        <w:spacing w:lineRule="auto" w:line="360"/>
-        <w:ind w:firstLine="851" w:left="0"/>
-        <w:jc w:val="both"/>
-        <w:rPr>
-          <w:sz w:val="28"/>
-          <w:szCs w:val="28"/>
-        </w:rPr>
-      </w:pPr>
-      <w:r>
-        <w:rPr>
-          <w:sz w:val="28"/>
-          <w:szCs w:val="28"/>
-        </w:rPr>
-        <w:t>Давидсон в данной подборке является лишним - представитель посткейнсианской экономической школы. Остальные приведенные представители входят в Шведскую школу макроэкономики.</w:t>
-      </w:r>
-    </w:p>
-    <w:p>
-      <w:pPr>
-        <w:pStyle w:val="ListParagraph"/>
+        <w:spacing w:line="360" w:lineRule="auto"/>
+        <w:ind w:left="0" w:firstLine="851"/>
+        <w:jc w:val="both"/>
+        <w:rPr>
+          <w:sz w:val="28"/>
+          <w:szCs w:val="28"/>
+        </w:rPr>
+      </w:pPr>
+      <w:proofErr w:type="spellStart"/>
+      <w:r>
+        <w:rPr>
+          <w:sz w:val="28"/>
+          <w:szCs w:val="28"/>
+        </w:rPr>
+        <w:t>Давидсон</w:t>
+      </w:r>
+      <w:proofErr w:type="spellEnd"/>
+      <w:r>
+        <w:rPr>
+          <w:sz w:val="28"/>
+          <w:szCs w:val="28"/>
+        </w:rPr>
+        <w:t xml:space="preserve"> в данной подборке является лишним - представитель </w:t>
+      </w:r>
+      <w:proofErr w:type="spellStart"/>
+      <w:r>
+        <w:rPr>
+          <w:sz w:val="28"/>
+          <w:szCs w:val="28"/>
+        </w:rPr>
+        <w:t>посткейнсианской</w:t>
+      </w:r>
+      <w:proofErr w:type="spellEnd"/>
+      <w:r>
+        <w:rPr>
+          <w:sz w:val="28"/>
+          <w:szCs w:val="28"/>
+        </w:rPr>
+        <w:t xml:space="preserve"> экономической школы. Остальные приведенные представители входят в Шведскую школу макроэкономики.</w:t>
+      </w:r>
+    </w:p>
+    <w:p>
+      <w:pPr>
+        <w:pStyle w:val="a6"/>
         <w:numPr>
           <w:ilvl w:val="0"/>
           <w:numId w:val="3"/>
         </w:numPr>
-        <w:spacing w:lineRule="auto" w:line="360"/>
-        <w:ind w:firstLine="851" w:left="0"/>
-        <w:jc w:val="both"/>
-        <w:rPr>
-          <w:sz w:val="28"/>
-          <w:szCs w:val="28"/>
-        </w:rPr>
-      </w:pPr>
-      <w:r>
-        <w:rPr>
-          <w:sz w:val="28"/>
-          <w:szCs w:val="28"/>
-        </w:rPr>
-        <w:t>Парето является лишним, так как является итальянским экономистом, Струве, Билимович и Слуцкий являются российскими представителями экономики.</w:t>
-      </w:r>
-    </w:p>
-    <w:p>
-      <w:pPr>
-        <w:pStyle w:val="ListParagraph"/>
-        <w:numPr>
-          <w:ilvl w:val="0"/>
-          <w:numId w:val="0"/>
-        </w:numPr>
-        <w:spacing w:lineRule="auto" w:line="360"/>
-        <w:ind w:hanging="0" w:left="0"/>
-        <w:jc w:val="both"/>
-        <w:rPr>
-          <w:sz w:val="28"/>
-          <w:szCs w:val="28"/>
-        </w:rPr>
-      </w:pPr>
-      <w:r>
-        <w:rPr/>
-      </w:r>
-    </w:p>
-    <w:p>
-      <w:pPr>
-        <w:pStyle w:val="Normal"/>
-        <w:spacing w:lineRule="auto" w:line="360"/>
+        <w:spacing w:line="360" w:lineRule="auto"/>
+        <w:ind w:left="0" w:firstLine="851"/>
+        <w:jc w:val="both"/>
+        <w:rPr>
+          <w:sz w:val="28"/>
+          <w:szCs w:val="28"/>
+        </w:rPr>
+      </w:pPr>
+      <w:r>
+        <w:rPr>
+          <w:sz w:val="28"/>
+          <w:szCs w:val="28"/>
+        </w:rPr>
+        <w:t xml:space="preserve">Парето является лишним, так как является итальянским экономистом, Струве, </w:t>
+      </w:r>
+      <w:proofErr w:type="spellStart"/>
+      <w:r>
+        <w:rPr>
+          <w:sz w:val="28"/>
+          <w:szCs w:val="28"/>
+        </w:rPr>
+        <w:t>Билимович</w:t>
+      </w:r>
+      <w:proofErr w:type="spellEnd"/>
+      <w:r>
+        <w:rPr>
+          <w:sz w:val="28"/>
+          <w:szCs w:val="28"/>
+        </w:rPr>
+        <w:t xml:space="preserve"> и Слуцкий являются российскими представителями экономики.</w:t>
+      </w:r>
+    </w:p>
+    <w:p>
+      <w:pPr>
+        <w:pStyle w:val="a6"/>
+        <w:spacing w:line="360" w:lineRule="auto"/>
+        <w:ind w:left="0"/>
+        <w:jc w:val="both"/>
+        <w:rPr>
+          <w:sz w:val="28"/>
+          <w:szCs w:val="28"/>
+        </w:rPr>
+      </w:pPr>
+    </w:p>
+    <w:p>
+      <w:pPr>
+        <w:spacing w:line="360" w:lineRule="auto"/>
         <w:jc w:val="center"/>
         <w:rPr>
           <w:sz w:val="28"/>
@@ -2196,13 +2301,13 @@
         <w:rPr>
           <w:sz w:val="28"/>
         </w:rPr>
+        <w:lastRenderedPageBreak/>
         <w:t>ЗАДАНИЕ 6.</w:t>
       </w:r>
     </w:p>
     <w:p>
       <w:pPr>
-        <w:pStyle w:val="Normal"/>
-        <w:spacing w:lineRule="auto" w:line="360"/>
+        <w:spacing w:line="360" w:lineRule="auto"/>
         <w:ind w:firstLine="709"/>
         <w:jc w:val="both"/>
         <w:rPr>
@@ -2218,8 +2323,7 @@
     </w:p>
     <w:p>
       <w:pPr>
-        <w:pStyle w:val="Normal"/>
-        <w:spacing w:lineRule="auto" w:line="360"/>
+        <w:spacing w:line="360" w:lineRule="auto"/>
         <w:jc w:val="center"/>
         <w:rPr>
           <w:sz w:val="28"/>
@@ -2234,8 +2338,7 @@
     </w:p>
     <w:p>
       <w:pPr>
-        <w:pStyle w:val="Normal"/>
-        <w:spacing w:lineRule="auto" w:line="360"/>
+        <w:spacing w:line="360" w:lineRule="auto"/>
         <w:ind w:firstLine="709"/>
         <w:jc w:val="both"/>
         <w:rPr>
@@ -2251,400 +2354,448 @@
     </w:p>
     <w:p>
       <w:pPr>
-        <w:pStyle w:val="ListParagraph"/>
+        <w:pStyle w:val="a6"/>
         <w:numPr>
           <w:ilvl w:val="0"/>
           <w:numId w:val="4"/>
         </w:numPr>
-        <w:spacing w:lineRule="auto" w:line="360"/>
-        <w:ind w:firstLine="851" w:left="0"/>
-        <w:jc w:val="both"/>
-        <w:rPr>
-          <w:sz w:val="28"/>
-        </w:rPr>
-      </w:pPr>
-      <w:r>
-        <w:rPr>
-          <w:sz w:val="28"/>
-        </w:rPr>
-        <w:t xml:space="preserve">Описание — это </w:t>
-      </w:r>
-      <w:r>
-        <w:rPr>
-          <w:rFonts w:eastAsia="Times New Roman" w:cs="Times New Roman"/>
-          <w:color w:val="000000"/>
-          <w:sz w:val="28"/>
-          <w:szCs w:val="20"/>
-          <w:lang w:eastAsia="ru-RU"/>
-        </w:rPr>
-        <w:t xml:space="preserve">фиксация средствами естественного или искусственного языка сведений об объектах, данных в наблюдении. Пример: </w:t>
-      </w:r>
-    </w:p>
-    <w:p>
-      <w:pPr>
-        <w:pStyle w:val="ListParagraph"/>
+        <w:spacing w:line="360" w:lineRule="auto"/>
+        <w:ind w:left="0" w:firstLine="851"/>
+        <w:jc w:val="both"/>
+        <w:rPr>
+          <w:sz w:val="28"/>
+        </w:rPr>
+      </w:pPr>
+      <w:r>
+        <w:rPr>
+          <w:sz w:val="28"/>
+        </w:rPr>
+        <w:t>Наблюдение </w:t>
+      </w:r>
+      <w:r>
+        <w:rPr>
+          <w:sz w:val="28"/>
+        </w:rPr>
+        <w:t xml:space="preserve">– </w:t>
+      </w:r>
+      <w:r>
+        <w:rPr>
+          <w:sz w:val="28"/>
+        </w:rPr>
+        <w:t>это</w:t>
+      </w:r>
+      <w:r>
+        <w:rPr>
+          <w:sz w:val="28"/>
+        </w:rPr>
+        <w:t xml:space="preserve"> метод, который заключается в</w:t>
+      </w:r>
+      <w:r>
+        <w:rPr>
+          <w:sz w:val="28"/>
+        </w:rPr>
+        <w:t xml:space="preserve"> получени</w:t>
+      </w:r>
+      <w:r>
+        <w:rPr>
+          <w:sz w:val="28"/>
+        </w:rPr>
+        <w:t>и</w:t>
+      </w:r>
+      <w:r>
+        <w:rPr>
+          <w:sz w:val="28"/>
+        </w:rPr>
+        <w:t xml:space="preserve"> информации путем прямой и непосредственной регистрации событий и условий их протекания.</w:t>
+      </w:r>
+      <w:r>
+        <w:rPr>
+          <w:sz w:val="28"/>
+        </w:rPr>
+        <w:t xml:space="preserve"> </w:t>
+      </w:r>
+      <w:r>
+        <w:rPr>
+          <w:sz w:val="28"/>
+        </w:rPr>
+        <w:t>Пример:</w:t>
+      </w:r>
+      <w:r>
+        <w:rPr>
+          <w:sz w:val="28"/>
+        </w:rPr>
+        <w:t xml:space="preserve"> центральный банк следит за уровнем</w:t>
+      </w:r>
+      <w:r>
+        <w:rPr>
+          <w:sz w:val="28"/>
+        </w:rPr>
+        <w:t xml:space="preserve"> </w:t>
+      </w:r>
+      <w:r>
+        <w:rPr>
+          <w:sz w:val="28"/>
+        </w:rPr>
+        <w:t>золотовалютных резервов</w:t>
+      </w:r>
+      <w:r>
+        <w:rPr>
+          <w:sz w:val="28"/>
+        </w:rPr>
+        <w:t>,</w:t>
+      </w:r>
+      <w:r>
+        <w:rPr>
+          <w:sz w:val="28"/>
+        </w:rPr>
+        <w:t xml:space="preserve"> инфляции, безработицы и других факторов, влияющих на</w:t>
+      </w:r>
+      <w:r>
+        <w:rPr>
+          <w:sz w:val="28"/>
+        </w:rPr>
+        <w:t xml:space="preserve"> </w:t>
+      </w:r>
+      <w:r>
+        <w:rPr>
+          <w:sz w:val="28"/>
+        </w:rPr>
+        <w:t>макроэкономику.</w:t>
+      </w:r>
+    </w:p>
+    <w:p>
+      <w:pPr>
+        <w:pStyle w:val="a6"/>
         <w:numPr>
           <w:ilvl w:val="0"/>
           <w:numId w:val="4"/>
         </w:numPr>
-        <w:spacing w:lineRule="auto" w:line="360"/>
-        <w:ind w:firstLine="851" w:left="0"/>
-        <w:jc w:val="both"/>
-        <w:rPr>
-          <w:sz w:val="28"/>
-        </w:rPr>
-      </w:pPr>
-      <w:r>
-        <w:rPr>
-          <w:sz w:val="28"/>
-        </w:rPr>
-        <w:t>Сравнение — эт</w:t>
-      </w:r>
-      <w:r>
-        <w:rPr>
-          <w:rFonts w:eastAsia="Times New Roman" w:cs="Times New Roman"/>
-          <w:color w:val="000000"/>
-          <w:sz w:val="28"/>
-          <w:szCs w:val="20"/>
-          <w:lang w:eastAsia="ru-RU"/>
-        </w:rPr>
-        <w:t xml:space="preserve">о  метод сопоставления двух и более объектов, выделение в них общего и различного с целью классификации и типологии. Пример: </w:t>
-      </w:r>
-    </w:p>
-    <w:p>
-      <w:pPr>
-        <w:pStyle w:val="ListParagraph"/>
+        <w:spacing w:line="360" w:lineRule="auto"/>
+        <w:ind w:left="0" w:firstLine="851"/>
+        <w:jc w:val="both"/>
+        <w:rPr>
+          <w:sz w:val="28"/>
+        </w:rPr>
+      </w:pPr>
+      <w:r>
+        <w:rPr>
+          <w:sz w:val="28"/>
+        </w:rPr>
+        <w:t xml:space="preserve">Сравнение — это метод сопоставления двух и более объектов, выделение в них общего и различного с целью классификации и типологии. Пример: </w:t>
+      </w:r>
+      <w:r>
+        <w:rPr>
+          <w:sz w:val="28"/>
+        </w:rPr>
+        <w:t>сравнение некоторых экономических факторов одной страны с другой для получения информации о более устойчивом положении экономики.</w:t>
+      </w:r>
+    </w:p>
+    <w:p>
+      <w:pPr>
+        <w:pStyle w:val="a6"/>
         <w:numPr>
           <w:ilvl w:val="0"/>
           <w:numId w:val="4"/>
         </w:numPr>
-        <w:spacing w:lineRule="auto" w:line="360"/>
-        <w:ind w:firstLine="851" w:left="0"/>
-        <w:jc w:val="both"/>
-        <w:rPr>
-          <w:sz w:val="28"/>
-        </w:rPr>
-      </w:pPr>
-      <w:r>
-        <w:rPr>
-          <w:sz w:val="28"/>
-        </w:rPr>
-        <w:t xml:space="preserve">Гипотеза — это обоснованное, но еще не подтверженоое предположение. Пример: </w:t>
-      </w:r>
-    </w:p>
-    <w:p>
-      <w:pPr>
-        <w:pStyle w:val="ListParagraph"/>
+        <w:spacing w:line="360" w:lineRule="auto"/>
+        <w:ind w:left="0" w:firstLine="851"/>
+        <w:jc w:val="both"/>
+        <w:rPr>
+          <w:sz w:val="28"/>
+        </w:rPr>
+      </w:pPr>
+      <w:r>
+        <w:rPr>
+          <w:sz w:val="28"/>
+        </w:rPr>
+        <w:t xml:space="preserve">Гипотеза — это обоснованное, но еще не </w:t>
+      </w:r>
+      <w:r>
+        <w:rPr>
+          <w:sz w:val="28"/>
+        </w:rPr>
+        <w:t>подтверждённое</w:t>
+      </w:r>
+      <w:r>
+        <w:rPr>
+          <w:sz w:val="28"/>
+        </w:rPr>
+        <w:t xml:space="preserve"> предположение. Пример: </w:t>
+      </w:r>
+      <w:r>
+        <w:rPr>
+          <w:sz w:val="28"/>
+        </w:rPr>
+        <w:t>снижение подоходного налога приведет к росту спроса со стороны потребителей, что вызовет повышение цены.</w:t>
+      </w:r>
+    </w:p>
+    <w:p>
+      <w:pPr>
+        <w:pStyle w:val="a6"/>
         <w:numPr>
           <w:ilvl w:val="0"/>
           <w:numId w:val="4"/>
         </w:numPr>
-        <w:spacing w:lineRule="auto" w:line="360"/>
-        <w:ind w:firstLine="851" w:left="0"/>
-        <w:jc w:val="both"/>
-        <w:rPr>
-          <w:sz w:val="28"/>
-        </w:rPr>
-      </w:pPr>
-      <w:r>
-        <w:rPr>
-          <w:sz w:val="28"/>
-        </w:rPr>
-        <w:t xml:space="preserve">Моделирование </w:t>
-      </w:r>
-      <w:r>
-        <w:rPr>
-          <w:rFonts w:eastAsia="Times New Roman" w:cs="Times New Roman"/>
-          <w:color w:val="000000"/>
-          <w:sz w:val="28"/>
-          <w:szCs w:val="20"/>
-          <w:lang w:eastAsia="ru-RU"/>
-        </w:rPr>
-        <w:t>— это замещение одного объекта другим с целью получения информации о важнейших свойствах объекта-оригинала с помощью объекта-модели. Пример:   </w:t>
-      </w:r>
-    </w:p>
-    <w:p>
-      <w:pPr>
-        <w:pStyle w:val="ListParagraph"/>
+        <w:spacing w:line="360" w:lineRule="auto"/>
+        <w:ind w:left="0" w:firstLine="851"/>
+        <w:jc w:val="both"/>
+        <w:rPr>
+          <w:sz w:val="28"/>
+        </w:rPr>
+      </w:pPr>
+      <w:r>
+        <w:rPr>
+          <w:sz w:val="28"/>
+        </w:rPr>
+        <w:t>Моделирование — это замещение одного объекта другим с целью получения информации о важнейших свойствах объекта-оригинала с помощью объекта-модели. Пример:</w:t>
+      </w:r>
+      <w:r>
+        <w:rPr>
+          <w:sz w:val="28"/>
+        </w:rPr>
+        <w:t xml:space="preserve"> для более точного анализы была создана модель среднестатистической семьи, чтобы проанализировать, как различные факторы и изменения повлияют на их расходы</w:t>
+      </w:r>
+      <w:r>
+        <w:rPr>
+          <w:sz w:val="28"/>
+        </w:rPr>
+        <w:t xml:space="preserve"> </w:t>
+      </w:r>
+      <w:r>
+        <w:rPr>
+          <w:sz w:val="28"/>
+        </w:rPr>
+        <w:t>и потре</w:t>
+      </w:r>
+      <w:r>
+        <w:rPr>
+          <w:sz w:val="28"/>
+        </w:rPr>
+        <w:t>бление.</w:t>
+      </w:r>
+    </w:p>
+    <w:p>
+      <w:pPr>
+        <w:pStyle w:val="a6"/>
         <w:numPr>
           <w:ilvl w:val="0"/>
           <w:numId w:val="4"/>
         </w:numPr>
-        <w:spacing w:lineRule="auto" w:line="360"/>
-        <w:ind w:firstLine="851" w:left="0"/>
-        <w:jc w:val="both"/>
-        <w:rPr>
-          <w:sz w:val="28"/>
-        </w:rPr>
-      </w:pPr>
-      <w:r>
-        <w:rPr>
-          <w:sz w:val="28"/>
-        </w:rPr>
-        <w:t>Эксперимент — эт</w:t>
-      </w:r>
-      <w:r>
-        <w:rPr>
-          <w:rFonts w:eastAsia="Times New Roman" w:cs="Times New Roman"/>
-          <w:color w:val="000000"/>
-          <w:sz w:val="28"/>
-          <w:szCs w:val="20"/>
-          <w:lang w:eastAsia="ru-RU"/>
-        </w:rPr>
-        <w:t>о  метод, при помощи которого исследуются явления реально-предметной действительности в воспроизводимых условиях путём их контролируемого изменения. Пример:</w:t>
-      </w:r>
-    </w:p>
-    <w:p>
-      <w:pPr>
-        <w:pStyle w:val="ListParagraph"/>
+        <w:spacing w:line="360" w:lineRule="auto"/>
+        <w:ind w:left="0" w:firstLine="851"/>
+        <w:jc w:val="both"/>
+        <w:rPr>
+          <w:sz w:val="28"/>
+        </w:rPr>
+      </w:pPr>
+      <w:r>
+        <w:rPr>
+          <w:sz w:val="28"/>
+        </w:rPr>
+        <w:t>Эксперимент — это метод, при помощи которого исследуются явления реально-предметной действительности в воспроизводимых условиях путём их контролируемого изменения. Пример:</w:t>
+      </w:r>
+      <w:r>
+        <w:rPr>
+          <w:sz w:val="28"/>
+        </w:rPr>
+        <w:t xml:space="preserve"> внедрение новых льготных программ в небольшом количестве регионов для изучения поведения экономики и потребителей.</w:t>
+      </w:r>
+    </w:p>
+    <w:p>
+      <w:pPr>
+        <w:pStyle w:val="a6"/>
         <w:numPr>
           <w:ilvl w:val="0"/>
           <w:numId w:val="4"/>
         </w:numPr>
-        <w:spacing w:lineRule="auto" w:line="360"/>
-        <w:ind w:firstLine="851" w:left="0"/>
-        <w:jc w:val="both"/>
-        <w:rPr>
-          <w:sz w:val="28"/>
-        </w:rPr>
-      </w:pPr>
-      <w:r>
-        <w:rPr>
-          <w:rFonts w:eastAsia="Times New Roman" w:cs="Times New Roman"/>
-          <w:color w:val="000000"/>
-          <w:sz w:val="28"/>
-          <w:szCs w:val="20"/>
-          <w:lang w:eastAsia="ru-RU"/>
-        </w:rPr>
-        <w:t>Научная абстракция — метод, который состоит в отвлечении в процессе познания от внешних явлений, несущественных сторон и выделении наиболее глубокой сущности предмета. Пример:</w:t>
-      </w:r>
-    </w:p>
-    <w:p>
-      <w:pPr>
-        <w:pStyle w:val="ListParagraph"/>
+        <w:spacing w:line="360" w:lineRule="auto"/>
+        <w:ind w:left="0" w:firstLine="851"/>
+        <w:jc w:val="both"/>
+        <w:rPr>
+          <w:sz w:val="28"/>
+        </w:rPr>
+      </w:pPr>
+      <w:r>
+        <w:rPr>
+          <w:sz w:val="28"/>
+        </w:rPr>
+        <w:t xml:space="preserve">Научная абстракция — метод, который состоит в отвлечении в процессе познания от внешних явлений, несущественных сторон и </w:t>
+      </w:r>
+      <w:r>
+        <w:rPr>
+          <w:sz w:val="28"/>
+        </w:rPr>
+        <w:lastRenderedPageBreak/>
+        <w:t>выделении наиболее глубокой сущности предмета. Пример:</w:t>
+      </w:r>
+      <w:r>
+        <w:rPr>
+          <w:sz w:val="28"/>
+        </w:rPr>
+        <w:t xml:space="preserve"> при анализе рынка были использованы только главные факторы, различные случайности и несущественные факты были отброшены.</w:t>
+      </w:r>
+    </w:p>
+    <w:p>
+      <w:pPr>
+        <w:pStyle w:val="a6"/>
         <w:numPr>
           <w:ilvl w:val="0"/>
           <w:numId w:val="4"/>
         </w:numPr>
-        <w:spacing w:lineRule="auto" w:line="360"/>
-        <w:ind w:firstLine="851" w:left="0"/>
-        <w:jc w:val="both"/>
-        <w:rPr>
-          <w:sz w:val="28"/>
-        </w:rPr>
-      </w:pPr>
-      <w:r>
-        <w:rPr>
-          <w:rFonts w:eastAsia="Times New Roman" w:cs="Times New Roman"/>
-          <w:color w:val="000000"/>
-          <w:sz w:val="28"/>
-          <w:szCs w:val="20"/>
-          <w:lang w:eastAsia="ru-RU"/>
+        <w:spacing w:line="360" w:lineRule="auto"/>
+        <w:ind w:left="0" w:firstLine="851"/>
+        <w:jc w:val="both"/>
+        <w:rPr>
+          <w:sz w:val="28"/>
+        </w:rPr>
+      </w:pPr>
+      <w:r>
+        <w:rPr>
+          <w:sz w:val="28"/>
         </w:rPr>
         <w:t>Анализ и синтез:</w:t>
       </w:r>
     </w:p>
     <w:p>
       <w:pPr>
-        <w:pStyle w:val="ListParagraph"/>
-        <w:widowControl w:val="false"/>
+        <w:pStyle w:val="a6"/>
         <w:numPr>
           <w:ilvl w:val="4"/>
           <w:numId w:val="4"/>
         </w:numPr>
-        <w:suppressAutoHyphens w:val="true"/>
-        <w:bidi w:val="0"/>
-        <w:spacing w:lineRule="auto" w:line="360"/>
-        <w:ind w:firstLine="851" w:left="0"/>
-        <w:jc w:val="both"/>
-        <w:rPr>
-          <w:rFonts w:ascii="Times New Roman" w:hAnsi="Times New Roman" w:eastAsia="Times New Roman" w:cs="Times New Roman"/>
-          <w:b w:val="false"/>
-          <w:i w:val="false"/>
-          <w:i w:val="false"/>
-          <w:caps w:val="false"/>
-          <w:smallCaps w:val="false"/>
-          <w:color w:val="000000"/>
-          <w:spacing w:val="0"/>
-          <w:sz w:val="28"/>
-          <w:szCs w:val="28"/>
-          <w:lang w:eastAsia="ru-RU"/>
-        </w:rPr>
-      </w:pPr>
-      <w:r>
-        <w:rPr>
-          <w:rFonts w:eastAsia="Times New Roman" w:cs="Times New Roman"/>
-          <w:b w:val="false"/>
-          <w:i w:val="false"/>
-          <w:caps w:val="false"/>
-          <w:smallCaps w:val="false"/>
-          <w:color w:val="000000"/>
-          <w:spacing w:val="0"/>
-          <w:sz w:val="28"/>
-          <w:szCs w:val="28"/>
-          <w:lang w:eastAsia="ru-RU"/>
-        </w:rPr>
-        <w:t>Анализ — это  расчленение изучаемого экономического явления на отдельные элементы и исследование каждого элемента как необходимой составной части целого. Пример:</w:t>
-      </w:r>
-    </w:p>
-    <w:p>
-      <w:pPr>
-        <w:pStyle w:val="ListParagraph"/>
-        <w:widowControl w:val="false"/>
+        <w:spacing w:line="360" w:lineRule="auto"/>
+        <w:ind w:left="0" w:firstLine="1560"/>
+        <w:jc w:val="both"/>
+        <w:rPr>
+          <w:sz w:val="28"/>
+          <w:szCs w:val="28"/>
+        </w:rPr>
+      </w:pPr>
+      <w:r>
+        <w:rPr>
+          <w:sz w:val="28"/>
+          <w:szCs w:val="28"/>
+        </w:rPr>
+        <w:t>Анализ — это расчленение изучаемого экономического явления на отдельные элементы и исследование каждого элемента как необходимой составной части целого. Пример:</w:t>
+      </w:r>
+      <w:r>
+        <w:rPr>
+          <w:sz w:val="28"/>
+          <w:szCs w:val="28"/>
+        </w:rPr>
+        <w:t xml:space="preserve"> изучение основных макроэкономических факторов страны в текущий момент.</w:t>
+      </w:r>
+    </w:p>
+    <w:p>
+      <w:pPr>
+        <w:pStyle w:val="a6"/>
         <w:numPr>
           <w:ilvl w:val="4"/>
           <w:numId w:val="4"/>
         </w:numPr>
-        <w:suppressAutoHyphens w:val="true"/>
-        <w:bidi w:val="0"/>
-        <w:spacing w:lineRule="auto" w:line="360"/>
-        <w:ind w:firstLine="851" w:left="0"/>
-        <w:jc w:val="both"/>
-        <w:rPr>
-          <w:rFonts w:ascii="Times New Roman" w:hAnsi="Times New Roman" w:eastAsia="Times New Roman" w:cs="Times New Roman"/>
-          <w:b w:val="false"/>
-          <w:i w:val="false"/>
-          <w:i w:val="false"/>
-          <w:caps w:val="false"/>
-          <w:smallCaps w:val="false"/>
-          <w:color w:val="000000"/>
-          <w:spacing w:val="0"/>
-          <w:sz w:val="28"/>
-          <w:szCs w:val="28"/>
-          <w:lang w:eastAsia="ru-RU"/>
-        </w:rPr>
-      </w:pPr>
-      <w:r>
-        <w:rPr>
-          <w:rFonts w:eastAsia="Times New Roman" w:cs="Times New Roman"/>
-          <w:b w:val="false"/>
-          <w:i w:val="false"/>
-          <w:caps w:val="false"/>
-          <w:smallCaps w:val="false"/>
-          <w:color w:val="000000"/>
-          <w:spacing w:val="0"/>
-          <w:sz w:val="28"/>
-          <w:szCs w:val="28"/>
-          <w:lang w:eastAsia="ru-RU"/>
+        <w:spacing w:line="360" w:lineRule="auto"/>
+        <w:ind w:left="0" w:firstLine="1560"/>
+        <w:jc w:val="both"/>
+        <w:rPr>
+          <w:sz w:val="28"/>
+          <w:szCs w:val="28"/>
+        </w:rPr>
+      </w:pPr>
+      <w:r>
+        <w:rPr>
+          <w:sz w:val="28"/>
+          <w:szCs w:val="28"/>
         </w:rPr>
         <w:t>Синтез — это соединение родственных элементов в единое целое и описание общих выводов. Пример:</w:t>
       </w:r>
-    </w:p>
-    <w:p>
-      <w:pPr>
-        <w:pStyle w:val="ListParagraph"/>
+      <w:r>
+        <w:rPr>
+          <w:sz w:val="28"/>
+          <w:szCs w:val="28"/>
+        </w:rPr>
+        <w:t xml:space="preserve"> объединение всех </w:t>
+      </w:r>
+      <w:r>
+        <w:rPr>
+          <w:sz w:val="28"/>
+          <w:szCs w:val="28"/>
+        </w:rPr>
+        <w:t>данных для получения информации о текущем состоянии внутренней экономики.</w:t>
+      </w:r>
+    </w:p>
+    <w:p>
+      <w:pPr>
+        <w:pStyle w:val="a6"/>
         <w:numPr>
           <w:ilvl w:val="0"/>
           <w:numId w:val="4"/>
         </w:numPr>
-        <w:spacing w:lineRule="auto" w:line="360"/>
-        <w:ind w:firstLine="851" w:left="0"/>
-        <w:jc w:val="both"/>
-        <w:rPr>
-          <w:sz w:val="28"/>
-        </w:rPr>
-      </w:pPr>
-      <w:r>
-        <w:rPr>
-          <w:rFonts w:eastAsia="Times New Roman" w:cs="Times New Roman"/>
-          <w:color w:val="000000"/>
-          <w:sz w:val="28"/>
-          <w:szCs w:val="20"/>
-          <w:lang w:eastAsia="ru-RU"/>
+        <w:spacing w:line="360" w:lineRule="auto"/>
+        <w:ind w:left="0" w:firstLine="851"/>
+        <w:jc w:val="both"/>
+        <w:rPr>
+          <w:sz w:val="28"/>
+        </w:rPr>
+      </w:pPr>
+      <w:r>
+        <w:rPr>
+          <w:sz w:val="28"/>
         </w:rPr>
         <w:t>Индукция и дедукция:</w:t>
       </w:r>
     </w:p>
     <w:p>
       <w:pPr>
-        <w:pStyle w:val="ListParagraph"/>
+        <w:pStyle w:val="a6"/>
         <w:numPr>
           <w:ilvl w:val="1"/>
           <w:numId w:val="4"/>
         </w:numPr>
-        <w:spacing w:lineRule="auto" w:line="360"/>
-        <w:ind w:firstLine="851" w:left="0"/>
-        <w:jc w:val="both"/>
-        <w:rPr>
-          <w:rFonts w:ascii="Times New Roman" w:hAnsi="Times New Roman"/>
-          <w:sz w:val="28"/>
-          <w:szCs w:val="28"/>
-        </w:rPr>
-      </w:pPr>
-      <w:r>
-        <w:rPr>
-          <w:rFonts w:eastAsia="Times New Roman" w:cs="Times New Roman"/>
-          <w:color w:val="000000"/>
-          <w:sz w:val="28"/>
-          <w:szCs w:val="28"/>
-          <w:lang w:eastAsia="ru-RU"/>
-        </w:rPr>
-        <w:t xml:space="preserve">Индукция — это </w:t>
-      </w:r>
-      <w:r>
-        <w:rPr>
-          <w:rFonts w:eastAsia="Times New Roman" w:cs="Times New Roman"/>
-          <w:caps w:val="false"/>
-          <w:smallCaps w:val="false"/>
-          <w:color w:val="000000"/>
-          <w:spacing w:val="0"/>
-          <w:sz w:val="28"/>
-          <w:szCs w:val="28"/>
-          <w:lang w:eastAsia="ru-RU"/>
-        </w:rPr>
-        <w:t> </w:t>
-      </w:r>
-      <w:r>
-        <w:rPr>
-          <w:rFonts w:eastAsia="Times New Roman" w:cs="Times New Roman"/>
-          <w:b w:val="false"/>
-          <w:i w:val="false"/>
-          <w:caps w:val="false"/>
-          <w:smallCaps w:val="false"/>
-          <w:color w:val="000000"/>
-          <w:spacing w:val="0"/>
-          <w:sz w:val="28"/>
-          <w:szCs w:val="28"/>
-          <w:lang w:eastAsia="ru-RU"/>
-        </w:rPr>
-        <w:t xml:space="preserve">выведение теоретических положений и принципов из фактов. Пример: </w:t>
-      </w:r>
-    </w:p>
-    <w:p>
-      <w:pPr>
-        <w:pStyle w:val="ListParagraph"/>
-        <w:widowControl w:val="false"/>
+        <w:spacing w:line="360" w:lineRule="auto"/>
+        <w:ind w:left="0" w:firstLine="1560"/>
+        <w:jc w:val="both"/>
+        <w:rPr>
+          <w:sz w:val="28"/>
+          <w:szCs w:val="28"/>
+        </w:rPr>
+      </w:pPr>
+      <w:r>
+        <w:rPr>
+          <w:sz w:val="28"/>
+          <w:szCs w:val="28"/>
+        </w:rPr>
+        <w:t>Индукция — это выведение теоретических положений и принципов из фактов.</w:t>
+      </w:r>
+    </w:p>
+    <w:p>
+      <w:pPr>
+        <w:pStyle w:val="a6"/>
         <w:numPr>
           <w:ilvl w:val="1"/>
           <w:numId w:val="4"/>
         </w:numPr>
-        <w:suppressAutoHyphens w:val="true"/>
-        <w:bidi w:val="0"/>
-        <w:spacing w:lineRule="auto" w:line="360"/>
-        <w:ind w:firstLine="851" w:left="0"/>
-        <w:jc w:val="both"/>
-        <w:rPr/>
-      </w:pPr>
-      <w:r>
-        <w:rPr>
-          <w:rFonts w:eastAsia="Times New Roman" w:cs="Times New Roman"/>
-          <w:b w:val="false"/>
-          <w:i w:val="false"/>
-          <w:caps w:val="false"/>
-          <w:smallCaps w:val="false"/>
-          <w:color w:val="000000"/>
-          <w:spacing w:val="0"/>
-          <w:sz w:val="28"/>
-          <w:szCs w:val="28"/>
-          <w:lang w:eastAsia="ru-RU"/>
+        <w:spacing w:line="360" w:lineRule="auto"/>
+        <w:ind w:left="0" w:firstLine="1560"/>
+        <w:jc w:val="both"/>
+      </w:pPr>
+      <w:r>
+        <w:rPr>
+          <w:sz w:val="28"/>
+          <w:szCs w:val="28"/>
         </w:rPr>
         <w:t>Дедукция — это движение познания от теории и принципов к фактам. Пример:</w:t>
       </w:r>
-    </w:p>
-    <w:p>
-      <w:pPr>
-        <w:pStyle w:val="Normal"/>
-        <w:spacing w:lineRule="auto" w:line="360"/>
+      <w:r>
+        <w:rPr>
+          <w:sz w:val="28"/>
+          <w:szCs w:val="28"/>
+        </w:rPr>
+        <w:t xml:space="preserve"> повышение ключевой ставки приведен к снижению спроса со стороны потребителей, что стабилизирует возрастающие цены.</w:t>
+      </w:r>
+    </w:p>
+    <w:p>
+      <w:pPr>
+        <w:spacing w:line="360" w:lineRule="auto"/>
         <w:jc w:val="center"/>
         <w:rPr>
           <w:sz w:val="28"/>
@@ -2659,8 +2810,7 @@
     </w:p>
     <w:p>
       <w:pPr>
-        <w:pStyle w:val="Normal"/>
-        <w:spacing w:lineRule="auto" w:line="360"/>
+        <w:spacing w:line="360" w:lineRule="auto"/>
         <w:ind w:firstLine="709"/>
         <w:jc w:val="both"/>
         <w:rPr>
@@ -2676,8 +2826,7 @@
     </w:p>
     <w:p>
       <w:pPr>
-        <w:pStyle w:val="Normal"/>
-        <w:spacing w:lineRule="auto" w:line="360"/>
+        <w:spacing w:line="360" w:lineRule="auto"/>
         <w:jc w:val="center"/>
         <w:rPr>
           <w:sz w:val="28"/>
@@ -2692,13 +2841,13 @@
     </w:p>
     <w:p>
       <w:pPr>
-        <w:pStyle w:val="ListParagraph"/>
+        <w:pStyle w:val="a6"/>
         <w:numPr>
-          <w:ilvl w:val="0"/>
+          <w:ilvl w:val="3"/>
           <w:numId w:val="4"/>
         </w:numPr>
-        <w:spacing w:lineRule="auto" w:line="360"/>
-        <w:ind w:firstLine="851" w:left="0"/>
+        <w:spacing w:line="360" w:lineRule="auto"/>
+        <w:ind w:left="0" w:firstLine="851"/>
         <w:jc w:val="both"/>
         <w:rPr>
           <w:sz w:val="28"/>
@@ -2713,13 +2862,13 @@
     </w:p>
     <w:p>
       <w:pPr>
-        <w:pStyle w:val="ListParagraph"/>
+        <w:pStyle w:val="a6"/>
         <w:numPr>
-          <w:ilvl w:val="0"/>
+          <w:ilvl w:val="3"/>
           <w:numId w:val="4"/>
         </w:numPr>
-        <w:spacing w:lineRule="auto" w:line="360"/>
-        <w:ind w:firstLine="851" w:left="0"/>
+        <w:spacing w:line="360" w:lineRule="auto"/>
+        <w:ind w:left="0" w:firstLine="851"/>
         <w:jc w:val="both"/>
         <w:rPr>
           <w:sz w:val="28"/>
@@ -2734,13 +2883,13 @@
     </w:p>
     <w:p>
       <w:pPr>
-        <w:pStyle w:val="ListParagraph"/>
+        <w:pStyle w:val="a6"/>
         <w:numPr>
-          <w:ilvl w:val="0"/>
+          <w:ilvl w:val="3"/>
           <w:numId w:val="4"/>
         </w:numPr>
-        <w:spacing w:lineRule="auto" w:line="360"/>
-        <w:ind w:firstLine="851" w:left="0"/>
+        <w:spacing w:line="360" w:lineRule="auto"/>
+        <w:ind w:left="0" w:firstLine="851"/>
         <w:jc w:val="both"/>
         <w:rPr>
           <w:sz w:val="28"/>
@@ -2755,34 +2904,35 @@
     </w:p>
     <w:p>
       <w:pPr>
-        <w:pStyle w:val="ListParagraph"/>
+        <w:pStyle w:val="a6"/>
         <w:numPr>
-          <w:ilvl w:val="0"/>
+          <w:ilvl w:val="3"/>
           <w:numId w:val="4"/>
         </w:numPr>
-        <w:spacing w:lineRule="auto" w:line="360"/>
-        <w:ind w:firstLine="851" w:left="0"/>
-        <w:jc w:val="both"/>
-        <w:rPr>
-          <w:sz w:val="28"/>
-        </w:rPr>
-      </w:pPr>
-      <w:r>
-        <w:rPr>
-          <w:sz w:val="28"/>
-        </w:rPr>
+        <w:spacing w:line="360" w:lineRule="auto"/>
+        <w:ind w:left="0" w:firstLine="851"/>
+        <w:jc w:val="both"/>
+        <w:rPr>
+          <w:sz w:val="28"/>
+        </w:rPr>
+      </w:pPr>
+      <w:r>
+        <w:rPr>
+          <w:sz w:val="28"/>
+        </w:rPr>
+        <w:lastRenderedPageBreak/>
         <w:t>Школа классической политической экономики – направление экономики, в основу которого были заложены идеи свободного рынка, конкуренции и законы.</w:t>
       </w:r>
     </w:p>
     <w:p>
       <w:pPr>
-        <w:pStyle w:val="ListParagraph"/>
+        <w:pStyle w:val="a6"/>
         <w:numPr>
-          <w:ilvl w:val="0"/>
+          <w:ilvl w:val="3"/>
           <w:numId w:val="4"/>
         </w:numPr>
-        <w:spacing w:lineRule="auto" w:line="360"/>
-        <w:ind w:firstLine="851" w:left="0"/>
+        <w:spacing w:line="360" w:lineRule="auto"/>
+        <w:ind w:left="0" w:firstLine="851"/>
         <w:jc w:val="both"/>
         <w:rPr>
           <w:sz w:val="28"/>
@@ -2797,13 +2947,13 @@
     </w:p>
     <w:p>
       <w:pPr>
-        <w:pStyle w:val="ListParagraph"/>
+        <w:pStyle w:val="a6"/>
         <w:numPr>
-          <w:ilvl w:val="0"/>
+          <w:ilvl w:val="3"/>
           <w:numId w:val="4"/>
         </w:numPr>
-        <w:spacing w:lineRule="auto" w:line="360"/>
-        <w:ind w:firstLine="851" w:left="0"/>
+        <w:spacing w:line="360" w:lineRule="auto"/>
+        <w:ind w:left="0" w:firstLine="851"/>
         <w:jc w:val="both"/>
         <w:rPr>
           <w:sz w:val="28"/>
@@ -2818,13 +2968,13 @@
     </w:p>
     <w:p>
       <w:pPr>
-        <w:pStyle w:val="ListParagraph"/>
+        <w:pStyle w:val="a6"/>
         <w:numPr>
-          <w:ilvl w:val="0"/>
+          <w:ilvl w:val="3"/>
           <w:numId w:val="4"/>
         </w:numPr>
-        <w:spacing w:lineRule="auto" w:line="360"/>
-        <w:ind w:firstLine="851" w:left="0"/>
+        <w:spacing w:line="360" w:lineRule="auto"/>
+        <w:ind w:left="0" w:firstLine="851"/>
         <w:jc w:val="both"/>
         <w:rPr>
           <w:sz w:val="28"/>
@@ -2839,41 +2989,34 @@
     </w:p>
     <w:p>
       <w:pPr>
-        <w:pStyle w:val="ListParagraph"/>
-        <w:widowControl w:val="false"/>
+        <w:pStyle w:val="a6"/>
         <w:numPr>
-          <w:ilvl w:val="0"/>
+          <w:ilvl w:val="3"/>
           <w:numId w:val="4"/>
         </w:numPr>
-        <w:suppressAutoHyphens w:val="true"/>
-        <w:bidi w:val="0"/>
-        <w:spacing w:lineRule="auto" w:line="360" w:before="0" w:after="0"/>
-        <w:ind w:firstLine="989" w:left="0" w:right="0"/>
-        <w:contextualSpacing w:val="false"/>
-        <w:jc w:val="both"/>
-        <w:rPr>
-          <w:sz w:val="28"/>
-        </w:rPr>
-      </w:pPr>
-      <w:r>
-        <w:rPr>
-          <w:i w:val="false"/>
-          <w:iCs w:val="false"/>
-          <w:sz w:val="28"/>
-          <w:szCs w:val="24"/>
+        <w:spacing w:line="360" w:lineRule="auto"/>
+        <w:ind w:left="0" w:firstLine="851"/>
+        <w:jc w:val="both"/>
+        <w:rPr>
+          <w:sz w:val="28"/>
+        </w:rPr>
+      </w:pPr>
+      <w:r>
+        <w:rPr>
+          <w:sz w:val="28"/>
         </w:rPr>
         <w:t>Монетаризм – макроэкономическая теория, согласно которой количество денег в обращении является определяющим фактором развития экономики.</w:t>
       </w:r>
     </w:p>
     <w:p>
       <w:pPr>
-        <w:pStyle w:val="ListParagraph"/>
+        <w:pStyle w:val="a6"/>
         <w:numPr>
-          <w:ilvl w:val="0"/>
+          <w:ilvl w:val="3"/>
           <w:numId w:val="4"/>
         </w:numPr>
-        <w:spacing w:lineRule="auto" w:line="360"/>
-        <w:ind w:firstLine="851" w:left="0"/>
+        <w:spacing w:line="360" w:lineRule="auto"/>
+        <w:ind w:left="0" w:firstLine="851"/>
         <w:jc w:val="both"/>
         <w:rPr>
           <w:sz w:val="28"/>
@@ -2888,13 +3031,13 @@
     </w:p>
     <w:p>
       <w:pPr>
-        <w:pStyle w:val="ListParagraph"/>
+        <w:pStyle w:val="a6"/>
         <w:numPr>
-          <w:ilvl w:val="0"/>
+          <w:ilvl w:val="3"/>
           <w:numId w:val="4"/>
         </w:numPr>
-        <w:spacing w:lineRule="auto" w:line="360"/>
-        <w:ind w:firstLine="851" w:left="0"/>
+        <w:spacing w:line="360" w:lineRule="auto"/>
+        <w:ind w:left="0" w:firstLine="851"/>
         <w:jc w:val="both"/>
         <w:rPr>
           <w:sz w:val="28"/>
@@ -2909,13 +3052,13 @@
     </w:p>
     <w:p>
       <w:pPr>
-        <w:pStyle w:val="ListParagraph"/>
+        <w:pStyle w:val="a6"/>
         <w:numPr>
-          <w:ilvl w:val="0"/>
+          <w:ilvl w:val="3"/>
           <w:numId w:val="4"/>
         </w:numPr>
-        <w:spacing w:lineRule="auto" w:line="360"/>
-        <w:ind w:firstLine="851" w:left="0"/>
+        <w:spacing w:line="360" w:lineRule="auto"/>
+        <w:ind w:left="0" w:firstLine="851"/>
         <w:jc w:val="both"/>
         <w:rPr>
           <w:sz w:val="28"/>
@@ -2927,10 +3070,9 @@
         </w:rPr>
         <w:t>Политическая экономика – это одна из </w:t>
       </w:r>
-      <w:hyperlink r:id="rId2" w:tgtFrame="Общественные науки">
+      <w:hyperlink r:id="rId7" w:tgtFrame="Общественные науки">
         <w:r>
           <w:rPr>
-            <w:rStyle w:val="ListLabel46"/>
             <w:sz w:val="28"/>
           </w:rPr>
           <w:t>общественных наук</w:t>
@@ -2942,10 +3084,9 @@
         </w:rPr>
         <w:t>, предметом исследования которой являются отношения между </w:t>
       </w:r>
-      <w:hyperlink r:id="rId3" w:tgtFrame="Рынок">
+      <w:hyperlink r:id="rId8" w:tgtFrame="Рынок">
         <w:r>
           <w:rPr>
-            <w:rStyle w:val="ListLabel46"/>
             <w:sz w:val="28"/>
           </w:rPr>
           <w:t>рынком</w:t>
@@ -2957,10 +3098,9 @@
         </w:rPr>
         <w:t> и </w:t>
       </w:r>
-      <w:hyperlink r:id="rId4" w:tgtFrame="Государство">
+      <w:hyperlink r:id="rId9" w:tgtFrame="Государство">
         <w:r>
           <w:rPr>
-            <w:rStyle w:val="ListLabel46"/>
             <w:sz w:val="28"/>
           </w:rPr>
           <w:t>государством</w:t>
@@ -2972,10 +3112,9 @@
         </w:rPr>
         <w:t>, </w:t>
       </w:r>
-      <w:hyperlink r:id="rId5" w:tgtFrame="Индивид">
+      <w:hyperlink r:id="rId10" w:tgtFrame="Индивид">
         <w:r>
           <w:rPr>
-            <w:rStyle w:val="ListLabel46"/>
             <w:sz w:val="28"/>
           </w:rPr>
           <w:t>индивидом</w:t>
@@ -2987,10 +3126,9 @@
         </w:rPr>
         <w:t> и </w:t>
       </w:r>
-      <w:hyperlink r:id="rId6" w:tgtFrame="Общество">
+      <w:hyperlink r:id="rId11" w:tgtFrame="Общество">
         <w:r>
           <w:rPr>
-            <w:rStyle w:val="ListLabel46"/>
             <w:sz w:val="28"/>
           </w:rPr>
           <w:t>обществом</w:t>
@@ -3005,13 +3143,13 @@
     </w:p>
     <w:p>
       <w:pPr>
-        <w:pStyle w:val="ListParagraph"/>
+        <w:pStyle w:val="a6"/>
         <w:numPr>
-          <w:ilvl w:val="0"/>
+          <w:ilvl w:val="3"/>
           <w:numId w:val="4"/>
         </w:numPr>
-        <w:spacing w:lineRule="auto" w:line="360"/>
-        <w:ind w:firstLine="851" w:left="0"/>
+        <w:spacing w:line="360" w:lineRule="auto"/>
+        <w:ind w:left="0" w:firstLine="851"/>
         <w:jc w:val="both"/>
         <w:rPr>
           <w:sz w:val="28"/>
@@ -3026,13 +3164,13 @@
     </w:p>
     <w:p>
       <w:pPr>
-        <w:pStyle w:val="ListParagraph"/>
+        <w:pStyle w:val="a6"/>
         <w:numPr>
-          <w:ilvl w:val="0"/>
+          <w:ilvl w:val="3"/>
           <w:numId w:val="4"/>
         </w:numPr>
-        <w:spacing w:lineRule="auto" w:line="360"/>
-        <w:ind w:firstLine="851" w:left="0"/>
+        <w:spacing w:line="360" w:lineRule="auto"/>
+        <w:ind w:left="0" w:firstLine="851"/>
         <w:jc w:val="both"/>
         <w:rPr>
           <w:sz w:val="28"/>
@@ -3047,11 +3185,98 @@
     </w:p>
     <w:p>
       <w:pPr>
-        <w:pStyle w:val="Normal"/>
-        <w:spacing w:lineRule="auto" w:line="360"/>
+        <w:spacing w:line="360" w:lineRule="auto"/>
         <w:jc w:val="center"/>
         <w:rPr>
           <w:sz w:val="28"/>
+        </w:rPr>
+      </w:pPr>
+      <w:r>
+        <w:rPr>
+          <w:sz w:val="28"/>
+        </w:rPr>
+        <w:lastRenderedPageBreak/>
+        <w:t xml:space="preserve">ЗАДАНИЕ </w:t>
+      </w:r>
+      <w:r>
+        <w:rPr>
+          <w:sz w:val="28"/>
+        </w:rPr>
+        <w:t>8</w:t>
+      </w:r>
+      <w:r>
+        <w:rPr>
+          <w:sz w:val="28"/>
+        </w:rPr>
+        <w:t>.</w:t>
+      </w:r>
+    </w:p>
+    <w:p>
+      <w:pPr>
+        <w:spacing w:line="360" w:lineRule="auto"/>
+        <w:ind w:firstLine="709"/>
+        <w:jc w:val="both"/>
+        <w:rPr>
+          <w:sz w:val="28"/>
+        </w:rPr>
+      </w:pPr>
+      <w:r>
+        <w:rPr>
+          <w:sz w:val="28"/>
+        </w:rPr>
+        <w:t>Написать</w:t>
+      </w:r>
+      <w:r>
+        <w:rPr>
+          <w:sz w:val="28"/>
+        </w:rPr>
+        <w:t xml:space="preserve"> эссе по </w:t>
+      </w:r>
+      <w:r>
+        <w:rPr>
+          <w:sz w:val="28"/>
+        </w:rPr>
+        <w:t>теме «Должно ли государство поддерживать отечественных производителей?».</w:t>
+      </w:r>
+    </w:p>
+    <w:p>
+      <w:pPr>
+        <w:spacing w:line="360" w:lineRule="auto"/>
+        <w:jc w:val="center"/>
+        <w:rPr>
+          <w:sz w:val="28"/>
+        </w:rPr>
+      </w:pPr>
+      <w:r>
+        <w:rPr>
+          <w:sz w:val="28"/>
+        </w:rPr>
+        <w:t>ВЫПОЛНЕНИЕ РАБОТЫ:</w:t>
+      </w:r>
+    </w:p>
+    <w:p>
+      <w:pPr>
+        <w:spacing w:line="360" w:lineRule="auto"/>
+        <w:ind w:firstLine="709"/>
+        <w:jc w:val="both"/>
+        <w:rPr>
+          <w:sz w:val="28"/>
+          <w:szCs w:val="28"/>
+        </w:rPr>
+      </w:pPr>
+      <w:r>
+        <w:rPr>
+          <w:sz w:val="28"/>
+        </w:rPr>
+        <w:t>Выполнение данного задания прикреплено в ПРИЛОЖЕНИИ 1.</w:t>
+      </w:r>
+    </w:p>
+    <w:p>
+      <w:pPr>
+        <w:spacing w:line="360" w:lineRule="auto"/>
+        <w:jc w:val="center"/>
+        <w:rPr>
+          <w:sz w:val="28"/>
           <w:szCs w:val="28"/>
         </w:rPr>
       </w:pPr>
@@ -3065,8 +3290,7 @@
     </w:p>
     <w:p>
       <w:pPr>
-        <w:pStyle w:val="Normal"/>
-        <w:spacing w:lineRule="auto" w:line="360"/>
+        <w:spacing w:line="360" w:lineRule="auto"/>
         <w:ind w:firstLine="709"/>
         <w:jc w:val="both"/>
         <w:rPr>
@@ -3082,8 +3306,7 @@
     </w:p>
     <w:p>
       <w:pPr>
-        <w:pStyle w:val="Normal"/>
-        <w:spacing w:lineRule="auto" w:line="360"/>
+        <w:spacing w:line="360" w:lineRule="auto"/>
         <w:ind w:firstLine="709"/>
         <w:jc w:val="both"/>
         <w:rPr>
@@ -3091,16 +3314,12 @@
         </w:rPr>
       </w:pPr>
       <w:r>
-        <w:rPr/>
-      </w:r>
-      <w:r>
         <w:br w:type="page"/>
       </w:r>
     </w:p>
     <w:p>
       <w:pPr>
-        <w:pStyle w:val="Normal"/>
-        <w:spacing w:lineRule="auto" w:line="360"/>
+        <w:spacing w:line="360" w:lineRule="auto"/>
         <w:jc w:val="center"/>
         <w:rPr>
           <w:sz w:val="28"/>
@@ -3112,23 +3331,15 @@
           <w:sz w:val="28"/>
           <w:szCs w:val="28"/>
         </w:rPr>
-        <w:t>ПРИЛОЖЕНИЕ 1</w:t>
-      </w:r>
-      <w:r>
-        <w:rPr>
-          <w:sz w:val="28"/>
-          <w:szCs w:val="28"/>
-        </w:rPr>
-        <w:t>:</w:t>
-      </w:r>
-    </w:p>
-    <w:p>
-      <w:pPr>
-        <w:pStyle w:val="Normal"/>
-        <w:spacing w:lineRule="auto" w:line="360"/>
+        <w:lastRenderedPageBreak/>
+        <w:t>ПРИЛОЖЕНИЕ 1:</w:t>
+      </w:r>
+    </w:p>
+    <w:p>
+      <w:pPr>
+        <w:spacing w:line="360" w:lineRule="auto"/>
         <w:jc w:val="center"/>
         <w:rPr>
-          <w:i/>
           <w:i/>
           <w:iCs/>
         </w:rPr>
@@ -3145,61 +3356,35 @@
     </w:p>
     <w:p>
       <w:pPr>
-        <w:pStyle w:val="Normal"/>
-        <w:widowControl w:val="false"/>
-        <w:suppressAutoHyphens w:val="true"/>
-        <w:bidi w:val="0"/>
-        <w:spacing w:lineRule="auto" w:line="360" w:before="0" w:after="0"/>
-        <w:ind w:firstLine="989" w:left="0" w:right="0"/>
-        <w:jc w:val="both"/>
-        <w:rPr>
-          <w:i w:val="false"/>
-          <w:i w:val="false"/>
-          <w:iCs w:val="false"/>
-          <w:sz w:val="24"/>
-          <w:szCs w:val="24"/>
-        </w:rPr>
-      </w:pPr>
-      <w:r>
-        <w:rPr>
-          <w:i w:val="false"/>
-          <w:iCs w:val="false"/>
+        <w:spacing w:line="360" w:lineRule="auto"/>
+        <w:ind w:firstLine="989"/>
+        <w:jc w:val="both"/>
+        <w:rPr>
+          <w:sz w:val="24"/>
+          <w:szCs w:val="24"/>
+        </w:rPr>
+      </w:pPr>
+      <w:r>
+        <w:rPr>
           <w:sz w:val="24"/>
           <w:szCs w:val="24"/>
         </w:rPr>
         <w:t>Введение</w:t>
       </w:r>
     </w:p>
-    <w:p>
-      <w:pPr>
-        <w:pStyle w:val="Normal"/>
-        <w:rPr/>
-      </w:pPr>
-      <w:r>
-        <w:rPr/>
-      </w:r>
-    </w:p>
-    <w:p>
-      <w:pPr>
-        <w:pStyle w:val="Normal"/>
-        <w:widowControl w:val="false"/>
-        <w:suppressAutoHyphens w:val="true"/>
-        <w:bidi w:val="0"/>
-        <w:spacing w:lineRule="auto" w:line="360" w:before="0" w:after="0"/>
-        <w:ind w:firstLine="989" w:left="0" w:right="0"/>
-        <w:jc w:val="both"/>
-        <w:rPr>
-          <w:i w:val="false"/>
-          <w:i w:val="false"/>
-          <w:iCs w:val="false"/>
-          <w:sz w:val="24"/>
-          <w:szCs w:val="24"/>
-        </w:rPr>
-      </w:pPr>
-      <w:r>
-        <w:rPr>
-          <w:i w:val="false"/>
-          <w:iCs w:val="false"/>
+    <w:p/>
+    <w:p>
+      <w:pPr>
+        <w:spacing w:line="360" w:lineRule="auto"/>
+        <w:ind w:firstLine="989"/>
+        <w:jc w:val="both"/>
+        <w:rPr>
+          <w:sz w:val="24"/>
+          <w:szCs w:val="24"/>
+        </w:rPr>
+      </w:pPr>
+      <w:r>
+        <w:rPr>
           <w:sz w:val="24"/>
           <w:szCs w:val="24"/>
         </w:rPr>
@@ -3208,25 +3393,16 @@
     </w:p>
     <w:p>
       <w:pPr>
-        <w:pStyle w:val="Normal"/>
-        <w:widowControl w:val="false"/>
-        <w:suppressAutoHyphens w:val="true"/>
-        <w:bidi w:val="0"/>
-        <w:spacing w:lineRule="auto" w:line="360" w:before="0" w:after="0"/>
-        <w:ind w:firstLine="989" w:left="0" w:right="0"/>
-        <w:jc w:val="both"/>
-        <w:rPr>
-          <w:i w:val="false"/>
-          <w:i w:val="false"/>
-          <w:iCs w:val="false"/>
-          <w:sz w:val="24"/>
-          <w:szCs w:val="24"/>
-        </w:rPr>
-      </w:pPr>
-      <w:r>
-        <w:rPr>
-          <w:i w:val="false"/>
-          <w:iCs w:val="false"/>
+        <w:spacing w:line="360" w:lineRule="auto"/>
+        <w:ind w:firstLine="989"/>
+        <w:jc w:val="both"/>
+        <w:rPr>
+          <w:sz w:val="24"/>
+          <w:szCs w:val="24"/>
+        </w:rPr>
+      </w:pPr>
+      <w:r>
+        <w:rPr>
           <w:sz w:val="24"/>
           <w:szCs w:val="24"/>
         </w:rPr>
@@ -3235,25 +3411,16 @@
     </w:p>
     <w:p>
       <w:pPr>
-        <w:pStyle w:val="Normal"/>
-        <w:widowControl w:val="false"/>
-        <w:suppressAutoHyphens w:val="true"/>
-        <w:bidi w:val="0"/>
-        <w:spacing w:lineRule="auto" w:line="360" w:before="0" w:after="0"/>
-        <w:ind w:firstLine="989" w:left="0" w:right="0"/>
-        <w:jc w:val="both"/>
-        <w:rPr>
-          <w:i w:val="false"/>
-          <w:i w:val="false"/>
-          <w:iCs w:val="false"/>
-          <w:sz w:val="24"/>
-          <w:szCs w:val="24"/>
-        </w:rPr>
-      </w:pPr>
-      <w:r>
-        <w:rPr>
-          <w:i w:val="false"/>
-          <w:iCs w:val="false"/>
+        <w:spacing w:line="360" w:lineRule="auto"/>
+        <w:ind w:firstLine="989"/>
+        <w:jc w:val="both"/>
+        <w:rPr>
+          <w:sz w:val="24"/>
+          <w:szCs w:val="24"/>
+        </w:rPr>
+      </w:pPr>
+      <w:r>
+        <w:rPr>
           <w:sz w:val="24"/>
           <w:szCs w:val="24"/>
         </w:rPr>
@@ -3261,71 +3428,78 @@
       </w:r>
     </w:p>
     <w:sectPr>
-      <w:footerReference w:type="even" r:id="rId7"/>
-      <w:footerReference w:type="default" r:id="rId8"/>
-      <w:footerReference w:type="first" r:id="rId9"/>
-      <w:type w:val="nextPage"/>
+      <w:footerReference w:type="even" r:id="rId12"/>
+      <w:footerReference w:type="default" r:id="rId13"/>
+      <w:footerReference w:type="first" r:id="rId14"/>
       <w:pgSz w:w="11906" w:h="16838"/>
-      <w:pgMar w:left="1701" w:right="850" w:gutter="0" w:header="0" w:top="1134" w:footer="708" w:bottom="1134"/>
-      <w:pgNumType w:fmt="decimal"/>
-      <w:formProt w:val="false"/>
+      <w:pgMar w:top="1134" w:right="850" w:bottom="1134" w:left="1701" w:header="0" w:footer="708" w:gutter="0"/>
+      <w:cols w:space="720"/>
+      <w:formProt w:val="0"/>
       <w:titlePg/>
-      <w:textDirection w:val="lrTb"/>
-      <w:docGrid w:type="default" w:linePitch="360" w:charSpace="8192"/>
+      <w:docGrid w:linePitch="360" w:charSpace="8192"/>
     </w:sectPr>
   </w:body>
 </w:document>
 </file>
 
+<file path=word/endnotes.xml><?xml version="1.0" encoding="utf-8"?>
+<w:endnotes xmlns:wpc="http://schemas.microsoft.com/office/word/2010/wordprocessingCanvas" xmlns:cx="http://schemas.microsoft.com/office/drawing/2014/chartex" xmlns:cx1="http://schemas.microsoft.com/office/drawing/2015/9/8/chartex" xmlns:cx2="http://schemas.microsoft.com/office/drawing/2015/10/21/chartex" xmlns:cx3="http://schemas.microsoft.com/office/drawing/2016/5/9/chartex" xmlns:cx4="http://schemas.microsoft.com/office/drawing/2016/5/10/chartex" xmlns:cx5="http://schemas.microsoft.com/office/drawing/2016/5/11/chartex" xmlns:cx6="http://schemas.microsoft.com/office/drawing/2016/5/12/chartex" xmlns:cx7="http://schemas.microsoft.com/office/drawing/2016/5/13/chartex" xmlns:cx8="http://schemas.microsoft.com/office/drawing/2016/5/14/chartex" xmlns:mc="http://schemas.openxmlformats.org/markup-compatibility/2006" xmlns:aink="http://schemas.microsoft.com/office/drawing/2016/ink" xmlns:am3d="http://schemas.microsoft.com/office/drawing/2017/model3d" xmlns:o="urn:schemas-microsoft-com:office:office" xmlns:oel="http://schemas.microsoft.com/office/2019/extlst" xmlns:r="http://schemas.openxmlformats.org/officeDocument/2006/relationships" xmlns:m="http://schemas.openxmlformats.org/officeDocument/2006/math" xmlns:v="urn:schemas-microsoft-com:vml" xmlns:wp14="http://schemas.microsoft.com/office/word/2010/wordprocessingDrawing" xmlns:wp="http://schemas.openxmlformats.org/drawingml/2006/wordprocessingDrawing" xmlns:w10="urn:schemas-microsoft-com:office:word" xmlns:w="http://schemas.openxmlformats.org/wordprocessingml/2006/main" xmlns:w14="http://schemas.microsoft.com/office/word/2010/wordml" xmlns:w15="http://schemas.microsoft.com/office/word/2012/wordml" xmlns:w16cex="http://schemas.microsoft.com/office/word/2018/wordml/cex" xmlns:w16cid="http://schemas.microsoft.com/office/word/2016/wordml/cid" xmlns:w16="http://schemas.microsoft.com/office/word/2018/wordml" xmlns:w16sdtdh="http://schemas.microsoft.com/office/word/2020/wordml/sdtdatahash" xmlns:w16se="http://schemas.microsoft.com/office/word/2015/wordml/symex" xmlns:wpg="http://schemas.microsoft.com/office/word/2010/wordprocessingGroup" xmlns:wpi="http://schemas.microsoft.com/office/word/2010/wordprocessingInk" xmlns:wne="http://schemas.microsoft.com/office/word/2006/wordml" xmlns:wps="http://schemas.microsoft.com/office/word/2010/wordprocessingShape" mc:Ignorable="w14 w15 w16se w16cid w16 w16cex w16sdtdh wp14">
+  <w:endnote w:type="separator" w:id="-1">
+    <w:p>
+      <w:r>
+        <w:separator/>
+      </w:r>
+    </w:p>
+  </w:endnote>
+  <w:endnote w:type="continuationSeparator" w:id="0">
+    <w:p>
+      <w:r>
+        <w:continuationSeparator/>
+      </w:r>
+    </w:p>
+  </w:endnote>
+</w:endnotes>
+</file>
+
 <file path=word/footer1.xml><?xml version="1.0" encoding="utf-8"?>
-<w:ftr xmlns:o="urn:schemas-microsoft-com:office:office" xmlns:r="http://schemas.openxmlformats.org/officeDocument/2006/relationships" xmlns:v="urn:schemas-microsoft-com:vml" xmlns:w="http://schemas.openxmlformats.org/wordprocessingml/2006/main" xmlns:w10="urn:schemas-microsoft-com:office:word" xmlns:wp="http://schemas.openxmlformats.org/drawingml/2006/wordprocessingDrawing" xmlns:wps="http://schemas.microsoft.com/office/word/2010/wordprocessingShape" xmlns:wpg="http://schemas.microsoft.com/office/word/2010/wordprocessingGroup" xmlns:mc="http://schemas.openxmlformats.org/markup-compatibility/2006" xmlns:wp14="http://schemas.microsoft.com/office/word/2010/wordprocessingDrawing" xmlns:w14="http://schemas.microsoft.com/office/word/2010/wordml" xmlns:w15="http://schemas.microsoft.com/office/word/2012/wordml" mc:Ignorable="w14 wp14 w15">
+<w:ftr xmlns:wpc="http://schemas.microsoft.com/office/word/2010/wordprocessingCanvas" xmlns:cx="http://schemas.microsoft.com/office/drawing/2014/chartex" xmlns:cx1="http://schemas.microsoft.com/office/drawing/2015/9/8/chartex" xmlns:cx2="http://schemas.microsoft.com/office/drawing/2015/10/21/chartex" xmlns:cx3="http://schemas.microsoft.com/office/drawing/2016/5/9/chartex" xmlns:cx4="http://schemas.microsoft.com/office/drawing/2016/5/10/chartex" xmlns:cx5="http://schemas.microsoft.com/office/drawing/2016/5/11/chartex" xmlns:cx6="http://schemas.microsoft.com/office/drawing/2016/5/12/chartex" xmlns:cx7="http://schemas.microsoft.com/office/drawing/2016/5/13/chartex" xmlns:cx8="http://schemas.microsoft.com/office/drawing/2016/5/14/chartex" xmlns:mc="http://schemas.openxmlformats.org/markup-compatibility/2006" xmlns:aink="http://schemas.microsoft.com/office/drawing/2016/ink" xmlns:am3d="http://schemas.microsoft.com/office/drawing/2017/model3d" xmlns:o="urn:schemas-microsoft-com:office:office" xmlns:oel="http://schemas.microsoft.com/office/2019/extlst" xmlns:r="http://schemas.openxmlformats.org/officeDocument/2006/relationships" xmlns:m="http://schemas.openxmlformats.org/officeDocument/2006/math" xmlns:v="urn:schemas-microsoft-com:vml" xmlns:wp14="http://schemas.microsoft.com/office/word/2010/wordprocessingDrawing" xmlns:wp="http://schemas.openxmlformats.org/drawingml/2006/wordprocessingDrawing" xmlns:w10="urn:schemas-microsoft-com:office:word" xmlns:w="http://schemas.openxmlformats.org/wordprocessingml/2006/main" xmlns:w14="http://schemas.microsoft.com/office/word/2010/wordml" xmlns:w15="http://schemas.microsoft.com/office/word/2012/wordml" xmlns:w16cex="http://schemas.microsoft.com/office/word/2018/wordml/cex" xmlns:w16cid="http://schemas.microsoft.com/office/word/2016/wordml/cid" xmlns:w16="http://schemas.microsoft.com/office/word/2018/wordml" xmlns:w16sdtdh="http://schemas.microsoft.com/office/word/2020/wordml/sdtdatahash" xmlns:w16se="http://schemas.microsoft.com/office/word/2015/wordml/symex" xmlns:wpg="http://schemas.microsoft.com/office/word/2010/wordprocessingGroup" xmlns:wpi="http://schemas.microsoft.com/office/word/2010/wordprocessingInk" xmlns:wne="http://schemas.microsoft.com/office/word/2006/wordml" xmlns:wps="http://schemas.microsoft.com/office/word/2010/wordprocessingShape" mc:Ignorable="w14 w15 w16se w16cid w16 w16cex w16sdtdh wp14">
   <w:p>
     <w:pPr>
-      <w:pStyle w:val="Footer"/>
-      <w:rPr/>
+      <w:pStyle w:val="ae"/>
     </w:pPr>
-    <w:r>
-      <w:rPr/>
-    </w:r>
   </w:p>
 </w:ftr>
 </file>
 
 <file path=word/footer2.xml><?xml version="1.0" encoding="utf-8"?>
-<w:ftr xmlns:o="urn:schemas-microsoft-com:office:office" xmlns:r="http://schemas.openxmlformats.org/officeDocument/2006/relationships" xmlns:v="urn:schemas-microsoft-com:vml" xmlns:w="http://schemas.openxmlformats.org/wordprocessingml/2006/main" xmlns:w10="urn:schemas-microsoft-com:office:word" xmlns:wp="http://schemas.openxmlformats.org/drawingml/2006/wordprocessingDrawing" xmlns:wps="http://schemas.microsoft.com/office/word/2010/wordprocessingShape" xmlns:wpg="http://schemas.microsoft.com/office/word/2010/wordprocessingGroup" xmlns:mc="http://schemas.openxmlformats.org/markup-compatibility/2006" xmlns:wp14="http://schemas.microsoft.com/office/word/2010/wordprocessingDrawing" xmlns:w14="http://schemas.microsoft.com/office/word/2010/wordml" xmlns:w15="http://schemas.microsoft.com/office/word/2012/wordml" mc:Ignorable="w14 wp14 w15">
+<w:ftr xmlns:wpc="http://schemas.microsoft.com/office/word/2010/wordprocessingCanvas" xmlns:cx="http://schemas.microsoft.com/office/drawing/2014/chartex" xmlns:cx1="http://schemas.microsoft.com/office/drawing/2015/9/8/chartex" xmlns:cx2="http://schemas.microsoft.com/office/drawing/2015/10/21/chartex" xmlns:cx3="http://schemas.microsoft.com/office/drawing/2016/5/9/chartex" xmlns:cx4="http://schemas.microsoft.com/office/drawing/2016/5/10/chartex" xmlns:cx5="http://schemas.microsoft.com/office/drawing/2016/5/11/chartex" xmlns:cx6="http://schemas.microsoft.com/office/drawing/2016/5/12/chartex" xmlns:cx7="http://schemas.microsoft.com/office/drawing/2016/5/13/chartex" xmlns:cx8="http://schemas.microsoft.com/office/drawing/2016/5/14/chartex" xmlns:mc="http://schemas.openxmlformats.org/markup-compatibility/2006" xmlns:aink="http://schemas.microsoft.com/office/drawing/2016/ink" xmlns:am3d="http://schemas.microsoft.com/office/drawing/2017/model3d" xmlns:o="urn:schemas-microsoft-com:office:office" xmlns:oel="http://schemas.microsoft.com/office/2019/extlst" xmlns:r="http://schemas.openxmlformats.org/officeDocument/2006/relationships" xmlns:m="http://schemas.openxmlformats.org/officeDocument/2006/math" xmlns:v="urn:schemas-microsoft-com:vml" xmlns:wp14="http://schemas.microsoft.com/office/word/2010/wordprocessingDrawing" xmlns:wp="http://schemas.openxmlformats.org/drawingml/2006/wordprocessingDrawing" xmlns:w10="urn:schemas-microsoft-com:office:word" xmlns:w="http://schemas.openxmlformats.org/wordprocessingml/2006/main" xmlns:w14="http://schemas.microsoft.com/office/word/2010/wordml" xmlns:w15="http://schemas.microsoft.com/office/word/2012/wordml" xmlns:w16cex="http://schemas.microsoft.com/office/word/2018/wordml/cex" xmlns:w16cid="http://schemas.microsoft.com/office/word/2016/wordml/cid" xmlns:w16="http://schemas.microsoft.com/office/word/2018/wordml" xmlns:w16sdtdh="http://schemas.microsoft.com/office/word/2020/wordml/sdtdatahash" xmlns:w16se="http://schemas.microsoft.com/office/word/2015/wordml/symex" xmlns:wpg="http://schemas.microsoft.com/office/word/2010/wordprocessingGroup" xmlns:wpi="http://schemas.microsoft.com/office/word/2010/wordprocessingInk" xmlns:wne="http://schemas.microsoft.com/office/word/2006/wordml" xmlns:wps="http://schemas.microsoft.com/office/word/2010/wordprocessingShape" mc:Ignorable="w14 w15 w16se w16cid w16 w16cex w16sdtdh wp14">
   <w:sdt>
     <w:sdtPr>
+      <w:id w:val="-400750695"/>
       <w:docPartObj>
         <w:docPartGallery w:val="Page Numbers (Bottom of Page)"/>
-        <w:docPartUnique w:val="true"/>
+        <w:docPartUnique/>
       </w:docPartObj>
-      <w:id w:val="-400750695"/>
     </w:sdtPr>
     <w:sdtContent>
       <w:p>
         <w:pPr>
-          <w:pStyle w:val="Footer"/>
+          <w:pStyle w:val="ae"/>
           <w:jc w:val="center"/>
-          <w:rPr/>
         </w:pPr>
         <w:r>
-          <w:rPr/>
           <w:fldChar w:fldCharType="begin"/>
         </w:r>
         <w:r>
-          <w:rPr/>
           <w:instrText xml:space="preserve"> PAGE </w:instrText>
         </w:r>
         <w:r>
-          <w:rPr/>
           <w:fldChar w:fldCharType="separate"/>
         </w:r>
         <w:r>
-          <w:rPr/>
           <w:t>9</w:t>
         </w:r>
         <w:r>
-          <w:rPr/>
           <w:fldChar w:fldCharType="end"/>
         </w:r>
       </w:p>
@@ -3333,33 +3507,47 @@
   </w:sdt>
   <w:p>
     <w:pPr>
-      <w:pStyle w:val="Footer"/>
-      <w:rPr/>
+      <w:pStyle w:val="ae"/>
     </w:pPr>
-    <w:r>
-      <w:rPr/>
-    </w:r>
   </w:p>
 </w:ftr>
 </file>
 
 <file path=word/footer3.xml><?xml version="1.0" encoding="utf-8"?>
-<w:ftr xmlns:o="urn:schemas-microsoft-com:office:office" xmlns:r="http://schemas.openxmlformats.org/officeDocument/2006/relationships" xmlns:v="urn:schemas-microsoft-com:vml" xmlns:w="http://schemas.openxmlformats.org/wordprocessingml/2006/main" xmlns:w10="urn:schemas-microsoft-com:office:word" xmlns:wp="http://schemas.openxmlformats.org/drawingml/2006/wordprocessingDrawing" xmlns:wps="http://schemas.microsoft.com/office/word/2010/wordprocessingShape" xmlns:wpg="http://schemas.microsoft.com/office/word/2010/wordprocessingGroup" xmlns:mc="http://schemas.openxmlformats.org/markup-compatibility/2006" xmlns:wp14="http://schemas.microsoft.com/office/word/2010/wordprocessingDrawing" xmlns:w14="http://schemas.microsoft.com/office/word/2010/wordml" xmlns:w15="http://schemas.microsoft.com/office/word/2012/wordml" mc:Ignorable="w14 wp14 w15">
+<w:ftr xmlns:wpc="http://schemas.microsoft.com/office/word/2010/wordprocessingCanvas" xmlns:cx="http://schemas.microsoft.com/office/drawing/2014/chartex" xmlns:cx1="http://schemas.microsoft.com/office/drawing/2015/9/8/chartex" xmlns:cx2="http://schemas.microsoft.com/office/drawing/2015/10/21/chartex" xmlns:cx3="http://schemas.microsoft.com/office/drawing/2016/5/9/chartex" xmlns:cx4="http://schemas.microsoft.com/office/drawing/2016/5/10/chartex" xmlns:cx5="http://schemas.microsoft.com/office/drawing/2016/5/11/chartex" xmlns:cx6="http://schemas.microsoft.com/office/drawing/2016/5/12/chartex" xmlns:cx7="http://schemas.microsoft.com/office/drawing/2016/5/13/chartex" xmlns:cx8="http://schemas.microsoft.com/office/drawing/2016/5/14/chartex" xmlns:mc="http://schemas.openxmlformats.org/markup-compatibility/2006" xmlns:aink="http://schemas.microsoft.com/office/drawing/2016/ink" xmlns:am3d="http://schemas.microsoft.com/office/drawing/2017/model3d" xmlns:o="urn:schemas-microsoft-com:office:office" xmlns:oel="http://schemas.microsoft.com/office/2019/extlst" xmlns:r="http://schemas.openxmlformats.org/officeDocument/2006/relationships" xmlns:m="http://schemas.openxmlformats.org/officeDocument/2006/math" xmlns:v="urn:schemas-microsoft-com:vml" xmlns:wp14="http://schemas.microsoft.com/office/word/2010/wordprocessingDrawing" xmlns:wp="http://schemas.openxmlformats.org/drawingml/2006/wordprocessingDrawing" xmlns:w10="urn:schemas-microsoft-com:office:word" xmlns:w="http://schemas.openxmlformats.org/wordprocessingml/2006/main" xmlns:w14="http://schemas.microsoft.com/office/word/2010/wordml" xmlns:w15="http://schemas.microsoft.com/office/word/2012/wordml" xmlns:w16cex="http://schemas.microsoft.com/office/word/2018/wordml/cex" xmlns:w16cid="http://schemas.microsoft.com/office/word/2016/wordml/cid" xmlns:w16="http://schemas.microsoft.com/office/word/2018/wordml" xmlns:w16sdtdh="http://schemas.microsoft.com/office/word/2020/wordml/sdtdatahash" xmlns:w16se="http://schemas.microsoft.com/office/word/2015/wordml/symex" xmlns:wpg="http://schemas.microsoft.com/office/word/2010/wordprocessingGroup" xmlns:wpi="http://schemas.microsoft.com/office/word/2010/wordprocessingInk" xmlns:wne="http://schemas.microsoft.com/office/word/2006/wordml" xmlns:wps="http://schemas.microsoft.com/office/word/2010/wordprocessingShape" mc:Ignorable="w14 w15 w16se w16cid w16 w16cex w16sdtdh wp14">
   <w:p>
     <w:pPr>
-      <w:pStyle w:val="Footer"/>
-      <w:rPr/>
+      <w:pStyle w:val="ae"/>
     </w:pPr>
-    <w:r>
-      <w:rPr/>
-    </w:r>
   </w:p>
 </w:ftr>
 </file>
 
+<file path=word/footnotes.xml><?xml version="1.0" encoding="utf-8"?>
+<w:footnotes xmlns:wpc="http://schemas.microsoft.com/office/word/2010/wordprocessingCanvas" xmlns:cx="http://schemas.microsoft.com/office/drawing/2014/chartex" xmlns:cx1="http://schemas.microsoft.com/office/drawing/2015/9/8/chartex" xmlns:cx2="http://schemas.microsoft.com/office/drawing/2015/10/21/chartex" xmlns:cx3="http://schemas.microsoft.com/office/drawing/2016/5/9/chartex" xmlns:cx4="http://schemas.microsoft.com/office/drawing/2016/5/10/chartex" xmlns:cx5="http://schemas.microsoft.com/office/drawing/2016/5/11/chartex" xmlns:cx6="http://schemas.microsoft.com/office/drawing/2016/5/12/chartex" xmlns:cx7="http://schemas.microsoft.com/office/drawing/2016/5/13/chartex" xmlns:cx8="http://schemas.microsoft.com/office/drawing/2016/5/14/chartex" xmlns:mc="http://schemas.openxmlformats.org/markup-compatibility/2006" xmlns:aink="http://schemas.microsoft.com/office/drawing/2016/ink" xmlns:am3d="http://schemas.microsoft.com/office/drawing/2017/model3d" xmlns:o="urn:schemas-microsoft-com:office:office" xmlns:oel="http://schemas.microsoft.com/office/2019/extlst" xmlns:r="http://schemas.openxmlformats.org/officeDocument/2006/relationships" xmlns:m="http://schemas.openxmlformats.org/officeDocument/2006/math" xmlns:v="urn:schemas-microsoft-com:vml" xmlns:wp14="http://schemas.microsoft.com/office/word/2010/wordprocessingDrawing" xmlns:wp="http://schemas.openxmlformats.org/drawingml/2006/wordprocessingDrawing" xmlns:w10="urn:schemas-microsoft-com:office:word" xmlns:w="http://schemas.openxmlformats.org/wordprocessingml/2006/main" xmlns:w14="http://schemas.microsoft.com/office/word/2010/wordml" xmlns:w15="http://schemas.microsoft.com/office/word/2012/wordml" xmlns:w16cex="http://schemas.microsoft.com/office/word/2018/wordml/cex" xmlns:w16cid="http://schemas.microsoft.com/office/word/2016/wordml/cid" xmlns:w16="http://schemas.microsoft.com/office/word/2018/wordml" xmlns:w16sdtdh="http://schemas.microsoft.com/office/word/2020/wordml/sdtdatahash" xmlns:w16se="http://schemas.microsoft.com/office/word/2015/wordml/symex" xmlns:wpg="http://schemas.microsoft.com/office/word/2010/wordprocessingGroup" xmlns:wpi="http://schemas.microsoft.com/office/word/2010/wordprocessingInk" xmlns:wne="http://schemas.microsoft.com/office/word/2006/wordml" xmlns:wps="http://schemas.microsoft.com/office/word/2010/wordprocessingShape" mc:Ignorable="w14 w15 w16se w16cid w16 w16cex w16sdtdh wp14">
+  <w:footnote w:type="separator" w:id="-1">
+    <w:p>
+      <w:r>
+        <w:separator/>
+      </w:r>
+    </w:p>
+  </w:footnote>
+  <w:footnote w:type="continuationSeparator" w:id="0">
+    <w:p>
+      <w:r>
+        <w:continuationSeparator/>
+      </w:r>
+    </w:p>
+  </w:footnote>
+</w:footnotes>
+</file>
+
 <file path=word/numbering.xml><?xml version="1.0" encoding="utf-8"?>
-<w:numbering xmlns:w="http://schemas.openxmlformats.org/wordprocessingml/2006/main" xmlns:o="urn:schemas-microsoft-com:office:office" xmlns:r="http://schemas.openxmlformats.org/officeDocument/2006/relationships" xmlns:v="urn:schemas-microsoft-com:vml" xmlns:mc="http://schemas.openxmlformats.org/markup-compatibility/2006" xmlns:w14="http://schemas.microsoft.com/office/word/2010/wordml" mc:Ignorable="w14">
-  <w:abstractNum w:abstractNumId="1">
+<w:numbering xmlns:wpc="http://schemas.microsoft.com/office/word/2010/wordprocessingCanvas" xmlns:cx="http://schemas.microsoft.com/office/drawing/2014/chartex" xmlns:cx1="http://schemas.microsoft.com/office/drawing/2015/9/8/chartex" xmlns:cx2="http://schemas.microsoft.com/office/drawing/2015/10/21/chartex" xmlns:cx3="http://schemas.microsoft.com/office/drawing/2016/5/9/chartex" xmlns:cx4="http://schemas.microsoft.com/office/drawing/2016/5/10/chartex" xmlns:cx5="http://schemas.microsoft.com/office/drawing/2016/5/11/chartex" xmlns:cx6="http://schemas.microsoft.com/office/drawing/2016/5/12/chartex" xmlns:cx7="http://schemas.microsoft.com/office/drawing/2016/5/13/chartex" xmlns:cx8="http://schemas.microsoft.com/office/drawing/2016/5/14/chartex" xmlns:mc="http://schemas.openxmlformats.org/markup-compatibility/2006" xmlns:aink="http://schemas.microsoft.com/office/drawing/2016/ink" xmlns:am3d="http://schemas.microsoft.com/office/drawing/2017/model3d" xmlns:o="urn:schemas-microsoft-com:office:office" xmlns:oel="http://schemas.microsoft.com/office/2019/extlst" xmlns:r="http://schemas.openxmlformats.org/officeDocument/2006/relationships" xmlns:m="http://schemas.openxmlformats.org/officeDocument/2006/math" xmlns:v="urn:schemas-microsoft-com:vml" xmlns:wp14="http://schemas.microsoft.com/office/word/2010/wordprocessingDrawing" xmlns:wp="http://schemas.openxmlformats.org/drawingml/2006/wordprocessingDrawing" xmlns:w10="urn:schemas-microsoft-com:office:word" xmlns:w="http://schemas.openxmlformats.org/wordprocessingml/2006/main" xmlns:w14="http://schemas.microsoft.com/office/word/2010/wordml" xmlns:w15="http://schemas.microsoft.com/office/word/2012/wordml" xmlns:w16cex="http://schemas.microsoft.com/office/word/2018/wordml/cex" xmlns:w16cid="http://schemas.microsoft.com/office/word/2016/wordml/cid" xmlns:w16="http://schemas.microsoft.com/office/word/2018/wordml" xmlns:w16sdtdh="http://schemas.microsoft.com/office/word/2020/wordml/sdtdatahash" xmlns:w16se="http://schemas.microsoft.com/office/word/2015/wordml/symex" xmlns:wpg="http://schemas.microsoft.com/office/word/2010/wordprocessingGroup" xmlns:wpi="http://schemas.microsoft.com/office/word/2010/wordprocessingInk" xmlns:wne="http://schemas.microsoft.com/office/word/2006/wordml" xmlns:wps="http://schemas.microsoft.com/office/word/2010/wordprocessingShape" mc:Ignorable="w14 w15 w16se w16cid w16 w16cex w16sdtdh wp14">
+  <w:abstractNum w:abstractNumId="0" w15:restartNumberingAfterBreak="0">
+    <w:nsid w:val="08A97140"/>
+    <w:multiLevelType w:val="multilevel"/>
+    <w:tmpl w:val="04F69F48"/>
     <w:lvl w:ilvl="0">
       <w:start w:val="1"/>
       <w:numFmt w:val="decimal"/>
@@ -3371,7 +3559,6 @@
         </w:tabs>
         <w:ind w:left="1069" w:hanging="360"/>
       </w:pPr>
-      <w:rPr/>
     </w:lvl>
     <w:lvl w:ilvl="1">
       <w:start w:val="1"/>
@@ -3384,7 +3571,6 @@
         </w:tabs>
         <w:ind w:left="1789" w:hanging="360"/>
       </w:pPr>
-      <w:rPr/>
     </w:lvl>
     <w:lvl w:ilvl="2">
       <w:start w:val="1"/>
@@ -3397,7 +3583,6 @@
         </w:tabs>
         <w:ind w:left="2509" w:hanging="180"/>
       </w:pPr>
-      <w:rPr/>
     </w:lvl>
     <w:lvl w:ilvl="3">
       <w:start w:val="1"/>
@@ -3410,7 +3595,6 @@
         </w:tabs>
         <w:ind w:left="3229" w:hanging="360"/>
       </w:pPr>
-      <w:rPr/>
     </w:lvl>
     <w:lvl w:ilvl="4">
       <w:start w:val="1"/>
@@ -3423,7 +3607,6 @@
         </w:tabs>
         <w:ind w:left="3949" w:hanging="360"/>
       </w:pPr>
-      <w:rPr/>
     </w:lvl>
     <w:lvl w:ilvl="5">
       <w:start w:val="1"/>
@@ -3436,7 +3619,6 @@
         </w:tabs>
         <w:ind w:left="4669" w:hanging="180"/>
       </w:pPr>
-      <w:rPr/>
     </w:lvl>
     <w:lvl w:ilvl="6">
       <w:start w:val="1"/>
@@ -3449,7 +3631,6 @@
         </w:tabs>
         <w:ind w:left="5389" w:hanging="360"/>
       </w:pPr>
-      <w:rPr/>
     </w:lvl>
     <w:lvl w:ilvl="7">
       <w:start w:val="1"/>
@@ -3462,7 +3643,6 @@
         </w:tabs>
         <w:ind w:left="6109" w:hanging="360"/>
       </w:pPr>
-      <w:rPr/>
     </w:lvl>
     <w:lvl w:ilvl="8">
       <w:start w:val="1"/>
@@ -3475,367 +3655,12 @@
         </w:tabs>
         <w:ind w:left="6829" w:hanging="180"/>
       </w:pPr>
-      <w:rPr/>
     </w:lvl>
   </w:abstractNum>
-  <w:abstractNum w:abstractNumId="2">
-    <w:lvl w:ilvl="0">
-      <w:start w:val="1"/>
-      <w:numFmt w:val="decimal"/>
-      <w:lvlText w:val="%1."/>
-      <w:lvlJc w:val="left"/>
-      <w:pPr>
-        <w:tabs>
-          <w:tab w:val="num" w:pos="0"/>
-        </w:tabs>
-        <w:ind w:left="720" w:hanging="360"/>
-      </w:pPr>
-      <w:rPr/>
-    </w:lvl>
-    <w:lvl w:ilvl="1">
-      <w:start w:val="1"/>
-      <w:numFmt w:val="lowerLetter"/>
-      <w:lvlText w:val="%2."/>
-      <w:lvlJc w:val="left"/>
-      <w:pPr>
-        <w:tabs>
-          <w:tab w:val="num" w:pos="0"/>
-        </w:tabs>
-        <w:ind w:left="1440" w:hanging="360"/>
-      </w:pPr>
-      <w:rPr/>
-    </w:lvl>
-    <w:lvl w:ilvl="2">
-      <w:start w:val="1"/>
-      <w:numFmt w:val="lowerRoman"/>
-      <w:lvlText w:val="%3."/>
-      <w:lvlJc w:val="right"/>
-      <w:pPr>
-        <w:tabs>
-          <w:tab w:val="num" w:pos="0"/>
-        </w:tabs>
-        <w:ind w:left="2160" w:hanging="180"/>
-      </w:pPr>
-      <w:rPr/>
-    </w:lvl>
-    <w:lvl w:ilvl="3">
-      <w:start w:val="1"/>
-      <w:numFmt w:val="decimal"/>
-      <w:lvlText w:val="%4."/>
-      <w:lvlJc w:val="left"/>
-      <w:pPr>
-        <w:tabs>
-          <w:tab w:val="num" w:pos="0"/>
-        </w:tabs>
-        <w:ind w:left="2880" w:hanging="360"/>
-      </w:pPr>
-      <w:rPr/>
-    </w:lvl>
-    <w:lvl w:ilvl="4">
-      <w:start w:val="1"/>
-      <w:numFmt w:val="lowerLetter"/>
-      <w:lvlText w:val="%5."/>
-      <w:lvlJc w:val="left"/>
-      <w:pPr>
-        <w:tabs>
-          <w:tab w:val="num" w:pos="0"/>
-        </w:tabs>
-        <w:ind w:left="3600" w:hanging="360"/>
-      </w:pPr>
-      <w:rPr/>
-    </w:lvl>
-    <w:lvl w:ilvl="5">
-      <w:start w:val="1"/>
-      <w:numFmt w:val="lowerRoman"/>
-      <w:lvlText w:val="%6."/>
-      <w:lvlJc w:val="right"/>
-      <w:pPr>
-        <w:tabs>
-          <w:tab w:val="num" w:pos="0"/>
-        </w:tabs>
-        <w:ind w:left="4320" w:hanging="180"/>
-      </w:pPr>
-      <w:rPr/>
-    </w:lvl>
-    <w:lvl w:ilvl="6">
-      <w:start w:val="1"/>
-      <w:numFmt w:val="decimal"/>
-      <w:lvlText w:val="%7."/>
-      <w:lvlJc w:val="left"/>
-      <w:pPr>
-        <w:tabs>
-          <w:tab w:val="num" w:pos="0"/>
-        </w:tabs>
-        <w:ind w:left="5040" w:hanging="360"/>
-      </w:pPr>
-      <w:rPr/>
-    </w:lvl>
-    <w:lvl w:ilvl="7">
-      <w:start w:val="1"/>
-      <w:numFmt w:val="lowerLetter"/>
-      <w:lvlText w:val="%8."/>
-      <w:lvlJc w:val="left"/>
-      <w:pPr>
-        <w:tabs>
-          <w:tab w:val="num" w:pos="0"/>
-        </w:tabs>
-        <w:ind w:left="5760" w:hanging="360"/>
-      </w:pPr>
-      <w:rPr/>
-    </w:lvl>
-    <w:lvl w:ilvl="8">
-      <w:start w:val="1"/>
-      <w:numFmt w:val="lowerRoman"/>
-      <w:lvlText w:val="%9."/>
-      <w:lvlJc w:val="right"/>
-      <w:pPr>
-        <w:tabs>
-          <w:tab w:val="num" w:pos="0"/>
-        </w:tabs>
-        <w:ind w:left="6480" w:hanging="180"/>
-      </w:pPr>
-      <w:rPr/>
-    </w:lvl>
-  </w:abstractNum>
-  <w:abstractNum w:abstractNumId="3">
-    <w:lvl w:ilvl="0">
-      <w:start w:val="1"/>
-      <w:numFmt w:val="decimal"/>
-      <w:lvlText w:val="%1."/>
-      <w:lvlJc w:val="left"/>
-      <w:pPr>
-        <w:tabs>
-          <w:tab w:val="num" w:pos="0"/>
-        </w:tabs>
-        <w:ind w:left="720" w:hanging="360"/>
-      </w:pPr>
-      <w:rPr/>
-    </w:lvl>
-    <w:lvl w:ilvl="1">
-      <w:start w:val="1"/>
-      <w:numFmt w:val="lowerLetter"/>
-      <w:lvlText w:val="%2."/>
-      <w:lvlJc w:val="left"/>
-      <w:pPr>
-        <w:tabs>
-          <w:tab w:val="num" w:pos="0"/>
-        </w:tabs>
-        <w:ind w:left="1440" w:hanging="360"/>
-      </w:pPr>
-      <w:rPr/>
-    </w:lvl>
-    <w:lvl w:ilvl="2">
-      <w:start w:val="1"/>
-      <w:numFmt w:val="lowerRoman"/>
-      <w:lvlText w:val="%3."/>
-      <w:lvlJc w:val="right"/>
-      <w:pPr>
-        <w:tabs>
-          <w:tab w:val="num" w:pos="0"/>
-        </w:tabs>
-        <w:ind w:left="2160" w:hanging="180"/>
-      </w:pPr>
-      <w:rPr/>
-    </w:lvl>
-    <w:lvl w:ilvl="3">
-      <w:start w:val="1"/>
-      <w:numFmt w:val="decimal"/>
-      <w:lvlText w:val="%4."/>
-      <w:lvlJc w:val="left"/>
-      <w:pPr>
-        <w:tabs>
-          <w:tab w:val="num" w:pos="0"/>
-        </w:tabs>
-        <w:ind w:left="2880" w:hanging="360"/>
-      </w:pPr>
-      <w:rPr/>
-    </w:lvl>
-    <w:lvl w:ilvl="4">
-      <w:start w:val="1"/>
-      <w:numFmt w:val="lowerLetter"/>
-      <w:lvlText w:val="%5."/>
-      <w:lvlJc w:val="left"/>
-      <w:pPr>
-        <w:tabs>
-          <w:tab w:val="num" w:pos="0"/>
-        </w:tabs>
-        <w:ind w:left="3600" w:hanging="360"/>
-      </w:pPr>
-      <w:rPr/>
-    </w:lvl>
-    <w:lvl w:ilvl="5">
-      <w:start w:val="1"/>
-      <w:numFmt w:val="lowerRoman"/>
-      <w:lvlText w:val="%6."/>
-      <w:lvlJc w:val="right"/>
-      <w:pPr>
-        <w:tabs>
-          <w:tab w:val="num" w:pos="0"/>
-        </w:tabs>
-        <w:ind w:left="4320" w:hanging="180"/>
-      </w:pPr>
-      <w:rPr/>
-    </w:lvl>
-    <w:lvl w:ilvl="6">
-      <w:start w:val="1"/>
-      <w:numFmt w:val="decimal"/>
-      <w:lvlText w:val="%7."/>
-      <w:lvlJc w:val="left"/>
-      <w:pPr>
-        <w:tabs>
-          <w:tab w:val="num" w:pos="0"/>
-        </w:tabs>
-        <w:ind w:left="5040" w:hanging="360"/>
-      </w:pPr>
-      <w:rPr/>
-    </w:lvl>
-    <w:lvl w:ilvl="7">
-      <w:start w:val="1"/>
-      <w:numFmt w:val="lowerLetter"/>
-      <w:lvlText w:val="%8."/>
-      <w:lvlJc w:val="left"/>
-      <w:pPr>
-        <w:tabs>
-          <w:tab w:val="num" w:pos="0"/>
-        </w:tabs>
-        <w:ind w:left="5760" w:hanging="360"/>
-      </w:pPr>
-      <w:rPr/>
-    </w:lvl>
-    <w:lvl w:ilvl="8">
-      <w:start w:val="1"/>
-      <w:numFmt w:val="lowerRoman"/>
-      <w:lvlText w:val="%9."/>
-      <w:lvlJc w:val="right"/>
-      <w:pPr>
-        <w:tabs>
-          <w:tab w:val="num" w:pos="0"/>
-        </w:tabs>
-        <w:ind w:left="6480" w:hanging="180"/>
-      </w:pPr>
-      <w:rPr/>
-    </w:lvl>
-  </w:abstractNum>
-  <w:abstractNum w:abstractNumId="4">
-    <w:lvl w:ilvl="0">
-      <w:start w:val="1"/>
-      <w:numFmt w:val="decimal"/>
-      <w:lvlText w:val="%1."/>
-      <w:lvlJc w:val="left"/>
-      <w:pPr>
-        <w:tabs>
-          <w:tab w:val="num" w:pos="0"/>
-        </w:tabs>
-        <w:ind w:left="1069" w:hanging="360"/>
-      </w:pPr>
-      <w:rPr/>
-    </w:lvl>
-    <w:lvl w:ilvl="1">
-      <w:start w:val="1"/>
-      <w:numFmt w:val="lowerLetter"/>
-      <w:lvlText w:val="%2."/>
-      <w:lvlJc w:val="left"/>
-      <w:pPr>
-        <w:tabs>
-          <w:tab w:val="num" w:pos="0"/>
-        </w:tabs>
-        <w:ind w:left="1789" w:hanging="360"/>
-      </w:pPr>
-      <w:rPr/>
-    </w:lvl>
-    <w:lvl w:ilvl="2">
-      <w:start w:val="1"/>
-      <w:numFmt w:val="lowerRoman"/>
-      <w:lvlText w:val="%3."/>
-      <w:lvlJc w:val="right"/>
-      <w:pPr>
-        <w:tabs>
-          <w:tab w:val="num" w:pos="0"/>
-        </w:tabs>
-        <w:ind w:left="2509" w:hanging="180"/>
-      </w:pPr>
-      <w:rPr/>
-    </w:lvl>
-    <w:lvl w:ilvl="3">
-      <w:start w:val="1"/>
-      <w:numFmt w:val="decimal"/>
-      <w:lvlText w:val="%4."/>
-      <w:lvlJc w:val="left"/>
-      <w:pPr>
-        <w:tabs>
-          <w:tab w:val="num" w:pos="0"/>
-        </w:tabs>
-        <w:ind w:left="3229" w:hanging="360"/>
-      </w:pPr>
-      <w:rPr/>
-    </w:lvl>
-    <w:lvl w:ilvl="4">
-      <w:start w:val="1"/>
-      <w:numFmt w:val="lowerLetter"/>
-      <w:lvlText w:val="%5."/>
-      <w:lvlJc w:val="left"/>
-      <w:pPr>
-        <w:tabs>
-          <w:tab w:val="num" w:pos="0"/>
-        </w:tabs>
-        <w:ind w:left="3949" w:hanging="360"/>
-      </w:pPr>
-      <w:rPr/>
-    </w:lvl>
-    <w:lvl w:ilvl="5">
-      <w:start w:val="1"/>
-      <w:numFmt w:val="lowerRoman"/>
-      <w:lvlText w:val="%6."/>
-      <w:lvlJc w:val="right"/>
-      <w:pPr>
-        <w:tabs>
-          <w:tab w:val="num" w:pos="0"/>
-        </w:tabs>
-        <w:ind w:left="4669" w:hanging="180"/>
-      </w:pPr>
-      <w:rPr/>
-    </w:lvl>
-    <w:lvl w:ilvl="6">
-      <w:start w:val="1"/>
-      <w:numFmt w:val="decimal"/>
-      <w:lvlText w:val="%7."/>
-      <w:lvlJc w:val="left"/>
-      <w:pPr>
-        <w:tabs>
-          <w:tab w:val="num" w:pos="0"/>
-        </w:tabs>
-        <w:ind w:left="5389" w:hanging="360"/>
-      </w:pPr>
-      <w:rPr/>
-    </w:lvl>
-    <w:lvl w:ilvl="7">
-      <w:start w:val="1"/>
-      <w:numFmt w:val="lowerLetter"/>
-      <w:lvlText w:val="%8."/>
-      <w:lvlJc w:val="left"/>
-      <w:pPr>
-        <w:tabs>
-          <w:tab w:val="num" w:pos="0"/>
-        </w:tabs>
-        <w:ind w:left="6109" w:hanging="360"/>
-      </w:pPr>
-      <w:rPr/>
-    </w:lvl>
-    <w:lvl w:ilvl="8">
-      <w:start w:val="1"/>
-      <w:numFmt w:val="lowerRoman"/>
-      <w:lvlText w:val="%9."/>
-      <w:lvlJc w:val="right"/>
-      <w:pPr>
-        <w:tabs>
-          <w:tab w:val="num" w:pos="0"/>
-        </w:tabs>
-        <w:ind w:left="6829" w:hanging="180"/>
-      </w:pPr>
-      <w:rPr/>
-    </w:lvl>
-  </w:abstractNum>
-  <w:abstractNum w:abstractNumId="5">
+  <w:abstractNum w:abstractNumId="1" w15:restartNumberingAfterBreak="0">
+    <w:nsid w:val="369A6B9D"/>
+    <w:multiLevelType w:val="multilevel"/>
+    <w:tmpl w:val="47283FAA"/>
     <w:lvl w:ilvl="0">
       <w:start w:val="1"/>
       <w:numFmt w:val="none"/>
@@ -3846,7 +3671,7 @@
         <w:tabs>
           <w:tab w:val="num" w:pos="0"/>
         </w:tabs>
-        <w:ind w:left="0" w:hanging="0"/>
+        <w:ind w:left="0" w:firstLine="0"/>
       </w:pPr>
     </w:lvl>
     <w:lvl w:ilvl="1">
@@ -3859,7 +3684,7 @@
         <w:tabs>
           <w:tab w:val="num" w:pos="0"/>
         </w:tabs>
-        <w:ind w:left="0" w:hanging="0"/>
+        <w:ind w:left="0" w:firstLine="0"/>
       </w:pPr>
     </w:lvl>
     <w:lvl w:ilvl="2">
@@ -3872,7 +3697,7 @@
         <w:tabs>
           <w:tab w:val="num" w:pos="0"/>
         </w:tabs>
-        <w:ind w:left="0" w:hanging="0"/>
+        <w:ind w:left="0" w:firstLine="0"/>
       </w:pPr>
     </w:lvl>
     <w:lvl w:ilvl="3">
@@ -3885,7 +3710,7 @@
         <w:tabs>
           <w:tab w:val="num" w:pos="0"/>
         </w:tabs>
-        <w:ind w:left="0" w:hanging="0"/>
+        <w:ind w:left="0" w:firstLine="0"/>
       </w:pPr>
     </w:lvl>
     <w:lvl w:ilvl="4">
@@ -3898,7 +3723,7 @@
         <w:tabs>
           <w:tab w:val="num" w:pos="0"/>
         </w:tabs>
-        <w:ind w:left="0" w:hanging="0"/>
+        <w:ind w:left="0" w:firstLine="0"/>
       </w:pPr>
     </w:lvl>
     <w:lvl w:ilvl="5">
@@ -3911,7 +3736,7 @@
         <w:tabs>
           <w:tab w:val="num" w:pos="0"/>
         </w:tabs>
-        <w:ind w:left="0" w:hanging="0"/>
+        <w:ind w:left="0" w:firstLine="0"/>
       </w:pPr>
     </w:lvl>
     <w:lvl w:ilvl="6">
@@ -3924,7 +3749,7 @@
         <w:tabs>
           <w:tab w:val="num" w:pos="0"/>
         </w:tabs>
-        <w:ind w:left="0" w:hanging="0"/>
+        <w:ind w:left="0" w:firstLine="0"/>
       </w:pPr>
     </w:lvl>
     <w:lvl w:ilvl="7">
@@ -3937,7 +3762,7 @@
         <w:tabs>
           <w:tab w:val="num" w:pos="0"/>
         </w:tabs>
-        <w:ind w:left="0" w:hanging="0"/>
+        <w:ind w:left="0" w:firstLine="0"/>
       </w:pPr>
     </w:lvl>
     <w:lvl w:ilvl="8">
@@ -3950,34 +3775,373 @@
         <w:tabs>
           <w:tab w:val="num" w:pos="0"/>
         </w:tabs>
-        <w:ind w:left="0" w:hanging="0"/>
+        <w:ind w:left="0" w:firstLine="0"/>
       </w:pPr>
     </w:lvl>
   </w:abstractNum>
-  <w:num w:numId="1">
-    <w:abstractNumId w:val="1"/>
+  <w:abstractNum w:abstractNumId="2" w15:restartNumberingAfterBreak="0">
+    <w:nsid w:val="43027353"/>
+    <w:multiLevelType w:val="multilevel"/>
+    <w:tmpl w:val="08D8CA64"/>
+    <w:lvl w:ilvl="0">
+      <w:start w:val="1"/>
+      <w:numFmt w:val="decimal"/>
+      <w:lvlText w:val="%1."/>
+      <w:lvlJc w:val="left"/>
+      <w:pPr>
+        <w:tabs>
+          <w:tab w:val="num" w:pos="0"/>
+        </w:tabs>
+        <w:ind w:left="720" w:hanging="360"/>
+      </w:pPr>
+    </w:lvl>
+    <w:lvl w:ilvl="1">
+      <w:start w:val="1"/>
+      <w:numFmt w:val="lowerLetter"/>
+      <w:lvlText w:val="%2."/>
+      <w:lvlJc w:val="left"/>
+      <w:pPr>
+        <w:tabs>
+          <w:tab w:val="num" w:pos="0"/>
+        </w:tabs>
+        <w:ind w:left="1440" w:hanging="360"/>
+      </w:pPr>
+    </w:lvl>
+    <w:lvl w:ilvl="2">
+      <w:start w:val="1"/>
+      <w:numFmt w:val="lowerRoman"/>
+      <w:lvlText w:val="%3."/>
+      <w:lvlJc w:val="right"/>
+      <w:pPr>
+        <w:tabs>
+          <w:tab w:val="num" w:pos="0"/>
+        </w:tabs>
+        <w:ind w:left="2160" w:hanging="180"/>
+      </w:pPr>
+    </w:lvl>
+    <w:lvl w:ilvl="3">
+      <w:start w:val="1"/>
+      <w:numFmt w:val="decimal"/>
+      <w:lvlText w:val="%4."/>
+      <w:lvlJc w:val="left"/>
+      <w:pPr>
+        <w:tabs>
+          <w:tab w:val="num" w:pos="0"/>
+        </w:tabs>
+        <w:ind w:left="2880" w:hanging="360"/>
+      </w:pPr>
+    </w:lvl>
+    <w:lvl w:ilvl="4">
+      <w:start w:val="1"/>
+      <w:numFmt w:val="lowerLetter"/>
+      <w:lvlText w:val="%5."/>
+      <w:lvlJc w:val="left"/>
+      <w:pPr>
+        <w:tabs>
+          <w:tab w:val="num" w:pos="0"/>
+        </w:tabs>
+        <w:ind w:left="3600" w:hanging="360"/>
+      </w:pPr>
+    </w:lvl>
+    <w:lvl w:ilvl="5">
+      <w:start w:val="1"/>
+      <w:numFmt w:val="lowerRoman"/>
+      <w:lvlText w:val="%6."/>
+      <w:lvlJc w:val="right"/>
+      <w:pPr>
+        <w:tabs>
+          <w:tab w:val="num" w:pos="0"/>
+        </w:tabs>
+        <w:ind w:left="4320" w:hanging="180"/>
+      </w:pPr>
+    </w:lvl>
+    <w:lvl w:ilvl="6">
+      <w:start w:val="1"/>
+      <w:numFmt w:val="decimal"/>
+      <w:lvlText w:val="%7."/>
+      <w:lvlJc w:val="left"/>
+      <w:pPr>
+        <w:tabs>
+          <w:tab w:val="num" w:pos="0"/>
+        </w:tabs>
+        <w:ind w:left="5040" w:hanging="360"/>
+      </w:pPr>
+    </w:lvl>
+    <w:lvl w:ilvl="7">
+      <w:start w:val="1"/>
+      <w:numFmt w:val="lowerLetter"/>
+      <w:lvlText w:val="%8."/>
+      <w:lvlJc w:val="left"/>
+      <w:pPr>
+        <w:tabs>
+          <w:tab w:val="num" w:pos="0"/>
+        </w:tabs>
+        <w:ind w:left="5760" w:hanging="360"/>
+      </w:pPr>
+    </w:lvl>
+    <w:lvl w:ilvl="8">
+      <w:start w:val="1"/>
+      <w:numFmt w:val="lowerRoman"/>
+      <w:lvlText w:val="%9."/>
+      <w:lvlJc w:val="right"/>
+      <w:pPr>
+        <w:tabs>
+          <w:tab w:val="num" w:pos="0"/>
+        </w:tabs>
+        <w:ind w:left="6480" w:hanging="180"/>
+      </w:pPr>
+    </w:lvl>
+  </w:abstractNum>
+  <w:abstractNum w:abstractNumId="3" w15:restartNumberingAfterBreak="0">
+    <w:nsid w:val="44C4674F"/>
+    <w:multiLevelType w:val="multilevel"/>
+    <w:tmpl w:val="0BEA6298"/>
+    <w:lvl w:ilvl="0">
+      <w:start w:val="1"/>
+      <w:numFmt w:val="decimal"/>
+      <w:lvlText w:val="%1."/>
+      <w:lvlJc w:val="left"/>
+      <w:pPr>
+        <w:tabs>
+          <w:tab w:val="num" w:pos="0"/>
+        </w:tabs>
+        <w:ind w:left="1069" w:hanging="360"/>
+      </w:pPr>
+    </w:lvl>
+    <w:lvl w:ilvl="1">
+      <w:start w:val="1"/>
+      <w:numFmt w:val="lowerLetter"/>
+      <w:lvlText w:val="%2."/>
+      <w:lvlJc w:val="left"/>
+      <w:pPr>
+        <w:tabs>
+          <w:tab w:val="num" w:pos="0"/>
+        </w:tabs>
+        <w:ind w:left="1789" w:hanging="360"/>
+      </w:pPr>
+    </w:lvl>
+    <w:lvl w:ilvl="2">
+      <w:start w:val="1"/>
+      <w:numFmt w:val="lowerRoman"/>
+      <w:lvlText w:val="%3."/>
+      <w:lvlJc w:val="right"/>
+      <w:pPr>
+        <w:tabs>
+          <w:tab w:val="num" w:pos="0"/>
+        </w:tabs>
+        <w:ind w:left="2509" w:hanging="180"/>
+      </w:pPr>
+    </w:lvl>
+    <w:lvl w:ilvl="3">
+      <w:start w:val="1"/>
+      <w:numFmt w:val="decimal"/>
+      <w:lvlText w:val="%4."/>
+      <w:lvlJc w:val="left"/>
+      <w:pPr>
+        <w:tabs>
+          <w:tab w:val="num" w:pos="0"/>
+        </w:tabs>
+        <w:ind w:left="3229" w:hanging="360"/>
+      </w:pPr>
+    </w:lvl>
+    <w:lvl w:ilvl="4">
+      <w:start w:val="1"/>
+      <w:numFmt w:val="lowerLetter"/>
+      <w:lvlText w:val="%5."/>
+      <w:lvlJc w:val="left"/>
+      <w:pPr>
+        <w:tabs>
+          <w:tab w:val="num" w:pos="0"/>
+        </w:tabs>
+        <w:ind w:left="3949" w:hanging="360"/>
+      </w:pPr>
+    </w:lvl>
+    <w:lvl w:ilvl="5">
+      <w:start w:val="1"/>
+      <w:numFmt w:val="lowerRoman"/>
+      <w:lvlText w:val="%6."/>
+      <w:lvlJc w:val="right"/>
+      <w:pPr>
+        <w:tabs>
+          <w:tab w:val="num" w:pos="0"/>
+        </w:tabs>
+        <w:ind w:left="4669" w:hanging="180"/>
+      </w:pPr>
+    </w:lvl>
+    <w:lvl w:ilvl="6">
+      <w:start w:val="1"/>
+      <w:numFmt w:val="decimal"/>
+      <w:lvlText w:val="%7."/>
+      <w:lvlJc w:val="left"/>
+      <w:pPr>
+        <w:tabs>
+          <w:tab w:val="num" w:pos="0"/>
+        </w:tabs>
+        <w:ind w:left="5389" w:hanging="360"/>
+      </w:pPr>
+    </w:lvl>
+    <w:lvl w:ilvl="7">
+      <w:start w:val="1"/>
+      <w:numFmt w:val="lowerLetter"/>
+      <w:lvlText w:val="%8."/>
+      <w:lvlJc w:val="left"/>
+      <w:pPr>
+        <w:tabs>
+          <w:tab w:val="num" w:pos="0"/>
+        </w:tabs>
+        <w:ind w:left="6109" w:hanging="360"/>
+      </w:pPr>
+    </w:lvl>
+    <w:lvl w:ilvl="8">
+      <w:start w:val="1"/>
+      <w:numFmt w:val="lowerRoman"/>
+      <w:lvlText w:val="%9."/>
+      <w:lvlJc w:val="right"/>
+      <w:pPr>
+        <w:tabs>
+          <w:tab w:val="num" w:pos="0"/>
+        </w:tabs>
+        <w:ind w:left="6829" w:hanging="180"/>
+      </w:pPr>
+    </w:lvl>
+  </w:abstractNum>
+  <w:abstractNum w:abstractNumId="4" w15:restartNumberingAfterBreak="0">
+    <w:nsid w:val="70611746"/>
+    <w:multiLevelType w:val="multilevel"/>
+    <w:tmpl w:val="08A4D718"/>
+    <w:lvl w:ilvl="0">
+      <w:start w:val="1"/>
+      <w:numFmt w:val="decimal"/>
+      <w:lvlText w:val="%1."/>
+      <w:lvlJc w:val="left"/>
+      <w:pPr>
+        <w:tabs>
+          <w:tab w:val="num" w:pos="0"/>
+        </w:tabs>
+        <w:ind w:left="720" w:hanging="360"/>
+      </w:pPr>
+    </w:lvl>
+    <w:lvl w:ilvl="1">
+      <w:start w:val="1"/>
+      <w:numFmt w:val="lowerLetter"/>
+      <w:lvlText w:val="%2."/>
+      <w:lvlJc w:val="left"/>
+      <w:pPr>
+        <w:tabs>
+          <w:tab w:val="num" w:pos="0"/>
+        </w:tabs>
+        <w:ind w:left="1440" w:hanging="360"/>
+      </w:pPr>
+    </w:lvl>
+    <w:lvl w:ilvl="2">
+      <w:start w:val="1"/>
+      <w:numFmt w:val="lowerRoman"/>
+      <w:lvlText w:val="%3."/>
+      <w:lvlJc w:val="right"/>
+      <w:pPr>
+        <w:tabs>
+          <w:tab w:val="num" w:pos="0"/>
+        </w:tabs>
+        <w:ind w:left="2160" w:hanging="180"/>
+      </w:pPr>
+    </w:lvl>
+    <w:lvl w:ilvl="3">
+      <w:start w:val="1"/>
+      <w:numFmt w:val="decimal"/>
+      <w:lvlText w:val="%4."/>
+      <w:lvlJc w:val="left"/>
+      <w:pPr>
+        <w:tabs>
+          <w:tab w:val="num" w:pos="0"/>
+        </w:tabs>
+        <w:ind w:left="2880" w:hanging="360"/>
+      </w:pPr>
+    </w:lvl>
+    <w:lvl w:ilvl="4">
+      <w:start w:val="1"/>
+      <w:numFmt w:val="lowerLetter"/>
+      <w:lvlText w:val="%5."/>
+      <w:lvlJc w:val="left"/>
+      <w:pPr>
+        <w:tabs>
+          <w:tab w:val="num" w:pos="0"/>
+        </w:tabs>
+        <w:ind w:left="3600" w:hanging="360"/>
+      </w:pPr>
+    </w:lvl>
+    <w:lvl w:ilvl="5">
+      <w:start w:val="1"/>
+      <w:numFmt w:val="lowerRoman"/>
+      <w:lvlText w:val="%6."/>
+      <w:lvlJc w:val="right"/>
+      <w:pPr>
+        <w:tabs>
+          <w:tab w:val="num" w:pos="0"/>
+        </w:tabs>
+        <w:ind w:left="4320" w:hanging="180"/>
+      </w:pPr>
+    </w:lvl>
+    <w:lvl w:ilvl="6">
+      <w:start w:val="1"/>
+      <w:numFmt w:val="decimal"/>
+      <w:lvlText w:val="%7."/>
+      <w:lvlJc w:val="left"/>
+      <w:pPr>
+        <w:tabs>
+          <w:tab w:val="num" w:pos="0"/>
+        </w:tabs>
+        <w:ind w:left="5040" w:hanging="360"/>
+      </w:pPr>
+    </w:lvl>
+    <w:lvl w:ilvl="7">
+      <w:start w:val="1"/>
+      <w:numFmt w:val="lowerLetter"/>
+      <w:lvlText w:val="%8."/>
+      <w:lvlJc w:val="left"/>
+      <w:pPr>
+        <w:tabs>
+          <w:tab w:val="num" w:pos="0"/>
+        </w:tabs>
+        <w:ind w:left="5760" w:hanging="360"/>
+      </w:pPr>
+    </w:lvl>
+    <w:lvl w:ilvl="8">
+      <w:start w:val="1"/>
+      <w:numFmt w:val="lowerRoman"/>
+      <w:lvlText w:val="%9."/>
+      <w:lvlJc w:val="right"/>
+      <w:pPr>
+        <w:tabs>
+          <w:tab w:val="num" w:pos="0"/>
+        </w:tabs>
+        <w:ind w:left="6480" w:hanging="180"/>
+      </w:pPr>
+    </w:lvl>
+  </w:abstractNum>
+  <w:num w:numId="1" w16cid:durableId="1281498202">
+    <w:abstractNumId w:val="3"/>
   </w:num>
-  <w:num w:numId="2">
+  <w:num w:numId="2" w16cid:durableId="414017988">
     <w:abstractNumId w:val="2"/>
   </w:num>
-  <w:num w:numId="3">
-    <w:abstractNumId w:val="3"/>
-  </w:num>
-  <w:num w:numId="4">
+  <w:num w:numId="3" w16cid:durableId="108740409">
     <w:abstractNumId w:val="4"/>
   </w:num>
-  <w:num w:numId="5">
-    <w:abstractNumId w:val="5"/>
+  <w:num w:numId="4" w16cid:durableId="1273049568">
+    <w:abstractNumId w:val="0"/>
+  </w:num>
+  <w:num w:numId="5" w16cid:durableId="1028332658">
+    <w:abstractNumId w:val="1"/>
   </w:num>
 </w:numbering>
 </file>
 
 <file path=word/styles.xml><?xml version="1.0" encoding="utf-8"?>
-<w:styles xmlns:w="http://schemas.openxmlformats.org/wordprocessingml/2006/main" xmlns:w14="http://schemas.microsoft.com/office/word/2010/wordml" xmlns:mc="http://schemas.openxmlformats.org/markup-compatibility/2006" mc:Ignorable="w14">
+<w:styles xmlns:mc="http://schemas.openxmlformats.org/markup-compatibility/2006" xmlns:r="http://schemas.openxmlformats.org/officeDocument/2006/relationships" xmlns:w="http://schemas.openxmlformats.org/wordprocessingml/2006/main" xmlns:w14="http://schemas.microsoft.com/office/word/2010/wordml" xmlns:w15="http://schemas.microsoft.com/office/word/2012/wordml" xmlns:w16cex="http://schemas.microsoft.com/office/word/2018/wordml/cex" xmlns:w16cid="http://schemas.microsoft.com/office/word/2016/wordml/cid" xmlns:w16="http://schemas.microsoft.com/office/word/2018/wordml" xmlns:w16sdtdh="http://schemas.microsoft.com/office/word/2020/wordml/sdtdatahash" xmlns:w16se="http://schemas.microsoft.com/office/word/2015/wordml/symex" mc:Ignorable="w14 w15 w16se w16cid w16 w16cex w16sdtdh">
   <w:docDefaults>
     <w:rPrDefault>
       <w:rPr>
-        <w:rFonts w:ascii="Calibri" w:hAnsi="Calibri" w:eastAsia="Calibri" w:cs="" w:asciiTheme="minorHAnsi" w:cstheme="minorBidi" w:eastAsiaTheme="minorHAnsi" w:hAnsiTheme="minorHAnsi"/>
+        <w:rFonts w:asciiTheme="minorHAnsi" w:eastAsiaTheme="minorHAnsi" w:hAnsiTheme="minorHAnsi" w:cstheme="minorBidi"/>
         <w:sz w:val="22"/>
         <w:szCs w:val="22"/>
         <w:lang w:val="ru-RU" w:eastAsia="en-US" w:bidi="ar-SA"/>
@@ -3985,21 +4149,21 @@
     </w:rPrDefault>
     <w:pPrDefault>
       <w:pPr>
-        <w:suppressAutoHyphens w:val="true"/>
+        <w:suppressAutoHyphens/>
       </w:pPr>
     </w:pPrDefault>
   </w:docDefaults>
   <w:latentStyles w:defLockedState="0" w:defUIPriority="99" w:defSemiHidden="0" w:defUnhideWhenUsed="0" w:defQFormat="0" w:count="376">
     <w:lsdException w:name="Normal" w:uiPriority="0" w:qFormat="1"/>
     <w:lsdException w:name="heading 1" w:uiPriority="9" w:qFormat="1"/>
-    <w:lsdException w:name="heading 2" w:uiPriority="9" w:semiHidden="1" w:unhideWhenUsed="1" w:qFormat="1"/>
-    <w:lsdException w:name="heading 3" w:uiPriority="9" w:semiHidden="1" w:unhideWhenUsed="1" w:qFormat="1"/>
-    <w:lsdException w:name="heading 4" w:uiPriority="9" w:semiHidden="1" w:unhideWhenUsed="1" w:qFormat="1"/>
-    <w:lsdException w:name="heading 5" w:uiPriority="9" w:semiHidden="1" w:unhideWhenUsed="1" w:qFormat="1"/>
-    <w:lsdException w:name="heading 6" w:uiPriority="9" w:semiHidden="1" w:unhideWhenUsed="1" w:qFormat="1"/>
-    <w:lsdException w:name="heading 7" w:uiPriority="9" w:semiHidden="1" w:unhideWhenUsed="1" w:qFormat="1"/>
-    <w:lsdException w:name="heading 8" w:uiPriority="9" w:semiHidden="1" w:unhideWhenUsed="1" w:qFormat="1"/>
-    <w:lsdException w:name="heading 9" w:uiPriority="9" w:semiHidden="1" w:unhideWhenUsed="1" w:qFormat="1"/>
+    <w:lsdException w:name="heading 2" w:semiHidden="1" w:uiPriority="9" w:unhideWhenUsed="1" w:qFormat="1"/>
+    <w:lsdException w:name="heading 3" w:semiHidden="1" w:uiPriority="9" w:unhideWhenUsed="1" w:qFormat="1"/>
+    <w:lsdException w:name="heading 4" w:semiHidden="1" w:uiPriority="9" w:unhideWhenUsed="1" w:qFormat="1"/>
+    <w:lsdException w:name="heading 5" w:semiHidden="1" w:uiPriority="9" w:unhideWhenUsed="1" w:qFormat="1"/>
+    <w:lsdException w:name="heading 6" w:semiHidden="1" w:uiPriority="9" w:unhideWhenUsed="1" w:qFormat="1"/>
+    <w:lsdException w:name="heading 7" w:semiHidden="1" w:uiPriority="9" w:unhideWhenUsed="1" w:qFormat="1"/>
+    <w:lsdException w:name="heading 8" w:semiHidden="1" w:uiPriority="9" w:unhideWhenUsed="1" w:qFormat="1"/>
+    <w:lsdException w:name="heading 9" w:semiHidden="1" w:uiPriority="9" w:unhideWhenUsed="1" w:qFormat="1"/>
     <w:lsdException w:name="index 1" w:semiHidden="1" w:unhideWhenUsed="1"/>
     <w:lsdException w:name="index 2" w:semiHidden="1" w:unhideWhenUsed="1"/>
     <w:lsdException w:name="index 3" w:semiHidden="1" w:unhideWhenUsed="1"/>
@@ -4009,22 +4173,22 @@
     <w:lsdException w:name="index 7" w:semiHidden="1" w:unhideWhenUsed="1"/>
     <w:lsdException w:name="index 8" w:semiHidden="1" w:unhideWhenUsed="1"/>
     <w:lsdException w:name="index 9" w:semiHidden="1" w:unhideWhenUsed="1"/>
-    <w:lsdException w:name="toc 1" w:uiPriority="39" w:semiHidden="1" w:unhideWhenUsed="1"/>
-    <w:lsdException w:name="toc 2" w:uiPriority="39" w:semiHidden="1" w:unhideWhenUsed="1"/>
-    <w:lsdException w:name="toc 3" w:uiPriority="39" w:semiHidden="1" w:unhideWhenUsed="1"/>
-    <w:lsdException w:name="toc 4" w:uiPriority="39" w:semiHidden="1" w:unhideWhenUsed="1"/>
-    <w:lsdException w:name="toc 5" w:uiPriority="39" w:semiHidden="1" w:unhideWhenUsed="1"/>
-    <w:lsdException w:name="toc 6" w:uiPriority="39" w:semiHidden="1" w:unhideWhenUsed="1"/>
-    <w:lsdException w:name="toc 7" w:uiPriority="39" w:semiHidden="1" w:unhideWhenUsed="1"/>
-    <w:lsdException w:name="toc 8" w:uiPriority="39" w:semiHidden="1" w:unhideWhenUsed="1"/>
-    <w:lsdException w:name="toc 9" w:uiPriority="39" w:semiHidden="1" w:unhideWhenUsed="1"/>
+    <w:lsdException w:name="toc 1" w:semiHidden="1" w:uiPriority="39" w:unhideWhenUsed="1"/>
+    <w:lsdException w:name="toc 2" w:semiHidden="1" w:uiPriority="39" w:unhideWhenUsed="1"/>
+    <w:lsdException w:name="toc 3" w:semiHidden="1" w:uiPriority="39" w:unhideWhenUsed="1"/>
+    <w:lsdException w:name="toc 4" w:semiHidden="1" w:uiPriority="39" w:unhideWhenUsed="1"/>
+    <w:lsdException w:name="toc 5" w:semiHidden="1" w:uiPriority="39" w:unhideWhenUsed="1"/>
+    <w:lsdException w:name="toc 6" w:semiHidden="1" w:uiPriority="39" w:unhideWhenUsed="1"/>
+    <w:lsdException w:name="toc 7" w:semiHidden="1" w:uiPriority="39" w:unhideWhenUsed="1"/>
+    <w:lsdException w:name="toc 8" w:semiHidden="1" w:uiPriority="39" w:unhideWhenUsed="1"/>
+    <w:lsdException w:name="toc 9" w:semiHidden="1" w:uiPriority="39" w:unhideWhenUsed="1"/>
     <w:lsdException w:name="Normal Indent" w:semiHidden="1" w:unhideWhenUsed="1"/>
     <w:lsdException w:name="footnote text" w:semiHidden="1" w:unhideWhenUsed="1"/>
     <w:lsdException w:name="annotation text" w:semiHidden="1" w:unhideWhenUsed="1"/>
     <w:lsdException w:name="header" w:semiHidden="1" w:unhideWhenUsed="1"/>
     <w:lsdException w:name="footer" w:semiHidden="1" w:unhideWhenUsed="1"/>
     <w:lsdException w:name="index heading" w:semiHidden="1" w:unhideWhenUsed="1"/>
-    <w:lsdException w:name="caption" w:uiPriority="35" w:semiHidden="1" w:unhideWhenUsed="1" w:qFormat="1"/>
+    <w:lsdException w:name="caption" w:semiHidden="1" w:uiPriority="35" w:unhideWhenUsed="1" w:qFormat="1"/>
     <w:lsdException w:name="table of figures" w:semiHidden="1" w:unhideWhenUsed="1"/>
     <w:lsdException w:name="envelope address" w:semiHidden="1" w:unhideWhenUsed="1"/>
     <w:lsdException w:name="envelope return" w:semiHidden="1" w:unhideWhenUsed="1"/>
@@ -4055,7 +4219,7 @@
     <w:lsdException w:name="Title" w:uiPriority="10" w:qFormat="1"/>
     <w:lsdException w:name="Closing" w:semiHidden="1" w:unhideWhenUsed="1"/>
     <w:lsdException w:name="Signature" w:semiHidden="1" w:unhideWhenUsed="1"/>
-    <w:lsdException w:name="Default Paragraph Font" w:uiPriority="1" w:semiHidden="1" w:unhideWhenUsed="1"/>
+    <w:lsdException w:name="Default Paragraph Font" w:semiHidden="1" w:uiPriority="1" w:unhideWhenUsed="1"/>
     <w:lsdException w:name="Body Text" w:semiHidden="1" w:unhideWhenUsed="1"/>
     <w:lsdException w:name="Body Text Indent" w:semiHidden="1" w:unhideWhenUsed="1"/>
     <w:lsdException w:name="List Continue" w:semiHidden="1" w:unhideWhenUsed="1"/>
@@ -4080,7 +4244,7 @@
     <w:lsdException w:name="Strong" w:uiPriority="22" w:qFormat="1"/>
     <w:lsdException w:name="Emphasis" w:uiPriority="20" w:qFormat="1"/>
     <w:lsdException w:name="Document Map" w:semiHidden="1" w:unhideWhenUsed="1"/>
-    <w:lsdException w:name="Plain Text" w:uiPriority="0" w:semiHidden="1" w:unhideWhenUsed="1"/>
+    <w:lsdException w:name="Plain Text" w:semiHidden="1" w:uiPriority="0" w:unhideWhenUsed="1"/>
     <w:lsdException w:name="E-mail Signature" w:semiHidden="1" w:unhideWhenUsed="1"/>
     <w:lsdException w:name="HTML Top of Form" w:semiHidden="1" w:unhideWhenUsed="1"/>
     <w:lsdException w:name="HTML Bottom of Form" w:semiHidden="1" w:unhideWhenUsed="1"/>
@@ -4255,8 +4419,8 @@
     <w:lsdException w:name="Subtle Reference" w:uiPriority="31" w:qFormat="1"/>
     <w:lsdException w:name="Intense Reference" w:uiPriority="32" w:qFormat="1"/>
     <w:lsdException w:name="Book Title" w:uiPriority="33" w:qFormat="1"/>
-    <w:lsdException w:name="Bibliography" w:uiPriority="37" w:semiHidden="1" w:unhideWhenUsed="1"/>
-    <w:lsdException w:name="TOC Heading" w:uiPriority="39" w:semiHidden="1" w:unhideWhenUsed="1" w:qFormat="1"/>
+    <w:lsdException w:name="Bibliography" w:semiHidden="1" w:uiPriority="37" w:unhideWhenUsed="1"/>
+    <w:lsdException w:name="TOC Heading" w:semiHidden="1" w:uiPriority="39" w:unhideWhenUsed="1" w:qFormat="1"/>
     <w:lsdException w:name="Plain Table 1" w:uiPriority="41"/>
     <w:lsdException w:name="Plain Table 2" w:uiPriority="42"/>
     <w:lsdException w:name="Plain Table 3" w:uiPriority="43"/>
@@ -4367,196 +4531,209 @@
     <w:lsdException w:name="Unresolved Mention" w:semiHidden="1" w:unhideWhenUsed="1"/>
     <w:lsdException w:name="Smart Link" w:semiHidden="1" w:unhideWhenUsed="1"/>
   </w:latentStyles>
-  <w:style w:type="paragraph" w:styleId="Normal" w:default="1">
+  <w:style w:type="paragraph" w:default="1" w:styleId="a">
     <w:name w:val="Normal"/>
     <w:qFormat/>
-    <w:rsid w:val="00e616ca"/>
+    <w:rsid w:val="00D56683"/>
     <w:pPr>
-      <w:widowControl w:val="false"/>
-      <w:suppressAutoHyphens w:val="true"/>
-      <w:bidi w:val="0"/>
-      <w:spacing w:before="0" w:after="0"/>
-      <w:jc w:val="left"/>
+      <w:widowControl w:val="0"/>
     </w:pPr>
     <w:rPr>
-      <w:rFonts w:ascii="Times New Roman" w:hAnsi="Times New Roman" w:eastAsia="Times New Roman" w:cs="Times New Roman"/>
+      <w:rFonts w:ascii="Times New Roman" w:eastAsia="Times New Roman" w:hAnsi="Times New Roman" w:cs="Times New Roman"/>
       <w:color w:val="000000"/>
-      <w:kern w:val="0"/>
-      <w:sz w:val="22"/>
       <w:szCs w:val="20"/>
-      <w:lang w:val="ru-RU" w:eastAsia="ru-RU" w:bidi="ar-SA"/>
+      <w:lang w:eastAsia="ru-RU"/>
     </w:rPr>
   </w:style>
-  <w:style w:type="paragraph" w:styleId="Heading1">
-    <w:name w:val="Heading 1"/>
-    <w:basedOn w:val="Normal"/>
-    <w:next w:val="Normal"/>
-    <w:link w:val="1"/>
+  <w:style w:type="paragraph" w:styleId="1">
+    <w:name w:val="heading 1"/>
+    <w:basedOn w:val="a"/>
+    <w:next w:val="a"/>
+    <w:link w:val="10"/>
     <w:uiPriority w:val="9"/>
     <w:qFormat/>
-    <w:rsid w:val="001c23b1"/>
+    <w:rsid w:val="001C23B1"/>
     <w:pPr>
-      <w:keepNext w:val="true"/>
+      <w:keepNext/>
       <w:keepLines/>
-      <w:spacing w:before="240" w:after="0"/>
+      <w:spacing w:before="240"/>
       <w:outlineLvl w:val="0"/>
     </w:pPr>
     <w:rPr>
-      <w:rFonts w:ascii="Calibri Light" w:hAnsi="Calibri Light" w:eastAsia="" w:cs="" w:asciiTheme="majorHAnsi" w:cstheme="majorBidi" w:eastAsiaTheme="majorEastAsia" w:hAnsiTheme="majorHAnsi"/>
-      <w:color w:themeColor="accent1" w:themeShade="bf" w:val="2F5496"/>
+      <w:rFonts w:asciiTheme="majorHAnsi" w:eastAsiaTheme="majorEastAsia" w:hAnsiTheme="majorHAnsi" w:cstheme="majorBidi"/>
+      <w:color w:val="2F5496" w:themeColor="accent1" w:themeShade="BF"/>
       <w:sz w:val="32"/>
       <w:szCs w:val="32"/>
     </w:rPr>
   </w:style>
-  <w:style w:type="character" w:styleId="DefaultParagraphFont" w:default="1">
+  <w:style w:type="character" w:default="1" w:styleId="a0">
     <w:name w:val="Default Paragraph Font"/>
     <w:uiPriority w:val="1"/>
+    <w:unhideWhenUsed/>
+  </w:style>
+  <w:style w:type="table" w:default="1" w:styleId="a1">
+    <w:name w:val="Normal Table"/>
+    <w:uiPriority w:val="99"/>
     <w:semiHidden/>
     <w:unhideWhenUsed/>
-    <w:qFormat/>
-    <w:rPr/>
+    <w:tblPr>
+      <w:tblInd w:w="0" w:type="dxa"/>
+      <w:tblCellMar>
+        <w:top w:w="0" w:type="dxa"/>
+        <w:left w:w="108" w:type="dxa"/>
+        <w:bottom w:w="0" w:type="dxa"/>
+        <w:right w:w="108" w:type="dxa"/>
+      </w:tblCellMar>
+    </w:tblPr>
   </w:style>
-  <w:style w:type="character" w:styleId="Style13" w:customStyle="1">
+  <w:style w:type="numbering" w:default="1" w:styleId="a2">
+    <w:name w:val="No List"/>
+    <w:uiPriority w:val="99"/>
+    <w:semiHidden/>
+    <w:unhideWhenUsed/>
+  </w:style>
+  <w:style w:type="character" w:customStyle="1" w:styleId="a3">
     <w:name w:val="Текст Знак"/>
-    <w:basedOn w:val="DefaultParagraphFont"/>
-    <w:link w:val="PlainText"/>
+    <w:basedOn w:val="a0"/>
+    <w:link w:val="a4"/>
     <w:semiHidden/>
     <w:qFormat/>
-    <w:rsid w:val="000a29dc"/>
+    <w:rsid w:val="000A29DC"/>
     <w:rPr>
-      <w:rFonts w:ascii="Courier New" w:hAnsi="Courier New" w:eastAsia="Times New Roman" w:cs="Times New Roman"/>
+      <w:rFonts w:ascii="Courier New" w:eastAsia="Times New Roman" w:hAnsi="Courier New" w:cs="Times New Roman"/>
       <w:sz w:val="20"/>
       <w:szCs w:val="24"/>
       <w:lang w:eastAsia="ru-RU"/>
     </w:rPr>
   </w:style>
-  <w:style w:type="character" w:styleId="Style14" w:customStyle="1">
+  <w:style w:type="character" w:customStyle="1" w:styleId="a5">
     <w:name w:val="Абзац списка Знак"/>
-    <w:basedOn w:val="DefaultParagraphFont"/>
-    <w:link w:val="ListParagraph"/>
+    <w:basedOn w:val="a0"/>
+    <w:link w:val="a6"/>
     <w:uiPriority w:val="34"/>
     <w:qFormat/>
     <w:locked/>
-    <w:rsid w:val="000a29dc"/>
+    <w:rsid w:val="000A29DC"/>
     <w:rPr>
-      <w:rFonts w:ascii="Times New Roman" w:hAnsi="Times New Roman" w:eastAsia="Times New Roman" w:cs="Times New Roman"/>
+      <w:rFonts w:ascii="Times New Roman" w:eastAsia="Times New Roman" w:hAnsi="Times New Roman" w:cs="Times New Roman"/>
       <w:color w:val="000000"/>
       <w:szCs w:val="20"/>
       <w:lang w:eastAsia="ru-RU"/>
     </w:rPr>
   </w:style>
-  <w:style w:type="character" w:styleId="Style15" w:customStyle="1">
+  <w:style w:type="character" w:customStyle="1" w:styleId="a7">
     <w:name w:val="Код Знак"/>
-    <w:basedOn w:val="Style14"/>
-    <w:link w:val="Style20"/>
+    <w:basedOn w:val="a5"/>
+    <w:link w:val="a8"/>
     <w:qFormat/>
     <w:locked/>
-    <w:rsid w:val="000a29dc"/>
+    <w:rsid w:val="000A29DC"/>
     <w:rPr>
-      <w:rFonts w:ascii="Courier New" w:hAnsi="Courier New" w:eastAsia="Times New Roman" w:cs="Courier New"/>
-      <w:color w:themeColor="text1" w:val="000000"/>
+      <w:rFonts w:ascii="Courier New" w:eastAsia="Times New Roman" w:hAnsi="Courier New" w:cs="Courier New"/>
+      <w:color w:val="000000" w:themeColor="text1"/>
       <w:sz w:val="20"/>
       <w:szCs w:val="20"/>
       <w:lang w:val="en-US" w:eastAsia="ru-RU"/>
     </w:rPr>
   </w:style>
-  <w:style w:type="character" w:styleId="Style16" w:customStyle="1">
+  <w:style w:type="character" w:customStyle="1" w:styleId="a9">
     <w:name w:val="База Знак"/>
-    <w:basedOn w:val="DefaultParagraphFont"/>
-    <w:link w:val="Style21"/>
+    <w:basedOn w:val="a0"/>
+    <w:link w:val="aa"/>
     <w:qFormat/>
     <w:locked/>
-    <w:rsid w:val="000a29dc"/>
+    <w:rsid w:val="000A29DC"/>
     <w:rPr>
-      <w:rFonts w:ascii="Times New Roman" w:hAnsi="Times New Roman" w:eastAsia="Times New Roman" w:cs="Times New Roman"/>
+      <w:rFonts w:ascii="Times New Roman" w:eastAsia="Times New Roman" w:hAnsi="Times New Roman" w:cs="Times New Roman"/>
       <w:color w:val="000000"/>
       <w:sz w:val="28"/>
       <w:szCs w:val="20"/>
       <w:lang w:eastAsia="ru-RU"/>
     </w:rPr>
   </w:style>
-  <w:style w:type="character" w:styleId="Style17" w:customStyle="1">
+  <w:style w:type="character" w:customStyle="1" w:styleId="ab">
     <w:name w:val="Верхний колонтитул Знак"/>
-    <w:basedOn w:val="DefaultParagraphFont"/>
-    <w:link w:val="Header"/>
+    <w:basedOn w:val="a0"/>
+    <w:link w:val="ac"/>
     <w:uiPriority w:val="99"/>
     <w:qFormat/>
-    <w:rsid w:val="001b1469"/>
+    <w:rsid w:val="001B1469"/>
     <w:rPr>
-      <w:rFonts w:ascii="Times New Roman" w:hAnsi="Times New Roman" w:eastAsia="Times New Roman" w:cs="Times New Roman"/>
+      <w:rFonts w:ascii="Times New Roman" w:eastAsia="Times New Roman" w:hAnsi="Times New Roman" w:cs="Times New Roman"/>
       <w:color w:val="000000"/>
       <w:szCs w:val="20"/>
       <w:lang w:eastAsia="ru-RU"/>
     </w:rPr>
   </w:style>
-  <w:style w:type="character" w:styleId="Style18" w:customStyle="1">
+  <w:style w:type="character" w:customStyle="1" w:styleId="ad">
     <w:name w:val="Нижний колонтитул Знак"/>
-    <w:basedOn w:val="DefaultParagraphFont"/>
-    <w:link w:val="Footer"/>
+    <w:basedOn w:val="a0"/>
+    <w:link w:val="ae"/>
     <w:uiPriority w:val="99"/>
     <w:qFormat/>
-    <w:rsid w:val="001b1469"/>
+    <w:rsid w:val="001B1469"/>
     <w:rPr>
-      <w:rFonts w:ascii="Times New Roman" w:hAnsi="Times New Roman" w:eastAsia="Times New Roman" w:cs="Times New Roman"/>
+      <w:rFonts w:ascii="Times New Roman" w:eastAsia="Times New Roman" w:hAnsi="Times New Roman" w:cs="Times New Roman"/>
       <w:color w:val="000000"/>
       <w:szCs w:val="20"/>
       <w:lang w:eastAsia="ru-RU"/>
     </w:rPr>
   </w:style>
-  <w:style w:type="character" w:styleId="1" w:customStyle="1">
+  <w:style w:type="character" w:customStyle="1" w:styleId="10">
     <w:name w:val="Заголовок 1 Знак"/>
-    <w:basedOn w:val="DefaultParagraphFont"/>
-    <w:link w:val="Heading1"/>
+    <w:basedOn w:val="a0"/>
+    <w:link w:val="1"/>
     <w:uiPriority w:val="9"/>
     <w:qFormat/>
-    <w:rsid w:val="001c23b1"/>
+    <w:rsid w:val="001C23B1"/>
     <w:rPr>
-      <w:rFonts w:ascii="Calibri Light" w:hAnsi="Calibri Light" w:eastAsia="" w:cs="" w:asciiTheme="majorHAnsi" w:cstheme="majorBidi" w:eastAsiaTheme="majorEastAsia" w:hAnsiTheme="majorHAnsi"/>
-      <w:color w:themeColor="accent1" w:themeShade="bf" w:val="2F5496"/>
+      <w:rFonts w:asciiTheme="majorHAnsi" w:eastAsiaTheme="majorEastAsia" w:hAnsiTheme="majorHAnsi" w:cstheme="majorBidi"/>
+      <w:color w:val="2F5496" w:themeColor="accent1" w:themeShade="BF"/>
       <w:sz w:val="32"/>
       <w:szCs w:val="32"/>
       <w:lang w:eastAsia="ru-RU"/>
     </w:rPr>
   </w:style>
-  <w:style w:type="character" w:styleId="Style19" w:customStyle="1">
+  <w:style w:type="character" w:customStyle="1" w:styleId="af">
     <w:name w:val="Основной текст с отступом Знак"/>
-    <w:basedOn w:val="DefaultParagraphFont"/>
+    <w:basedOn w:val="a0"/>
+    <w:link w:val="af0"/>
     <w:uiPriority w:val="99"/>
     <w:semiHidden/>
     <w:qFormat/>
-    <w:rsid w:val="001c23b1"/>
+    <w:rsid w:val="001C23B1"/>
     <w:rPr>
-      <w:rFonts w:ascii="Times New Roman" w:hAnsi="Times New Roman" w:eastAsia="Times New Roman" w:cs="Times New Roman"/>
+      <w:rFonts w:ascii="Times New Roman" w:eastAsia="Times New Roman" w:hAnsi="Times New Roman" w:cs="Times New Roman"/>
       <w:color w:val="000000"/>
       <w:szCs w:val="20"/>
       <w:lang w:eastAsia="ru-RU"/>
     </w:rPr>
   </w:style>
-  <w:style w:type="character" w:styleId="Hyperlink">
+  <w:style w:type="character" w:styleId="af1">
     <w:name w:val="Hyperlink"/>
-    <w:basedOn w:val="DefaultParagraphFont"/>
+    <w:basedOn w:val="a0"/>
     <w:uiPriority w:val="99"/>
     <w:unhideWhenUsed/>
-    <w:rsid w:val="00231ed9"/>
+    <w:rsid w:val="00231ED9"/>
     <w:rPr>
-      <w:color w:themeColor="hyperlink" w:val="0563C1"/>
+      <w:color w:val="0563C1" w:themeColor="hyperlink"/>
       <w:u w:val="single"/>
     </w:rPr>
   </w:style>
-  <w:style w:type="character" w:styleId="UnresolvedMention">
+  <w:style w:type="character" w:styleId="af2">
     <w:name w:val="Unresolved Mention"/>
-    <w:basedOn w:val="DefaultParagraphFont"/>
+    <w:basedOn w:val="a0"/>
     <w:uiPriority w:val="99"/>
     <w:semiHidden/>
     <w:unhideWhenUsed/>
     <w:qFormat/>
-    <w:rsid w:val="00231ed9"/>
+    <w:rsid w:val="00231ED9"/>
     <w:rPr>
       <w:color w:val="605E5C"/>
-      <w:shd w:fill="E1DFDD" w:val="clear"/>
+      <w:shd w:val="clear" w:color="auto" w:fill="E1DFDD"/>
     </w:rPr>
   </w:style>
-  <w:style w:type="character" w:styleId="Strong">
+  <w:style w:type="character" w:styleId="af3">
     <w:name w:val="Strong"/>
     <w:qFormat/>
     <w:rPr>
@@ -4564,45 +4741,42 @@
       <w:bCs/>
     </w:rPr>
   </w:style>
-  <w:style w:type="character" w:styleId="NumberingSymbols">
+  <w:style w:type="character" w:customStyle="1" w:styleId="NumberingSymbols">
     <w:name w:val="Numbering Symbols"/>
     <w:qFormat/>
-    <w:rPr/>
   </w:style>
-  <w:style w:type="paragraph" w:styleId="Heading" w:customStyle="1">
+  <w:style w:type="paragraph" w:customStyle="1" w:styleId="Heading">
     <w:name w:val="Heading"/>
-    <w:basedOn w:val="Normal"/>
-    <w:next w:val="BodyText"/>
+    <w:basedOn w:val="a"/>
+    <w:next w:val="af4"/>
     <w:qFormat/>
     <w:pPr>
-      <w:keepNext w:val="true"/>
+      <w:keepNext/>
       <w:spacing w:before="240" w:after="120"/>
     </w:pPr>
     <w:rPr>
-      <w:rFonts w:ascii="Liberation Sans" w:hAnsi="Liberation Sans" w:eastAsia="Noto Sans CJK SC" w:cs="Noto Sans Devanagari"/>
+      <w:rFonts w:ascii="Liberation Sans" w:eastAsia="Noto Sans CJK SC" w:hAnsi="Liberation Sans" w:cs="Noto Sans Devanagari"/>
       <w:sz w:val="28"/>
       <w:szCs w:val="28"/>
     </w:rPr>
   </w:style>
-  <w:style w:type="paragraph" w:styleId="BodyText">
+  <w:style w:type="paragraph" w:styleId="af4">
     <w:name w:val="Body Text"/>
-    <w:basedOn w:val="Normal"/>
+    <w:basedOn w:val="a"/>
     <w:pPr>
-      <w:spacing w:lineRule="auto" w:line="276" w:before="0" w:after="140"/>
+      <w:spacing w:after="140" w:line="276" w:lineRule="auto"/>
     </w:pPr>
-    <w:rPr/>
   </w:style>
-  <w:style w:type="paragraph" w:styleId="List">
+  <w:style w:type="paragraph" w:styleId="af5">
     <w:name w:val="List"/>
-    <w:basedOn w:val="BodyText"/>
-    <w:pPr/>
+    <w:basedOn w:val="af4"/>
     <w:rPr>
       <w:rFonts w:cs="Noto Sans Devanagari"/>
     </w:rPr>
   </w:style>
-  <w:style w:type="paragraph" w:styleId="Caption">
-    <w:name w:val="Caption"/>
-    <w:basedOn w:val="Normal"/>
+  <w:style w:type="paragraph" w:styleId="af6">
+    <w:name w:val="caption"/>
+    <w:basedOn w:val="a"/>
     <w:qFormat/>
     <w:pPr>
       <w:suppressLineNumbers/>
@@ -4616,9 +4790,9 @@
       <w:szCs w:val="24"/>
     </w:rPr>
   </w:style>
-  <w:style w:type="paragraph" w:styleId="Index" w:customStyle="1">
+  <w:style w:type="paragraph" w:customStyle="1" w:styleId="Index">
     <w:name w:val="Index"/>
-    <w:basedOn w:val="Normal"/>
+    <w:basedOn w:val="a"/>
     <w:qFormat/>
     <w:pPr>
       <w:suppressLineNumbers/>
@@ -4627,14 +4801,14 @@
       <w:rFonts w:cs="Noto Sans Devanagari"/>
     </w:rPr>
   </w:style>
-  <w:style w:type="paragraph" w:styleId="PlainText">
+  <w:style w:type="paragraph" w:styleId="a4">
     <w:name w:val="Plain Text"/>
-    <w:basedOn w:val="Normal"/>
-    <w:link w:val="Style13"/>
+    <w:basedOn w:val="a"/>
+    <w:link w:val="a3"/>
     <w:semiHidden/>
     <w:unhideWhenUsed/>
     <w:qFormat/>
-    <w:rsid w:val="000a29dc"/>
+    <w:rsid w:val="000A29DC"/>
     <w:pPr>
       <w:widowControl/>
     </w:pPr>
@@ -4645,138 +4819,108 @@
       <w:szCs w:val="24"/>
     </w:rPr>
   </w:style>
-  <w:style w:type="paragraph" w:styleId="ListParagraph">
+  <w:style w:type="paragraph" w:styleId="a6">
     <w:name w:val="List Paragraph"/>
-    <w:basedOn w:val="Normal"/>
-    <w:link w:val="Style14"/>
+    <w:basedOn w:val="a"/>
+    <w:link w:val="a5"/>
     <w:uiPriority w:val="34"/>
     <w:qFormat/>
-    <w:rsid w:val="000a29dc"/>
+    <w:rsid w:val="000A29DC"/>
     <w:pPr>
-      <w:spacing w:before="0" w:after="0"/>
       <w:ind w:left="720"/>
       <w:contextualSpacing/>
     </w:pPr>
-    <w:rPr/>
   </w:style>
-  <w:style w:type="paragraph" w:styleId="Style20" w:customStyle="1">
+  <w:style w:type="paragraph" w:customStyle="1" w:styleId="a8">
     <w:name w:val="Код"/>
-    <w:basedOn w:val="ListParagraph"/>
-    <w:link w:val="Style15"/>
+    <w:basedOn w:val="a6"/>
+    <w:link w:val="a7"/>
     <w:qFormat/>
-    <w:rsid w:val="000a29dc"/>
+    <w:rsid w:val="000A29DC"/>
     <w:pPr>
-      <w:spacing w:lineRule="auto" w:line="276"/>
+      <w:spacing w:line="276" w:lineRule="auto"/>
       <w:ind w:left="0"/>
     </w:pPr>
     <w:rPr>
       <w:rFonts w:ascii="Courier New" w:hAnsi="Courier New" w:cs="Courier New"/>
-      <w:color w:themeColor="text1" w:val="000000"/>
+      <w:color w:val="000000" w:themeColor="text1"/>
       <w:sz w:val="20"/>
       <w:lang w:val="en-US"/>
     </w:rPr>
   </w:style>
-  <w:style w:type="paragraph" w:styleId="Style21" w:customStyle="1">
+  <w:style w:type="paragraph" w:customStyle="1" w:styleId="aa">
     <w:name w:val="База"/>
-    <w:basedOn w:val="Normal"/>
-    <w:link w:val="Style16"/>
+    <w:basedOn w:val="a"/>
+    <w:link w:val="a9"/>
     <w:qFormat/>
-    <w:rsid w:val="000a29dc"/>
+    <w:rsid w:val="000A29DC"/>
     <w:pPr>
-      <w:spacing w:lineRule="auto" w:line="360"/>
+      <w:spacing w:line="360" w:lineRule="auto"/>
       <w:ind w:firstLine="709"/>
     </w:pPr>
     <w:rPr>
       <w:sz w:val="28"/>
     </w:rPr>
   </w:style>
-  <w:style w:type="paragraph" w:styleId="HeaderandFooter" w:customStyle="1">
+  <w:style w:type="paragraph" w:customStyle="1" w:styleId="HeaderandFooter">
     <w:name w:val="Header and Footer"/>
-    <w:basedOn w:val="Normal"/>
+    <w:basedOn w:val="a"/>
     <w:qFormat/>
-    <w:pPr/>
-    <w:rPr/>
   </w:style>
-  <w:style w:type="paragraph" w:styleId="Header">
-    <w:name w:val="Header"/>
-    <w:basedOn w:val="Normal"/>
-    <w:link w:val="Style17"/>
+  <w:style w:type="paragraph" w:styleId="ac">
+    <w:name w:val="header"/>
+    <w:basedOn w:val="a"/>
+    <w:link w:val="ab"/>
     <w:uiPriority w:val="99"/>
     <w:unhideWhenUsed/>
-    <w:rsid w:val="001b1469"/>
+    <w:rsid w:val="001B1469"/>
     <w:pPr>
       <w:tabs>
-        <w:tab w:val="clear" w:pos="708"/>
-        <w:tab w:val="center" w:pos="4677" w:leader="none"/>
-        <w:tab w:val="right" w:pos="9355" w:leader="none"/>
+        <w:tab w:val="center" w:pos="4677"/>
+        <w:tab w:val="right" w:pos="9355"/>
       </w:tabs>
     </w:pPr>
-    <w:rPr/>
   </w:style>
-  <w:style w:type="paragraph" w:styleId="Footer">
-    <w:name w:val="Footer"/>
-    <w:basedOn w:val="Normal"/>
-    <w:link w:val="Style18"/>
+  <w:style w:type="paragraph" w:styleId="ae">
+    <w:name w:val="footer"/>
+    <w:basedOn w:val="a"/>
+    <w:link w:val="ad"/>
     <w:uiPriority w:val="99"/>
     <w:unhideWhenUsed/>
-    <w:rsid w:val="001b1469"/>
+    <w:rsid w:val="001B1469"/>
     <w:pPr>
       <w:tabs>
-        <w:tab w:val="clear" w:pos="708"/>
-        <w:tab w:val="center" w:pos="4677" w:leader="none"/>
-        <w:tab w:val="right" w:pos="9355" w:leader="none"/>
+        <w:tab w:val="center" w:pos="4677"/>
+        <w:tab w:val="right" w:pos="9355"/>
       </w:tabs>
     </w:pPr>
-    <w:rPr/>
   </w:style>
-  <w:style w:type="paragraph" w:styleId="BodyTextIndent">
+  <w:style w:type="paragraph" w:styleId="af0">
     <w:name w:val="Body Text Indent"/>
-    <w:basedOn w:val="Normal"/>
-    <w:link w:val="Style19"/>
+    <w:basedOn w:val="a"/>
+    <w:link w:val="af"/>
     <w:uiPriority w:val="99"/>
     <w:semiHidden/>
     <w:unhideWhenUsed/>
-    <w:rsid w:val="001c23b1"/>
+    <w:rsid w:val="001C23B1"/>
     <w:pPr>
-      <w:spacing w:before="0" w:after="120"/>
+      <w:spacing w:after="120"/>
       <w:ind w:left="283"/>
     </w:pPr>
-    <w:rPr/>
   </w:style>
-  <w:style w:type="numbering" w:styleId="NoList" w:default="1">
-    <w:name w:val="No List"/>
-    <w:uiPriority w:val="99"/>
-    <w:semiHidden/>
-    <w:unhideWhenUsed/>
-    <w:qFormat/>
-  </w:style>
-  <w:style w:type="table" w:default="1" w:styleId="a1">
-    <w:name w:val="Normal Table"/>
-    <w:uiPriority w:val="99"/>
-    <w:semiHidden/>
-    <w:unhideWhenUsed/>
-    <w:tblPr>
-      <w:tblCellMar>
-        <w:top w:w="0" w:type="dxa"/>
-        <w:left w:w="108" w:type="dxa"/>
-        <w:bottom w:w="0" w:type="dxa"/>
-        <w:right w:w="108" w:type="dxa"/>
-      </w:tblCellMar>
-    </w:tblPr>
-  </w:style>
-  <w:style w:type="table" w:styleId="af4">
+  <w:style w:type="table" w:styleId="af7">
     <w:name w:val="Table Grid"/>
     <w:basedOn w:val="a1"/>
     <w:uiPriority w:val="39"/>
-    <w:rsid w:val="00ed7bfd"/>
+    <w:rsid w:val="00ED7BFD"/>
     <w:tblPr>
       <w:tblBorders>
-        <w:top w:val="single" w:color="auto" w:sz="4" w:space="0"/>
-        <w:left w:val="single" w:color="auto" w:sz="4" w:space="0"/>
-        <w:bottom w:val="single" w:color="auto" w:sz="4" w:space="0"/>
-        <w:right w:val="single" w:color="auto" w:sz="4" w:space="0"/>
-        <w:insideH w:val="single" w:color="auto" w:sz="4" w:space="0"/>
-        <w:insideV w:val="single" w:color="auto" w:sz="4" w:space="0"/>
+        <w:top w:val="single" w:sz="4" w:space="0" w:color="auto"/>
+        <w:left w:val="single" w:sz="4" w:space="0" w:color="auto"/>
+        <w:bottom w:val="single" w:sz="4" w:space="0" w:color="auto"/>
+        <w:right w:val="single" w:sz="4" w:space="0" w:color="auto"/>
+        <w:insideH w:val="single" w:sz="4" w:space="0" w:color="auto"/>
+        <w:insideV w:val="single" w:sz="4" w:space="0" w:color="auto"/>
       </w:tblBorders>
     </w:tblPr>
   </w:style>
@@ -4784,54 +4928,54 @@
 </file>
 
 <file path=word/theme/theme1.xml><?xml version="1.0" encoding="utf-8"?>
-<a:theme xmlns:a="http://schemas.openxmlformats.org/drawingml/2006/main" xmlns:r="http://schemas.openxmlformats.org/officeDocument/2006/relationships" name="Тема Office">
+<a:theme xmlns:a="http://schemas.openxmlformats.org/drawingml/2006/main" name="Тема Office">
   <a:themeElements>
     <a:clrScheme name="Стандартная">
       <a:dk1>
         <a:srgbClr val="000000"/>
       </a:dk1>
       <a:lt1>
-        <a:srgbClr val="ffffff"/>
+        <a:srgbClr val="FFFFFF"/>
       </a:lt1>
       <a:dk2>
-        <a:srgbClr val="44546a"/>
+        <a:srgbClr val="44546A"/>
       </a:dk2>
       <a:lt2>
-        <a:srgbClr val="e7e6e6"/>
+        <a:srgbClr val="E7E6E6"/>
       </a:lt2>
       <a:accent1>
-        <a:srgbClr val="4472c4"/>
+        <a:srgbClr val="4472C4"/>
       </a:accent1>
       <a:accent2>
-        <a:srgbClr val="ed7d31"/>
+        <a:srgbClr val="ED7D31"/>
       </a:accent2>
       <a:accent3>
-        <a:srgbClr val="a5a5a5"/>
+        <a:srgbClr val="A5A5A5"/>
       </a:accent3>
       <a:accent4>
-        <a:srgbClr val="ffc000"/>
+        <a:srgbClr val="FFC000"/>
       </a:accent4>
       <a:accent5>
-        <a:srgbClr val="5b9bd5"/>
+        <a:srgbClr val="5B9BD5"/>
       </a:accent5>
       <a:accent6>
-        <a:srgbClr val="70ad47"/>
+        <a:srgbClr val="70AD47"/>
       </a:accent6>
       <a:hlink>
-        <a:srgbClr val="0563c1"/>
+        <a:srgbClr val="0563C1"/>
       </a:hlink>
       <a:folHlink>
-        <a:srgbClr val="954f72"/>
+        <a:srgbClr val="954F72"/>
       </a:folHlink>
     </a:clrScheme>
     <a:fontScheme name="Стандартная">
       <a:majorFont>
-        <a:latin typeface="Calibri Light" panose="020F0302020204030204" pitchFamily="0" charset="1"/>
+        <a:latin typeface="Calibri Light" panose="020F0302020204030204"/>
         <a:ea typeface=""/>
         <a:cs typeface=""/>
       </a:majorFont>
       <a:minorFont>
-        <a:latin typeface="Calibri" panose="020F0502020204030204" pitchFamily="0" charset="1"/>
+        <a:latin typeface="Calibri" panose="020F0502020204030204"/>
         <a:ea typeface=""/>
         <a:cs typeface=""/>
       </a:minorFont>
@@ -4863,7 +5007,7 @@
             </a:gs>
           </a:gsLst>
           <a:lin ang="5400000" scaled="0"/>
-          <a:tileRect l="0" t="0" r="0" b="0"/>
+          <a:tileRect/>
         </a:gradFill>
         <a:gradFill>
           <a:gsLst>
@@ -4887,7 +5031,7 @@
             </a:gs>
           </a:gsLst>
           <a:lin ang="5400000" scaled="0"/>
-          <a:tileRect l="0" t="0" r="0" b="0"/>
+          <a:tileRect/>
         </a:gradFill>
       </a:fillStyleLst>
       <a:lnStyleLst>
@@ -4947,10 +5091,12 @@
             </a:gs>
           </a:gsLst>
           <a:lin ang="5400000" scaled="0"/>
-          <a:tileRect l="0" t="0" r="0" b="0"/>
+          <a:tileRect/>
         </a:gradFill>
       </a:bgFillStyleLst>
     </a:fmtScheme>
   </a:themeElements>
+  <a:objectDefaults/>
+  <a:extraClrSchemeLst/>
 </a:theme>
 </file>
--- a/Economics/ПРИ123-ЭКОНОМИКА-#01-Нямаа.docx
+++ b/Economics/ПРИ123-ЭКОНОМИКА-#01-Нямаа.docx
@@ -574,29 +574,21 @@
     </w:p>
     <w:p>
       <w:pPr>
-        <w:pStyle w:val="a4"/>
-        <w:rPr>
-          <w:rFonts w:ascii="Times New Roman" w:hAnsi="Times New Roman"/>
-          <w:sz w:val="28"/>
-          <w:szCs w:val="28"/>
-        </w:rPr>
-      </w:pPr>
-    </w:p>
-    <w:p>
-      <w:pPr>
         <w:jc w:val="center"/>
         <w:rPr>
           <w:sz w:val="44"/>
           <w:szCs w:val="44"/>
         </w:rPr>
       </w:pPr>
-      <w:r>
+    </w:p>
+    <w:p>
+      <w:pPr>
+        <w:jc w:val="center"/>
         <w:rPr>
           <w:sz w:val="44"/>
           <w:szCs w:val="44"/>
         </w:rPr>
-        <w:t>Практическая работа №1</w:t>
-      </w:r>
+      </w:pPr>
     </w:p>
     <w:p>
       <w:pPr>
@@ -611,54 +603,157 @@
           <w:sz w:val="44"/>
           <w:szCs w:val="44"/>
         </w:rPr>
-        <w:t>по дисциплине «Экономика»</w:t>
-      </w:r>
-    </w:p>
-    <w:p>
-      <w:pPr>
-        <w:rPr>
-          <w:sz w:val="44"/>
-          <w:szCs w:val="28"/>
-        </w:rPr>
-      </w:pPr>
-    </w:p>
-    <w:p>
-      <w:pPr>
-        <w:rPr>
-          <w:sz w:val="28"/>
-          <w:szCs w:val="28"/>
-        </w:rPr>
-      </w:pPr>
+        <w:t>«ЭКОНОМИКА»</w:t>
+      </w:r>
     </w:p>
     <w:p>
       <w:pPr>
         <w:jc w:val="center"/>
-        <w:rPr>
-          <w:sz w:val="36"/>
-          <w:szCs w:val="28"/>
-        </w:rPr>
-      </w:pPr>
-      <w:r>
-        <w:rPr>
-          <w:sz w:val="44"/>
-          <w:szCs w:val="28"/>
-        </w:rPr>
-        <w:t>Тема: «</w:t>
-      </w:r>
-      <w:r>
         <w:rPr>
           <w:sz w:val="44"/>
           <w:szCs w:val="44"/>
         </w:rPr>
-        <w:t>История возникновения, предмет и методы экономической науки</w:t>
-      </w:r>
-      <w:r>
+      </w:pPr>
+    </w:p>
+    <w:p>
+      <w:pPr>
+        <w:jc w:val="center"/>
         <w:rPr>
           <w:sz w:val="44"/>
-          <w:szCs w:val="28"/>
-        </w:rPr>
-        <w:t>»</w:t>
-      </w:r>
+          <w:szCs w:val="44"/>
+        </w:rPr>
+      </w:pPr>
+      <w:r>
+        <w:rPr>
+          <w:sz w:val="44"/>
+          <w:szCs w:val="44"/>
+        </w:rPr>
+        <w:t>ОТЧЕТ</w:t>
+      </w:r>
+    </w:p>
+    <w:p>
+      <w:pPr>
+        <w:jc w:val="center"/>
+        <w:rPr>
+          <w:sz w:val="44"/>
+          <w:szCs w:val="44"/>
+        </w:rPr>
+      </w:pPr>
+      <w:r>
+        <w:rPr>
+          <w:sz w:val="44"/>
+          <w:szCs w:val="44"/>
+        </w:rPr>
+        <w:t>по практической работе № 1</w:t>
+      </w:r>
+    </w:p>
+    <w:p>
+      <w:pPr>
+        <w:jc w:val="center"/>
+        <w:rPr>
+          <w:sz w:val="44"/>
+          <w:szCs w:val="44"/>
+        </w:rPr>
+      </w:pPr>
+      <w:r>
+        <w:rPr>
+          <w:sz w:val="44"/>
+          <w:szCs w:val="44"/>
+        </w:rPr>
+        <w:t>«История возникновения, предмет и методы экономической науки»</w:t>
+      </w:r>
+    </w:p>
+    <w:p>
+      <w:pPr>
+        <w:rPr>
+          <w:sz w:val="28"/>
+          <w:szCs w:val="28"/>
+        </w:rPr>
+      </w:pPr>
+    </w:p>
+    <w:p>
+      <w:pPr>
+        <w:rPr>
+          <w:sz w:val="28"/>
+          <w:szCs w:val="28"/>
+        </w:rPr>
+      </w:pPr>
+    </w:p>
+    <w:p>
+      <w:pPr>
+        <w:rPr>
+          <w:sz w:val="28"/>
+          <w:szCs w:val="28"/>
+        </w:rPr>
+      </w:pPr>
+    </w:p>
+    <w:p>
+      <w:pPr>
+        <w:rPr>
+          <w:sz w:val="28"/>
+          <w:szCs w:val="28"/>
+        </w:rPr>
+      </w:pPr>
+    </w:p>
+    <w:p>
+      <w:pPr>
+        <w:ind w:left="6663" w:hanging="284"/>
+        <w:rPr>
+          <w:sz w:val="28"/>
+          <w:szCs w:val="28"/>
+        </w:rPr>
+      </w:pPr>
+      <w:r>
+        <w:rPr>
+          <w:sz w:val="28"/>
+          <w:szCs w:val="28"/>
+        </w:rPr>
+        <w:t>Выполнил:</w:t>
+      </w:r>
+    </w:p>
+    <w:p>
+      <w:pPr>
+        <w:ind w:left="6663" w:hanging="284"/>
+        <w:rPr>
+          <w:sz w:val="28"/>
+          <w:szCs w:val="28"/>
+        </w:rPr>
+      </w:pPr>
+      <w:r>
+        <w:rPr>
+          <w:sz w:val="28"/>
+          <w:szCs w:val="28"/>
+        </w:rPr>
+        <w:t>студент гр. ПРИ-123</w:t>
+      </w:r>
+    </w:p>
+    <w:p>
+      <w:pPr>
+        <w:ind w:left="6663" w:hanging="284"/>
+        <w:rPr>
+          <w:color w:val="000000" w:themeColor="text1"/>
+          <w:sz w:val="28"/>
+          <w:szCs w:val="28"/>
+        </w:rPr>
+      </w:pPr>
+      <w:r>
+        <w:rPr>
+          <w:color w:val="000000" w:themeColor="text1"/>
+          <w:sz w:val="28"/>
+          <w:szCs w:val="28"/>
+        </w:rPr>
+        <w:t xml:space="preserve">А.Ц. </w:t>
+      </w:r>
+      <w:proofErr w:type="spellStart"/>
+      <w:r>
+        <w:rPr>
+          <w:color w:val="000000" w:themeColor="text1"/>
+          <w:sz w:val="28"/>
+          <w:szCs w:val="28"/>
+        </w:rPr>
+        <w:t>Нямаа</w:t>
+      </w:r>
+      <w:proofErr w:type="spellEnd"/>
     </w:p>
     <w:p>
       <w:pPr>
@@ -671,47 +766,6 @@
     </w:p>
     <w:p>
       <w:pPr>
-        <w:jc w:val="right"/>
-        <w:rPr>
-          <w:sz w:val="28"/>
-          <w:szCs w:val="28"/>
-        </w:rPr>
-      </w:pPr>
-    </w:p>
-    <w:p>
-      <w:pPr>
-        <w:rPr>
-          <w:sz w:val="28"/>
-          <w:szCs w:val="28"/>
-        </w:rPr>
-      </w:pPr>
-    </w:p>
-    <w:p>
-      <w:pPr>
-        <w:rPr>
-          <w:sz w:val="28"/>
-          <w:szCs w:val="28"/>
-        </w:rPr>
-      </w:pPr>
-    </w:p>
-    <w:p>
-      <w:pPr>
-        <w:rPr>
-          <w:sz w:val="28"/>
-          <w:szCs w:val="28"/>
-        </w:rPr>
-      </w:pPr>
-    </w:p>
-    <w:p>
-      <w:pPr>
-        <w:rPr>
-          <w:sz w:val="28"/>
-          <w:szCs w:val="28"/>
-        </w:rPr>
-      </w:pPr>
-    </w:p>
-    <w:p>
-      <w:pPr>
         <w:ind w:left="6663" w:hanging="284"/>
         <w:rPr>
           <w:sz w:val="28"/>
@@ -723,7 +777,7 @@
           <w:sz w:val="28"/>
           <w:szCs w:val="28"/>
         </w:rPr>
-        <w:t>Выполнил:</w:t>
+        <w:t>Приняла:</w:t>
       </w:r>
     </w:p>
     <w:p>
@@ -739,7 +793,7 @@
           <w:sz w:val="28"/>
           <w:szCs w:val="28"/>
         </w:rPr>
-        <w:t>студент гр. ПРИ-123</w:t>
+        <w:t>Ассистент</w:t>
       </w:r>
     </w:p>
     <w:p>
@@ -753,100 +807,11 @@
       </w:pPr>
       <w:r>
         <w:rPr>
-          <w:color w:val="000000" w:themeColor="text1"/>
-          <w:sz w:val="28"/>
-          <w:szCs w:val="28"/>
-        </w:rPr>
-        <w:t xml:space="preserve">А.Ц. </w:t>
-      </w:r>
-      <w:proofErr w:type="spellStart"/>
-      <w:r>
-        <w:rPr>
-          <w:color w:val="000000" w:themeColor="text1"/>
-          <w:sz w:val="28"/>
-          <w:szCs w:val="28"/>
-        </w:rPr>
-        <w:t>Нямаа</w:t>
-      </w:r>
-      <w:proofErr w:type="spellEnd"/>
-    </w:p>
-    <w:p>
-      <w:pPr>
-        <w:jc w:val="right"/>
-        <w:rPr>
-          <w:sz w:val="28"/>
-          <w:szCs w:val="28"/>
-        </w:rPr>
-      </w:pPr>
-    </w:p>
-    <w:p>
-      <w:pPr>
-        <w:ind w:left="6663" w:hanging="284"/>
-        <w:rPr>
-          <w:sz w:val="28"/>
-          <w:szCs w:val="28"/>
-        </w:rPr>
-      </w:pPr>
-      <w:r>
-        <w:rPr>
-          <w:sz w:val="28"/>
-          <w:szCs w:val="28"/>
-        </w:rPr>
-        <w:t>Приняла:</w:t>
-      </w:r>
-    </w:p>
-    <w:p>
-      <w:pPr>
-        <w:ind w:left="6663" w:hanging="284"/>
-        <w:rPr>
-          <w:sz w:val="28"/>
-          <w:szCs w:val="28"/>
-        </w:rPr>
-      </w:pPr>
-      <w:r>
-        <w:rPr>
-          <w:sz w:val="28"/>
-          <w:szCs w:val="28"/>
-        </w:rPr>
-        <w:t>Ассистент</w:t>
-      </w:r>
-    </w:p>
-    <w:p>
-      <w:pPr>
-        <w:ind w:left="6663" w:hanging="284"/>
-        <w:rPr>
-          <w:color w:val="000000" w:themeColor="text1"/>
-          <w:sz w:val="28"/>
-          <w:szCs w:val="28"/>
-        </w:rPr>
-      </w:pPr>
-      <w:r>
-        <w:rPr>
           <w:sz w:val="28"/>
           <w:szCs w:val="28"/>
         </w:rPr>
         <w:t>Ю.А. Муравьева</w:t>
       </w:r>
-    </w:p>
-    <w:p>
-      <w:pPr>
-        <w:pStyle w:val="a4"/>
-        <w:rPr>
-          <w:rFonts w:ascii="Times New Roman" w:hAnsi="Times New Roman"/>
-          <w:sz w:val="28"/>
-          <w:szCs w:val="28"/>
-        </w:rPr>
-      </w:pPr>
-    </w:p>
-    <w:p>
-      <w:pPr>
-        <w:pStyle w:val="a4"/>
-        <w:rPr>
-          <w:rFonts w:ascii="Times New Roman" w:hAnsi="Times New Roman"/>
-          <w:sz w:val="28"/>
-          <w:szCs w:val="28"/>
-        </w:rPr>
-      </w:pPr>
     </w:p>
     <w:p>
       <w:pPr>
@@ -2376,19 +2341,7 @@
         <w:rPr>
           <w:sz w:val="28"/>
         </w:rPr>
-        <w:t xml:space="preserve">– </w:t>
-      </w:r>
-      <w:r>
-        <w:rPr>
-          <w:sz w:val="28"/>
-        </w:rPr>
-        <w:t>это</w:t>
-      </w:r>
-      <w:r>
-        <w:rPr>
-          <w:sz w:val="28"/>
-        </w:rPr>
-        <w:t xml:space="preserve"> метод, который заключается в</w:t>
+        <w:t>– это метод, который заключается в</w:t>
       </w:r>
       <w:r>
         <w:rPr>
@@ -2412,37 +2365,13 @@
         <w:rPr>
           <w:sz w:val="28"/>
         </w:rPr>
-        <w:t xml:space="preserve"> </w:t>
-      </w:r>
-      <w:r>
-        <w:rPr>
-          <w:sz w:val="28"/>
-        </w:rPr>
-        <w:t>Пример:</w:t>
-      </w:r>
-      <w:r>
-        <w:rPr>
-          <w:sz w:val="28"/>
-        </w:rPr>
-        <w:t xml:space="preserve"> центральный банк следит за уровнем</w:t>
-      </w:r>
-      <w:r>
-        <w:rPr>
-          <w:sz w:val="28"/>
-        </w:rPr>
-        <w:t xml:space="preserve"> </w:t>
-      </w:r>
-      <w:r>
-        <w:rPr>
-          <w:sz w:val="28"/>
-        </w:rPr>
-        <w:t>золотовалютных резервов</w:t>
-      </w:r>
-      <w:r>
-        <w:rPr>
-          <w:sz w:val="28"/>
-        </w:rPr>
-        <w:t>,</w:t>
+        <w:t xml:space="preserve"> Пример: центральный банк следит за уровнем</w:t>
+      </w:r>
+      <w:r>
+        <w:rPr>
+          <w:sz w:val="28"/>
+        </w:rPr>
+        <w:t xml:space="preserve"> золотовалютных резервов,</w:t>
       </w:r>
       <w:r>
         <w:rPr>
@@ -3320,19 +3249,30 @@
     <w:p>
       <w:pPr>
         <w:spacing w:line="360" w:lineRule="auto"/>
-        <w:jc w:val="center"/>
-        <w:rPr>
-          <w:sz w:val="28"/>
-          <w:szCs w:val="28"/>
-        </w:rPr>
-      </w:pPr>
-      <w:r>
-        <w:rPr>
-          <w:sz w:val="28"/>
-          <w:szCs w:val="28"/>
+        <w:ind w:left="7655"/>
+        <w:rPr>
+          <w:sz w:val="24"/>
+          <w:szCs w:val="24"/>
+        </w:rPr>
+      </w:pPr>
+      <w:r>
+        <w:rPr>
+          <w:b/>
+          <w:bCs/>
+          <w:sz w:val="24"/>
+          <w:szCs w:val="24"/>
         </w:rPr>
         <w:lastRenderedPageBreak/>
-        <w:t>ПРИЛОЖЕНИЕ 1:</w:t>
+        <w:t xml:space="preserve">Приложение </w:t>
+      </w:r>
+      <w:r>
+        <w:rPr>
+          <w:b/>
+          <w:bCs/>
+          <w:sz w:val="24"/>
+          <w:szCs w:val="24"/>
+        </w:rPr>
+        <w:t>1</w:t>
       </w:r>
     </w:p>
     <w:p>
@@ -3357,63 +3297,966 @@
     <w:p>
       <w:pPr>
         <w:spacing w:line="360" w:lineRule="auto"/>
-        <w:ind w:firstLine="989"/>
-        <w:jc w:val="both"/>
-        <w:rPr>
-          <w:sz w:val="24"/>
-          <w:szCs w:val="24"/>
-        </w:rPr>
-      </w:pPr>
-      <w:r>
-        <w:rPr>
-          <w:sz w:val="24"/>
-          <w:szCs w:val="24"/>
-        </w:rPr>
-        <w:t>Введение</w:t>
-      </w:r>
-    </w:p>
-    <w:p/>
-    <w:p>
-      <w:pPr>
-        <w:spacing w:line="360" w:lineRule="auto"/>
-        <w:ind w:firstLine="989"/>
-        <w:jc w:val="both"/>
-        <w:rPr>
-          <w:sz w:val="24"/>
-          <w:szCs w:val="24"/>
-        </w:rPr>
-      </w:pPr>
-      <w:r>
-        <w:rPr>
-          <w:sz w:val="24"/>
-          <w:szCs w:val="24"/>
-        </w:rPr>
-        <w:t>Основная часть</w:t>
-      </w:r>
-    </w:p>
-    <w:p>
-      <w:pPr>
-        <w:spacing w:line="360" w:lineRule="auto"/>
-        <w:ind w:firstLine="989"/>
-        <w:jc w:val="both"/>
-        <w:rPr>
-          <w:sz w:val="24"/>
-          <w:szCs w:val="24"/>
-        </w:rPr>
-      </w:pPr>
-      <w:r>
-        <w:rPr>
-          <w:sz w:val="24"/>
-          <w:szCs w:val="24"/>
-        </w:rPr>
-        <w:t>Краткие выводы</w:t>
-      </w:r>
-    </w:p>
-    <w:p>
-      <w:pPr>
-        <w:spacing w:line="360" w:lineRule="auto"/>
-        <w:ind w:firstLine="989"/>
-        <w:jc w:val="both"/>
+        <w:ind w:firstLine="709"/>
+        <w:jc w:val="both"/>
+        <w:rPr>
+          <w:sz w:val="24"/>
+          <w:szCs w:val="24"/>
+        </w:rPr>
+      </w:pPr>
+      <w:r>
+        <w:rPr>
+          <w:sz w:val="24"/>
+          <w:szCs w:val="24"/>
+        </w:rPr>
+        <w:t xml:space="preserve">В настоящее время отечественные производители являются важнейшими участниками экономического развития любой страны. </w:t>
+      </w:r>
+      <w:r>
+        <w:rPr>
+          <w:sz w:val="24"/>
+          <w:szCs w:val="24"/>
+        </w:rPr>
+        <w:t>Но в сложных экономических условиях и при высокой конкуренции с импортными компаниями</w:t>
+      </w:r>
+      <w:r>
+        <w:rPr>
+          <w:sz w:val="24"/>
+          <w:szCs w:val="24"/>
+        </w:rPr>
+        <w:t>, технологии которых в разы лучше тех, что существуют у местных компаний, а продукция сильно дешевле за счёт недорогой рабочей силы,</w:t>
+      </w:r>
+      <w:r>
+        <w:rPr>
+          <w:sz w:val="24"/>
+          <w:szCs w:val="24"/>
+        </w:rPr>
+        <w:t xml:space="preserve"> их </w:t>
+      </w:r>
+      <w:r>
+        <w:rPr>
+          <w:sz w:val="24"/>
+          <w:szCs w:val="24"/>
+        </w:rPr>
+        <w:t>существование и развитие</w:t>
+      </w:r>
+      <w:r>
+        <w:rPr>
+          <w:sz w:val="24"/>
+          <w:szCs w:val="24"/>
+        </w:rPr>
+        <w:t xml:space="preserve"> становится очень затруднено, а иногда и вовсе</w:t>
+      </w:r>
+      <w:r>
+        <w:rPr>
+          <w:sz w:val="24"/>
+          <w:szCs w:val="24"/>
+        </w:rPr>
+        <w:t xml:space="preserve"> невозможно</w:t>
+      </w:r>
+      <w:r>
+        <w:rPr>
+          <w:sz w:val="24"/>
+          <w:szCs w:val="24"/>
+        </w:rPr>
+        <w:t>, что приводит к вопросу о необходимости поддерживать отечественных производителей.</w:t>
+      </w:r>
+      <w:r>
+        <w:rPr>
+          <w:sz w:val="24"/>
+          <w:szCs w:val="24"/>
+        </w:rPr>
+        <w:t xml:space="preserve"> Чтобы дать наиболее достоверный ответ на данный вопрос, необходимо разобраться более глубоко и узнать все положительные и отрицательные стороны от подобной помощи.</w:t>
+      </w:r>
+    </w:p>
+    <w:p>
+      <w:pPr>
+        <w:spacing w:line="360" w:lineRule="auto"/>
+        <w:ind w:firstLine="709"/>
+        <w:jc w:val="both"/>
+        <w:rPr>
+          <w:sz w:val="24"/>
+          <w:szCs w:val="24"/>
+        </w:rPr>
+      </w:pPr>
+      <w:r>
+        <w:rPr>
+          <w:sz w:val="24"/>
+          <w:szCs w:val="24"/>
+        </w:rPr>
+        <w:t>Поддержка местных производителей зачастую рассматривается как один из важнейших вопросов, поскольку именно отечественные компании могут принести огромный вклад в экономику государства</w:t>
+      </w:r>
+      <w:r>
+        <w:rPr>
+          <w:sz w:val="24"/>
+          <w:szCs w:val="24"/>
+        </w:rPr>
+        <w:t xml:space="preserve"> и </w:t>
+      </w:r>
+      <w:r>
+        <w:rPr>
+          <w:sz w:val="24"/>
+          <w:szCs w:val="24"/>
+        </w:rPr>
+        <w:t xml:space="preserve">улучшение </w:t>
+      </w:r>
+      <w:r>
+        <w:rPr>
+          <w:sz w:val="24"/>
+          <w:szCs w:val="24"/>
+        </w:rPr>
+        <w:t xml:space="preserve">благосостояния населения. В первую очередь отечественные производители создают большое количество новых рабочих мест, что </w:t>
+      </w:r>
+      <w:r>
+        <w:rPr>
+          <w:sz w:val="24"/>
+          <w:szCs w:val="24"/>
+        </w:rPr>
+        <w:t xml:space="preserve">обеспечивает бóльшую занятость населения и </w:t>
+      </w:r>
+      <w:r>
+        <w:rPr>
+          <w:sz w:val="24"/>
+          <w:szCs w:val="24"/>
+        </w:rPr>
+        <w:t>влияет на множество важных экономических факторов</w:t>
+      </w:r>
+      <w:r>
+        <w:rPr>
+          <w:sz w:val="24"/>
+          <w:szCs w:val="24"/>
+        </w:rPr>
+        <w:t xml:space="preserve">. Прямое влияние может отображаться, </w:t>
+      </w:r>
+      <w:r>
+        <w:rPr>
+          <w:sz w:val="24"/>
+          <w:szCs w:val="24"/>
+        </w:rPr>
+        <w:t xml:space="preserve">например, на </w:t>
+      </w:r>
+      <w:r>
+        <w:rPr>
+          <w:sz w:val="24"/>
+          <w:szCs w:val="24"/>
+        </w:rPr>
+        <w:t xml:space="preserve">снижении уровня </w:t>
+      </w:r>
+      <w:r>
+        <w:rPr>
+          <w:sz w:val="24"/>
+          <w:szCs w:val="24"/>
+        </w:rPr>
+        <w:t>безработиц</w:t>
+      </w:r>
+      <w:r>
+        <w:rPr>
+          <w:sz w:val="24"/>
+          <w:szCs w:val="24"/>
+        </w:rPr>
+        <w:t>ы</w:t>
+      </w:r>
+      <w:r>
+        <w:rPr>
+          <w:sz w:val="24"/>
+          <w:szCs w:val="24"/>
+        </w:rPr>
+        <w:t xml:space="preserve">, </w:t>
+      </w:r>
+      <w:r>
+        <w:rPr>
+          <w:sz w:val="24"/>
+          <w:szCs w:val="24"/>
+        </w:rPr>
+        <w:t xml:space="preserve">а </w:t>
+      </w:r>
+      <w:r>
+        <w:rPr>
+          <w:sz w:val="24"/>
+          <w:szCs w:val="24"/>
+        </w:rPr>
+        <w:t>косвенно</w:t>
+      </w:r>
+      <w:r>
+        <w:rPr>
+          <w:sz w:val="24"/>
+          <w:szCs w:val="24"/>
+        </w:rPr>
+        <w:t>е – в увеличении покупательной способности населения</w:t>
+      </w:r>
+      <w:r>
+        <w:rPr>
+          <w:sz w:val="24"/>
+          <w:szCs w:val="24"/>
+        </w:rPr>
+        <w:t xml:space="preserve">. Местные предприятия помогают стабилизировать социальную составляющую, гарантируя постоянный </w:t>
+      </w:r>
+      <w:r>
+        <w:rPr>
+          <w:sz w:val="24"/>
+          <w:szCs w:val="24"/>
+        </w:rPr>
+        <w:t>доход</w:t>
+      </w:r>
+      <w:r>
+        <w:rPr>
+          <w:sz w:val="24"/>
+          <w:szCs w:val="24"/>
+        </w:rPr>
+        <w:t xml:space="preserve"> сотрудникам</w:t>
+      </w:r>
+      <w:r>
+        <w:rPr>
+          <w:sz w:val="24"/>
+          <w:szCs w:val="24"/>
+        </w:rPr>
+        <w:t>, увеличивая средний заработок</w:t>
+      </w:r>
+      <w:r>
+        <w:rPr>
+          <w:sz w:val="24"/>
+          <w:szCs w:val="24"/>
+        </w:rPr>
+        <w:t xml:space="preserve"> и улучшая их качество жизни.</w:t>
+      </w:r>
+    </w:p>
+    <w:p>
+      <w:pPr>
+        <w:spacing w:line="360" w:lineRule="auto"/>
+        <w:ind w:firstLine="709"/>
+        <w:jc w:val="both"/>
+        <w:rPr>
+          <w:sz w:val="24"/>
+          <w:szCs w:val="24"/>
+        </w:rPr>
+      </w:pPr>
+      <w:r>
+        <w:rPr>
+          <w:sz w:val="24"/>
+          <w:szCs w:val="24"/>
+        </w:rPr>
+        <w:t>Также</w:t>
+      </w:r>
+      <w:r>
+        <w:rPr>
+          <w:sz w:val="24"/>
+          <w:szCs w:val="24"/>
+        </w:rPr>
+        <w:t xml:space="preserve"> </w:t>
+      </w:r>
+      <w:r>
+        <w:rPr>
+          <w:sz w:val="24"/>
+          <w:szCs w:val="24"/>
+        </w:rPr>
+        <w:t xml:space="preserve">отечественные компании </w:t>
+      </w:r>
+      <w:r>
+        <w:rPr>
+          <w:sz w:val="24"/>
+          <w:szCs w:val="24"/>
+        </w:rPr>
+        <w:t>формируют</w:t>
+      </w:r>
+      <w:r>
+        <w:rPr>
+          <w:sz w:val="24"/>
+          <w:szCs w:val="24"/>
+        </w:rPr>
+        <w:t xml:space="preserve"> значительную часть налоговых отчислений, которые поступают в бюджет страны</w:t>
+      </w:r>
+      <w:r>
+        <w:rPr>
+          <w:sz w:val="24"/>
+          <w:szCs w:val="24"/>
+        </w:rPr>
+        <w:t xml:space="preserve">. Полученные средства могут </w:t>
+      </w:r>
+      <w:r>
+        <w:rPr>
+          <w:sz w:val="24"/>
+          <w:szCs w:val="24"/>
+        </w:rPr>
+        <w:t>использ</w:t>
+      </w:r>
+      <w:r>
+        <w:rPr>
+          <w:sz w:val="24"/>
+          <w:szCs w:val="24"/>
+        </w:rPr>
+        <w:t xml:space="preserve">оваться </w:t>
+      </w:r>
+      <w:r>
+        <w:rPr>
+          <w:sz w:val="24"/>
+          <w:szCs w:val="24"/>
+        </w:rPr>
+        <w:t>на различные блага населения и</w:t>
+      </w:r>
+      <w:r>
+        <w:rPr>
+          <w:sz w:val="24"/>
+          <w:szCs w:val="24"/>
+        </w:rPr>
+        <w:t xml:space="preserve"> цели страны</w:t>
+      </w:r>
+      <w:r>
+        <w:rPr>
+          <w:sz w:val="24"/>
+          <w:szCs w:val="24"/>
+        </w:rPr>
+        <w:t>: развитие инфраструктуры, социальные программы, образование, медицина и множество других направлений</w:t>
+      </w:r>
+      <w:r>
+        <w:rPr>
+          <w:sz w:val="24"/>
+          <w:szCs w:val="24"/>
+        </w:rPr>
+        <w:t xml:space="preserve">. </w:t>
+      </w:r>
+      <w:r>
+        <w:rPr>
+          <w:sz w:val="24"/>
+          <w:szCs w:val="24"/>
+        </w:rPr>
+        <w:t xml:space="preserve">Государство получает </w:t>
+      </w:r>
+      <w:r>
+        <w:rPr>
+          <w:sz w:val="24"/>
+          <w:szCs w:val="24"/>
+        </w:rPr>
+        <w:t>налоговый процент</w:t>
+      </w:r>
+      <w:r>
+        <w:rPr>
+          <w:sz w:val="24"/>
+          <w:szCs w:val="24"/>
+        </w:rPr>
+        <w:t xml:space="preserve"> с местных производителей с кажд</w:t>
+      </w:r>
+      <w:r>
+        <w:rPr>
+          <w:sz w:val="24"/>
+          <w:szCs w:val="24"/>
+        </w:rPr>
+        <w:t>ого</w:t>
+      </w:r>
+      <w:r>
+        <w:rPr>
+          <w:sz w:val="24"/>
+          <w:szCs w:val="24"/>
+        </w:rPr>
+        <w:t xml:space="preserve"> проданн</w:t>
+      </w:r>
+      <w:r>
+        <w:rPr>
+          <w:sz w:val="24"/>
+          <w:szCs w:val="24"/>
+        </w:rPr>
+        <w:t>ого</w:t>
+      </w:r>
+      <w:r>
+        <w:rPr>
+          <w:sz w:val="24"/>
+          <w:szCs w:val="24"/>
+        </w:rPr>
+        <w:t xml:space="preserve"> товар</w:t>
+      </w:r>
+      <w:r>
+        <w:rPr>
+          <w:sz w:val="24"/>
+          <w:szCs w:val="24"/>
+        </w:rPr>
+        <w:t>а</w:t>
+      </w:r>
+      <w:r>
+        <w:rPr>
+          <w:sz w:val="24"/>
+          <w:szCs w:val="24"/>
+        </w:rPr>
+        <w:t xml:space="preserve"> или сырь</w:t>
+      </w:r>
+      <w:r>
+        <w:rPr>
+          <w:sz w:val="24"/>
+          <w:szCs w:val="24"/>
+        </w:rPr>
+        <w:t>я</w:t>
+      </w:r>
+      <w:r>
+        <w:rPr>
+          <w:sz w:val="24"/>
+          <w:szCs w:val="24"/>
+        </w:rPr>
+        <w:t xml:space="preserve">, с арендованных помещений, с </w:t>
+      </w:r>
+      <w:r>
+        <w:rPr>
+          <w:sz w:val="24"/>
+          <w:szCs w:val="24"/>
+        </w:rPr>
+        <w:t>доход</w:t>
+      </w:r>
+      <w:r>
+        <w:rPr>
+          <w:sz w:val="24"/>
+          <w:szCs w:val="24"/>
+        </w:rPr>
+        <w:t>а</w:t>
+      </w:r>
+      <w:r>
+        <w:rPr>
+          <w:sz w:val="24"/>
+          <w:szCs w:val="24"/>
+        </w:rPr>
+        <w:t xml:space="preserve"> </w:t>
+      </w:r>
+      <w:r>
+        <w:rPr>
+          <w:sz w:val="24"/>
+          <w:szCs w:val="24"/>
+        </w:rPr>
+        <w:t>каждого сотрудника компании</w:t>
+      </w:r>
+      <w:r>
+        <w:rPr>
+          <w:sz w:val="24"/>
+          <w:szCs w:val="24"/>
+        </w:rPr>
+        <w:t xml:space="preserve">, а </w:t>
+      </w:r>
+      <w:r>
+        <w:rPr>
+          <w:sz w:val="24"/>
+          <w:szCs w:val="24"/>
+        </w:rPr>
+        <w:t xml:space="preserve">также с множества других операций, где используется местная валюта или </w:t>
+      </w:r>
+      <w:r>
+        <w:rPr>
+          <w:sz w:val="24"/>
+          <w:szCs w:val="24"/>
+        </w:rPr>
+        <w:t xml:space="preserve">задействовано </w:t>
+      </w:r>
+      <w:r>
+        <w:rPr>
+          <w:sz w:val="24"/>
+          <w:szCs w:val="24"/>
+        </w:rPr>
+        <w:t>налогообложение</w:t>
+      </w:r>
+      <w:r>
+        <w:rPr>
+          <w:sz w:val="24"/>
+          <w:szCs w:val="24"/>
+        </w:rPr>
+        <w:t xml:space="preserve"> страны</w:t>
+      </w:r>
+      <w:r>
+        <w:rPr>
+          <w:sz w:val="24"/>
+          <w:szCs w:val="24"/>
+        </w:rPr>
+        <w:t>.</w:t>
+      </w:r>
+    </w:p>
+    <w:p>
+      <w:pPr>
+        <w:spacing w:line="360" w:lineRule="auto"/>
+        <w:ind w:firstLine="709"/>
+        <w:jc w:val="both"/>
+        <w:rPr>
+          <w:sz w:val="24"/>
+          <w:szCs w:val="24"/>
+        </w:rPr>
+      </w:pPr>
+      <w:r>
+        <w:rPr>
+          <w:sz w:val="24"/>
+          <w:szCs w:val="24"/>
+        </w:rPr>
+        <w:t>Важным фактором, который необходимо учесть при разборе вопроса поддержки отечественных производителей государством, является экономическая независимость страны. Развитие именно местных компаний</w:t>
+      </w:r>
+      <w:r>
+        <w:rPr>
+          <w:sz w:val="24"/>
+          <w:szCs w:val="24"/>
+        </w:rPr>
+        <w:t xml:space="preserve"> </w:t>
+      </w:r>
+      <w:r>
+        <w:rPr>
+          <w:sz w:val="24"/>
+          <w:szCs w:val="24"/>
+        </w:rPr>
+        <w:t xml:space="preserve">снижает зависимость от импортных </w:t>
+      </w:r>
+      <w:r>
+        <w:rPr>
+          <w:sz w:val="24"/>
+          <w:szCs w:val="24"/>
+        </w:rPr>
+        <w:t>товар</w:t>
+      </w:r>
+      <w:r>
+        <w:rPr>
+          <w:sz w:val="24"/>
+          <w:szCs w:val="24"/>
+        </w:rPr>
+        <w:t>ов</w:t>
+      </w:r>
+      <w:r>
+        <w:rPr>
+          <w:sz w:val="24"/>
+          <w:szCs w:val="24"/>
+        </w:rPr>
+        <w:t>, технологи</w:t>
+      </w:r>
+      <w:r>
+        <w:rPr>
+          <w:sz w:val="24"/>
+          <w:szCs w:val="24"/>
+        </w:rPr>
+        <w:t>й</w:t>
+      </w:r>
+      <w:r>
+        <w:rPr>
+          <w:sz w:val="24"/>
+          <w:szCs w:val="24"/>
+        </w:rPr>
+        <w:t xml:space="preserve"> и сырь</w:t>
+      </w:r>
+      <w:r>
+        <w:rPr>
+          <w:sz w:val="24"/>
+          <w:szCs w:val="24"/>
+        </w:rPr>
+        <w:t>я</w:t>
+      </w:r>
+      <w:r>
+        <w:rPr>
+          <w:sz w:val="24"/>
+          <w:szCs w:val="24"/>
+        </w:rPr>
+        <w:t xml:space="preserve"> из иных стран</w:t>
+      </w:r>
+      <w:r>
+        <w:rPr>
+          <w:sz w:val="24"/>
+          <w:szCs w:val="24"/>
+        </w:rPr>
+        <w:t xml:space="preserve">, что особенно важно в некоторых сферах, как медицина, энергетика или </w:t>
+      </w:r>
+      <w:r>
+        <w:rPr>
+          <w:sz w:val="24"/>
+          <w:szCs w:val="24"/>
+          <w:lang w:val="en-US"/>
+        </w:rPr>
+        <w:t>IT</w:t>
+      </w:r>
+      <w:r>
+        <w:rPr>
+          <w:sz w:val="24"/>
+          <w:szCs w:val="24"/>
+        </w:rPr>
+        <w:t>-</w:t>
+      </w:r>
+      <w:r>
+        <w:rPr>
+          <w:sz w:val="24"/>
+          <w:szCs w:val="24"/>
+        </w:rPr>
+        <w:t>технологии.</w:t>
+      </w:r>
+      <w:r>
+        <w:rPr>
+          <w:sz w:val="24"/>
+          <w:szCs w:val="24"/>
+        </w:rPr>
+        <w:t xml:space="preserve"> Также активное развитие отечественных производителей способствует </w:t>
+      </w:r>
+      <w:r>
+        <w:rPr>
+          <w:sz w:val="24"/>
+          <w:szCs w:val="24"/>
+        </w:rPr>
+        <w:t>увелич</w:t>
+      </w:r>
+      <w:r>
+        <w:rPr>
+          <w:sz w:val="24"/>
+          <w:szCs w:val="24"/>
+        </w:rPr>
+        <w:t>ению</w:t>
+      </w:r>
+      <w:r>
+        <w:rPr>
+          <w:sz w:val="24"/>
+          <w:szCs w:val="24"/>
+        </w:rPr>
+        <w:t xml:space="preserve"> объе</w:t>
+      </w:r>
+      <w:r>
+        <w:rPr>
+          <w:sz w:val="24"/>
+          <w:szCs w:val="24"/>
+        </w:rPr>
+        <w:t>ма</w:t>
+      </w:r>
+      <w:r>
+        <w:rPr>
+          <w:sz w:val="24"/>
+          <w:szCs w:val="24"/>
+        </w:rPr>
+        <w:t xml:space="preserve"> экспорта в нуждающиеся государства, </w:t>
+      </w:r>
+      <w:r>
+        <w:rPr>
+          <w:sz w:val="24"/>
+          <w:szCs w:val="24"/>
+        </w:rPr>
+        <w:lastRenderedPageBreak/>
+        <w:t>что укрепляет национальную валюту</w:t>
+      </w:r>
+      <w:r>
+        <w:rPr>
+          <w:sz w:val="24"/>
+          <w:szCs w:val="24"/>
+        </w:rPr>
+        <w:t xml:space="preserve"> и </w:t>
+      </w:r>
+      <w:r>
+        <w:rPr>
+          <w:sz w:val="24"/>
+          <w:szCs w:val="24"/>
+        </w:rPr>
+        <w:t>экономическое положение страны на мировом рынке.</w:t>
+      </w:r>
+    </w:p>
+    <w:p>
+      <w:pPr>
+        <w:spacing w:line="360" w:lineRule="auto"/>
+        <w:ind w:firstLine="709"/>
+        <w:jc w:val="both"/>
+        <w:rPr>
+          <w:sz w:val="24"/>
+          <w:szCs w:val="24"/>
+        </w:rPr>
+      </w:pPr>
+      <w:r>
+        <w:rPr>
+          <w:sz w:val="24"/>
+          <w:szCs w:val="24"/>
+        </w:rPr>
+        <w:t xml:space="preserve">Однако, несмотря на действительно значимые преимущества поддержки местных производителей, существуют некоторые риски, которые могут возникнуть в подобном подходе. Наверное, самый главный </w:t>
+      </w:r>
+      <w:r>
+        <w:rPr>
+          <w:sz w:val="24"/>
+          <w:szCs w:val="24"/>
+        </w:rPr>
+        <w:t>недочет</w:t>
+      </w:r>
+      <w:r>
+        <w:rPr>
+          <w:sz w:val="24"/>
+          <w:szCs w:val="24"/>
+        </w:rPr>
+        <w:t xml:space="preserve"> чрезмерной помощи подобным компаниям – возможное снижение конкурентоспособности экономического рынка. Поддержка государства может создавать не равные условия, в рамках которых иностранным компаниям будет сложно развиваться и продавать свой продукт, что может создать монополистов на </w:t>
+      </w:r>
+      <w:r>
+        <w:rPr>
+          <w:sz w:val="24"/>
+          <w:szCs w:val="24"/>
+        </w:rPr>
+        <w:t xml:space="preserve">локальном </w:t>
+      </w:r>
+      <w:r>
+        <w:rPr>
+          <w:sz w:val="24"/>
+          <w:szCs w:val="24"/>
+        </w:rPr>
+        <w:t>рынке</w:t>
+      </w:r>
+      <w:r>
+        <w:rPr>
+          <w:sz w:val="24"/>
+          <w:szCs w:val="24"/>
+        </w:rPr>
+        <w:t xml:space="preserve">. </w:t>
+      </w:r>
+      <w:r>
+        <w:rPr>
+          <w:sz w:val="24"/>
+          <w:szCs w:val="24"/>
+        </w:rPr>
+        <w:t>Подобная ситуация созда</w:t>
+      </w:r>
+      <w:r>
+        <w:rPr>
+          <w:sz w:val="24"/>
+          <w:szCs w:val="24"/>
+        </w:rPr>
+        <w:t>ет</w:t>
+      </w:r>
+      <w:r>
+        <w:rPr>
+          <w:sz w:val="24"/>
+          <w:szCs w:val="24"/>
+        </w:rPr>
+        <w:t xml:space="preserve"> условия, </w:t>
+      </w:r>
+      <w:r>
+        <w:rPr>
+          <w:sz w:val="24"/>
+          <w:szCs w:val="24"/>
+        </w:rPr>
+        <w:t xml:space="preserve">в которых компании не будут иметь </w:t>
+      </w:r>
+      <w:r>
+        <w:rPr>
+          <w:sz w:val="24"/>
+          <w:szCs w:val="24"/>
+        </w:rPr>
+        <w:t>достаточный стимул для развития технологи</w:t>
+      </w:r>
+      <w:r>
+        <w:rPr>
+          <w:sz w:val="24"/>
+          <w:szCs w:val="24"/>
+        </w:rPr>
+        <w:t xml:space="preserve">й, </w:t>
+      </w:r>
+      <w:r>
+        <w:rPr>
+          <w:sz w:val="24"/>
+          <w:szCs w:val="24"/>
+        </w:rPr>
+        <w:t xml:space="preserve">улучшения качества </w:t>
+      </w:r>
+      <w:r>
+        <w:rPr>
+          <w:sz w:val="24"/>
+          <w:szCs w:val="24"/>
+        </w:rPr>
+        <w:t>товаров</w:t>
+      </w:r>
+      <w:r>
+        <w:rPr>
+          <w:sz w:val="24"/>
+          <w:szCs w:val="24"/>
+        </w:rPr>
+        <w:t xml:space="preserve"> и </w:t>
+      </w:r>
+      <w:r>
+        <w:rPr>
+          <w:sz w:val="24"/>
+          <w:szCs w:val="24"/>
+        </w:rPr>
+        <w:t xml:space="preserve">оптимизации </w:t>
+      </w:r>
+      <w:r>
+        <w:rPr>
+          <w:sz w:val="24"/>
+          <w:szCs w:val="24"/>
+        </w:rPr>
+        <w:t>логистических цепочек</w:t>
+      </w:r>
+      <w:r>
+        <w:rPr>
+          <w:sz w:val="24"/>
+          <w:szCs w:val="24"/>
+        </w:rPr>
+        <w:t xml:space="preserve">, </w:t>
+      </w:r>
+      <w:r>
+        <w:rPr>
+          <w:sz w:val="24"/>
+          <w:szCs w:val="24"/>
+        </w:rPr>
+        <w:t xml:space="preserve">что приведет к стагнации и </w:t>
+      </w:r>
+      <w:r>
+        <w:rPr>
+          <w:sz w:val="24"/>
+          <w:szCs w:val="24"/>
+        </w:rPr>
+        <w:t>повышени</w:t>
+      </w:r>
+      <w:r>
+        <w:rPr>
+          <w:sz w:val="24"/>
+          <w:szCs w:val="24"/>
+        </w:rPr>
+        <w:t>ю розничных цен.</w:t>
+      </w:r>
+    </w:p>
+    <w:p>
+      <w:pPr>
+        <w:spacing w:line="360" w:lineRule="auto"/>
+        <w:ind w:firstLine="709"/>
+        <w:jc w:val="both"/>
+        <w:rPr>
+          <w:sz w:val="24"/>
+          <w:szCs w:val="24"/>
+        </w:rPr>
+      </w:pPr>
+      <w:r>
+        <w:rPr>
+          <w:sz w:val="24"/>
+          <w:szCs w:val="24"/>
+        </w:rPr>
+        <w:t xml:space="preserve">Еще одним недостатком поддержки отечественных производителей является усиленное влияние государства на экономический рынок. </w:t>
+      </w:r>
+      <w:r>
+        <w:rPr>
+          <w:sz w:val="24"/>
+          <w:szCs w:val="24"/>
+        </w:rPr>
+        <w:t>Постоянно п</w:t>
+      </w:r>
+      <w:r>
+        <w:rPr>
+          <w:sz w:val="24"/>
+          <w:szCs w:val="24"/>
+        </w:rPr>
+        <w:t>редоставляя различные формы помощи</w:t>
+      </w:r>
+      <w:r>
+        <w:rPr>
+          <w:sz w:val="24"/>
+          <w:szCs w:val="24"/>
+        </w:rPr>
+        <w:t xml:space="preserve"> в виде субсидий, грантов, льготных кредитов или каких-либо налоговых льгот</w:t>
+      </w:r>
+      <w:r>
+        <w:rPr>
+          <w:sz w:val="24"/>
+          <w:szCs w:val="24"/>
+        </w:rPr>
+        <w:t>, государство может быть слишком сильно вовлечено в экономические процессы, что может привести к снижению свободы на рынке, затруднить конкуренцию и сформировать зависимые от поддержки предприятия</w:t>
+      </w:r>
+      <w:r>
+        <w:rPr>
+          <w:sz w:val="24"/>
+          <w:szCs w:val="24"/>
+        </w:rPr>
+        <w:t>, которые без подобной помощи не смогу существовать или поддерживать непрерывную работу предприятий,</w:t>
+      </w:r>
+      <w:r>
+        <w:rPr>
+          <w:sz w:val="24"/>
+          <w:szCs w:val="24"/>
+        </w:rPr>
+        <w:t xml:space="preserve"> что также плохо скажется на экономическом состоянии страны. </w:t>
+      </w:r>
+    </w:p>
+    <w:p>
+      <w:pPr>
+        <w:spacing w:line="360" w:lineRule="auto"/>
+        <w:ind w:firstLine="709"/>
+        <w:jc w:val="both"/>
+        <w:rPr>
+          <w:sz w:val="24"/>
+          <w:szCs w:val="24"/>
+        </w:rPr>
+      </w:pPr>
+      <w:r>
+        <w:rPr>
+          <w:sz w:val="24"/>
+          <w:szCs w:val="24"/>
+        </w:rPr>
+        <w:t xml:space="preserve">Еще одним негативным фактором может выступить международная торговля и экономика. Слишком активная поддержка государства местных компаний может вызвать недовольство у стран-партнеров, так как их продукция, сырье или услуги будут продаваться меньше в рамках нечестной конкуренции. Подобные ситуации могут привести к определенным ограничениям, снижению экспорта, конкурентоспособности страны на мировом рынке, а в худшем случае к конфликтам. </w:t>
+      </w:r>
+    </w:p>
+    <w:p>
+      <w:pPr>
+        <w:spacing w:line="360" w:lineRule="auto"/>
+        <w:ind w:firstLine="708"/>
+        <w:jc w:val="both"/>
+        <w:rPr>
+          <w:sz w:val="24"/>
+          <w:szCs w:val="24"/>
+        </w:rPr>
+      </w:pPr>
+      <w:r>
+        <w:rPr>
+          <w:sz w:val="24"/>
+          <w:szCs w:val="24"/>
+        </w:rPr>
+        <w:t>Таким образом, поддержка отечественных производителей государством является важным и необходимым инструментом для экономики, который может помочь улучшить экономическое положение страны, социальную составляющую, пополнить недостающий бюджет и закрепиться на международном рынке. Подобная помощь со стороны государства неотъемлема при построении сильной экономики, однако ей стоит пользоваться взвешенно и аккуратно, чтобы не создавать нечестных условий, при которых конкуренция</w:t>
+      </w:r>
+      <w:r>
+        <w:rPr>
+          <w:sz w:val="24"/>
+          <w:szCs w:val="24"/>
+        </w:rPr>
+        <w:t xml:space="preserve"> для определенных компаний</w:t>
+      </w:r>
+      <w:r>
+        <w:rPr>
+          <w:sz w:val="24"/>
+          <w:szCs w:val="24"/>
+        </w:rPr>
+        <w:t xml:space="preserve"> становится невозможна, зависимых от государства предприятий и не провоцировать какие-либо недопонимания или конфликты на международном рынке</w:t>
+      </w:r>
+      <w:r>
+        <w:rPr>
+          <w:sz w:val="24"/>
+          <w:szCs w:val="24"/>
+        </w:rPr>
+        <w:t xml:space="preserve">, что может поставить экономику в еще более худшее </w:t>
+      </w:r>
+      <w:r>
+        <w:rPr>
+          <w:sz w:val="24"/>
+          <w:szCs w:val="24"/>
+        </w:rPr>
+        <w:lastRenderedPageBreak/>
+        <w:t xml:space="preserve">положение. </w:t>
+      </w:r>
+      <w:r>
+        <w:rPr>
+          <w:sz w:val="24"/>
+          <w:szCs w:val="24"/>
+        </w:rPr>
+        <w:t>В таком случае, при правильном применении поддержка государства отечественных предприятий становится наиболее эффективным способом для укрепления экономического состояния и повышени</w:t>
+      </w:r>
+      <w:r>
+        <w:rPr>
+          <w:sz w:val="24"/>
+          <w:szCs w:val="24"/>
+        </w:rPr>
+        <w:t>я</w:t>
+      </w:r>
+      <w:r>
+        <w:rPr>
+          <w:sz w:val="24"/>
+          <w:szCs w:val="24"/>
+        </w:rPr>
+        <w:t xml:space="preserve"> конкурентоспособности на международном</w:t>
+      </w:r>
+      <w:r>
+        <w:rPr>
+          <w:sz w:val="24"/>
+          <w:szCs w:val="24"/>
+        </w:rPr>
+        <w:t xml:space="preserve"> </w:t>
+      </w:r>
+      <w:r>
+        <w:rPr>
+          <w:sz w:val="24"/>
+          <w:szCs w:val="24"/>
+        </w:rPr>
+        <w:t>уровне.</w:t>
+      </w:r>
+    </w:p>
+    <w:p>
+      <w:pPr>
+        <w:spacing w:line="360" w:lineRule="auto"/>
+        <w:jc w:val="center"/>
         <w:rPr>
           <w:sz w:val="24"/>
           <w:szCs w:val="24"/>
@@ -3426,11 +4269,90 @@
         </w:rPr>
         <w:t>Список используемое литературы</w:t>
       </w:r>
+      <w:r>
+        <w:rPr>
+          <w:sz w:val="24"/>
+          <w:szCs w:val="24"/>
+        </w:rPr>
+        <w:t>:</w:t>
+      </w:r>
+    </w:p>
+    <w:p>
+      <w:pPr>
+        <w:pStyle w:val="a6"/>
+        <w:numPr>
+          <w:ilvl w:val="6"/>
+          <w:numId w:val="4"/>
+        </w:numPr>
+        <w:spacing w:line="360" w:lineRule="auto"/>
+        <w:ind w:left="0" w:firstLine="851"/>
+        <w:jc w:val="both"/>
+        <w:rPr>
+          <w:sz w:val="24"/>
+          <w:szCs w:val="24"/>
+        </w:rPr>
+      </w:pPr>
+      <w:r>
+        <w:rPr>
+          <w:sz w:val="24"/>
+          <w:szCs w:val="24"/>
+        </w:rPr>
+        <w:t xml:space="preserve">Роль государства в поддержке отечественного производителя и методы осуществления такой поддержки // Молодой учёный URL: </w:t>
+      </w:r>
+      <w:hyperlink r:id="rId12" w:history="1">
+        <w:r>
+          <w:rPr>
+            <w:rStyle w:val="af1"/>
+            <w:sz w:val="24"/>
+            <w:szCs w:val="24"/>
+          </w:rPr>
+          <w:t>https://moluch.ru/archive/458/1007</w:t>
+        </w:r>
+        <w:r>
+          <w:rPr>
+            <w:rStyle w:val="af1"/>
+            <w:sz w:val="24"/>
+            <w:szCs w:val="24"/>
+          </w:rPr>
+          <w:t>7</w:t>
+        </w:r>
+        <w:r>
+          <w:rPr>
+            <w:rStyle w:val="af1"/>
+            <w:sz w:val="24"/>
+            <w:szCs w:val="24"/>
+          </w:rPr>
+          <w:t>8</w:t>
+        </w:r>
+      </w:hyperlink>
+    </w:p>
+    <w:p>
+      <w:pPr>
+        <w:pStyle w:val="a6"/>
+        <w:numPr>
+          <w:ilvl w:val="6"/>
+          <w:numId w:val="4"/>
+        </w:numPr>
+        <w:spacing w:line="360" w:lineRule="auto"/>
+        <w:ind w:left="0" w:firstLine="851"/>
+        <w:jc w:val="both"/>
+        <w:rPr>
+          <w:sz w:val="24"/>
+          <w:szCs w:val="24"/>
+        </w:rPr>
+      </w:pPr>
+      <w:r>
+        <w:rPr>
+          <w:sz w:val="24"/>
+          <w:szCs w:val="24"/>
+        </w:rPr>
+        <w:t>Роль государства в поддержке отечественного производителя и методы осуществления такой поддержки // Молодой учёный URL: https://moluch.ru/archive/458/100800</w:t>
+      </w:r>
     </w:p>
     <w:sectPr>
-      <w:footerReference w:type="even" r:id="rId12"/>
-      <w:footerReference w:type="default" r:id="rId13"/>
-      <w:footerReference w:type="first" r:id="rId14"/>
+      <w:footerReference w:type="even" r:id="rId13"/>
+      <w:footerReference w:type="default" r:id="rId14"/>
+      <w:footerReference w:type="first" r:id="rId15"/>
       <w:pgSz w:w="11906" w:h="16838"/>
       <w:pgMar w:top="1134" w:right="850" w:bottom="1134" w:left="1701" w:header="0" w:footer="708" w:gutter="0"/>
       <w:cols w:space="720"/>
@@ -4924,6 +5846,18 @@
       </w:tblBorders>
     </w:tblPr>
   </w:style>
+  <w:style w:type="character" w:styleId="af8">
+    <w:name w:val="FollowedHyperlink"/>
+    <w:basedOn w:val="a0"/>
+    <w:uiPriority w:val="99"/>
+    <w:semiHidden/>
+    <w:unhideWhenUsed/>
+    <w:rsid w:val="0011484A"/>
+    <w:rPr>
+      <w:color w:val="954F72" w:themeColor="followedHyperlink"/>
+      <w:u w:val="single"/>
+    </w:rPr>
+  </w:style>
 </w:styles>
 </file>
 
